--- a/report_agent/output/risk_assessment_form/risk_assessment_form_filled.docx
+++ b/report_agent/output/risk_assessment_form/risk_assessment_form_filled.docx
@@ -373,7 +373,7 @@
                 <w:sz w:val="16"/>
                 <w:szCs w:val="16"/>
               </w:rPr>
-              <w:t>2026-08-08</w:t>
+              <w:t>2026-08-10</w:t>
             </w:r>
           </w:p>
         </w:tc>
@@ -2925,7 +2925,7 @@
                 <w:sz w:val="12"/>
                 <w:szCs w:val="12"/>
               </w:rPr>
-              <w:t>조치가 필요하다.</w:t>
+              <w:t>조치가 필요하다고 확인됐다.</w:t>
             </w:r>
           </w:p>
         </w:tc>
@@ -4182,7 +4182,7 @@
                 <w:sz w:val="12"/>
                 <w:szCs w:val="12"/>
               </w:rPr>
-              <w:t>점검자 메모 프로세스 확인용이다.</w:t>
+              <w:t>점검자 메모 프로세스 확인용으로 작성됐다.</w:t>
             </w:r>
           </w:p>
         </w:tc>
@@ -4441,7 +4441,7 @@
                 <w:sz w:val="12"/>
                 <w:szCs w:val="12"/>
               </w:rPr>
-              <w:t>조치 내용이 백엔드에 표시되는지 테스트했다.</w:t>
+              <w:t>조치 내용이 백엔드에 정상적으로 표시되는지 테스트했다.</w:t>
             </w:r>
           </w:p>
         </w:tc>
@@ -5447,7 +5447,7 @@
                 <w:sz w:val="12"/>
                 <w:szCs w:val="12"/>
               </w:rPr>
-              <w:t>조치가 필요하다.</w:t>
+              <w:t>조치가 필요하다고 확인됐다.</w:t>
             </w:r>
           </w:p>
         </w:tc>
@@ -6704,7 +6704,7 @@
                 <w:sz w:val="12"/>
                 <w:szCs w:val="12"/>
               </w:rPr>
-              <w:t>[매월] 정기 점검 자동 생성 건이다.</w:t>
+              <w:t>[매월] 정기 점검 자동 생성 건으로 확인됐다.</w:t>
             </w:r>
           </w:p>
         </w:tc>
@@ -9218,7 +9218,7 @@
                 <w:sz w:val="12"/>
                 <w:szCs w:val="12"/>
               </w:rPr>
-              <w:t>조치가 필요하다.</w:t>
+              <w:t>조치가 필요하다고 확인됐다.</w:t>
             </w:r>
           </w:p>
         </w:tc>
@@ -10475,7 +10475,7 @@
                 <w:sz w:val="12"/>
                 <w:szCs w:val="12"/>
               </w:rPr>
-              <w:t>[매일] 정기 점검 자동 생성 건이다.</w:t>
+              <w:t>[매일] 정기 점검 자동 생성 건으로 확인됐다.</w:t>
             </w:r>
           </w:p>
         </w:tc>
@@ -11732,7 +11732,7 @@
                 <w:sz w:val="12"/>
                 <w:szCs w:val="12"/>
               </w:rPr>
-              <w:t>[매일] 정기 점검 자동 생성 건이다.</w:t>
+              <w:t>[매일] 정기 점검 자동 생성 건으로 확인됐다.</w:t>
             </w:r>
           </w:p>
         </w:tc>
@@ -12989,7 +12989,7 @@
                 <w:sz w:val="12"/>
                 <w:szCs w:val="12"/>
               </w:rPr>
-              <w:t>조치가 필요하다.</w:t>
+              <w:t>조치가 필요하다고 확인됐다.</w:t>
             </w:r>
           </w:p>
         </w:tc>
@@ -14246,7 +14246,7 @@
                 <w:sz w:val="12"/>
                 <w:szCs w:val="12"/>
               </w:rPr>
-              <w:t>비상 통로 확보가 양호하다.</w:t>
+              <w:t>비상 통로 확보 상태가 양호한 것으로 확인됐다.</w:t>
             </w:r>
           </w:p>
         </w:tc>
@@ -15762,7 +15762,7 @@
                 <w:sz w:val="12"/>
                 <w:szCs w:val="12"/>
               </w:rPr>
-              <w:t>조치했다.</w:t>
+              <w:t>조치 완료했다.</w:t>
             </w:r>
           </w:p>
         </w:tc>
@@ -17151,6 +17151,1264 @@
                 <w:szCs w:val="12"/>
               </w:rPr>
               <w:t>점검이력</w:t>
+            </w:r>
+          </w:p>
+        </w:tc>
+        <w:tc>
+          <w:tcPr>
+            <w:tcW w:w="64" w:type="pct"/>
+            <w:vAlign w:val="center"/>
+            <w:hideMark/>
+          </w:tcPr>
+          <w:p>
+            <w:pPr>
+              <w:widowControl/>
+              <w:wordWrap/>
+              <w:autoSpaceDE/>
+              <w:autoSpaceDN/>
+              <w:spacing w:after="0" w:line="240" w:lineRule="auto"/>
+              <w:jc w:val="left"/>
+              <w:rPr>
+                <w:rFonts w:ascii="Times New Roman" w:eastAsia="Times New Roman" w:hAnsi="Times New Roman" w:cs="Times New Roman"/>
+                <w:kern w:val="0"/>
+                <w:szCs w:val="20"/>
+              </w:rPr>
+            </w:pPr>
+          </w:p>
+        </w:tc>
+      </w:tr>
+      <w:tr>
+        <w:trPr>
+          <w:trHeight w:val="315"/>
+        </w:trPr>
+        <w:tc>
+          <w:tcPr>
+            <w:tcW w:w="234" w:type="pct"/>
+            <w:vMerge/>
+            <w:tcBorders>
+              <w:top w:val="nil"/>
+              <w:bottom w:val="single" w:sz="8" w:space="0" w:color="000000"/>
+              <w:right w:val="single" w:sz="8" w:space="0" w:color="B7C9D6"/>
+            </w:tcBorders>
+            <w:vAlign w:val="center"/>
+            <w:hideMark/>
+          </w:tcPr>
+          <w:p>
+            <w:pPr>
+              <w:widowControl/>
+              <w:wordWrap/>
+              <w:autoSpaceDE/>
+              <w:autoSpaceDN/>
+              <w:spacing w:after="0" w:line="240" w:lineRule="auto"/>
+              <w:jc w:val="left"/>
+              <w:rPr>
+                <w:rFonts w:ascii="맑은 고딕" w:eastAsia="맑은 고딕" w:hAnsi="맑은 고딕" w:cs="Arial"/>
+                <w:color w:val="000000"/>
+                <w:kern w:val="0"/>
+                <w:szCs w:val="20"/>
+              </w:rPr>
+            </w:pPr>
+          </w:p>
+        </w:tc>
+        <w:tc>
+          <w:tcPr>
+            <w:tcW w:w="309" w:type="pct"/>
+            <w:vMerge/>
+            <w:tcBorders>
+              <w:top w:val="nil"/>
+              <w:left w:val="single" w:sz="8" w:space="0" w:color="B7C9D6"/>
+              <w:bottom w:val="single" w:sz="8" w:space="0" w:color="000000"/>
+              <w:right w:val="single" w:sz="8" w:space="0" w:color="B7C9D6"/>
+            </w:tcBorders>
+            <w:vAlign w:val="center"/>
+            <w:hideMark/>
+          </w:tcPr>
+          <w:p>
+            <w:pPr>
+              <w:widowControl/>
+              <w:wordWrap/>
+              <w:autoSpaceDE/>
+              <w:autoSpaceDN/>
+              <w:spacing w:after="0" w:line="240" w:lineRule="auto"/>
+              <w:jc w:val="left"/>
+              <w:rPr>
+                <w:rFonts w:ascii="맑은 고딕" w:eastAsia="맑은 고딕" w:hAnsi="맑은 고딕" w:cs="Arial"/>
+                <w:color w:val="000000"/>
+                <w:kern w:val="0"/>
+                <w:sz w:val="12"/>
+                <w:szCs w:val="12"/>
+              </w:rPr>
+            </w:pPr>
+          </w:p>
+        </w:tc>
+        <w:tc>
+          <w:tcPr>
+            <w:tcW w:w="309" w:type="pct"/>
+            <w:vMerge/>
+            <w:tcBorders>
+              <w:top w:val="nil"/>
+              <w:left w:val="single" w:sz="8" w:space="0" w:color="B7C9D6"/>
+              <w:bottom w:val="single" w:sz="8" w:space="0" w:color="000000"/>
+              <w:right w:val="single" w:sz="8" w:space="0" w:color="B7C9D6"/>
+            </w:tcBorders>
+            <w:vAlign w:val="center"/>
+            <w:hideMark/>
+          </w:tcPr>
+          <w:p>
+            <w:pPr>
+              <w:widowControl/>
+              <w:wordWrap/>
+              <w:autoSpaceDE/>
+              <w:autoSpaceDN/>
+              <w:spacing w:after="0" w:line="240" w:lineRule="auto"/>
+              <w:jc w:val="left"/>
+              <w:rPr>
+                <w:rFonts w:ascii="맑은 고딕" w:eastAsia="맑은 고딕" w:hAnsi="맑은 고딕" w:cs="Arial"/>
+                <w:color w:val="000000"/>
+                <w:kern w:val="0"/>
+                <w:sz w:val="12"/>
+                <w:szCs w:val="12"/>
+              </w:rPr>
+            </w:pPr>
+          </w:p>
+        </w:tc>
+        <w:tc>
+          <w:tcPr>
+            <w:tcW w:w="309" w:type="pct"/>
+            <w:vMerge/>
+            <w:tcBorders>
+              <w:top w:val="nil"/>
+              <w:left w:val="single" w:sz="8" w:space="0" w:color="B7C9D6"/>
+              <w:bottom w:val="single" w:sz="8" w:space="0" w:color="000000"/>
+              <w:right w:val="single" w:sz="8" w:space="0" w:color="B7C9D6"/>
+            </w:tcBorders>
+            <w:vAlign w:val="center"/>
+            <w:hideMark/>
+          </w:tcPr>
+          <w:p>
+            <w:pPr>
+              <w:widowControl/>
+              <w:wordWrap/>
+              <w:autoSpaceDE/>
+              <w:autoSpaceDN/>
+              <w:spacing w:after="0" w:line="240" w:lineRule="auto"/>
+              <w:jc w:val="left"/>
+              <w:rPr>
+                <w:rFonts w:ascii="맑은 고딕" w:eastAsia="맑은 고딕" w:hAnsi="맑은 고딕" w:cs="Arial"/>
+                <w:b/>
+                <w:bCs/>
+                <w:color w:val="000000"/>
+                <w:kern w:val="0"/>
+                <w:sz w:val="12"/>
+                <w:szCs w:val="12"/>
+              </w:rPr>
+            </w:pPr>
+          </w:p>
+        </w:tc>
+        <w:tc>
+          <w:tcPr>
+            <w:tcW w:w="309" w:type="pct"/>
+            <w:vMerge/>
+            <w:tcBorders>
+              <w:top w:val="nil"/>
+              <w:left w:val="single" w:sz="8" w:space="0" w:color="B7C9D6"/>
+              <w:bottom w:val="single" w:sz="8" w:space="0" w:color="000000"/>
+              <w:right w:val="single" w:sz="8" w:space="0" w:color="B7C9D6"/>
+            </w:tcBorders>
+            <w:vAlign w:val="center"/>
+            <w:hideMark/>
+          </w:tcPr>
+          <w:p>
+            <w:pPr>
+              <w:widowControl/>
+              <w:wordWrap/>
+              <w:autoSpaceDE/>
+              <w:autoSpaceDN/>
+              <w:spacing w:after="0" w:line="240" w:lineRule="auto"/>
+              <w:jc w:val="left"/>
+              <w:rPr>
+                <w:rFonts w:ascii="맑은 고딕" w:eastAsia="맑은 고딕" w:hAnsi="맑은 고딕" w:cs="Arial"/>
+                <w:b/>
+                <w:bCs/>
+                <w:color w:val="000000"/>
+                <w:kern w:val="0"/>
+                <w:sz w:val="12"/>
+                <w:szCs w:val="12"/>
+              </w:rPr>
+            </w:pPr>
+          </w:p>
+        </w:tc>
+        <w:tc>
+          <w:tcPr>
+            <w:tcW w:w="311" w:type="pct"/>
+            <w:vMerge/>
+            <w:tcBorders>
+              <w:top w:val="nil"/>
+              <w:left w:val="single" w:sz="8" w:space="0" w:color="B7C9D6"/>
+              <w:bottom w:val="single" w:sz="8" w:space="0" w:color="000000"/>
+              <w:right w:val="single" w:sz="8" w:space="0" w:color="B7C9D6"/>
+            </w:tcBorders>
+            <w:vAlign w:val="center"/>
+            <w:hideMark/>
+          </w:tcPr>
+          <w:p>
+            <w:pPr>
+              <w:widowControl/>
+              <w:wordWrap/>
+              <w:autoSpaceDE/>
+              <w:autoSpaceDN/>
+              <w:spacing w:after="0" w:line="240" w:lineRule="auto"/>
+              <w:jc w:val="left"/>
+              <w:rPr>
+                <w:rFonts w:ascii="맑은 고딕" w:eastAsia="맑은 고딕" w:hAnsi="맑은 고딕" w:cs="Arial"/>
+                <w:b/>
+                <w:bCs/>
+                <w:color w:val="000000"/>
+                <w:kern w:val="0"/>
+                <w:sz w:val="12"/>
+                <w:szCs w:val="12"/>
+              </w:rPr>
+            </w:pPr>
+          </w:p>
+        </w:tc>
+        <w:tc>
+          <w:tcPr>
+            <w:tcW w:w="309" w:type="pct"/>
+            <w:vMerge/>
+            <w:tcBorders>
+              <w:top w:val="nil"/>
+              <w:left w:val="single" w:sz="8" w:space="0" w:color="B7C9D6"/>
+              <w:bottom w:val="single" w:sz="8" w:space="0" w:color="000000"/>
+              <w:right w:val="single" w:sz="8" w:space="0" w:color="B7C9D6"/>
+            </w:tcBorders>
+            <w:vAlign w:val="center"/>
+            <w:hideMark/>
+          </w:tcPr>
+          <w:p>
+            <w:pPr>
+              <w:widowControl/>
+              <w:wordWrap/>
+              <w:autoSpaceDE/>
+              <w:autoSpaceDN/>
+              <w:spacing w:after="0" w:line="240" w:lineRule="auto"/>
+              <w:jc w:val="left"/>
+              <w:rPr>
+                <w:rFonts w:ascii="맑은 고딕" w:eastAsia="맑은 고딕" w:hAnsi="맑은 고딕" w:cs="Arial"/>
+                <w:b/>
+                <w:bCs/>
+                <w:color w:val="000000"/>
+                <w:kern w:val="0"/>
+                <w:sz w:val="12"/>
+                <w:szCs w:val="12"/>
+              </w:rPr>
+            </w:pPr>
+          </w:p>
+        </w:tc>
+        <w:tc>
+          <w:tcPr>
+            <w:tcW w:w="310" w:type="pct"/>
+            <w:vMerge/>
+            <w:tcBorders>
+              <w:top w:val="nil"/>
+              <w:left w:val="single" w:sz="8" w:space="0" w:color="B7C9D6"/>
+              <w:bottom w:val="single" w:sz="8" w:space="0" w:color="000000"/>
+              <w:right w:val="single" w:sz="8" w:space="0" w:color="B7C9D6"/>
+            </w:tcBorders>
+            <w:vAlign w:val="center"/>
+            <w:hideMark/>
+          </w:tcPr>
+          <w:p>
+            <w:pPr>
+              <w:widowControl/>
+              <w:wordWrap/>
+              <w:autoSpaceDE/>
+              <w:autoSpaceDN/>
+              <w:spacing w:after="0" w:line="240" w:lineRule="auto"/>
+              <w:jc w:val="left"/>
+              <w:rPr>
+                <w:rFonts w:ascii="맑은 고딕" w:eastAsia="맑은 고딕" w:hAnsi="맑은 고딕" w:cs="Arial"/>
+                <w:color w:val="000000"/>
+                <w:kern w:val="0"/>
+                <w:sz w:val="12"/>
+                <w:szCs w:val="12"/>
+              </w:rPr>
+            </w:pPr>
+          </w:p>
+        </w:tc>
+        <w:tc>
+          <w:tcPr>
+            <w:tcW w:w="309" w:type="pct"/>
+            <w:vMerge/>
+            <w:tcBorders>
+              <w:top w:val="nil"/>
+              <w:left w:val="single" w:sz="8" w:space="0" w:color="B7C9D6"/>
+              <w:bottom w:val="single" w:sz="8" w:space="0" w:color="000000"/>
+              <w:right w:val="single" w:sz="8" w:space="0" w:color="B7C9D6"/>
+            </w:tcBorders>
+            <w:vAlign w:val="center"/>
+            <w:hideMark/>
+          </w:tcPr>
+          <w:p>
+            <w:pPr>
+              <w:widowControl/>
+              <w:wordWrap/>
+              <w:autoSpaceDE/>
+              <w:autoSpaceDN/>
+              <w:spacing w:after="0" w:line="240" w:lineRule="auto"/>
+              <w:jc w:val="left"/>
+              <w:rPr>
+                <w:rFonts w:ascii="맑은 고딕" w:eastAsia="맑은 고딕" w:hAnsi="맑은 고딕" w:cs="Arial"/>
+                <w:b/>
+                <w:bCs/>
+                <w:color w:val="FFFFFF"/>
+                <w:kern w:val="0"/>
+                <w:sz w:val="12"/>
+                <w:szCs w:val="12"/>
+              </w:rPr>
+            </w:pPr>
+          </w:p>
+        </w:tc>
+        <w:tc>
+          <w:tcPr>
+            <w:tcW w:w="311" w:type="pct"/>
+            <w:vMerge/>
+            <w:tcBorders>
+              <w:top w:val="nil"/>
+              <w:left w:val="single" w:sz="8" w:space="0" w:color="B7C9D6"/>
+              <w:bottom w:val="single" w:sz="8" w:space="0" w:color="000000"/>
+              <w:right w:val="single" w:sz="8" w:space="0" w:color="B7C9D6"/>
+            </w:tcBorders>
+            <w:vAlign w:val="center"/>
+            <w:hideMark/>
+          </w:tcPr>
+          <w:p>
+            <w:pPr>
+              <w:widowControl/>
+              <w:wordWrap/>
+              <w:autoSpaceDE/>
+              <w:autoSpaceDN/>
+              <w:spacing w:after="0" w:line="240" w:lineRule="auto"/>
+              <w:jc w:val="left"/>
+              <w:rPr>
+                <w:rFonts w:ascii="맑은 고딕" w:eastAsia="맑은 고딕" w:hAnsi="맑은 고딕" w:cs="Arial"/>
+                <w:color w:val="000000"/>
+                <w:kern w:val="0"/>
+                <w:szCs w:val="20"/>
+              </w:rPr>
+            </w:pPr>
+          </w:p>
+        </w:tc>
+        <w:tc>
+          <w:tcPr>
+            <w:tcW w:w="309" w:type="pct"/>
+            <w:vMerge/>
+            <w:tcBorders>
+              <w:top w:val="nil"/>
+              <w:left w:val="single" w:sz="8" w:space="0" w:color="B7C9D6"/>
+              <w:bottom w:val="single" w:sz="8" w:space="0" w:color="000000"/>
+              <w:right w:val="single" w:sz="8" w:space="0" w:color="B7C9D6"/>
+            </w:tcBorders>
+            <w:vAlign w:val="center"/>
+            <w:hideMark/>
+          </w:tcPr>
+          <w:p>
+            <w:pPr>
+              <w:widowControl/>
+              <w:wordWrap/>
+              <w:autoSpaceDE/>
+              <w:autoSpaceDN/>
+              <w:spacing w:after="0" w:line="240" w:lineRule="auto"/>
+              <w:jc w:val="left"/>
+              <w:rPr>
+                <w:rFonts w:ascii="맑은 고딕" w:eastAsia="맑은 고딕" w:hAnsi="맑은 고딕" w:cs="Arial"/>
+                <w:b/>
+                <w:bCs/>
+                <w:color w:val="000000"/>
+                <w:kern w:val="0"/>
+                <w:sz w:val="12"/>
+                <w:szCs w:val="12"/>
+              </w:rPr>
+            </w:pPr>
+          </w:p>
+        </w:tc>
+        <w:tc>
+          <w:tcPr>
+            <w:tcW w:w="246" w:type="pct"/>
+            <w:vMerge/>
+            <w:tcBorders>
+              <w:top w:val="nil"/>
+              <w:left w:val="single" w:sz="8" w:space="0" w:color="B7C9D6"/>
+              <w:bottom w:val="single" w:sz="8" w:space="0" w:color="000000"/>
+              <w:right w:val="single" w:sz="8" w:space="0" w:color="B7C9D6"/>
+            </w:tcBorders>
+            <w:vAlign w:val="center"/>
+            <w:hideMark/>
+          </w:tcPr>
+          <w:p>
+            <w:pPr>
+              <w:widowControl/>
+              <w:wordWrap/>
+              <w:autoSpaceDE/>
+              <w:autoSpaceDN/>
+              <w:spacing w:after="0" w:line="240" w:lineRule="auto"/>
+              <w:jc w:val="left"/>
+              <w:rPr>
+                <w:rFonts w:ascii="맑은 고딕" w:eastAsia="맑은 고딕" w:hAnsi="맑은 고딕" w:cs="Arial"/>
+                <w:color w:val="000000"/>
+                <w:kern w:val="0"/>
+                <w:szCs w:val="20"/>
+              </w:rPr>
+            </w:pPr>
+          </w:p>
+        </w:tc>
+        <w:tc>
+          <w:tcPr>
+            <w:tcW w:w="372" w:type="pct"/>
+            <w:vMerge/>
+            <w:tcBorders>
+              <w:top w:val="nil"/>
+              <w:left w:val="single" w:sz="8" w:space="0" w:color="B7C9D6"/>
+              <w:bottom w:val="single" w:sz="8" w:space="0" w:color="000000"/>
+              <w:right w:val="nil"/>
+            </w:tcBorders>
+            <w:vAlign w:val="center"/>
+            <w:hideMark/>
+          </w:tcPr>
+          <w:p>
+            <w:pPr>
+              <w:widowControl/>
+              <w:wordWrap/>
+              <w:autoSpaceDE/>
+              <w:autoSpaceDN/>
+              <w:spacing w:after="0" w:line="240" w:lineRule="auto"/>
+              <w:jc w:val="left"/>
+              <w:rPr>
+                <w:rFonts w:ascii="맑은 고딕" w:eastAsia="맑은 고딕" w:hAnsi="맑은 고딕" w:cs="Arial"/>
+                <w:color w:val="000000"/>
+                <w:kern w:val="0"/>
+                <w:sz w:val="12"/>
+                <w:szCs w:val="12"/>
+              </w:rPr>
+            </w:pPr>
+          </w:p>
+        </w:tc>
+        <w:tc>
+          <w:tcPr>
+            <w:tcW w:w="309" w:type="pct"/>
+            <w:vMerge/>
+            <w:tcBorders>
+              <w:top w:val="nil"/>
+              <w:left w:val="single" w:sz="8" w:space="0" w:color="B7C9D6"/>
+              <w:bottom w:val="single" w:sz="8" w:space="0" w:color="000000"/>
+              <w:right w:val="nil"/>
+            </w:tcBorders>
+            <w:vAlign w:val="center"/>
+            <w:hideMark/>
+          </w:tcPr>
+          <w:p>
+            <w:pPr>
+              <w:widowControl/>
+              <w:wordWrap/>
+              <w:autoSpaceDE/>
+              <w:autoSpaceDN/>
+              <w:spacing w:after="0" w:line="240" w:lineRule="auto"/>
+              <w:jc w:val="left"/>
+              <w:rPr>
+                <w:rFonts w:ascii="맑은 고딕" w:eastAsia="맑은 고딕" w:hAnsi="맑은 고딕" w:cs="Arial"/>
+                <w:color w:val="000000"/>
+                <w:kern w:val="0"/>
+                <w:sz w:val="12"/>
+                <w:szCs w:val="12"/>
+              </w:rPr>
+            </w:pPr>
+          </w:p>
+        </w:tc>
+        <w:tc>
+          <w:tcPr>
+            <w:tcW w:w="400" w:type="pct"/>
+            <w:vMerge/>
+            <w:tcBorders>
+              <w:top w:val="nil"/>
+              <w:left w:val="single" w:sz="8" w:space="0" w:color="B7C9D6"/>
+              <w:bottom w:val="single" w:sz="8" w:space="0" w:color="000000"/>
+              <w:right w:val="nil"/>
+            </w:tcBorders>
+            <w:vAlign w:val="center"/>
+            <w:hideMark/>
+          </w:tcPr>
+          <w:p>
+            <w:pPr>
+              <w:widowControl/>
+              <w:wordWrap/>
+              <w:autoSpaceDE/>
+              <w:autoSpaceDN/>
+              <w:spacing w:after="0" w:line="240" w:lineRule="auto"/>
+              <w:jc w:val="left"/>
+              <w:rPr>
+                <w:rFonts w:ascii="맑은 고딕" w:eastAsia="맑은 고딕" w:hAnsi="맑은 고딕" w:cs="Arial"/>
+                <w:color w:val="000000"/>
+                <w:kern w:val="0"/>
+                <w:sz w:val="12"/>
+                <w:szCs w:val="12"/>
+              </w:rPr>
+            </w:pPr>
+          </w:p>
+        </w:tc>
+        <w:tc>
+          <w:tcPr>
+            <w:tcW w:w="280" w:type="pct"/>
+            <w:vMerge/>
+            <w:tcBorders>
+              <w:top w:val="nil"/>
+              <w:left w:val="single" w:sz="8" w:space="0" w:color="B7C9D6"/>
+              <w:bottom w:val="single" w:sz="8" w:space="0" w:color="000000"/>
+              <w:right w:val="single" w:sz="8" w:space="0" w:color="auto"/>
+            </w:tcBorders>
+            <w:vAlign w:val="center"/>
+            <w:hideMark/>
+          </w:tcPr>
+          <w:p>
+            <w:pPr>
+              <w:widowControl/>
+              <w:wordWrap/>
+              <w:autoSpaceDE/>
+              <w:autoSpaceDN/>
+              <w:spacing w:after="0" w:line="240" w:lineRule="auto"/>
+              <w:jc w:val="left"/>
+              <w:rPr>
+                <w:rFonts w:ascii="맑은 고딕" w:eastAsia="맑은 고딕" w:hAnsi="맑은 고딕" w:cs="Arial"/>
+                <w:color w:val="000000"/>
+                <w:kern w:val="0"/>
+                <w:sz w:val="12"/>
+                <w:szCs w:val="12"/>
+              </w:rPr>
+            </w:pPr>
+          </w:p>
+        </w:tc>
+        <w:tc>
+          <w:tcPr>
+            <w:tcW w:w="64" w:type="pct"/>
+            <w:tcBorders>
+              <w:top w:val="nil"/>
+              <w:left w:val="nil"/>
+              <w:bottom w:val="nil"/>
+              <w:right w:val="nil"/>
+            </w:tcBorders>
+            <w:shd w:val="clear" w:color="auto" w:fill="auto"/>
+            <w:noWrap/>
+            <w:vAlign w:val="bottom"/>
+            <w:hideMark/>
+          </w:tcPr>
+          <w:p>
+            <w:pPr>
+              <w:widowControl/>
+              <w:wordWrap/>
+              <w:autoSpaceDE/>
+              <w:autoSpaceDN/>
+              <w:spacing w:after="0" w:line="240" w:lineRule="auto"/>
+              <w:jc w:val="center"/>
+              <w:rPr>
+                <w:rFonts w:ascii="맑은 고딕" w:eastAsia="맑은 고딕" w:hAnsi="맑은 고딕" w:cs="Arial"/>
+                <w:color w:val="000000"/>
+                <w:kern w:val="0"/>
+                <w:sz w:val="12"/>
+                <w:szCs w:val="12"/>
+              </w:rPr>
+            </w:pPr>
+          </w:p>
+        </w:tc>
+      </w:tr>
+      <w:tr>
+        <w:trPr>
+          <w:trHeight w:val="315"/>
+        </w:trPr>
+        <w:tc>
+          <w:tcPr>
+            <w:tcW w:w="234" w:type="pct"/>
+            <w:vMerge w:val="restart"/>
+            <w:tcBorders>
+              <w:top w:val="nil"/>
+              <w:bottom w:val="single" w:sz="8" w:space="0" w:color="000000"/>
+              <w:right w:val="single" w:sz="8" w:space="0" w:color="B7C9D6"/>
+            </w:tcBorders>
+            <w:shd w:val="clear" w:color="000000" w:fill="F7FAFC"/>
+            <w:vAlign w:val="center"/>
+            <w:hideMark/>
+          </w:tcPr>
+          <w:p>
+            <w:pPr>
+              <w:widowControl/>
+              <w:wordWrap/>
+              <w:autoSpaceDE/>
+              <w:autoSpaceDN/>
+              <w:spacing w:after="0" w:line="240" w:lineRule="auto"/>
+              <w:jc w:val="center"/>
+              <w:rPr>
+                <w:rFonts w:ascii="맑은 고딕" w:eastAsia="맑은 고딕" w:hAnsi="맑은 고딕" w:cs="Arial"/>
+                <w:color w:val="000000"/>
+                <w:kern w:val="0"/>
+                <w:sz w:val="12"/>
+                <w:szCs w:val="12"/>
+              </w:rPr>
+            </w:pPr>
+            <w:r>
+              <w:rPr>
+                <w:rFonts w:ascii="맑은 고딕" w:eastAsia="맑은 고딕" w:hAnsi="맑은 고딕" w:cs="Arial"/>
+                <w:color w:val="000000"/>
+                <w:kern w:val="0"/>
+                <w:sz w:val="12"/>
+                <w:szCs w:val="12"/>
+              </w:rPr>
+              <w:t>소화기 위치 확인</w:t>
+            </w:r>
+          </w:p>
+        </w:tc>
+        <w:tc>
+          <w:tcPr>
+            <w:tcW w:w="309" w:type="pct"/>
+            <w:vMerge w:val="restart"/>
+            <w:tcBorders>
+              <w:top w:val="nil"/>
+              <w:left w:val="single" w:sz="8" w:space="0" w:color="B7C9D6"/>
+              <w:bottom w:val="single" w:sz="8" w:space="0" w:color="000000"/>
+              <w:right w:val="single" w:sz="8" w:space="0" w:color="B7C9D6"/>
+            </w:tcBorders>
+            <w:shd w:val="clear" w:color="000000" w:fill="F7FAFC"/>
+            <w:vAlign w:val="center"/>
+            <w:hideMark/>
+          </w:tcPr>
+          <w:p>
+            <w:pPr>
+              <w:widowControl/>
+              <w:wordWrap/>
+              <w:autoSpaceDE/>
+              <w:autoSpaceDN/>
+              <w:spacing w:after="0" w:line="240" w:lineRule="auto"/>
+              <w:jc w:val="center"/>
+              <w:rPr>
+                <w:rFonts w:ascii="맑은 고딕" w:eastAsia="맑은 고딕" w:hAnsi="맑은 고딕" w:cs="Arial"/>
+                <w:color w:val="000000"/>
+                <w:kern w:val="0"/>
+                <w:sz w:val="12"/>
+                <w:szCs w:val="12"/>
+              </w:rPr>
+            </w:pPr>
+            <w:r>
+              <w:rPr>
+                <w:rFonts w:ascii="맑은 고딕" w:eastAsia="맑은 고딕" w:hAnsi="맑은 고딕" w:cs="Arial"/>
+                <w:color w:val="000000"/>
+                <w:kern w:val="0"/>
+                <w:sz w:val="12"/>
+                <w:szCs w:val="12"/>
+              </w:rPr>
+              <w:t>하</w:t>
+            </w:r>
+          </w:p>
+        </w:tc>
+        <w:tc>
+          <w:tcPr>
+            <w:tcW w:w="309" w:type="pct"/>
+            <w:vMerge w:val="restart"/>
+            <w:tcBorders>
+              <w:top w:val="nil"/>
+              <w:left w:val="single" w:sz="8" w:space="0" w:color="B7C9D6"/>
+              <w:bottom w:val="single" w:sz="8" w:space="0" w:color="000000"/>
+              <w:right w:val="single" w:sz="8" w:space="0" w:color="B7C9D6"/>
+            </w:tcBorders>
+            <w:shd w:val="clear" w:color="000000" w:fill="F7FAFC"/>
+            <w:vAlign w:val="center"/>
+            <w:hideMark/>
+          </w:tcPr>
+          <w:p>
+            <w:pPr>
+              <w:widowControl/>
+              <w:wordWrap/>
+              <w:autoSpaceDE/>
+              <w:autoSpaceDN/>
+              <w:spacing w:after="0" w:line="240" w:lineRule="auto"/>
+              <w:jc w:val="center"/>
+              <w:rPr>
+                <w:rFonts w:ascii="맑은 고딕" w:eastAsia="맑은 고딕" w:hAnsi="맑은 고딕" w:cs="Arial"/>
+                <w:color w:val="000000"/>
+                <w:kern w:val="0"/>
+                <w:sz w:val="12"/>
+                <w:szCs w:val="12"/>
+              </w:rPr>
+            </w:pPr>
+            <w:r>
+              <w:rPr>
+                <w:rFonts w:ascii="맑은 고딕" w:eastAsia="맑은 고딕" w:hAnsi="맑은 고딕" w:cs="Arial"/>
+                <w:color w:val="000000"/>
+                <w:kern w:val="0"/>
+                <w:sz w:val="12"/>
+                <w:szCs w:val="12"/>
+              </w:rPr>
+              <w:t>소방안전</w:t>
+            </w:r>
+          </w:p>
+        </w:tc>
+        <w:tc>
+          <w:tcPr>
+            <w:tcW w:w="309" w:type="pct"/>
+            <w:vMerge w:val="restart"/>
+            <w:tcBorders>
+              <w:top w:val="nil"/>
+              <w:left w:val="single" w:sz="8" w:space="0" w:color="B7C9D6"/>
+              <w:bottom w:val="single" w:sz="8" w:space="0" w:color="000000"/>
+              <w:right w:val="single" w:sz="8" w:space="0" w:color="B7C9D6"/>
+            </w:tcBorders>
+            <w:shd w:val="clear" w:color="000000" w:fill="F7FAFC"/>
+            <w:vAlign w:val="center"/>
+            <w:hideMark/>
+          </w:tcPr>
+          <w:p>
+            <w:pPr>
+              <w:widowControl/>
+              <w:wordWrap/>
+              <w:autoSpaceDE/>
+              <w:autoSpaceDN/>
+              <w:spacing w:after="0" w:line="240" w:lineRule="auto"/>
+              <w:jc w:val="center"/>
+              <w:rPr>
+                <w:rFonts w:ascii="맑은 고딕" w:eastAsia="맑은 고딕" w:hAnsi="맑은 고딕" w:cs="Arial"/>
+                <w:b/>
+                <w:bCs/>
+                <w:color w:val="000000"/>
+                <w:kern w:val="0"/>
+                <w:sz w:val="12"/>
+                <w:szCs w:val="12"/>
+              </w:rPr>
+            </w:pPr>
+            <w:r>
+              <w:rPr>
+                <w:rFonts w:ascii="맑은 고딕" w:eastAsia="맑은 고딕" w:hAnsi="맑은 고딕" w:cs="Arial"/>
+                <w:b/>
+                <w:bCs/>
+                <w:color w:val="000000"/>
+                <w:kern w:val="0"/>
+                <w:sz w:val="12"/>
+                <w:szCs w:val="12"/>
+              </w:rPr>
+            </w:r>
+          </w:p>
+        </w:tc>
+        <w:tc>
+          <w:tcPr>
+            <w:tcW w:w="309" w:type="pct"/>
+            <w:vMerge w:val="restart"/>
+            <w:tcBorders>
+              <w:top w:val="nil"/>
+              <w:left w:val="single" w:sz="8" w:space="0" w:color="B7C9D6"/>
+              <w:bottom w:val="single" w:sz="8" w:space="0" w:color="000000"/>
+              <w:right w:val="single" w:sz="8" w:space="0" w:color="B7C9D6"/>
+            </w:tcBorders>
+            <w:shd w:val="clear" w:color="000000" w:fill="F7FAFC"/>
+            <w:vAlign w:val="center"/>
+            <w:hideMark/>
+          </w:tcPr>
+          <w:p>
+            <w:pPr>
+              <w:widowControl/>
+              <w:wordWrap/>
+              <w:autoSpaceDE/>
+              <w:autoSpaceDN/>
+              <w:spacing w:after="0" w:line="240" w:lineRule="auto"/>
+              <w:jc w:val="center"/>
+              <w:rPr>
+                <w:rFonts w:ascii="맑은 고딕" w:eastAsia="맑은 고딕" w:hAnsi="맑은 고딕" w:cs="Arial"/>
+                <w:b/>
+                <w:bCs/>
+                <w:color w:val="000000"/>
+                <w:kern w:val="0"/>
+                <w:sz w:val="12"/>
+                <w:szCs w:val="12"/>
+              </w:rPr>
+            </w:pPr>
+            <w:r>
+              <w:rPr>
+                <w:rFonts w:ascii="맑은 고딕" w:eastAsia="맑은 고딕" w:hAnsi="맑은 고딕" w:cs="Arial"/>
+                <w:b/>
+                <w:bCs/>
+                <w:color w:val="000000"/>
+                <w:kern w:val="0"/>
+                <w:sz w:val="12"/>
+                <w:szCs w:val="12"/>
+              </w:rPr>
+            </w:r>
+          </w:p>
+        </w:tc>
+        <w:tc>
+          <w:tcPr>
+            <w:tcW w:w="311" w:type="pct"/>
+            <w:vMerge w:val="restart"/>
+            <w:tcBorders>
+              <w:top w:val="nil"/>
+              <w:left w:val="single" w:sz="8" w:space="0" w:color="B7C9D6"/>
+              <w:bottom w:val="single" w:sz="8" w:space="0" w:color="000000"/>
+              <w:right w:val="single" w:sz="8" w:space="0" w:color="B7C9D6"/>
+            </w:tcBorders>
+            <w:shd w:val="clear" w:color="000000" w:fill="F7FAFC"/>
+            <w:vAlign w:val="center"/>
+            <w:hideMark/>
+          </w:tcPr>
+          <w:p>
+            <w:pPr>
+              <w:widowControl/>
+              <w:wordWrap/>
+              <w:autoSpaceDE/>
+              <w:autoSpaceDN/>
+              <w:spacing w:after="0" w:line="240" w:lineRule="auto"/>
+              <w:jc w:val="center"/>
+              <w:rPr>
+                <w:rFonts w:ascii="맑은 고딕" w:eastAsia="맑은 고딕" w:hAnsi="맑은 고딕" w:cs="Arial"/>
+                <w:b/>
+                <w:bCs/>
+                <w:color w:val="000000"/>
+                <w:kern w:val="0"/>
+                <w:sz w:val="12"/>
+                <w:szCs w:val="12"/>
+              </w:rPr>
+            </w:pPr>
+            <w:r>
+              <w:rPr>
+                <w:rFonts w:ascii="맑은 고딕" w:eastAsia="맑은 고딕" w:hAnsi="맑은 고딕" w:cs="Arial"/>
+                <w:b/>
+                <w:bCs/>
+                <w:color w:val="000000"/>
+                <w:kern w:val="0"/>
+                <w:sz w:val="12"/>
+                <w:szCs w:val="12"/>
+              </w:rPr>
+            </w:r>
+          </w:p>
+        </w:tc>
+        <w:tc>
+          <w:tcPr>
+            <w:tcW w:w="309" w:type="pct"/>
+            <w:vMerge w:val="restart"/>
+            <w:tcBorders>
+              <w:top w:val="nil"/>
+              <w:left w:val="single" w:sz="8" w:space="0" w:color="B7C9D6"/>
+              <w:bottom w:val="single" w:sz="8" w:space="0" w:color="000000"/>
+              <w:right w:val="single" w:sz="8" w:space="0" w:color="B7C9D6"/>
+            </w:tcBorders>
+            <w:shd w:val="clear" w:color="000000" w:fill="F7FAFC"/>
+            <w:vAlign w:val="center"/>
+            <w:hideMark/>
+          </w:tcPr>
+          <w:p>
+            <w:pPr>
+              <w:widowControl/>
+              <w:wordWrap/>
+              <w:autoSpaceDE/>
+              <w:autoSpaceDN/>
+              <w:spacing w:after="0" w:line="240" w:lineRule="auto"/>
+              <w:jc w:val="center"/>
+              <w:rPr>
+                <w:rFonts w:ascii="맑은 고딕" w:eastAsia="맑은 고딕" w:hAnsi="맑은 고딕" w:cs="Arial"/>
+                <w:b/>
+                <w:bCs/>
+                <w:color w:val="000000"/>
+                <w:kern w:val="0"/>
+                <w:sz w:val="12"/>
+                <w:szCs w:val="12"/>
+              </w:rPr>
+            </w:pPr>
+            <w:r>
+              <w:rPr>
+                <w:rFonts w:ascii="맑은 고딕" w:eastAsia="맑은 고딕" w:hAnsi="맑은 고딕" w:cs="Arial"/>
+                <w:b/>
+                <w:bCs/>
+                <w:color w:val="000000"/>
+                <w:kern w:val="0"/>
+                <w:sz w:val="12"/>
+                <w:szCs w:val="12"/>
+              </w:rPr>
+            </w:r>
+          </w:p>
+        </w:tc>
+        <w:tc>
+          <w:tcPr>
+            <w:tcW w:w="310" w:type="pct"/>
+            <w:vMerge w:val="restart"/>
+            <w:tcBorders>
+              <w:top w:val="nil"/>
+              <w:left w:val="single" w:sz="8" w:space="0" w:color="B7C9D6"/>
+              <w:bottom w:val="single" w:sz="8" w:space="0" w:color="000000"/>
+              <w:right w:val="single" w:sz="8" w:space="0" w:color="B7C9D6"/>
+            </w:tcBorders>
+            <w:shd w:val="clear" w:color="000000" w:fill="F7FAFC"/>
+            <w:vAlign w:val="center"/>
+            <w:hideMark/>
+          </w:tcPr>
+          <w:p>
+            <w:pPr>
+              <w:widowControl/>
+              <w:wordWrap/>
+              <w:autoSpaceDE/>
+              <w:autoSpaceDN/>
+              <w:spacing w:after="0" w:line="240" w:lineRule="auto"/>
+              <w:jc w:val="center"/>
+              <w:rPr>
+                <w:rFonts w:ascii="맑은 고딕" w:eastAsia="맑은 고딕" w:hAnsi="맑은 고딕" w:cs="Arial"/>
+                <w:color w:val="000000"/>
+                <w:kern w:val="0"/>
+                <w:sz w:val="12"/>
+                <w:szCs w:val="12"/>
+              </w:rPr>
+            </w:pPr>
+            <w:r>
+              <w:rPr>
+                <w:rFonts w:ascii="맑은 고딕" w:eastAsia="맑은 고딕" w:hAnsi="맑은 고딕" w:cs="Arial"/>
+                <w:color w:val="000000"/>
+                <w:kern w:val="0"/>
+                <w:sz w:val="12"/>
+                <w:szCs w:val="12"/>
+              </w:rPr>
+            </w:r>
+          </w:p>
+        </w:tc>
+        <w:tc>
+          <w:tcPr>
+            <w:tcW w:w="309" w:type="pct"/>
+            <w:vMerge w:val="restart"/>
+            <w:tcBorders>
+              <w:top w:val="nil"/>
+              <w:left w:val="single" w:sz="8" w:space="0" w:color="B7C9D6"/>
+              <w:bottom w:val="single" w:sz="8" w:space="0" w:color="000000"/>
+              <w:right w:val="single" w:sz="8" w:space="0" w:color="B7C9D6"/>
+            </w:tcBorders>
+            <w:shd w:val="clear" w:color="000000" w:fill="F7FAFC"/>
+            <w:vAlign w:val="center"/>
+            <w:hideMark/>
+          </w:tcPr>
+          <w:p>
+            <w:pPr>
+              <w:widowControl/>
+              <w:wordWrap/>
+              <w:autoSpaceDE/>
+              <w:autoSpaceDN/>
+              <w:spacing w:after="0" w:line="240" w:lineRule="auto"/>
+              <w:jc w:val="center"/>
+              <w:rPr>
+                <w:rFonts w:ascii="맑은 고딕" w:eastAsia="맑은 고딕" w:hAnsi="맑은 고딕" w:cs="Arial"/>
+                <w:b/>
+                <w:bCs/>
+                <w:color w:val="FFFFFF"/>
+                <w:kern w:val="0"/>
+                <w:sz w:val="12"/>
+                <w:szCs w:val="12"/>
+              </w:rPr>
+            </w:pPr>
+            <w:r>
+              <w:rPr>
+                <w:rFonts w:ascii="맑은 고딕" w:eastAsia="맑은 고딕" w:hAnsi="맑은 고딕" w:cs="Arial"/>
+                <w:b/>
+                <w:bCs/>
+                <w:color w:val="FFFFFF"/>
+                <w:kern w:val="0"/>
+                <w:sz w:val="12"/>
+                <w:szCs w:val="12"/>
+              </w:rPr>
+              <w:t>소화기 위치 확인</w:t>
+            </w:r>
+          </w:p>
+        </w:tc>
+        <w:tc>
+          <w:tcPr>
+            <w:tcW w:w="311" w:type="pct"/>
+            <w:vMerge w:val="restart"/>
+            <w:tcBorders>
+              <w:top w:val="nil"/>
+              <w:left w:val="single" w:sz="8" w:space="0" w:color="B7C9D6"/>
+              <w:bottom w:val="single" w:sz="8" w:space="0" w:color="000000"/>
+              <w:right w:val="single" w:sz="8" w:space="0" w:color="B7C9D6"/>
+            </w:tcBorders>
+            <w:shd w:val="clear" w:color="000000" w:fill="F7FAFC"/>
+            <w:vAlign w:val="center"/>
+            <w:hideMark/>
+          </w:tcPr>
+          <w:p>
+            <w:pPr>
+              <w:widowControl/>
+              <w:wordWrap/>
+              <w:autoSpaceDE/>
+              <w:autoSpaceDN/>
+              <w:spacing w:after="0" w:line="240" w:lineRule="auto"/>
+              <w:jc w:val="center"/>
+              <w:rPr>
+                <w:rFonts w:ascii="맑은 고딕" w:eastAsia="맑은 고딕" w:hAnsi="맑은 고딕" w:cs="Arial"/>
+                <w:color w:val="000000"/>
+                <w:kern w:val="0"/>
+                <w:sz w:val="12"/>
+                <w:szCs w:val="12"/>
+              </w:rPr>
+            </w:pPr>
+            <w:r>
+              <w:rPr>
+                <w:rFonts w:ascii="맑은 고딕" w:eastAsia="맑은 고딕" w:hAnsi="맑은 고딕" w:cs="Arial"/>
+                <w:color w:val="000000"/>
+                <w:kern w:val="0"/>
+                <w:sz w:val="12"/>
+                <w:szCs w:val="12"/>
+              </w:rPr>
+              <w:t>A동</w:t>
+            </w:r>
+          </w:p>
+        </w:tc>
+        <w:tc>
+          <w:tcPr>
+            <w:tcW w:w="309" w:type="pct"/>
+            <w:vMerge w:val="restart"/>
+            <w:tcBorders>
+              <w:top w:val="nil"/>
+              <w:left w:val="single" w:sz="8" w:space="0" w:color="B7C9D6"/>
+              <w:bottom w:val="single" w:sz="8" w:space="0" w:color="000000"/>
+              <w:right w:val="single" w:sz="8" w:space="0" w:color="B7C9D6"/>
+            </w:tcBorders>
+            <w:shd w:val="clear" w:color="000000" w:fill="F7FAFC"/>
+            <w:vAlign w:val="center"/>
+            <w:hideMark/>
+          </w:tcPr>
+          <w:p>
+            <w:pPr>
+              <w:widowControl/>
+              <w:wordWrap/>
+              <w:autoSpaceDE/>
+              <w:autoSpaceDN/>
+              <w:spacing w:after="0" w:line="240" w:lineRule="auto"/>
+              <w:jc w:val="center"/>
+              <w:rPr>
+                <w:rFonts w:ascii="맑은 고딕" w:eastAsia="맑은 고딕" w:hAnsi="맑은 고딕" w:cs="Arial"/>
+                <w:b/>
+                <w:bCs/>
+                <w:color w:val="000000"/>
+                <w:kern w:val="0"/>
+                <w:sz w:val="12"/>
+                <w:szCs w:val="12"/>
+              </w:rPr>
+            </w:pPr>
+            <w:r>
+              <w:rPr>
+                <w:rFonts w:ascii="맑은 고딕" w:eastAsia="맑은 고딕" w:hAnsi="맑은 고딕" w:cs="Arial"/>
+                <w:b/>
+                <w:bCs/>
+                <w:color w:val="000000"/>
+                <w:kern w:val="0"/>
+                <w:sz w:val="12"/>
+                <w:szCs w:val="12"/>
+              </w:rPr>
+              <w:t>2026-08-10 10:19:23</w:t>
+            </w:r>
+          </w:p>
+        </w:tc>
+        <w:tc>
+          <w:tcPr>
+            <w:tcW w:w="246" w:type="pct"/>
+            <w:vMerge w:val="restart"/>
+            <w:tcBorders>
+              <w:top w:val="nil"/>
+              <w:left w:val="single" w:sz="8" w:space="0" w:color="B7C9D6"/>
+              <w:bottom w:val="single" w:sz="8" w:space="0" w:color="000000"/>
+              <w:right w:val="single" w:sz="8" w:space="0" w:color="B7C9D6"/>
+            </w:tcBorders>
+            <w:shd w:val="clear" w:color="000000" w:fill="F7FAFC"/>
+            <w:vAlign w:val="center"/>
+            <w:hideMark/>
+          </w:tcPr>
+          <w:p>
+            <w:pPr>
+              <w:widowControl/>
+              <w:wordWrap/>
+              <w:autoSpaceDE/>
+              <w:autoSpaceDN/>
+              <w:spacing w:after="0" w:line="240" w:lineRule="auto"/>
+              <w:jc w:val="center"/>
+              <w:rPr>
+                <w:rFonts w:ascii="맑은 고딕" w:eastAsia="맑은 고딕" w:hAnsi="맑은 고딕" w:cs="Arial"/>
+                <w:color w:val="000000"/>
+                <w:kern w:val="0"/>
+                <w:sz w:val="12"/>
+                <w:szCs w:val="12"/>
+              </w:rPr>
+            </w:pPr>
+            <w:r>
+              <w:rPr>
+                <w:rFonts w:ascii="맑은 고딕" w:eastAsia="맑은 고딕" w:hAnsi="맑은 고딕" w:cs="Arial"/>
+                <w:color w:val="000000"/>
+                <w:kern w:val="0"/>
+                <w:sz w:val="12"/>
+                <w:szCs w:val="12"/>
+              </w:rPr>
+              <w:t>작업자10</w:t>
+            </w:r>
+          </w:p>
+        </w:tc>
+        <w:tc>
+          <w:tcPr>
+            <w:tcW w:w="372" w:type="pct"/>
+            <w:vMerge w:val="restart"/>
+            <w:tcBorders>
+              <w:top w:val="nil"/>
+              <w:left w:val="single" w:sz="8" w:space="0" w:color="B7C9D6"/>
+              <w:bottom w:val="single" w:sz="8" w:space="0" w:color="000000"/>
+              <w:right w:val="nil"/>
+            </w:tcBorders>
+            <w:shd w:val="clear" w:color="000000" w:fill="F7FAFC"/>
+            <w:vAlign w:val="center"/>
+            <w:hideMark/>
+          </w:tcPr>
+          <w:p>
+            <w:pPr>
+              <w:widowControl/>
+              <w:wordWrap/>
+              <w:autoSpaceDE/>
+              <w:autoSpaceDN/>
+              <w:spacing w:after="0" w:line="240" w:lineRule="auto"/>
+              <w:jc w:val="center"/>
+              <w:rPr>
+                <w:rFonts w:ascii="맑은 고딕" w:eastAsia="맑은 고딕" w:hAnsi="맑은 고딕" w:cs="Arial"/>
+                <w:color w:val="000000"/>
+                <w:kern w:val="0"/>
+                <w:sz w:val="12"/>
+                <w:szCs w:val="12"/>
+              </w:rPr>
+            </w:pPr>
+            <w:r>
+              <w:rPr>
+                <w:rFonts w:ascii="맑은 고딕" w:eastAsia="맑은 고딕" w:hAnsi="맑은 고딕" w:cs="Arial"/>
+                <w:color w:val="000000"/>
+                <w:kern w:val="0"/>
+                <w:sz w:val="12"/>
+                <w:szCs w:val="12"/>
+              </w:rPr>
+              <w:t>소화기를 재배치했다.</w:t>
+            </w:r>
+          </w:p>
+        </w:tc>
+        <w:tc>
+          <w:tcPr>
+            <w:tcW w:w="309" w:type="pct"/>
+            <w:vMerge w:val="restart"/>
+            <w:tcBorders>
+              <w:top w:val="nil"/>
+              <w:left w:val="single" w:sz="8" w:space="0" w:color="B7C9D6"/>
+              <w:bottom w:val="single" w:sz="8" w:space="0" w:color="000000"/>
+              <w:right w:val="nil"/>
+            </w:tcBorders>
+            <w:shd w:val="clear" w:color="000000" w:fill="F7FAFC"/>
+            <w:vAlign w:val="center"/>
+            <w:hideMark/>
+          </w:tcPr>
+          <w:p>
+            <w:pPr>
+              <w:widowControl/>
+              <w:wordWrap/>
+              <w:autoSpaceDE/>
+              <w:autoSpaceDN/>
+              <w:spacing w:after="0" w:line="240" w:lineRule="auto"/>
+              <w:jc w:val="center"/>
+              <w:rPr>
+                <w:rFonts w:ascii="맑은 고딕" w:eastAsia="맑은 고딕" w:hAnsi="맑은 고딕" w:cs="Arial"/>
+                <w:color w:val="000000"/>
+                <w:kern w:val="0"/>
+                <w:sz w:val="12"/>
+                <w:szCs w:val="12"/>
+              </w:rPr>
+            </w:pPr>
+            <w:r>
+              <w:rPr>
+                <w:rFonts w:ascii="맑은 고딕" w:eastAsia="맑은 고딕" w:hAnsi="맑은 고딕" w:cs="Arial"/>
+                <w:color w:val="000000"/>
+                <w:kern w:val="0"/>
+                <w:sz w:val="12"/>
+                <w:szCs w:val="12"/>
+              </w:rPr>
+              <w:t>http://127.0.0.1:8000/static/uploads/action_history_147_20260810101923055455_b1c32ee3.jpg</w:t>
+            </w:r>
+          </w:p>
+        </w:tc>
+        <w:tc>
+          <w:tcPr>
+            <w:tcW w:w="400" w:type="pct"/>
+            <w:vMerge w:val="restart"/>
+            <w:tcBorders>
+              <w:top w:val="nil"/>
+              <w:left w:val="single" w:sz="8" w:space="0" w:color="B7C9D6"/>
+              <w:bottom w:val="single" w:sz="8" w:space="0" w:color="000000"/>
+              <w:right w:val="nil"/>
+            </w:tcBorders>
+            <w:shd w:val="clear" w:color="000000" w:fill="F7FAFC"/>
+            <w:vAlign w:val="center"/>
+            <w:hideMark/>
+          </w:tcPr>
+          <w:p>
+            <w:pPr>
+              <w:widowControl/>
+              <w:wordWrap/>
+              <w:autoSpaceDE/>
+              <w:autoSpaceDN/>
+              <w:spacing w:after="0" w:line="240" w:lineRule="auto"/>
+              <w:jc w:val="center"/>
+              <w:rPr>
+                <w:rFonts w:ascii="맑은 고딕" w:eastAsia="맑은 고딕" w:hAnsi="맑은 고딕" w:cs="Arial"/>
+                <w:color w:val="000000"/>
+                <w:kern w:val="0"/>
+                <w:sz w:val="12"/>
+                <w:szCs w:val="12"/>
+              </w:rPr>
+            </w:pPr>
+            <w:r>
+              <w:rPr>
+                <w:rFonts w:ascii="맑은 고딕" w:eastAsia="맑은 고딕" w:hAnsi="맑은 고딕" w:cs="Arial"/>
+                <w:color w:val="000000"/>
+                <w:kern w:val="0"/>
+                <w:sz w:val="12"/>
+                <w:szCs w:val="12"/>
+              </w:rPr>
+              <w:t>qqq</w:t>
+            </w:r>
+          </w:p>
+        </w:tc>
+        <w:tc>
+          <w:tcPr>
+            <w:tcW w:w="280" w:type="pct"/>
+            <w:vMerge w:val="restart"/>
+            <w:tcBorders>
+              <w:top w:val="nil"/>
+              <w:left w:val="single" w:sz="8" w:space="0" w:color="B7C9D6"/>
+              <w:bottom w:val="single" w:sz="8" w:space="0" w:color="000000"/>
+              <w:right w:val="single" w:sz="8" w:space="0" w:color="auto"/>
+            </w:tcBorders>
+            <w:shd w:val="clear" w:color="000000" w:fill="F7FAFC"/>
+            <w:vAlign w:val="center"/>
+            <w:hideMark/>
+          </w:tcPr>
+          <w:p>
+            <w:pPr>
+              <w:widowControl/>
+              <w:wordWrap/>
+              <w:autoSpaceDE/>
+              <w:autoSpaceDN/>
+              <w:spacing w:after="0" w:line="240" w:lineRule="auto"/>
+              <w:jc w:val="center"/>
+              <w:rPr>
+                <w:rFonts w:ascii="맑은 고딕" w:eastAsia="맑은 고딕" w:hAnsi="맑은 고딕" w:cs="Arial"/>
+                <w:color w:val="000000"/>
+                <w:kern w:val="0"/>
+                <w:sz w:val="12"/>
+                <w:szCs w:val="12"/>
+              </w:rPr>
+            </w:pPr>
+            <w:r>
+              <w:rPr>
+                <w:rFonts w:ascii="맑은 고딕" w:eastAsia="맑은 고딕" w:hAnsi="맑은 고딕" w:cs="Arial"/>
+                <w:color w:val="000000"/>
+                <w:kern w:val="0"/>
+                <w:sz w:val="12"/>
+                <w:szCs w:val="12"/>
+              </w:rPr>
+              <w:t>직접추가</w:t>
             </w:r>
           </w:p>
         </w:tc>
@@ -18314,7 +19572,7 @@
                 <w:sz w:val="12"/>
                 <w:szCs w:val="12"/>
               </w:rPr>
-              <w:t>조치했다.</w:t>
+              <w:t>조치 완료했다.</w:t>
             </w:r>
           </w:p>
         </w:tc>
@@ -19431,7 +20689,7 @@
                 <w:sz w:val="12"/>
                 <w:szCs w:val="12"/>
               </w:rPr>
-              <w:t>게시판-조치테이블-담당자 배정-리포트 생성</w:t>
+              <w:t>게시판 - 조치 테이블 - 담당자 배정 - 보고서 생성</w:t>
             </w:r>
           </w:p>
         </w:tc>

--- a/report_agent/output/risk_assessment_form/risk_assessment_form_filled.docx
+++ b/report_agent/output/risk_assessment_form/risk_assessment_form_filled.docx
@@ -2657,6 +2657,90 @@
                 <w:sz w:val="12"/>
                 <w:szCs w:val="12"/>
               </w:rPr>
+              <w:t>소방안전</w:t>
+            </w:r>
+          </w:p>
+        </w:tc>
+        <w:tc>
+          <w:tcPr>
+            <w:tcW w:w="309" w:type="pct"/>
+            <w:vMerge w:val="restart"/>
+            <w:tcBorders>
+              <w:top w:val="nil"/>
+              <w:left w:val="single" w:sz="8" w:space="0" w:color="B7C9D6"/>
+              <w:bottom w:val="single" w:sz="8" w:space="0" w:color="B7C9D6"/>
+              <w:right w:val="single" w:sz="8" w:space="0" w:color="B7C9D6"/>
+            </w:tcBorders>
+            <w:shd w:val="clear" w:color="000000" w:fill="F7FAFC"/>
+            <w:vAlign w:val="center"/>
+            <w:hideMark/>
+          </w:tcPr>
+          <w:p>
+            <w:pPr>
+              <w:widowControl/>
+              <w:wordWrap/>
+              <w:autoSpaceDE/>
+              <w:autoSpaceDN/>
+              <w:spacing w:after="0" w:line="240" w:lineRule="auto"/>
+              <w:jc w:val="center"/>
+              <w:rPr>
+                <w:rFonts w:ascii="맑은 고딕" w:eastAsia="맑은 고딕" w:hAnsi="맑은 고딕" w:cs="Arial"/>
+                <w:color w:val="000000"/>
+                <w:kern w:val="0"/>
+                <w:sz w:val="12"/>
+                <w:szCs w:val="12"/>
+              </w:rPr>
+            </w:pPr>
+            <w:r>
+              <w:rPr>
+                <w:rFonts w:ascii="맑은 고딕" w:eastAsia="맑은 고딕" w:hAnsi="맑은 고딕" w:cs="Arial"/>
+                <w:color w:val="000000"/>
+                <w:kern w:val="0"/>
+                <w:sz w:val="12"/>
+                <w:szCs w:val="12"/>
+              </w:rPr>
+              <w:t>상</w:t>
+            </w:r>
+          </w:p>
+        </w:tc>
+        <w:tc>
+          <w:tcPr>
+            <w:tcW w:w="309" w:type="pct"/>
+            <w:vMerge w:val="restart"/>
+            <w:tcBorders>
+              <w:top w:val="nil"/>
+              <w:left w:val="single" w:sz="8" w:space="0" w:color="B7C9D6"/>
+              <w:bottom w:val="single" w:sz="8" w:space="0" w:color="B7C9D6"/>
+              <w:right w:val="single" w:sz="8" w:space="0" w:color="B7C9D6"/>
+            </w:tcBorders>
+            <w:shd w:val="clear" w:color="000000" w:fill="F7FAFC"/>
+            <w:vAlign w:val="center"/>
+            <w:hideMark/>
+          </w:tcPr>
+          <w:p>
+            <w:pPr>
+              <w:widowControl/>
+              <w:wordWrap/>
+              <w:autoSpaceDE/>
+              <w:autoSpaceDN/>
+              <w:spacing w:after="0" w:line="240" w:lineRule="auto"/>
+              <w:jc w:val="center"/>
+              <w:rPr>
+                <w:rFonts w:ascii="맑은 고딕" w:eastAsia="맑은 고딕" w:hAnsi="맑은 고딕" w:cs="Arial"/>
+                <w:color w:val="000000"/>
+                <w:kern w:val="0"/>
+                <w:sz w:val="12"/>
+                <w:szCs w:val="12"/>
+              </w:rPr>
+            </w:pPr>
+            <w:r>
+              <w:rPr>
+                <w:rFonts w:ascii="맑은 고딕" w:eastAsia="맑은 고딕" w:hAnsi="맑은 고딕" w:cs="Arial"/>
+                <w:color w:val="000000"/>
+                <w:kern w:val="0"/>
+                <w:sz w:val="12"/>
+                <w:szCs w:val="12"/>
+              </w:rPr>
               <w:t>화재 감지</w:t>
             </w:r>
           </w:p>
@@ -2685,90 +2769,6 @@
               <w:jc w:val="center"/>
               <w:rPr>
                 <w:rFonts w:ascii="맑은 고딕" w:eastAsia="맑은 고딕" w:hAnsi="맑은 고딕" w:cs="Arial"/>
-                <w:color w:val="000000"/>
-                <w:kern w:val="0"/>
-                <w:sz w:val="12"/>
-                <w:szCs w:val="12"/>
-              </w:rPr>
-            </w:pPr>
-            <w:r>
-              <w:rPr>
-                <w:rFonts w:ascii="맑은 고딕" w:eastAsia="맑은 고딕" w:hAnsi="맑은 고딕" w:cs="Arial"/>
-                <w:color w:val="000000"/>
-                <w:kern w:val="0"/>
-                <w:sz w:val="12"/>
-                <w:szCs w:val="12"/>
-              </w:rPr>
-              <w:t>상</w:t>
-            </w:r>
-          </w:p>
-        </w:tc>
-        <w:tc>
-          <w:tcPr>
-            <w:tcW w:w="309" w:type="pct"/>
-            <w:vMerge w:val="restart"/>
-            <w:tcBorders>
-              <w:top w:val="nil"/>
-              <w:left w:val="single" w:sz="8" w:space="0" w:color="B7C9D6"/>
-              <w:bottom w:val="single" w:sz="8" w:space="0" w:color="B7C9D6"/>
-              <w:right w:val="single" w:sz="8" w:space="0" w:color="B7C9D6"/>
-            </w:tcBorders>
-            <w:shd w:val="clear" w:color="000000" w:fill="F7FAFC"/>
-            <w:vAlign w:val="center"/>
-            <w:hideMark/>
-          </w:tcPr>
-          <w:p>
-            <w:pPr>
-              <w:widowControl/>
-              <w:wordWrap/>
-              <w:autoSpaceDE/>
-              <w:autoSpaceDN/>
-              <w:spacing w:after="0" w:line="240" w:lineRule="auto"/>
-              <w:jc w:val="center"/>
-              <w:rPr>
-                <w:rFonts w:ascii="맑은 고딕" w:eastAsia="맑은 고딕" w:hAnsi="맑은 고딕" w:cs="Arial"/>
-                <w:color w:val="000000"/>
-                <w:kern w:val="0"/>
-                <w:sz w:val="12"/>
-                <w:szCs w:val="12"/>
-              </w:rPr>
-            </w:pPr>
-            <w:r>
-              <w:rPr>
-                <w:rFonts w:ascii="맑은 고딕" w:eastAsia="맑은 고딕" w:hAnsi="맑은 고딕" w:cs="Arial"/>
-                <w:color w:val="000000"/>
-                <w:kern w:val="0"/>
-                <w:sz w:val="12"/>
-                <w:szCs w:val="12"/>
-              </w:rPr>
-              <w:t>소방안전</w:t>
-            </w:r>
-          </w:p>
-        </w:tc>
-        <w:tc>
-          <w:tcPr>
-            <w:tcW w:w="309" w:type="pct"/>
-            <w:vMerge w:val="restart"/>
-            <w:tcBorders>
-              <w:top w:val="nil"/>
-              <w:left w:val="single" w:sz="8" w:space="0" w:color="B7C9D6"/>
-              <w:bottom w:val="single" w:sz="8" w:space="0" w:color="B7C9D6"/>
-              <w:right w:val="single" w:sz="8" w:space="0" w:color="B7C9D6"/>
-            </w:tcBorders>
-            <w:shd w:val="clear" w:color="000000" w:fill="F7FAFC"/>
-            <w:vAlign w:val="center"/>
-            <w:hideMark/>
-          </w:tcPr>
-          <w:p>
-            <w:pPr>
-              <w:widowControl/>
-              <w:wordWrap/>
-              <w:autoSpaceDE/>
-              <w:autoSpaceDN/>
-              <w:spacing w:after="0" w:line="240" w:lineRule="auto"/>
-              <w:jc w:val="center"/>
-              <w:rPr>
-                <w:rFonts w:ascii="맑은 고딕" w:eastAsia="맑은 고딕" w:hAnsi="맑은 고딕" w:cs="Arial"/>
                 <w:b/>
                 <w:bCs/>
                 <w:color w:val="000000"/>
@@ -2925,7 +2925,7 @@
                 <w:sz w:val="12"/>
                 <w:szCs w:val="12"/>
               </w:rPr>
-              <w:t>조치가 필요하다고 확인됐다.</w:t>
+              <w:t>조치가 필요함을 확인했다.</w:t>
             </w:r>
           </w:p>
         </w:tc>
@@ -3914,6 +3914,90 @@
                 <w:sz w:val="12"/>
                 <w:szCs w:val="12"/>
               </w:rPr>
+              <w:t>소방안전</w:t>
+            </w:r>
+          </w:p>
+        </w:tc>
+        <w:tc>
+          <w:tcPr>
+            <w:tcW w:w="309" w:type="pct"/>
+            <w:vMerge w:val="restart"/>
+            <w:tcBorders>
+              <w:top w:val="nil"/>
+              <w:left w:val="single" w:sz="8" w:space="0" w:color="B7C9D6"/>
+              <w:bottom w:val="single" w:sz="8" w:space="0" w:color="B7C9D6"/>
+              <w:right w:val="single" w:sz="8" w:space="0" w:color="B7C9D6"/>
+            </w:tcBorders>
+            <w:shd w:val="clear" w:color="000000" w:fill="F7FAFC"/>
+            <w:vAlign w:val="center"/>
+            <w:hideMark/>
+          </w:tcPr>
+          <w:p>
+            <w:pPr>
+              <w:widowControl/>
+              <w:wordWrap/>
+              <w:autoSpaceDE/>
+              <w:autoSpaceDN/>
+              <w:spacing w:after="0" w:line="240" w:lineRule="auto"/>
+              <w:jc w:val="center"/>
+              <w:rPr>
+                <w:rFonts w:ascii="맑은 고딕" w:eastAsia="맑은 고딕" w:hAnsi="맑은 고딕" w:cs="Arial"/>
+                <w:color w:val="000000"/>
+                <w:kern w:val="0"/>
+                <w:sz w:val="12"/>
+                <w:szCs w:val="12"/>
+              </w:rPr>
+            </w:pPr>
+            <w:r>
+              <w:rPr>
+                <w:rFonts w:ascii="맑은 고딕" w:eastAsia="맑은 고딕" w:hAnsi="맑은 고딕" w:cs="Arial"/>
+                <w:color w:val="000000"/>
+                <w:kern w:val="0"/>
+                <w:sz w:val="12"/>
+                <w:szCs w:val="12"/>
+              </w:rPr>
+              <w:t>상</w:t>
+            </w:r>
+          </w:p>
+        </w:tc>
+        <w:tc>
+          <w:tcPr>
+            <w:tcW w:w="309" w:type="pct"/>
+            <w:vMerge w:val="restart"/>
+            <w:tcBorders>
+              <w:top w:val="nil"/>
+              <w:left w:val="single" w:sz="8" w:space="0" w:color="B7C9D6"/>
+              <w:bottom w:val="single" w:sz="8" w:space="0" w:color="B7C9D6"/>
+              <w:right w:val="single" w:sz="8" w:space="0" w:color="B7C9D6"/>
+            </w:tcBorders>
+            <w:shd w:val="clear" w:color="000000" w:fill="F7FAFC"/>
+            <w:vAlign w:val="center"/>
+            <w:hideMark/>
+          </w:tcPr>
+          <w:p>
+            <w:pPr>
+              <w:widowControl/>
+              <w:wordWrap/>
+              <w:autoSpaceDE/>
+              <w:autoSpaceDN/>
+              <w:spacing w:after="0" w:line="240" w:lineRule="auto"/>
+              <w:jc w:val="center"/>
+              <w:rPr>
+                <w:rFonts w:ascii="맑은 고딕" w:eastAsia="맑은 고딕" w:hAnsi="맑은 고딕" w:cs="Arial"/>
+                <w:color w:val="000000"/>
+                <w:kern w:val="0"/>
+                <w:sz w:val="12"/>
+                <w:szCs w:val="12"/>
+              </w:rPr>
+            </w:pPr>
+            <w:r>
+              <w:rPr>
+                <w:rFonts w:ascii="맑은 고딕" w:eastAsia="맑은 고딕" w:hAnsi="맑은 고딕" w:cs="Arial"/>
+                <w:color w:val="000000"/>
+                <w:kern w:val="0"/>
+                <w:sz w:val="12"/>
+                <w:szCs w:val="12"/>
+              </w:rPr>
               <w:t>화재 감지</w:t>
             </w:r>
           </w:p>
@@ -3942,90 +4026,6 @@
               <w:jc w:val="center"/>
               <w:rPr>
                 <w:rFonts w:ascii="맑은 고딕" w:eastAsia="맑은 고딕" w:hAnsi="맑은 고딕" w:cs="Arial"/>
-                <w:color w:val="000000"/>
-                <w:kern w:val="0"/>
-                <w:sz w:val="12"/>
-                <w:szCs w:val="12"/>
-              </w:rPr>
-            </w:pPr>
-            <w:r>
-              <w:rPr>
-                <w:rFonts w:ascii="맑은 고딕" w:eastAsia="맑은 고딕" w:hAnsi="맑은 고딕" w:cs="Arial"/>
-                <w:color w:val="000000"/>
-                <w:kern w:val="0"/>
-                <w:sz w:val="12"/>
-                <w:szCs w:val="12"/>
-              </w:rPr>
-              <w:t>상</w:t>
-            </w:r>
-          </w:p>
-        </w:tc>
-        <w:tc>
-          <w:tcPr>
-            <w:tcW w:w="309" w:type="pct"/>
-            <w:vMerge w:val="restart"/>
-            <w:tcBorders>
-              <w:top w:val="nil"/>
-              <w:left w:val="single" w:sz="8" w:space="0" w:color="B7C9D6"/>
-              <w:bottom w:val="single" w:sz="8" w:space="0" w:color="B7C9D6"/>
-              <w:right w:val="single" w:sz="8" w:space="0" w:color="B7C9D6"/>
-            </w:tcBorders>
-            <w:shd w:val="clear" w:color="000000" w:fill="F7FAFC"/>
-            <w:vAlign w:val="center"/>
-            <w:hideMark/>
-          </w:tcPr>
-          <w:p>
-            <w:pPr>
-              <w:widowControl/>
-              <w:wordWrap/>
-              <w:autoSpaceDE/>
-              <w:autoSpaceDN/>
-              <w:spacing w:after="0" w:line="240" w:lineRule="auto"/>
-              <w:jc w:val="center"/>
-              <w:rPr>
-                <w:rFonts w:ascii="맑은 고딕" w:eastAsia="맑은 고딕" w:hAnsi="맑은 고딕" w:cs="Arial"/>
-                <w:color w:val="000000"/>
-                <w:kern w:val="0"/>
-                <w:sz w:val="12"/>
-                <w:szCs w:val="12"/>
-              </w:rPr>
-            </w:pPr>
-            <w:r>
-              <w:rPr>
-                <w:rFonts w:ascii="맑은 고딕" w:eastAsia="맑은 고딕" w:hAnsi="맑은 고딕" w:cs="Arial"/>
-                <w:color w:val="000000"/>
-                <w:kern w:val="0"/>
-                <w:sz w:val="12"/>
-                <w:szCs w:val="12"/>
-              </w:rPr>
-              <w:t>소방안전</w:t>
-            </w:r>
-          </w:p>
-        </w:tc>
-        <w:tc>
-          <w:tcPr>
-            <w:tcW w:w="309" w:type="pct"/>
-            <w:vMerge w:val="restart"/>
-            <w:tcBorders>
-              <w:top w:val="nil"/>
-              <w:left w:val="single" w:sz="8" w:space="0" w:color="B7C9D6"/>
-              <w:bottom w:val="single" w:sz="8" w:space="0" w:color="B7C9D6"/>
-              <w:right w:val="single" w:sz="8" w:space="0" w:color="B7C9D6"/>
-            </w:tcBorders>
-            <w:shd w:val="clear" w:color="000000" w:fill="F7FAFC"/>
-            <w:vAlign w:val="center"/>
-            <w:hideMark/>
-          </w:tcPr>
-          <w:p>
-            <w:pPr>
-              <w:widowControl/>
-              <w:wordWrap/>
-              <w:autoSpaceDE/>
-              <w:autoSpaceDN/>
-              <w:spacing w:after="0" w:line="240" w:lineRule="auto"/>
-              <w:jc w:val="center"/>
-              <w:rPr>
-                <w:rFonts w:ascii="맑은 고딕" w:eastAsia="맑은 고딕" w:hAnsi="맑은 고딕" w:cs="Arial"/>
                 <w:b/>
                 <w:bCs/>
                 <w:color w:val="000000"/>
@@ -4182,7 +4182,7 @@
                 <w:sz w:val="12"/>
                 <w:szCs w:val="12"/>
               </w:rPr>
-              <w:t>점검자 메모 프로세스 확인용으로 작성됐다.</w:t>
+              <w:t>점검자 메모 프로세스 확인용이다.</w:t>
             </w:r>
           </w:p>
         </w:tc>
@@ -4441,7 +4441,7 @@
                 <w:sz w:val="12"/>
                 <w:szCs w:val="12"/>
               </w:rPr>
-              <w:t>조치 내용이 백엔드에 정상적으로 표시되는지 테스트했다.</w:t>
+              <w:t>조치 내용이 백엔드에 표시되는지 테스트했다.</w:t>
             </w:r>
           </w:p>
         </w:tc>
@@ -5179,6 +5179,90 @@
                 <w:sz w:val="12"/>
                 <w:szCs w:val="12"/>
               </w:rPr>
+              <w:t>소방안전</w:t>
+            </w:r>
+          </w:p>
+        </w:tc>
+        <w:tc>
+          <w:tcPr>
+            <w:tcW w:w="309" w:type="pct"/>
+            <w:vMerge w:val="restart"/>
+            <w:tcBorders>
+              <w:top w:val="nil"/>
+              <w:left w:val="single" w:sz="8" w:space="0" w:color="B7C9D6"/>
+              <w:bottom w:val="single" w:sz="8" w:space="0" w:color="B7C9D6"/>
+              <w:right w:val="single" w:sz="8" w:space="0" w:color="B7C9D6"/>
+            </w:tcBorders>
+            <w:shd w:val="clear" w:color="000000" w:fill="F7FAFC"/>
+            <w:vAlign w:val="center"/>
+            <w:hideMark/>
+          </w:tcPr>
+          <w:p>
+            <w:pPr>
+              <w:widowControl/>
+              <w:wordWrap/>
+              <w:autoSpaceDE/>
+              <w:autoSpaceDN/>
+              <w:spacing w:after="0" w:line="240" w:lineRule="auto"/>
+              <w:jc w:val="center"/>
+              <w:rPr>
+                <w:rFonts w:ascii="맑은 고딕" w:eastAsia="맑은 고딕" w:hAnsi="맑은 고딕" w:cs="Arial"/>
+                <w:color w:val="000000"/>
+                <w:kern w:val="0"/>
+                <w:sz w:val="12"/>
+                <w:szCs w:val="12"/>
+              </w:rPr>
+            </w:pPr>
+            <w:r>
+              <w:rPr>
+                <w:rFonts w:ascii="맑은 고딕" w:eastAsia="맑은 고딕" w:hAnsi="맑은 고딕" w:cs="Arial"/>
+                <w:color w:val="000000"/>
+                <w:kern w:val="0"/>
+                <w:sz w:val="12"/>
+                <w:szCs w:val="12"/>
+              </w:rPr>
+              <w:t>상</w:t>
+            </w:r>
+          </w:p>
+        </w:tc>
+        <w:tc>
+          <w:tcPr>
+            <w:tcW w:w="309" w:type="pct"/>
+            <w:vMerge w:val="restart"/>
+            <w:tcBorders>
+              <w:top w:val="nil"/>
+              <w:left w:val="single" w:sz="8" w:space="0" w:color="B7C9D6"/>
+              <w:bottom w:val="single" w:sz="8" w:space="0" w:color="B7C9D6"/>
+              <w:right w:val="single" w:sz="8" w:space="0" w:color="B7C9D6"/>
+            </w:tcBorders>
+            <w:shd w:val="clear" w:color="000000" w:fill="F7FAFC"/>
+            <w:vAlign w:val="center"/>
+            <w:hideMark/>
+          </w:tcPr>
+          <w:p>
+            <w:pPr>
+              <w:widowControl/>
+              <w:wordWrap/>
+              <w:autoSpaceDE/>
+              <w:autoSpaceDN/>
+              <w:spacing w:after="0" w:line="240" w:lineRule="auto"/>
+              <w:jc w:val="center"/>
+              <w:rPr>
+                <w:rFonts w:ascii="맑은 고딕" w:eastAsia="맑은 고딕" w:hAnsi="맑은 고딕" w:cs="Arial"/>
+                <w:color w:val="000000"/>
+                <w:kern w:val="0"/>
+                <w:sz w:val="12"/>
+                <w:szCs w:val="12"/>
+              </w:rPr>
+            </w:pPr>
+            <w:r>
+              <w:rPr>
+                <w:rFonts w:ascii="맑은 고딕" w:eastAsia="맑은 고딕" w:hAnsi="맑은 고딕" w:cs="Arial"/>
+                <w:color w:val="000000"/>
+                <w:kern w:val="0"/>
+                <w:sz w:val="12"/>
+                <w:szCs w:val="12"/>
+              </w:rPr>
               <w:t>화재 감지</w:t>
             </w:r>
           </w:p>
@@ -5207,90 +5291,6 @@
               <w:jc w:val="center"/>
               <w:rPr>
                 <w:rFonts w:ascii="맑은 고딕" w:eastAsia="맑은 고딕" w:hAnsi="맑은 고딕" w:cs="Arial"/>
-                <w:color w:val="000000"/>
-                <w:kern w:val="0"/>
-                <w:sz w:val="12"/>
-                <w:szCs w:val="12"/>
-              </w:rPr>
-            </w:pPr>
-            <w:r>
-              <w:rPr>
-                <w:rFonts w:ascii="맑은 고딕" w:eastAsia="맑은 고딕" w:hAnsi="맑은 고딕" w:cs="Arial"/>
-                <w:color w:val="000000"/>
-                <w:kern w:val="0"/>
-                <w:sz w:val="12"/>
-                <w:szCs w:val="12"/>
-              </w:rPr>
-              <w:t>상</w:t>
-            </w:r>
-          </w:p>
-        </w:tc>
-        <w:tc>
-          <w:tcPr>
-            <w:tcW w:w="309" w:type="pct"/>
-            <w:vMerge w:val="restart"/>
-            <w:tcBorders>
-              <w:top w:val="nil"/>
-              <w:left w:val="single" w:sz="8" w:space="0" w:color="B7C9D6"/>
-              <w:bottom w:val="single" w:sz="8" w:space="0" w:color="B7C9D6"/>
-              <w:right w:val="single" w:sz="8" w:space="0" w:color="B7C9D6"/>
-            </w:tcBorders>
-            <w:shd w:val="clear" w:color="000000" w:fill="F7FAFC"/>
-            <w:vAlign w:val="center"/>
-            <w:hideMark/>
-          </w:tcPr>
-          <w:p>
-            <w:pPr>
-              <w:widowControl/>
-              <w:wordWrap/>
-              <w:autoSpaceDE/>
-              <w:autoSpaceDN/>
-              <w:spacing w:after="0" w:line="240" w:lineRule="auto"/>
-              <w:jc w:val="center"/>
-              <w:rPr>
-                <w:rFonts w:ascii="맑은 고딕" w:eastAsia="맑은 고딕" w:hAnsi="맑은 고딕" w:cs="Arial"/>
-                <w:color w:val="000000"/>
-                <w:kern w:val="0"/>
-                <w:sz w:val="12"/>
-                <w:szCs w:val="12"/>
-              </w:rPr>
-            </w:pPr>
-            <w:r>
-              <w:rPr>
-                <w:rFonts w:ascii="맑은 고딕" w:eastAsia="맑은 고딕" w:hAnsi="맑은 고딕" w:cs="Arial"/>
-                <w:color w:val="000000"/>
-                <w:kern w:val="0"/>
-                <w:sz w:val="12"/>
-                <w:szCs w:val="12"/>
-              </w:rPr>
-              <w:t>소방안전</w:t>
-            </w:r>
-          </w:p>
-        </w:tc>
-        <w:tc>
-          <w:tcPr>
-            <w:tcW w:w="309" w:type="pct"/>
-            <w:vMerge w:val="restart"/>
-            <w:tcBorders>
-              <w:top w:val="nil"/>
-              <w:left w:val="single" w:sz="8" w:space="0" w:color="B7C9D6"/>
-              <w:bottom w:val="single" w:sz="8" w:space="0" w:color="B7C9D6"/>
-              <w:right w:val="single" w:sz="8" w:space="0" w:color="B7C9D6"/>
-            </w:tcBorders>
-            <w:shd w:val="clear" w:color="000000" w:fill="F7FAFC"/>
-            <w:vAlign w:val="center"/>
-            <w:hideMark/>
-          </w:tcPr>
-          <w:p>
-            <w:pPr>
-              <w:widowControl/>
-              <w:wordWrap/>
-              <w:autoSpaceDE/>
-              <w:autoSpaceDN/>
-              <w:spacing w:after="0" w:line="240" w:lineRule="auto"/>
-              <w:jc w:val="center"/>
-              <w:rPr>
-                <w:rFonts w:ascii="맑은 고딕" w:eastAsia="맑은 고딕" w:hAnsi="맑은 고딕" w:cs="Arial"/>
                 <w:b/>
                 <w:bCs/>
                 <w:color w:val="000000"/>
@@ -5447,7 +5447,7 @@
                 <w:sz w:val="12"/>
                 <w:szCs w:val="12"/>
               </w:rPr>
-              <w:t>조치가 필요하다고 확인됐다.</w:t>
+              <w:t>조치가 필요함을 확인했다.</w:t>
             </w:r>
           </w:p>
         </w:tc>
@@ -6436,6 +6436,90 @@
                 <w:sz w:val="12"/>
                 <w:szCs w:val="12"/>
               </w:rPr>
+              <w:t>시설안전</w:t>
+            </w:r>
+          </w:p>
+        </w:tc>
+        <w:tc>
+          <w:tcPr>
+            <w:tcW w:w="309" w:type="pct"/>
+            <w:vMerge w:val="restart"/>
+            <w:tcBorders>
+              <w:top w:val="nil"/>
+              <w:left w:val="single" w:sz="8" w:space="0" w:color="B7C9D6"/>
+              <w:bottom w:val="single" w:sz="8" w:space="0" w:color="B7C9D6"/>
+              <w:right w:val="single" w:sz="8" w:space="0" w:color="B7C9D6"/>
+            </w:tcBorders>
+            <w:shd w:val="clear" w:color="000000" w:fill="F7FAFC"/>
+            <w:vAlign w:val="center"/>
+            <w:hideMark/>
+          </w:tcPr>
+          <w:p>
+            <w:pPr>
+              <w:widowControl/>
+              <w:wordWrap/>
+              <w:autoSpaceDE/>
+              <w:autoSpaceDN/>
+              <w:spacing w:after="0" w:line="240" w:lineRule="auto"/>
+              <w:jc w:val="center"/>
+              <w:rPr>
+                <w:rFonts w:ascii="맑은 고딕" w:eastAsia="맑은 고딕" w:hAnsi="맑은 고딕" w:cs="Arial"/>
+                <w:color w:val="000000"/>
+                <w:kern w:val="0"/>
+                <w:sz w:val="12"/>
+                <w:szCs w:val="12"/>
+              </w:rPr>
+            </w:pPr>
+            <w:r>
+              <w:rPr>
+                <w:rFonts w:ascii="맑은 고딕" w:eastAsia="맑은 고딕" w:hAnsi="맑은 고딕" w:cs="Arial"/>
+                <w:color w:val="000000"/>
+                <w:kern w:val="0"/>
+                <w:sz w:val="12"/>
+                <w:szCs w:val="12"/>
+              </w:rPr>
+              <w:t>중</w:t>
+            </w:r>
+          </w:p>
+        </w:tc>
+        <w:tc>
+          <w:tcPr>
+            <w:tcW w:w="309" w:type="pct"/>
+            <w:vMerge w:val="restart"/>
+            <w:tcBorders>
+              <w:top w:val="nil"/>
+              <w:left w:val="single" w:sz="8" w:space="0" w:color="B7C9D6"/>
+              <w:bottom w:val="single" w:sz="8" w:space="0" w:color="B7C9D6"/>
+              <w:right w:val="single" w:sz="8" w:space="0" w:color="B7C9D6"/>
+            </w:tcBorders>
+            <w:shd w:val="clear" w:color="000000" w:fill="F7FAFC"/>
+            <w:vAlign w:val="center"/>
+            <w:hideMark/>
+          </w:tcPr>
+          <w:p>
+            <w:pPr>
+              <w:widowControl/>
+              <w:wordWrap/>
+              <w:autoSpaceDE/>
+              <w:autoSpaceDN/>
+              <w:spacing w:after="0" w:line="240" w:lineRule="auto"/>
+              <w:jc w:val="center"/>
+              <w:rPr>
+                <w:rFonts w:ascii="맑은 고딕" w:eastAsia="맑은 고딕" w:hAnsi="맑은 고딕" w:cs="Arial"/>
+                <w:color w:val="000000"/>
+                <w:kern w:val="0"/>
+                <w:sz w:val="12"/>
+                <w:szCs w:val="12"/>
+              </w:rPr>
+            </w:pPr>
+            <w:r>
+              <w:rPr>
+                <w:rFonts w:ascii="맑은 고딕" w:eastAsia="맑은 고딕" w:hAnsi="맑은 고딕" w:cs="Arial"/>
+                <w:color w:val="000000"/>
+                <w:kern w:val="0"/>
+                <w:sz w:val="12"/>
+                <w:szCs w:val="12"/>
+              </w:rPr>
               <w:t>적재물</w:t>
             </w:r>
           </w:p>
@@ -6464,90 +6548,6 @@
               <w:jc w:val="center"/>
               <w:rPr>
                 <w:rFonts w:ascii="맑은 고딕" w:eastAsia="맑은 고딕" w:hAnsi="맑은 고딕" w:cs="Arial"/>
-                <w:color w:val="000000"/>
-                <w:kern w:val="0"/>
-                <w:sz w:val="12"/>
-                <w:szCs w:val="12"/>
-              </w:rPr>
-            </w:pPr>
-            <w:r>
-              <w:rPr>
-                <w:rFonts w:ascii="맑은 고딕" w:eastAsia="맑은 고딕" w:hAnsi="맑은 고딕" w:cs="Arial"/>
-                <w:color w:val="000000"/>
-                <w:kern w:val="0"/>
-                <w:sz w:val="12"/>
-                <w:szCs w:val="12"/>
-              </w:rPr>
-              <w:t>중</w:t>
-            </w:r>
-          </w:p>
-        </w:tc>
-        <w:tc>
-          <w:tcPr>
-            <w:tcW w:w="309" w:type="pct"/>
-            <w:vMerge w:val="restart"/>
-            <w:tcBorders>
-              <w:top w:val="nil"/>
-              <w:left w:val="single" w:sz="8" w:space="0" w:color="B7C9D6"/>
-              <w:bottom w:val="single" w:sz="8" w:space="0" w:color="B7C9D6"/>
-              <w:right w:val="single" w:sz="8" w:space="0" w:color="B7C9D6"/>
-            </w:tcBorders>
-            <w:shd w:val="clear" w:color="000000" w:fill="F7FAFC"/>
-            <w:vAlign w:val="center"/>
-            <w:hideMark/>
-          </w:tcPr>
-          <w:p>
-            <w:pPr>
-              <w:widowControl/>
-              <w:wordWrap/>
-              <w:autoSpaceDE/>
-              <w:autoSpaceDN/>
-              <w:spacing w:after="0" w:line="240" w:lineRule="auto"/>
-              <w:jc w:val="center"/>
-              <w:rPr>
-                <w:rFonts w:ascii="맑은 고딕" w:eastAsia="맑은 고딕" w:hAnsi="맑은 고딕" w:cs="Arial"/>
-                <w:color w:val="000000"/>
-                <w:kern w:val="0"/>
-                <w:sz w:val="12"/>
-                <w:szCs w:val="12"/>
-              </w:rPr>
-            </w:pPr>
-            <w:r>
-              <w:rPr>
-                <w:rFonts w:ascii="맑은 고딕" w:eastAsia="맑은 고딕" w:hAnsi="맑은 고딕" w:cs="Arial"/>
-                <w:color w:val="000000"/>
-                <w:kern w:val="0"/>
-                <w:sz w:val="12"/>
-                <w:szCs w:val="12"/>
-              </w:rPr>
-              <w:t>시설안전</w:t>
-            </w:r>
-          </w:p>
-        </w:tc>
-        <w:tc>
-          <w:tcPr>
-            <w:tcW w:w="309" w:type="pct"/>
-            <w:vMerge w:val="restart"/>
-            <w:tcBorders>
-              <w:top w:val="nil"/>
-              <w:left w:val="single" w:sz="8" w:space="0" w:color="B7C9D6"/>
-              <w:bottom w:val="single" w:sz="8" w:space="0" w:color="B7C9D6"/>
-              <w:right w:val="single" w:sz="8" w:space="0" w:color="B7C9D6"/>
-            </w:tcBorders>
-            <w:shd w:val="clear" w:color="000000" w:fill="F7FAFC"/>
-            <w:vAlign w:val="center"/>
-            <w:hideMark/>
-          </w:tcPr>
-          <w:p>
-            <w:pPr>
-              <w:widowControl/>
-              <w:wordWrap/>
-              <w:autoSpaceDE/>
-              <w:autoSpaceDN/>
-              <w:spacing w:after="0" w:line="240" w:lineRule="auto"/>
-              <w:jc w:val="center"/>
-              <w:rPr>
-                <w:rFonts w:ascii="맑은 고딕" w:eastAsia="맑은 고딕" w:hAnsi="맑은 고딕" w:cs="Arial"/>
                 <w:b/>
                 <w:bCs/>
                 <w:color w:val="000000"/>
@@ -6704,7 +6704,7 @@
                 <w:sz w:val="12"/>
                 <w:szCs w:val="12"/>
               </w:rPr>
-              <w:t>[매월] 정기 점검 자동 생성 건으로 확인됐다.</w:t>
+              <w:t>[매월] 정기 점검 자동 생성 건이다.</w:t>
             </w:r>
           </w:p>
         </w:tc>
@@ -7693,6 +7693,90 @@
                 <w:sz w:val="12"/>
                 <w:szCs w:val="12"/>
               </w:rPr>
+              <w:t>산업안전</w:t>
+            </w:r>
+          </w:p>
+        </w:tc>
+        <w:tc>
+          <w:tcPr>
+            <w:tcW w:w="309" w:type="pct"/>
+            <w:vMerge w:val="restart"/>
+            <w:tcBorders>
+              <w:top w:val="nil"/>
+              <w:left w:val="single" w:sz="8" w:space="0" w:color="B7C9D6"/>
+              <w:bottom w:val="single" w:sz="8" w:space="0" w:color="B7C9D6"/>
+              <w:right w:val="single" w:sz="8" w:space="0" w:color="B7C9D6"/>
+            </w:tcBorders>
+            <w:shd w:val="clear" w:color="000000" w:fill="F7FAFC"/>
+            <w:vAlign w:val="center"/>
+            <w:hideMark/>
+          </w:tcPr>
+          <w:p>
+            <w:pPr>
+              <w:widowControl/>
+              <w:wordWrap/>
+              <w:autoSpaceDE/>
+              <w:autoSpaceDN/>
+              <w:spacing w:after="0" w:line="240" w:lineRule="auto"/>
+              <w:jc w:val="center"/>
+              <w:rPr>
+                <w:rFonts w:ascii="맑은 고딕" w:eastAsia="맑은 고딕" w:hAnsi="맑은 고딕" w:cs="Arial"/>
+                <w:color w:val="000000"/>
+                <w:kern w:val="0"/>
+                <w:sz w:val="12"/>
+                <w:szCs w:val="12"/>
+              </w:rPr>
+            </w:pPr>
+            <w:r>
+              <w:rPr>
+                <w:rFonts w:ascii="맑은 고딕" w:eastAsia="맑은 고딕" w:hAnsi="맑은 고딕" w:cs="Arial"/>
+                <w:color w:val="000000"/>
+                <w:kern w:val="0"/>
+                <w:sz w:val="12"/>
+                <w:szCs w:val="12"/>
+              </w:rPr>
+              <w:t>중</w:t>
+            </w:r>
+          </w:p>
+        </w:tc>
+        <w:tc>
+          <w:tcPr>
+            <w:tcW w:w="309" w:type="pct"/>
+            <w:vMerge w:val="restart"/>
+            <w:tcBorders>
+              <w:top w:val="nil"/>
+              <w:left w:val="single" w:sz="8" w:space="0" w:color="B7C9D6"/>
+              <w:bottom w:val="single" w:sz="8" w:space="0" w:color="B7C9D6"/>
+              <w:right w:val="single" w:sz="8" w:space="0" w:color="B7C9D6"/>
+            </w:tcBorders>
+            <w:shd w:val="clear" w:color="000000" w:fill="F7FAFC"/>
+            <w:vAlign w:val="center"/>
+            <w:hideMark/>
+          </w:tcPr>
+          <w:p>
+            <w:pPr>
+              <w:widowControl/>
+              <w:wordWrap/>
+              <w:autoSpaceDE/>
+              <w:autoSpaceDN/>
+              <w:spacing w:after="0" w:line="240" w:lineRule="auto"/>
+              <w:jc w:val="center"/>
+              <w:rPr>
+                <w:rFonts w:ascii="맑은 고딕" w:eastAsia="맑은 고딕" w:hAnsi="맑은 고딕" w:cs="Arial"/>
+                <w:color w:val="000000"/>
+                <w:kern w:val="0"/>
+                <w:sz w:val="12"/>
+                <w:szCs w:val="12"/>
+              </w:rPr>
+            </w:pPr>
+            <w:r>
+              <w:rPr>
+                <w:rFonts w:ascii="맑은 고딕" w:eastAsia="맑은 고딕" w:hAnsi="맑은 고딕" w:cs="Arial"/>
+                <w:color w:val="000000"/>
+                <w:kern w:val="0"/>
+                <w:sz w:val="12"/>
+                <w:szCs w:val="12"/>
+              </w:rPr>
               <w:t>충돌</w:t>
             </w:r>
           </w:p>
@@ -7721,90 +7805,6 @@
               <w:jc w:val="center"/>
               <w:rPr>
                 <w:rFonts w:ascii="맑은 고딕" w:eastAsia="맑은 고딕" w:hAnsi="맑은 고딕" w:cs="Arial"/>
-                <w:color w:val="000000"/>
-                <w:kern w:val="0"/>
-                <w:sz w:val="12"/>
-                <w:szCs w:val="12"/>
-              </w:rPr>
-            </w:pPr>
-            <w:r>
-              <w:rPr>
-                <w:rFonts w:ascii="맑은 고딕" w:eastAsia="맑은 고딕" w:hAnsi="맑은 고딕" w:cs="Arial"/>
-                <w:color w:val="000000"/>
-                <w:kern w:val="0"/>
-                <w:sz w:val="12"/>
-                <w:szCs w:val="12"/>
-              </w:rPr>
-              <w:t>중</w:t>
-            </w:r>
-          </w:p>
-        </w:tc>
-        <w:tc>
-          <w:tcPr>
-            <w:tcW w:w="309" w:type="pct"/>
-            <w:vMerge w:val="restart"/>
-            <w:tcBorders>
-              <w:top w:val="nil"/>
-              <w:left w:val="single" w:sz="8" w:space="0" w:color="B7C9D6"/>
-              <w:bottom w:val="single" w:sz="8" w:space="0" w:color="B7C9D6"/>
-              <w:right w:val="single" w:sz="8" w:space="0" w:color="B7C9D6"/>
-            </w:tcBorders>
-            <w:shd w:val="clear" w:color="000000" w:fill="F7FAFC"/>
-            <w:vAlign w:val="center"/>
-            <w:hideMark/>
-          </w:tcPr>
-          <w:p>
-            <w:pPr>
-              <w:widowControl/>
-              <w:wordWrap/>
-              <w:autoSpaceDE/>
-              <w:autoSpaceDN/>
-              <w:spacing w:after="0" w:line="240" w:lineRule="auto"/>
-              <w:jc w:val="center"/>
-              <w:rPr>
-                <w:rFonts w:ascii="맑은 고딕" w:eastAsia="맑은 고딕" w:hAnsi="맑은 고딕" w:cs="Arial"/>
-                <w:color w:val="000000"/>
-                <w:kern w:val="0"/>
-                <w:sz w:val="12"/>
-                <w:szCs w:val="12"/>
-              </w:rPr>
-            </w:pPr>
-            <w:r>
-              <w:rPr>
-                <w:rFonts w:ascii="맑은 고딕" w:eastAsia="맑은 고딕" w:hAnsi="맑은 고딕" w:cs="Arial"/>
-                <w:color w:val="000000"/>
-                <w:kern w:val="0"/>
-                <w:sz w:val="12"/>
-                <w:szCs w:val="12"/>
-              </w:rPr>
-              <w:t>산업안전</w:t>
-            </w:r>
-          </w:p>
-        </w:tc>
-        <w:tc>
-          <w:tcPr>
-            <w:tcW w:w="309" w:type="pct"/>
-            <w:vMerge w:val="restart"/>
-            <w:tcBorders>
-              <w:top w:val="nil"/>
-              <w:left w:val="single" w:sz="8" w:space="0" w:color="B7C9D6"/>
-              <w:bottom w:val="single" w:sz="8" w:space="0" w:color="B7C9D6"/>
-              <w:right w:val="single" w:sz="8" w:space="0" w:color="B7C9D6"/>
-            </w:tcBorders>
-            <w:shd w:val="clear" w:color="000000" w:fill="F7FAFC"/>
-            <w:vAlign w:val="center"/>
-            <w:hideMark/>
-          </w:tcPr>
-          <w:p>
-            <w:pPr>
-              <w:widowControl/>
-              <w:wordWrap/>
-              <w:autoSpaceDE/>
-              <w:autoSpaceDN/>
-              <w:spacing w:after="0" w:line="240" w:lineRule="auto"/>
-              <w:jc w:val="center"/>
-              <w:rPr>
-                <w:rFonts w:ascii="맑은 고딕" w:eastAsia="맑은 고딕" w:hAnsi="맑은 고딕" w:cs="Arial"/>
                 <w:b/>
                 <w:bCs/>
                 <w:color w:val="000000"/>
@@ -7961,7 +7961,7 @@
                 <w:sz w:val="12"/>
                 <w:szCs w:val="12"/>
               </w:rPr>
-              <w:t>보호구 불량으로 확인됐다.</w:t>
+              <w:t>보호구 불량으로 확인했다.</w:t>
             </w:r>
           </w:p>
         </w:tc>
@@ -8950,6 +8950,90 @@
                 <w:sz w:val="12"/>
                 <w:szCs w:val="12"/>
               </w:rPr>
+              <w:t>산업안전</w:t>
+            </w:r>
+          </w:p>
+        </w:tc>
+        <w:tc>
+          <w:tcPr>
+            <w:tcW w:w="309" w:type="pct"/>
+            <w:vMerge w:val="restart"/>
+            <w:tcBorders>
+              <w:top w:val="nil"/>
+              <w:left w:val="single" w:sz="8" w:space="0" w:color="B7C9D6"/>
+              <w:bottom w:val="single" w:sz="8" w:space="0" w:color="B7C9D6"/>
+              <w:right w:val="single" w:sz="8" w:space="0" w:color="B7C9D6"/>
+            </w:tcBorders>
+            <w:shd w:val="clear" w:color="000000" w:fill="F7FAFC"/>
+            <w:vAlign w:val="center"/>
+            <w:hideMark/>
+          </w:tcPr>
+          <w:p>
+            <w:pPr>
+              <w:widowControl/>
+              <w:wordWrap/>
+              <w:autoSpaceDE/>
+              <w:autoSpaceDN/>
+              <w:spacing w:after="0" w:line="240" w:lineRule="auto"/>
+              <w:jc w:val="center"/>
+              <w:rPr>
+                <w:rFonts w:ascii="맑은 고딕" w:eastAsia="맑은 고딕" w:hAnsi="맑은 고딕" w:cs="Arial"/>
+                <w:color w:val="000000"/>
+                <w:kern w:val="0"/>
+                <w:sz w:val="12"/>
+                <w:szCs w:val="12"/>
+              </w:rPr>
+            </w:pPr>
+            <w:r>
+              <w:rPr>
+                <w:rFonts w:ascii="맑은 고딕" w:eastAsia="맑은 고딕" w:hAnsi="맑은 고딕" w:cs="Arial"/>
+                <w:color w:val="000000"/>
+                <w:kern w:val="0"/>
+                <w:sz w:val="12"/>
+                <w:szCs w:val="12"/>
+              </w:rPr>
+              <w:t>중</w:t>
+            </w:r>
+          </w:p>
+        </w:tc>
+        <w:tc>
+          <w:tcPr>
+            <w:tcW w:w="309" w:type="pct"/>
+            <w:vMerge w:val="restart"/>
+            <w:tcBorders>
+              <w:top w:val="nil"/>
+              <w:left w:val="single" w:sz="8" w:space="0" w:color="B7C9D6"/>
+              <w:bottom w:val="single" w:sz="8" w:space="0" w:color="B7C9D6"/>
+              <w:right w:val="single" w:sz="8" w:space="0" w:color="B7C9D6"/>
+            </w:tcBorders>
+            <w:shd w:val="clear" w:color="000000" w:fill="F7FAFC"/>
+            <w:vAlign w:val="center"/>
+            <w:hideMark/>
+          </w:tcPr>
+          <w:p>
+            <w:pPr>
+              <w:widowControl/>
+              <w:wordWrap/>
+              <w:autoSpaceDE/>
+              <w:autoSpaceDN/>
+              <w:spacing w:after="0" w:line="240" w:lineRule="auto"/>
+              <w:jc w:val="center"/>
+              <w:rPr>
+                <w:rFonts w:ascii="맑은 고딕" w:eastAsia="맑은 고딕" w:hAnsi="맑은 고딕" w:cs="Arial"/>
+                <w:color w:val="000000"/>
+                <w:kern w:val="0"/>
+                <w:sz w:val="12"/>
+                <w:szCs w:val="12"/>
+              </w:rPr>
+            </w:pPr>
+            <w:r>
+              <w:rPr>
+                <w:rFonts w:ascii="맑은 고딕" w:eastAsia="맑은 고딕" w:hAnsi="맑은 고딕" w:cs="Arial"/>
+                <w:color w:val="000000"/>
+                <w:kern w:val="0"/>
+                <w:sz w:val="12"/>
+                <w:szCs w:val="12"/>
+              </w:rPr>
               <w:t>충돌</w:t>
             </w:r>
           </w:p>
@@ -8978,90 +9062,6 @@
               <w:jc w:val="center"/>
               <w:rPr>
                 <w:rFonts w:ascii="맑은 고딕" w:eastAsia="맑은 고딕" w:hAnsi="맑은 고딕" w:cs="Arial"/>
-                <w:color w:val="000000"/>
-                <w:kern w:val="0"/>
-                <w:sz w:val="12"/>
-                <w:szCs w:val="12"/>
-              </w:rPr>
-            </w:pPr>
-            <w:r>
-              <w:rPr>
-                <w:rFonts w:ascii="맑은 고딕" w:eastAsia="맑은 고딕" w:hAnsi="맑은 고딕" w:cs="Arial"/>
-                <w:color w:val="000000"/>
-                <w:kern w:val="0"/>
-                <w:sz w:val="12"/>
-                <w:szCs w:val="12"/>
-              </w:rPr>
-              <w:t>중</w:t>
-            </w:r>
-          </w:p>
-        </w:tc>
-        <w:tc>
-          <w:tcPr>
-            <w:tcW w:w="309" w:type="pct"/>
-            <w:vMerge w:val="restart"/>
-            <w:tcBorders>
-              <w:top w:val="nil"/>
-              <w:left w:val="single" w:sz="8" w:space="0" w:color="B7C9D6"/>
-              <w:bottom w:val="single" w:sz="8" w:space="0" w:color="B7C9D6"/>
-              <w:right w:val="single" w:sz="8" w:space="0" w:color="B7C9D6"/>
-            </w:tcBorders>
-            <w:shd w:val="clear" w:color="000000" w:fill="F7FAFC"/>
-            <w:vAlign w:val="center"/>
-            <w:hideMark/>
-          </w:tcPr>
-          <w:p>
-            <w:pPr>
-              <w:widowControl/>
-              <w:wordWrap/>
-              <w:autoSpaceDE/>
-              <w:autoSpaceDN/>
-              <w:spacing w:after="0" w:line="240" w:lineRule="auto"/>
-              <w:jc w:val="center"/>
-              <w:rPr>
-                <w:rFonts w:ascii="맑은 고딕" w:eastAsia="맑은 고딕" w:hAnsi="맑은 고딕" w:cs="Arial"/>
-                <w:color w:val="000000"/>
-                <w:kern w:val="0"/>
-                <w:sz w:val="12"/>
-                <w:szCs w:val="12"/>
-              </w:rPr>
-            </w:pPr>
-            <w:r>
-              <w:rPr>
-                <w:rFonts w:ascii="맑은 고딕" w:eastAsia="맑은 고딕" w:hAnsi="맑은 고딕" w:cs="Arial"/>
-                <w:color w:val="000000"/>
-                <w:kern w:val="0"/>
-                <w:sz w:val="12"/>
-                <w:szCs w:val="12"/>
-              </w:rPr>
-              <w:t>산업안전</w:t>
-            </w:r>
-          </w:p>
-        </w:tc>
-        <w:tc>
-          <w:tcPr>
-            <w:tcW w:w="309" w:type="pct"/>
-            <w:vMerge w:val="restart"/>
-            <w:tcBorders>
-              <w:top w:val="nil"/>
-              <w:left w:val="single" w:sz="8" w:space="0" w:color="B7C9D6"/>
-              <w:bottom w:val="single" w:sz="8" w:space="0" w:color="B7C9D6"/>
-              <w:right w:val="single" w:sz="8" w:space="0" w:color="B7C9D6"/>
-            </w:tcBorders>
-            <w:shd w:val="clear" w:color="000000" w:fill="F7FAFC"/>
-            <w:vAlign w:val="center"/>
-            <w:hideMark/>
-          </w:tcPr>
-          <w:p>
-            <w:pPr>
-              <w:widowControl/>
-              <w:wordWrap/>
-              <w:autoSpaceDE/>
-              <w:autoSpaceDN/>
-              <w:spacing w:after="0" w:line="240" w:lineRule="auto"/>
-              <w:jc w:val="center"/>
-              <w:rPr>
-                <w:rFonts w:ascii="맑은 고딕" w:eastAsia="맑은 고딕" w:hAnsi="맑은 고딕" w:cs="Arial"/>
                 <w:b/>
                 <w:bCs/>
                 <w:color w:val="000000"/>
@@ -9218,7 +9218,7 @@
                 <w:sz w:val="12"/>
                 <w:szCs w:val="12"/>
               </w:rPr>
-              <w:t>조치가 필요하다고 확인됐다.</w:t>
+              <w:t>조치가 필요함을 확인했다.</w:t>
             </w:r>
           </w:p>
         </w:tc>
@@ -10207,6 +10207,90 @@
                 <w:sz w:val="12"/>
                 <w:szCs w:val="12"/>
               </w:rPr>
+              <w:t>산업안전</w:t>
+            </w:r>
+          </w:p>
+        </w:tc>
+        <w:tc>
+          <w:tcPr>
+            <w:tcW w:w="309" w:type="pct"/>
+            <w:vMerge w:val="restart"/>
+            <w:tcBorders>
+              <w:top w:val="nil"/>
+              <w:left w:val="single" w:sz="8" w:space="0" w:color="B7C9D6"/>
+              <w:bottom w:val="single" w:sz="8" w:space="0" w:color="B7C9D6"/>
+              <w:right w:val="single" w:sz="8" w:space="0" w:color="B7C9D6"/>
+            </w:tcBorders>
+            <w:shd w:val="clear" w:color="000000" w:fill="F7FAFC"/>
+            <w:vAlign w:val="center"/>
+            <w:hideMark/>
+          </w:tcPr>
+          <w:p>
+            <w:pPr>
+              <w:widowControl/>
+              <w:wordWrap/>
+              <w:autoSpaceDE/>
+              <w:autoSpaceDN/>
+              <w:spacing w:after="0" w:line="240" w:lineRule="auto"/>
+              <w:jc w:val="center"/>
+              <w:rPr>
+                <w:rFonts w:ascii="맑은 고딕" w:eastAsia="맑은 고딕" w:hAnsi="맑은 고딕" w:cs="Arial"/>
+                <w:color w:val="000000"/>
+                <w:kern w:val="0"/>
+                <w:sz w:val="12"/>
+                <w:szCs w:val="12"/>
+              </w:rPr>
+            </w:pPr>
+            <w:r>
+              <w:rPr>
+                <w:rFonts w:ascii="맑은 고딕" w:eastAsia="맑은 고딕" w:hAnsi="맑은 고딕" w:cs="Arial"/>
+                <w:color w:val="000000"/>
+                <w:kern w:val="0"/>
+                <w:sz w:val="12"/>
+                <w:szCs w:val="12"/>
+              </w:rPr>
+              <w:t>중</w:t>
+            </w:r>
+          </w:p>
+        </w:tc>
+        <w:tc>
+          <w:tcPr>
+            <w:tcW w:w="309" w:type="pct"/>
+            <w:vMerge w:val="restart"/>
+            <w:tcBorders>
+              <w:top w:val="nil"/>
+              <w:left w:val="single" w:sz="8" w:space="0" w:color="B7C9D6"/>
+              <w:bottom w:val="single" w:sz="8" w:space="0" w:color="B7C9D6"/>
+              <w:right w:val="single" w:sz="8" w:space="0" w:color="B7C9D6"/>
+            </w:tcBorders>
+            <w:shd w:val="clear" w:color="000000" w:fill="F7FAFC"/>
+            <w:vAlign w:val="center"/>
+            <w:hideMark/>
+          </w:tcPr>
+          <w:p>
+            <w:pPr>
+              <w:widowControl/>
+              <w:wordWrap/>
+              <w:autoSpaceDE/>
+              <w:autoSpaceDN/>
+              <w:spacing w:after="0" w:line="240" w:lineRule="auto"/>
+              <w:jc w:val="center"/>
+              <w:rPr>
+                <w:rFonts w:ascii="맑은 고딕" w:eastAsia="맑은 고딕" w:hAnsi="맑은 고딕" w:cs="Arial"/>
+                <w:color w:val="000000"/>
+                <w:kern w:val="0"/>
+                <w:sz w:val="12"/>
+                <w:szCs w:val="12"/>
+              </w:rPr>
+            </w:pPr>
+            <w:r>
+              <w:rPr>
+                <w:rFonts w:ascii="맑은 고딕" w:eastAsia="맑은 고딕" w:hAnsi="맑은 고딕" w:cs="Arial"/>
+                <w:color w:val="000000"/>
+                <w:kern w:val="0"/>
+                <w:sz w:val="12"/>
+                <w:szCs w:val="12"/>
+              </w:rPr>
               <w:t>충돌</w:t>
             </w:r>
           </w:p>
@@ -10235,90 +10319,6 @@
               <w:jc w:val="center"/>
               <w:rPr>
                 <w:rFonts w:ascii="맑은 고딕" w:eastAsia="맑은 고딕" w:hAnsi="맑은 고딕" w:cs="Arial"/>
-                <w:color w:val="000000"/>
-                <w:kern w:val="0"/>
-                <w:sz w:val="12"/>
-                <w:szCs w:val="12"/>
-              </w:rPr>
-            </w:pPr>
-            <w:r>
-              <w:rPr>
-                <w:rFonts w:ascii="맑은 고딕" w:eastAsia="맑은 고딕" w:hAnsi="맑은 고딕" w:cs="Arial"/>
-                <w:color w:val="000000"/>
-                <w:kern w:val="0"/>
-                <w:sz w:val="12"/>
-                <w:szCs w:val="12"/>
-              </w:rPr>
-              <w:t>중</w:t>
-            </w:r>
-          </w:p>
-        </w:tc>
-        <w:tc>
-          <w:tcPr>
-            <w:tcW w:w="309" w:type="pct"/>
-            <w:vMerge w:val="restart"/>
-            <w:tcBorders>
-              <w:top w:val="nil"/>
-              <w:left w:val="single" w:sz="8" w:space="0" w:color="B7C9D6"/>
-              <w:bottom w:val="single" w:sz="8" w:space="0" w:color="B7C9D6"/>
-              <w:right w:val="single" w:sz="8" w:space="0" w:color="B7C9D6"/>
-            </w:tcBorders>
-            <w:shd w:val="clear" w:color="000000" w:fill="F7FAFC"/>
-            <w:vAlign w:val="center"/>
-            <w:hideMark/>
-          </w:tcPr>
-          <w:p>
-            <w:pPr>
-              <w:widowControl/>
-              <w:wordWrap/>
-              <w:autoSpaceDE/>
-              <w:autoSpaceDN/>
-              <w:spacing w:after="0" w:line="240" w:lineRule="auto"/>
-              <w:jc w:val="center"/>
-              <w:rPr>
-                <w:rFonts w:ascii="맑은 고딕" w:eastAsia="맑은 고딕" w:hAnsi="맑은 고딕" w:cs="Arial"/>
-                <w:color w:val="000000"/>
-                <w:kern w:val="0"/>
-                <w:sz w:val="12"/>
-                <w:szCs w:val="12"/>
-              </w:rPr>
-            </w:pPr>
-            <w:r>
-              <w:rPr>
-                <w:rFonts w:ascii="맑은 고딕" w:eastAsia="맑은 고딕" w:hAnsi="맑은 고딕" w:cs="Arial"/>
-                <w:color w:val="000000"/>
-                <w:kern w:val="0"/>
-                <w:sz w:val="12"/>
-                <w:szCs w:val="12"/>
-              </w:rPr>
-              <w:t>산업안전</w:t>
-            </w:r>
-          </w:p>
-        </w:tc>
-        <w:tc>
-          <w:tcPr>
-            <w:tcW w:w="309" w:type="pct"/>
-            <w:vMerge w:val="restart"/>
-            <w:tcBorders>
-              <w:top w:val="nil"/>
-              <w:left w:val="single" w:sz="8" w:space="0" w:color="B7C9D6"/>
-              <w:bottom w:val="single" w:sz="8" w:space="0" w:color="B7C9D6"/>
-              <w:right w:val="single" w:sz="8" w:space="0" w:color="B7C9D6"/>
-            </w:tcBorders>
-            <w:shd w:val="clear" w:color="000000" w:fill="F7FAFC"/>
-            <w:vAlign w:val="center"/>
-            <w:hideMark/>
-          </w:tcPr>
-          <w:p>
-            <w:pPr>
-              <w:widowControl/>
-              <w:wordWrap/>
-              <w:autoSpaceDE/>
-              <w:autoSpaceDN/>
-              <w:spacing w:after="0" w:line="240" w:lineRule="auto"/>
-              <w:jc w:val="center"/>
-              <w:rPr>
-                <w:rFonts w:ascii="맑은 고딕" w:eastAsia="맑은 고딕" w:hAnsi="맑은 고딕" w:cs="Arial"/>
                 <w:b/>
                 <w:bCs/>
                 <w:color w:val="000000"/>
@@ -10475,7 +10475,7 @@
                 <w:sz w:val="12"/>
                 <w:szCs w:val="12"/>
               </w:rPr>
-              <w:t>[매일] 정기 점검 자동 생성 건으로 확인됐다.</w:t>
+              <w:t>[매일] 정기 점검 자동 생성 건이다.</w:t>
             </w:r>
           </w:p>
         </w:tc>
@@ -11464,6 +11464,90 @@
                 <w:sz w:val="12"/>
                 <w:szCs w:val="12"/>
               </w:rPr>
+              <w:t>산업안전</w:t>
+            </w:r>
+          </w:p>
+        </w:tc>
+        <w:tc>
+          <w:tcPr>
+            <w:tcW w:w="309" w:type="pct"/>
+            <w:vMerge w:val="restart"/>
+            <w:tcBorders>
+              <w:top w:val="nil"/>
+              <w:left w:val="single" w:sz="8" w:space="0" w:color="B7C9D6"/>
+              <w:bottom w:val="single" w:sz="8" w:space="0" w:color="B7C9D6"/>
+              <w:right w:val="single" w:sz="8" w:space="0" w:color="B7C9D6"/>
+            </w:tcBorders>
+            <w:shd w:val="clear" w:color="000000" w:fill="F7FAFC"/>
+            <w:vAlign w:val="center"/>
+            <w:hideMark/>
+          </w:tcPr>
+          <w:p>
+            <w:pPr>
+              <w:widowControl/>
+              <w:wordWrap/>
+              <w:autoSpaceDE/>
+              <w:autoSpaceDN/>
+              <w:spacing w:after="0" w:line="240" w:lineRule="auto"/>
+              <w:jc w:val="center"/>
+              <w:rPr>
+                <w:rFonts w:ascii="맑은 고딕" w:eastAsia="맑은 고딕" w:hAnsi="맑은 고딕" w:cs="Arial"/>
+                <w:color w:val="000000"/>
+                <w:kern w:val="0"/>
+                <w:sz w:val="12"/>
+                <w:szCs w:val="12"/>
+              </w:rPr>
+            </w:pPr>
+            <w:r>
+              <w:rPr>
+                <w:rFonts w:ascii="맑은 고딕" w:eastAsia="맑은 고딕" w:hAnsi="맑은 고딕" w:cs="Arial"/>
+                <w:color w:val="000000"/>
+                <w:kern w:val="0"/>
+                <w:sz w:val="12"/>
+                <w:szCs w:val="12"/>
+              </w:rPr>
+              <w:t>중</w:t>
+            </w:r>
+          </w:p>
+        </w:tc>
+        <w:tc>
+          <w:tcPr>
+            <w:tcW w:w="309" w:type="pct"/>
+            <w:vMerge w:val="restart"/>
+            <w:tcBorders>
+              <w:top w:val="nil"/>
+              <w:left w:val="single" w:sz="8" w:space="0" w:color="B7C9D6"/>
+              <w:bottom w:val="single" w:sz="8" w:space="0" w:color="B7C9D6"/>
+              <w:right w:val="single" w:sz="8" w:space="0" w:color="B7C9D6"/>
+            </w:tcBorders>
+            <w:shd w:val="clear" w:color="000000" w:fill="F7FAFC"/>
+            <w:vAlign w:val="center"/>
+            <w:hideMark/>
+          </w:tcPr>
+          <w:p>
+            <w:pPr>
+              <w:widowControl/>
+              <w:wordWrap/>
+              <w:autoSpaceDE/>
+              <w:autoSpaceDN/>
+              <w:spacing w:after="0" w:line="240" w:lineRule="auto"/>
+              <w:jc w:val="center"/>
+              <w:rPr>
+                <w:rFonts w:ascii="맑은 고딕" w:eastAsia="맑은 고딕" w:hAnsi="맑은 고딕" w:cs="Arial"/>
+                <w:color w:val="000000"/>
+                <w:kern w:val="0"/>
+                <w:sz w:val="12"/>
+                <w:szCs w:val="12"/>
+              </w:rPr>
+            </w:pPr>
+            <w:r>
+              <w:rPr>
+                <w:rFonts w:ascii="맑은 고딕" w:eastAsia="맑은 고딕" w:hAnsi="맑은 고딕" w:cs="Arial"/>
+                <w:color w:val="000000"/>
+                <w:kern w:val="0"/>
+                <w:sz w:val="12"/>
+                <w:szCs w:val="12"/>
+              </w:rPr>
               <w:t>충돌</w:t>
             </w:r>
           </w:p>
@@ -11492,90 +11576,6 @@
               <w:jc w:val="center"/>
               <w:rPr>
                 <w:rFonts w:ascii="맑은 고딕" w:eastAsia="맑은 고딕" w:hAnsi="맑은 고딕" w:cs="Arial"/>
-                <w:color w:val="000000"/>
-                <w:kern w:val="0"/>
-                <w:sz w:val="12"/>
-                <w:szCs w:val="12"/>
-              </w:rPr>
-            </w:pPr>
-            <w:r>
-              <w:rPr>
-                <w:rFonts w:ascii="맑은 고딕" w:eastAsia="맑은 고딕" w:hAnsi="맑은 고딕" w:cs="Arial"/>
-                <w:color w:val="000000"/>
-                <w:kern w:val="0"/>
-                <w:sz w:val="12"/>
-                <w:szCs w:val="12"/>
-              </w:rPr>
-              <w:t>중</w:t>
-            </w:r>
-          </w:p>
-        </w:tc>
-        <w:tc>
-          <w:tcPr>
-            <w:tcW w:w="309" w:type="pct"/>
-            <w:vMerge w:val="restart"/>
-            <w:tcBorders>
-              <w:top w:val="nil"/>
-              <w:left w:val="single" w:sz="8" w:space="0" w:color="B7C9D6"/>
-              <w:bottom w:val="single" w:sz="8" w:space="0" w:color="B7C9D6"/>
-              <w:right w:val="single" w:sz="8" w:space="0" w:color="B7C9D6"/>
-            </w:tcBorders>
-            <w:shd w:val="clear" w:color="000000" w:fill="F7FAFC"/>
-            <w:vAlign w:val="center"/>
-            <w:hideMark/>
-          </w:tcPr>
-          <w:p>
-            <w:pPr>
-              <w:widowControl/>
-              <w:wordWrap/>
-              <w:autoSpaceDE/>
-              <w:autoSpaceDN/>
-              <w:spacing w:after="0" w:line="240" w:lineRule="auto"/>
-              <w:jc w:val="center"/>
-              <w:rPr>
-                <w:rFonts w:ascii="맑은 고딕" w:eastAsia="맑은 고딕" w:hAnsi="맑은 고딕" w:cs="Arial"/>
-                <w:color w:val="000000"/>
-                <w:kern w:val="0"/>
-                <w:sz w:val="12"/>
-                <w:szCs w:val="12"/>
-              </w:rPr>
-            </w:pPr>
-            <w:r>
-              <w:rPr>
-                <w:rFonts w:ascii="맑은 고딕" w:eastAsia="맑은 고딕" w:hAnsi="맑은 고딕" w:cs="Arial"/>
-                <w:color w:val="000000"/>
-                <w:kern w:val="0"/>
-                <w:sz w:val="12"/>
-                <w:szCs w:val="12"/>
-              </w:rPr>
-              <w:t>산업안전</w:t>
-            </w:r>
-          </w:p>
-        </w:tc>
-        <w:tc>
-          <w:tcPr>
-            <w:tcW w:w="309" w:type="pct"/>
-            <w:vMerge w:val="restart"/>
-            <w:tcBorders>
-              <w:top w:val="nil"/>
-              <w:left w:val="single" w:sz="8" w:space="0" w:color="B7C9D6"/>
-              <w:bottom w:val="single" w:sz="8" w:space="0" w:color="B7C9D6"/>
-              <w:right w:val="single" w:sz="8" w:space="0" w:color="B7C9D6"/>
-            </w:tcBorders>
-            <w:shd w:val="clear" w:color="000000" w:fill="F7FAFC"/>
-            <w:vAlign w:val="center"/>
-            <w:hideMark/>
-          </w:tcPr>
-          <w:p>
-            <w:pPr>
-              <w:widowControl/>
-              <w:wordWrap/>
-              <w:autoSpaceDE/>
-              <w:autoSpaceDN/>
-              <w:spacing w:after="0" w:line="240" w:lineRule="auto"/>
-              <w:jc w:val="center"/>
-              <w:rPr>
-                <w:rFonts w:ascii="맑은 고딕" w:eastAsia="맑은 고딕" w:hAnsi="맑은 고딕" w:cs="Arial"/>
                 <w:b/>
                 <w:bCs/>
                 <w:color w:val="000000"/>
@@ -11732,7 +11732,7 @@
                 <w:sz w:val="12"/>
                 <w:szCs w:val="12"/>
               </w:rPr>
-              <w:t>[매일] 정기 점검 자동 생성 건으로 확인됐다.</w:t>
+              <w:t>[매일] 정기 점검 자동 생성 건이다.</w:t>
             </w:r>
           </w:p>
         </w:tc>
@@ -12721,6 +12721,90 @@
                 <w:sz w:val="12"/>
                 <w:szCs w:val="12"/>
               </w:rPr>
+              <w:t>산업안전</w:t>
+            </w:r>
+          </w:p>
+        </w:tc>
+        <w:tc>
+          <w:tcPr>
+            <w:tcW w:w="309" w:type="pct"/>
+            <w:vMerge w:val="restart"/>
+            <w:tcBorders>
+              <w:top w:val="nil"/>
+              <w:left w:val="single" w:sz="8" w:space="0" w:color="B7C9D6"/>
+              <w:bottom w:val="single" w:sz="8" w:space="0" w:color="B7C9D6"/>
+              <w:right w:val="single" w:sz="8" w:space="0" w:color="B7C9D6"/>
+            </w:tcBorders>
+            <w:shd w:val="clear" w:color="000000" w:fill="F7FAFC"/>
+            <w:vAlign w:val="center"/>
+            <w:hideMark/>
+          </w:tcPr>
+          <w:p>
+            <w:pPr>
+              <w:widowControl/>
+              <w:wordWrap/>
+              <w:autoSpaceDE/>
+              <w:autoSpaceDN/>
+              <w:spacing w:after="0" w:line="240" w:lineRule="auto"/>
+              <w:jc w:val="center"/>
+              <w:rPr>
+                <w:rFonts w:ascii="맑은 고딕" w:eastAsia="맑은 고딕" w:hAnsi="맑은 고딕" w:cs="Arial"/>
+                <w:color w:val="000000"/>
+                <w:kern w:val="0"/>
+                <w:sz w:val="12"/>
+                <w:szCs w:val="12"/>
+              </w:rPr>
+            </w:pPr>
+            <w:r>
+              <w:rPr>
+                <w:rFonts w:ascii="맑은 고딕" w:eastAsia="맑은 고딕" w:hAnsi="맑은 고딕" w:cs="Arial"/>
+                <w:color w:val="000000"/>
+                <w:kern w:val="0"/>
+                <w:sz w:val="12"/>
+                <w:szCs w:val="12"/>
+              </w:rPr>
+              <w:t>중</w:t>
+            </w:r>
+          </w:p>
+        </w:tc>
+        <w:tc>
+          <w:tcPr>
+            <w:tcW w:w="309" w:type="pct"/>
+            <w:vMerge w:val="restart"/>
+            <w:tcBorders>
+              <w:top w:val="nil"/>
+              <w:left w:val="single" w:sz="8" w:space="0" w:color="B7C9D6"/>
+              <w:bottom w:val="single" w:sz="8" w:space="0" w:color="B7C9D6"/>
+              <w:right w:val="single" w:sz="8" w:space="0" w:color="B7C9D6"/>
+            </w:tcBorders>
+            <w:shd w:val="clear" w:color="000000" w:fill="F7FAFC"/>
+            <w:vAlign w:val="center"/>
+            <w:hideMark/>
+          </w:tcPr>
+          <w:p>
+            <w:pPr>
+              <w:widowControl/>
+              <w:wordWrap/>
+              <w:autoSpaceDE/>
+              <w:autoSpaceDN/>
+              <w:spacing w:after="0" w:line="240" w:lineRule="auto"/>
+              <w:jc w:val="center"/>
+              <w:rPr>
+                <w:rFonts w:ascii="맑은 고딕" w:eastAsia="맑은 고딕" w:hAnsi="맑은 고딕" w:cs="Arial"/>
+                <w:color w:val="000000"/>
+                <w:kern w:val="0"/>
+                <w:sz w:val="12"/>
+                <w:szCs w:val="12"/>
+              </w:rPr>
+            </w:pPr>
+            <w:r>
+              <w:rPr>
+                <w:rFonts w:ascii="맑은 고딕" w:eastAsia="맑은 고딕" w:hAnsi="맑은 고딕" w:cs="Arial"/>
+                <w:color w:val="000000"/>
+                <w:kern w:val="0"/>
+                <w:sz w:val="12"/>
+                <w:szCs w:val="12"/>
+              </w:rPr>
               <w:t>충돌</w:t>
             </w:r>
           </w:p>
@@ -12749,90 +12833,6 @@
               <w:jc w:val="center"/>
               <w:rPr>
                 <w:rFonts w:ascii="맑은 고딕" w:eastAsia="맑은 고딕" w:hAnsi="맑은 고딕" w:cs="Arial"/>
-                <w:color w:val="000000"/>
-                <w:kern w:val="0"/>
-                <w:sz w:val="12"/>
-                <w:szCs w:val="12"/>
-              </w:rPr>
-            </w:pPr>
-            <w:r>
-              <w:rPr>
-                <w:rFonts w:ascii="맑은 고딕" w:eastAsia="맑은 고딕" w:hAnsi="맑은 고딕" w:cs="Arial"/>
-                <w:color w:val="000000"/>
-                <w:kern w:val="0"/>
-                <w:sz w:val="12"/>
-                <w:szCs w:val="12"/>
-              </w:rPr>
-              <w:t>중</w:t>
-            </w:r>
-          </w:p>
-        </w:tc>
-        <w:tc>
-          <w:tcPr>
-            <w:tcW w:w="309" w:type="pct"/>
-            <w:vMerge w:val="restart"/>
-            <w:tcBorders>
-              <w:top w:val="nil"/>
-              <w:left w:val="single" w:sz="8" w:space="0" w:color="B7C9D6"/>
-              <w:bottom w:val="single" w:sz="8" w:space="0" w:color="B7C9D6"/>
-              <w:right w:val="single" w:sz="8" w:space="0" w:color="B7C9D6"/>
-            </w:tcBorders>
-            <w:shd w:val="clear" w:color="000000" w:fill="F7FAFC"/>
-            <w:vAlign w:val="center"/>
-            <w:hideMark/>
-          </w:tcPr>
-          <w:p>
-            <w:pPr>
-              <w:widowControl/>
-              <w:wordWrap/>
-              <w:autoSpaceDE/>
-              <w:autoSpaceDN/>
-              <w:spacing w:after="0" w:line="240" w:lineRule="auto"/>
-              <w:jc w:val="center"/>
-              <w:rPr>
-                <w:rFonts w:ascii="맑은 고딕" w:eastAsia="맑은 고딕" w:hAnsi="맑은 고딕" w:cs="Arial"/>
-                <w:color w:val="000000"/>
-                <w:kern w:val="0"/>
-                <w:sz w:val="12"/>
-                <w:szCs w:val="12"/>
-              </w:rPr>
-            </w:pPr>
-            <w:r>
-              <w:rPr>
-                <w:rFonts w:ascii="맑은 고딕" w:eastAsia="맑은 고딕" w:hAnsi="맑은 고딕" w:cs="Arial"/>
-                <w:color w:val="000000"/>
-                <w:kern w:val="0"/>
-                <w:sz w:val="12"/>
-                <w:szCs w:val="12"/>
-              </w:rPr>
-              <w:t>산업안전</w:t>
-            </w:r>
-          </w:p>
-        </w:tc>
-        <w:tc>
-          <w:tcPr>
-            <w:tcW w:w="309" w:type="pct"/>
-            <w:vMerge w:val="restart"/>
-            <w:tcBorders>
-              <w:top w:val="nil"/>
-              <w:left w:val="single" w:sz="8" w:space="0" w:color="B7C9D6"/>
-              <w:bottom w:val="single" w:sz="8" w:space="0" w:color="B7C9D6"/>
-              <w:right w:val="single" w:sz="8" w:space="0" w:color="B7C9D6"/>
-            </w:tcBorders>
-            <w:shd w:val="clear" w:color="000000" w:fill="F7FAFC"/>
-            <w:vAlign w:val="center"/>
-            <w:hideMark/>
-          </w:tcPr>
-          <w:p>
-            <w:pPr>
-              <w:widowControl/>
-              <w:wordWrap/>
-              <w:autoSpaceDE/>
-              <w:autoSpaceDN/>
-              <w:spacing w:after="0" w:line="240" w:lineRule="auto"/>
-              <w:jc w:val="center"/>
-              <w:rPr>
-                <w:rFonts w:ascii="맑은 고딕" w:eastAsia="맑은 고딕" w:hAnsi="맑은 고딕" w:cs="Arial"/>
                 <w:b/>
                 <w:bCs/>
                 <w:color w:val="000000"/>
@@ -12989,7 +12989,7 @@
                 <w:sz w:val="12"/>
                 <w:szCs w:val="12"/>
               </w:rPr>
-              <w:t>조치가 필요하다고 확인됐다.</w:t>
+              <w:t>조치함을 확인했다.</w:t>
             </w:r>
           </w:p>
         </w:tc>
@@ -13978,6 +13978,90 @@
                 <w:sz w:val="12"/>
                 <w:szCs w:val="12"/>
               </w:rPr>
+              <w:t>시설안전</w:t>
+            </w:r>
+          </w:p>
+        </w:tc>
+        <w:tc>
+          <w:tcPr>
+            <w:tcW w:w="309" w:type="pct"/>
+            <w:vMerge w:val="restart"/>
+            <w:tcBorders>
+              <w:top w:val="nil"/>
+              <w:left w:val="single" w:sz="8" w:space="0" w:color="B7C9D6"/>
+              <w:bottom w:val="single" w:sz="8" w:space="0" w:color="B7C9D6"/>
+              <w:right w:val="single" w:sz="8" w:space="0" w:color="B7C9D6"/>
+            </w:tcBorders>
+            <w:shd w:val="clear" w:color="000000" w:fill="F7FAFC"/>
+            <w:vAlign w:val="center"/>
+            <w:hideMark/>
+          </w:tcPr>
+          <w:p>
+            <w:pPr>
+              <w:widowControl/>
+              <w:wordWrap/>
+              <w:autoSpaceDE/>
+              <w:autoSpaceDN/>
+              <w:spacing w:after="0" w:line="240" w:lineRule="auto"/>
+              <w:jc w:val="center"/>
+              <w:rPr>
+                <w:rFonts w:ascii="맑은 고딕" w:eastAsia="맑은 고딕" w:hAnsi="맑은 고딕" w:cs="Arial"/>
+                <w:color w:val="000000"/>
+                <w:kern w:val="0"/>
+                <w:sz w:val="12"/>
+                <w:szCs w:val="12"/>
+              </w:rPr>
+            </w:pPr>
+            <w:r>
+              <w:rPr>
+                <w:rFonts w:ascii="맑은 고딕" w:eastAsia="맑은 고딕" w:hAnsi="맑은 고딕" w:cs="Arial"/>
+                <w:color w:val="000000"/>
+                <w:kern w:val="0"/>
+                <w:sz w:val="12"/>
+                <w:szCs w:val="12"/>
+              </w:rPr>
+              <w:t>중</w:t>
+            </w:r>
+          </w:p>
+        </w:tc>
+        <w:tc>
+          <w:tcPr>
+            <w:tcW w:w="309" w:type="pct"/>
+            <w:vMerge w:val="restart"/>
+            <w:tcBorders>
+              <w:top w:val="nil"/>
+              <w:left w:val="single" w:sz="8" w:space="0" w:color="B7C9D6"/>
+              <w:bottom w:val="single" w:sz="8" w:space="0" w:color="B7C9D6"/>
+              <w:right w:val="single" w:sz="8" w:space="0" w:color="B7C9D6"/>
+            </w:tcBorders>
+            <w:shd w:val="clear" w:color="000000" w:fill="F7FAFC"/>
+            <w:vAlign w:val="center"/>
+            <w:hideMark/>
+          </w:tcPr>
+          <w:p>
+            <w:pPr>
+              <w:widowControl/>
+              <w:wordWrap/>
+              <w:autoSpaceDE/>
+              <w:autoSpaceDN/>
+              <w:spacing w:after="0" w:line="240" w:lineRule="auto"/>
+              <w:jc w:val="center"/>
+              <w:rPr>
+                <w:rFonts w:ascii="맑은 고딕" w:eastAsia="맑은 고딕" w:hAnsi="맑은 고딕" w:cs="Arial"/>
+                <w:color w:val="000000"/>
+                <w:kern w:val="0"/>
+                <w:sz w:val="12"/>
+                <w:szCs w:val="12"/>
+              </w:rPr>
+            </w:pPr>
+            <w:r>
+              <w:rPr>
+                <w:rFonts w:ascii="맑은 고딕" w:eastAsia="맑은 고딕" w:hAnsi="맑은 고딕" w:cs="Arial"/>
+                <w:color w:val="000000"/>
+                <w:kern w:val="0"/>
+                <w:sz w:val="12"/>
+                <w:szCs w:val="12"/>
+              </w:rPr>
               <w:t>적재물</w:t>
             </w:r>
           </w:p>
@@ -14006,90 +14090,6 @@
               <w:jc w:val="center"/>
               <w:rPr>
                 <w:rFonts w:ascii="맑은 고딕" w:eastAsia="맑은 고딕" w:hAnsi="맑은 고딕" w:cs="Arial"/>
-                <w:color w:val="000000"/>
-                <w:kern w:val="0"/>
-                <w:sz w:val="12"/>
-                <w:szCs w:val="12"/>
-              </w:rPr>
-            </w:pPr>
-            <w:r>
-              <w:rPr>
-                <w:rFonts w:ascii="맑은 고딕" w:eastAsia="맑은 고딕" w:hAnsi="맑은 고딕" w:cs="Arial"/>
-                <w:color w:val="000000"/>
-                <w:kern w:val="0"/>
-                <w:sz w:val="12"/>
-                <w:szCs w:val="12"/>
-              </w:rPr>
-              <w:t>중</w:t>
-            </w:r>
-          </w:p>
-        </w:tc>
-        <w:tc>
-          <w:tcPr>
-            <w:tcW w:w="309" w:type="pct"/>
-            <w:vMerge w:val="restart"/>
-            <w:tcBorders>
-              <w:top w:val="nil"/>
-              <w:left w:val="single" w:sz="8" w:space="0" w:color="B7C9D6"/>
-              <w:bottom w:val="single" w:sz="8" w:space="0" w:color="B7C9D6"/>
-              <w:right w:val="single" w:sz="8" w:space="0" w:color="B7C9D6"/>
-            </w:tcBorders>
-            <w:shd w:val="clear" w:color="000000" w:fill="F7FAFC"/>
-            <w:vAlign w:val="center"/>
-            <w:hideMark/>
-          </w:tcPr>
-          <w:p>
-            <w:pPr>
-              <w:widowControl/>
-              <w:wordWrap/>
-              <w:autoSpaceDE/>
-              <w:autoSpaceDN/>
-              <w:spacing w:after="0" w:line="240" w:lineRule="auto"/>
-              <w:jc w:val="center"/>
-              <w:rPr>
-                <w:rFonts w:ascii="맑은 고딕" w:eastAsia="맑은 고딕" w:hAnsi="맑은 고딕" w:cs="Arial"/>
-                <w:color w:val="000000"/>
-                <w:kern w:val="0"/>
-                <w:sz w:val="12"/>
-                <w:szCs w:val="12"/>
-              </w:rPr>
-            </w:pPr>
-            <w:r>
-              <w:rPr>
-                <w:rFonts w:ascii="맑은 고딕" w:eastAsia="맑은 고딕" w:hAnsi="맑은 고딕" w:cs="Arial"/>
-                <w:color w:val="000000"/>
-                <w:kern w:val="0"/>
-                <w:sz w:val="12"/>
-                <w:szCs w:val="12"/>
-              </w:rPr>
-              <w:t>시설안전</w:t>
-            </w:r>
-          </w:p>
-        </w:tc>
-        <w:tc>
-          <w:tcPr>
-            <w:tcW w:w="309" w:type="pct"/>
-            <w:vMerge w:val="restart"/>
-            <w:tcBorders>
-              <w:top w:val="nil"/>
-              <w:left w:val="single" w:sz="8" w:space="0" w:color="B7C9D6"/>
-              <w:bottom w:val="single" w:sz="8" w:space="0" w:color="B7C9D6"/>
-              <w:right w:val="single" w:sz="8" w:space="0" w:color="B7C9D6"/>
-            </w:tcBorders>
-            <w:shd w:val="clear" w:color="000000" w:fill="F7FAFC"/>
-            <w:vAlign w:val="center"/>
-            <w:hideMark/>
-          </w:tcPr>
-          <w:p>
-            <w:pPr>
-              <w:widowControl/>
-              <w:wordWrap/>
-              <w:autoSpaceDE/>
-              <w:autoSpaceDN/>
-              <w:spacing w:after="0" w:line="240" w:lineRule="auto"/>
-              <w:jc w:val="center"/>
-              <w:rPr>
-                <w:rFonts w:ascii="맑은 고딕" w:eastAsia="맑은 고딕" w:hAnsi="맑은 고딕" w:cs="Arial"/>
                 <w:b/>
                 <w:bCs/>
                 <w:color w:val="000000"/>
@@ -14246,7 +14246,7 @@
                 <w:sz w:val="12"/>
                 <w:szCs w:val="12"/>
               </w:rPr>
-              <w:t>비상 통로 확보 상태가 양호한 것으로 확인됐다.</w:t>
+              <w:t>비상 통로 확보가 양호함을 확인했다.</w:t>
             </w:r>
           </w:p>
         </w:tc>
@@ -15235,91 +15235,91 @@
                 <w:sz w:val="12"/>
                 <w:szCs w:val="12"/>
               </w:rPr>
+              <w:t>시설안전</w:t>
+            </w:r>
+          </w:p>
+        </w:tc>
+        <w:tc>
+          <w:tcPr>
+            <w:tcW w:w="309" w:type="pct"/>
+            <w:vMerge w:val="restart"/>
+            <w:tcBorders>
+              <w:top w:val="nil"/>
+              <w:left w:val="single" w:sz="8" w:space="0" w:color="B7C9D6"/>
+              <w:bottom w:val="single" w:sz="8" w:space="0" w:color="000000"/>
+              <w:right w:val="single" w:sz="8" w:space="0" w:color="B7C9D6"/>
+            </w:tcBorders>
+            <w:shd w:val="clear" w:color="000000" w:fill="F7FAFC"/>
+            <w:vAlign w:val="center"/>
+            <w:hideMark/>
+          </w:tcPr>
+          <w:p>
+            <w:pPr>
+              <w:widowControl/>
+              <w:wordWrap/>
+              <w:autoSpaceDE/>
+              <w:autoSpaceDN/>
+              <w:spacing w:after="0" w:line="240" w:lineRule="auto"/>
+              <w:jc w:val="center"/>
+              <w:rPr>
+                <w:rFonts w:ascii="맑은 고딕" w:eastAsia="맑은 고딕" w:hAnsi="맑은 고딕" w:cs="Arial"/>
+                <w:color w:val="000000"/>
+                <w:kern w:val="0"/>
+                <w:sz w:val="12"/>
+                <w:szCs w:val="12"/>
+              </w:rPr>
+            </w:pPr>
+            <w:r>
+              <w:rPr>
+                <w:rFonts w:ascii="맑은 고딕" w:eastAsia="맑은 고딕" w:hAnsi="맑은 고딕" w:cs="Arial"/>
+                <w:color w:val="000000"/>
+                <w:kern w:val="0"/>
+                <w:sz w:val="12"/>
+                <w:szCs w:val="12"/>
+              </w:rPr>
+              <w:t>중</w:t>
+            </w:r>
+          </w:p>
+        </w:tc>
+        <w:tc>
+          <w:tcPr>
+            <w:tcW w:w="309" w:type="pct"/>
+            <w:vMerge w:val="restart"/>
+            <w:tcBorders>
+              <w:top w:val="nil"/>
+              <w:left w:val="single" w:sz="8" w:space="0" w:color="B7C9D6"/>
+              <w:bottom w:val="single" w:sz="8" w:space="0" w:color="000000"/>
+              <w:right w:val="single" w:sz="8" w:space="0" w:color="B7C9D6"/>
+            </w:tcBorders>
+            <w:shd w:val="clear" w:color="000000" w:fill="F7FAFC"/>
+            <w:vAlign w:val="center"/>
+            <w:hideMark/>
+          </w:tcPr>
+          <w:p>
+            <w:pPr>
+              <w:widowControl/>
+              <w:wordWrap/>
+              <w:autoSpaceDE/>
+              <w:autoSpaceDN/>
+              <w:spacing w:after="0" w:line="240" w:lineRule="auto"/>
+              <w:jc w:val="center"/>
+              <w:rPr>
+                <w:rFonts w:ascii="맑은 고딕" w:eastAsia="맑은 고딕" w:hAnsi="맑은 고딕" w:cs="Arial"/>
+                <w:color w:val="000000"/>
+                <w:kern w:val="0"/>
+                <w:sz w:val="12"/>
+                <w:szCs w:val="12"/>
+              </w:rPr>
+            </w:pPr>
+            <w:r>
+              <w:rPr>
+                <w:rFonts w:ascii="맑은 고딕" w:eastAsia="맑은 고딕" w:hAnsi="맑은 고딕" w:cs="Arial"/>
+                <w:color w:val="000000"/>
+                <w:kern w:val="0"/>
+                <w:sz w:val="12"/>
+                <w:szCs w:val="12"/>
+              </w:rPr>
               <w:t>적재물</w:t>
-            </w:r>
-          </w:p>
-        </w:tc>
-        <w:tc>
-          <w:tcPr>
-            <w:tcW w:w="309" w:type="pct"/>
-            <w:vMerge w:val="restart"/>
-            <w:tcBorders>
-              <w:top w:val="nil"/>
-              <w:left w:val="single" w:sz="8" w:space="0" w:color="B7C9D6"/>
-              <w:bottom w:val="single" w:sz="8" w:space="0" w:color="000000"/>
-              <w:right w:val="single" w:sz="8" w:space="0" w:color="B7C9D6"/>
-            </w:tcBorders>
-            <w:shd w:val="clear" w:color="000000" w:fill="F7FAFC"/>
-            <w:vAlign w:val="center"/>
-            <w:hideMark/>
-          </w:tcPr>
-          <w:p>
-            <w:pPr>
-              <w:widowControl/>
-              <w:wordWrap/>
-              <w:autoSpaceDE/>
-              <w:autoSpaceDN/>
-              <w:spacing w:after="0" w:line="240" w:lineRule="auto"/>
-              <w:jc w:val="center"/>
-              <w:rPr>
-                <w:rFonts w:ascii="맑은 고딕" w:eastAsia="맑은 고딕" w:hAnsi="맑은 고딕" w:cs="Arial"/>
-                <w:color w:val="000000"/>
-                <w:kern w:val="0"/>
-                <w:sz w:val="12"/>
-                <w:szCs w:val="12"/>
-              </w:rPr>
-            </w:pPr>
-            <w:r>
-              <w:rPr>
-                <w:rFonts w:ascii="맑은 고딕" w:eastAsia="맑은 고딕" w:hAnsi="맑은 고딕" w:cs="Arial"/>
-                <w:color w:val="000000"/>
-                <w:kern w:val="0"/>
-                <w:sz w:val="12"/>
-                <w:szCs w:val="12"/>
-              </w:rPr>
-              <w:t>중</w:t>
-            </w:r>
-          </w:p>
-        </w:tc>
-        <w:tc>
-          <w:tcPr>
-            <w:tcW w:w="309" w:type="pct"/>
-            <w:vMerge w:val="restart"/>
-            <w:tcBorders>
-              <w:top w:val="nil"/>
-              <w:left w:val="single" w:sz="8" w:space="0" w:color="B7C9D6"/>
-              <w:bottom w:val="single" w:sz="8" w:space="0" w:color="000000"/>
-              <w:right w:val="single" w:sz="8" w:space="0" w:color="B7C9D6"/>
-            </w:tcBorders>
-            <w:shd w:val="clear" w:color="000000" w:fill="F7FAFC"/>
-            <w:vAlign w:val="center"/>
-            <w:hideMark/>
-          </w:tcPr>
-          <w:p>
-            <w:pPr>
-              <w:widowControl/>
-              <w:wordWrap/>
-              <w:autoSpaceDE/>
-              <w:autoSpaceDN/>
-              <w:spacing w:after="0" w:line="240" w:lineRule="auto"/>
-              <w:jc w:val="center"/>
-              <w:rPr>
-                <w:rFonts w:ascii="맑은 고딕" w:eastAsia="맑은 고딕" w:hAnsi="맑은 고딕" w:cs="Arial"/>
-                <w:color w:val="000000"/>
-                <w:kern w:val="0"/>
-                <w:sz w:val="12"/>
-                <w:szCs w:val="12"/>
-              </w:rPr>
-            </w:pPr>
-            <w:r>
-              <w:rPr>
-                <w:rFonts w:ascii="맑은 고딕" w:eastAsia="맑은 고딕" w:hAnsi="맑은 고딕" w:cs="Arial"/>
-                <w:color w:val="000000"/>
-                <w:kern w:val="0"/>
-                <w:sz w:val="12"/>
-                <w:szCs w:val="12"/>
-              </w:rPr>
-              <w:t>시설안전</w:t>
             </w:r>
           </w:p>
         </w:tc>
@@ -16497,6 +16497,90 @@
                 <w:sz w:val="12"/>
                 <w:szCs w:val="12"/>
               </w:rPr>
+              <w:t>소방안전</w:t>
+            </w:r>
+          </w:p>
+        </w:tc>
+        <w:tc>
+          <w:tcPr>
+            <w:tcW w:w="309" w:type="pct"/>
+            <w:vMerge w:val="restart"/>
+            <w:tcBorders>
+              <w:top w:val="nil"/>
+              <w:left w:val="single" w:sz="8" w:space="0" w:color="B7C9D6"/>
+              <w:bottom w:val="single" w:sz="8" w:space="0" w:color="000000"/>
+              <w:right w:val="single" w:sz="8" w:space="0" w:color="B7C9D6"/>
+            </w:tcBorders>
+            <w:shd w:val="clear" w:color="000000" w:fill="F7FAFC"/>
+            <w:vAlign w:val="center"/>
+            <w:hideMark/>
+          </w:tcPr>
+          <w:p>
+            <w:pPr>
+              <w:widowControl/>
+              <w:wordWrap/>
+              <w:autoSpaceDE/>
+              <w:autoSpaceDN/>
+              <w:spacing w:after="0" w:line="240" w:lineRule="auto"/>
+              <w:jc w:val="center"/>
+              <w:rPr>
+                <w:rFonts w:ascii="맑은 고딕" w:eastAsia="맑은 고딕" w:hAnsi="맑은 고딕" w:cs="Arial"/>
+                <w:color w:val="000000"/>
+                <w:kern w:val="0"/>
+                <w:sz w:val="12"/>
+                <w:szCs w:val="12"/>
+              </w:rPr>
+            </w:pPr>
+            <w:r>
+              <w:rPr>
+                <w:rFonts w:ascii="맑은 고딕" w:eastAsia="맑은 고딕" w:hAnsi="맑은 고딕" w:cs="Arial"/>
+                <w:color w:val="000000"/>
+                <w:kern w:val="0"/>
+                <w:sz w:val="12"/>
+                <w:szCs w:val="12"/>
+              </w:rPr>
+              <w:t>상</w:t>
+            </w:r>
+          </w:p>
+        </w:tc>
+        <w:tc>
+          <w:tcPr>
+            <w:tcW w:w="309" w:type="pct"/>
+            <w:vMerge w:val="restart"/>
+            <w:tcBorders>
+              <w:top w:val="nil"/>
+              <w:left w:val="single" w:sz="8" w:space="0" w:color="B7C9D6"/>
+              <w:bottom w:val="single" w:sz="8" w:space="0" w:color="000000"/>
+              <w:right w:val="single" w:sz="8" w:space="0" w:color="B7C9D6"/>
+            </w:tcBorders>
+            <w:shd w:val="clear" w:color="000000" w:fill="F7FAFC"/>
+            <w:vAlign w:val="center"/>
+            <w:hideMark/>
+          </w:tcPr>
+          <w:p>
+            <w:pPr>
+              <w:widowControl/>
+              <w:wordWrap/>
+              <w:autoSpaceDE/>
+              <w:autoSpaceDN/>
+              <w:spacing w:after="0" w:line="240" w:lineRule="auto"/>
+              <w:jc w:val="center"/>
+              <w:rPr>
+                <w:rFonts w:ascii="맑은 고딕" w:eastAsia="맑은 고딕" w:hAnsi="맑은 고딕" w:cs="Arial"/>
+                <w:color w:val="000000"/>
+                <w:kern w:val="0"/>
+                <w:sz w:val="12"/>
+                <w:szCs w:val="12"/>
+              </w:rPr>
+            </w:pPr>
+            <w:r>
+              <w:rPr>
+                <w:rFonts w:ascii="맑은 고딕" w:eastAsia="맑은 고딕" w:hAnsi="맑은 고딕" w:cs="Arial"/>
+                <w:color w:val="000000"/>
+                <w:kern w:val="0"/>
+                <w:sz w:val="12"/>
+                <w:szCs w:val="12"/>
+              </w:rPr>
               <w:t>화재 감지</w:t>
             </w:r>
           </w:p>
@@ -16525,21 +16609,25 @@
               <w:jc w:val="center"/>
               <w:rPr>
                 <w:rFonts w:ascii="맑은 고딕" w:eastAsia="맑은 고딕" w:hAnsi="맑은 고딕" w:cs="Arial"/>
-                <w:color w:val="000000"/>
-                <w:kern w:val="0"/>
-                <w:sz w:val="12"/>
-                <w:szCs w:val="12"/>
-              </w:rPr>
-            </w:pPr>
-            <w:r>
-              <w:rPr>
-                <w:rFonts w:ascii="맑은 고딕" w:eastAsia="맑은 고딕" w:hAnsi="맑은 고딕" w:cs="Arial"/>
-                <w:color w:val="000000"/>
-                <w:kern w:val="0"/>
-                <w:sz w:val="12"/>
-                <w:szCs w:val="12"/>
-              </w:rPr>
-              <w:t>상</w:t>
+                <w:b/>
+                <w:bCs/>
+                <w:color w:val="000000"/>
+                <w:kern w:val="0"/>
+                <w:sz w:val="12"/>
+                <w:szCs w:val="12"/>
+              </w:rPr>
+            </w:pPr>
+            <w:r>
+              <w:rPr>
+                <w:rFonts w:ascii="맑은 고딕" w:eastAsia="맑은 고딕" w:hAnsi="맑은 고딕" w:cs="Arial"/>
+                <w:b/>
+                <w:bCs/>
+                <w:color w:val="000000"/>
+                <w:kern w:val="0"/>
+                <w:sz w:val="12"/>
+                <w:szCs w:val="12"/>
+              </w:rPr>
+              <w:t>B동 2층</w:t>
             </w:r>
           </w:p>
         </w:tc>
@@ -16567,27 +16655,31 @@
               <w:jc w:val="center"/>
               <w:rPr>
                 <w:rFonts w:ascii="맑은 고딕" w:eastAsia="맑은 고딕" w:hAnsi="맑은 고딕" w:cs="Arial"/>
-                <w:color w:val="000000"/>
-                <w:kern w:val="0"/>
-                <w:sz w:val="12"/>
-                <w:szCs w:val="12"/>
-              </w:rPr>
-            </w:pPr>
-            <w:r>
-              <w:rPr>
-                <w:rFonts w:ascii="맑은 고딕" w:eastAsia="맑은 고딕" w:hAnsi="맑은 고딕" w:cs="Arial"/>
-                <w:color w:val="000000"/>
-                <w:kern w:val="0"/>
-                <w:sz w:val="12"/>
-                <w:szCs w:val="12"/>
-              </w:rPr>
-              <w:t>소방안전</w:t>
-            </w:r>
-          </w:p>
-        </w:tc>
-        <w:tc>
-          <w:tcPr>
-            <w:tcW w:w="309" w:type="pct"/>
+                <w:b/>
+                <w:bCs/>
+                <w:color w:val="000000"/>
+                <w:kern w:val="0"/>
+                <w:sz w:val="12"/>
+                <w:szCs w:val="12"/>
+              </w:rPr>
+            </w:pPr>
+            <w:r>
+              <w:rPr>
+                <w:rFonts w:ascii="맑은 고딕" w:eastAsia="맑은 고딕" w:hAnsi="맑은 고딕" w:cs="Arial"/>
+                <w:b/>
+                <w:bCs/>
+                <w:color w:val="000000"/>
+                <w:kern w:val="0"/>
+                <w:sz w:val="12"/>
+                <w:szCs w:val="12"/>
+              </w:rPr>
+              <w:t>2026-07-28 08:43:54</w:t>
+            </w:r>
+          </w:p>
+        </w:tc>
+        <w:tc>
+          <w:tcPr>
+            <w:tcW w:w="311" w:type="pct"/>
             <w:vMerge w:val="restart"/>
             <w:tcBorders>
               <w:top w:val="nil"/>
@@ -16627,7 +16719,7 @@
                 <w:sz w:val="12"/>
                 <w:szCs w:val="12"/>
               </w:rPr>
-              <w:t>B동 2층</w:t>
+              <w:t>현수</w:t>
             </w:r>
           </w:p>
         </w:tc>
@@ -16673,99 +16765,7 @@
                 <w:sz w:val="12"/>
                 <w:szCs w:val="12"/>
               </w:rPr>
-              <w:t>2026-07-28 08:43:54</w:t>
-            </w:r>
-          </w:p>
-        </w:tc>
-        <w:tc>
-          <w:tcPr>
-            <w:tcW w:w="311" w:type="pct"/>
-            <w:vMerge w:val="restart"/>
-            <w:tcBorders>
-              <w:top w:val="nil"/>
-              <w:left w:val="single" w:sz="8" w:space="0" w:color="B7C9D6"/>
-              <w:bottom w:val="single" w:sz="8" w:space="0" w:color="000000"/>
-              <w:right w:val="single" w:sz="8" w:space="0" w:color="B7C9D6"/>
-            </w:tcBorders>
-            <w:shd w:val="clear" w:color="000000" w:fill="F7FAFC"/>
-            <w:vAlign w:val="center"/>
-            <w:hideMark/>
-          </w:tcPr>
-          <w:p>
-            <w:pPr>
-              <w:widowControl/>
-              <w:wordWrap/>
-              <w:autoSpaceDE/>
-              <w:autoSpaceDN/>
-              <w:spacing w:after="0" w:line="240" w:lineRule="auto"/>
-              <w:jc w:val="center"/>
-              <w:rPr>
-                <w:rFonts w:ascii="맑은 고딕" w:eastAsia="맑은 고딕" w:hAnsi="맑은 고딕" w:cs="Arial"/>
-                <w:b/>
-                <w:bCs/>
-                <w:color w:val="000000"/>
-                <w:kern w:val="0"/>
-                <w:sz w:val="12"/>
-                <w:szCs w:val="12"/>
-              </w:rPr>
-            </w:pPr>
-            <w:r>
-              <w:rPr>
-                <w:rFonts w:ascii="맑은 고딕" w:eastAsia="맑은 고딕" w:hAnsi="맑은 고딕" w:cs="Arial"/>
-                <w:b/>
-                <w:bCs/>
-                <w:color w:val="000000"/>
-                <w:kern w:val="0"/>
-                <w:sz w:val="12"/>
-                <w:szCs w:val="12"/>
-              </w:rPr>
-              <w:t>현수</w:t>
-            </w:r>
-          </w:p>
-        </w:tc>
-        <w:tc>
-          <w:tcPr>
-            <w:tcW w:w="309" w:type="pct"/>
-            <w:vMerge w:val="restart"/>
-            <w:tcBorders>
-              <w:top w:val="nil"/>
-              <w:left w:val="single" w:sz="8" w:space="0" w:color="B7C9D6"/>
-              <w:bottom w:val="single" w:sz="8" w:space="0" w:color="000000"/>
-              <w:right w:val="single" w:sz="8" w:space="0" w:color="B7C9D6"/>
-            </w:tcBorders>
-            <w:shd w:val="clear" w:color="000000" w:fill="F7FAFC"/>
-            <w:vAlign w:val="center"/>
-            <w:hideMark/>
-          </w:tcPr>
-          <w:p>
-            <w:pPr>
-              <w:widowControl/>
-              <w:wordWrap/>
-              <w:autoSpaceDE/>
-              <w:autoSpaceDN/>
-              <w:spacing w:after="0" w:line="240" w:lineRule="auto"/>
-              <w:jc w:val="center"/>
-              <w:rPr>
-                <w:rFonts w:ascii="맑은 고딕" w:eastAsia="맑은 고딕" w:hAnsi="맑은 고딕" w:cs="Arial"/>
-                <w:b/>
-                <w:bCs/>
-                <w:color w:val="000000"/>
-                <w:kern w:val="0"/>
-                <w:sz w:val="12"/>
-                <w:szCs w:val="12"/>
-              </w:rPr>
-            </w:pPr>
-            <w:r>
-              <w:rPr>
-                <w:rFonts w:ascii="맑은 고딕" w:eastAsia="맑은 고딕" w:hAnsi="맑은 고딕" w:cs="Arial"/>
-                <w:b/>
-                <w:bCs/>
-                <w:color w:val="000000"/>
-                <w:kern w:val="0"/>
-                <w:sz w:val="12"/>
-                <w:szCs w:val="12"/>
-              </w:rPr>
-              <w:t>소화기 앞 박스 적치물이 발견되어 제거 조치가 필요하다.</w:t>
+              <w:t>소화기 앞 박스 적치물을 발견하여 제거 조치가 필요하다.</w:t>
             </w:r>
           </w:p>
         </w:tc>
@@ -17759,91 +17759,91 @@
                 <w:sz w:val="12"/>
                 <w:szCs w:val="12"/>
               </w:rPr>
+              <w:t>소방안전</w:t>
+            </w:r>
+          </w:p>
+        </w:tc>
+        <w:tc>
+          <w:tcPr>
+            <w:tcW w:w="309" w:type="pct"/>
+            <w:vMerge w:val="restart"/>
+            <w:tcBorders>
+              <w:top w:val="nil"/>
+              <w:left w:val="single" w:sz="8" w:space="0" w:color="B7C9D6"/>
+              <w:bottom w:val="single" w:sz="8" w:space="0" w:color="000000"/>
+              <w:right w:val="single" w:sz="8" w:space="0" w:color="B7C9D6"/>
+            </w:tcBorders>
+            <w:shd w:val="clear" w:color="000000" w:fill="F7FAFC"/>
+            <w:vAlign w:val="center"/>
+            <w:hideMark/>
+          </w:tcPr>
+          <w:p>
+            <w:pPr>
+              <w:widowControl/>
+              <w:wordWrap/>
+              <w:autoSpaceDE/>
+              <w:autoSpaceDN/>
+              <w:spacing w:after="0" w:line="240" w:lineRule="auto"/>
+              <w:jc w:val="center"/>
+              <w:rPr>
+                <w:rFonts w:ascii="맑은 고딕" w:eastAsia="맑은 고딕" w:hAnsi="맑은 고딕" w:cs="Arial"/>
+                <w:color w:val="000000"/>
+                <w:kern w:val="0"/>
+                <w:sz w:val="12"/>
+                <w:szCs w:val="12"/>
+              </w:rPr>
+            </w:pPr>
+            <w:r>
+              <w:rPr>
+                <w:rFonts w:ascii="맑은 고딕" w:eastAsia="맑은 고딕" w:hAnsi="맑은 고딕" w:cs="Arial"/>
+                <w:color w:val="000000"/>
+                <w:kern w:val="0"/>
+                <w:sz w:val="12"/>
+                <w:szCs w:val="12"/>
+              </w:rPr>
+              <w:t>하</w:t>
+            </w:r>
+          </w:p>
+        </w:tc>
+        <w:tc>
+          <w:tcPr>
+            <w:tcW w:w="309" w:type="pct"/>
+            <w:vMerge w:val="restart"/>
+            <w:tcBorders>
+              <w:top w:val="nil"/>
+              <w:left w:val="single" w:sz="8" w:space="0" w:color="B7C9D6"/>
+              <w:bottom w:val="single" w:sz="8" w:space="0" w:color="000000"/>
+              <w:right w:val="single" w:sz="8" w:space="0" w:color="B7C9D6"/>
+            </w:tcBorders>
+            <w:shd w:val="clear" w:color="000000" w:fill="F7FAFC"/>
+            <w:vAlign w:val="center"/>
+            <w:hideMark/>
+          </w:tcPr>
+          <w:p>
+            <w:pPr>
+              <w:widowControl/>
+              <w:wordWrap/>
+              <w:autoSpaceDE/>
+              <w:autoSpaceDN/>
+              <w:spacing w:after="0" w:line="240" w:lineRule="auto"/>
+              <w:jc w:val="center"/>
+              <w:rPr>
+                <w:rFonts w:ascii="맑은 고딕" w:eastAsia="맑은 고딕" w:hAnsi="맑은 고딕" w:cs="Arial"/>
+                <w:color w:val="000000"/>
+                <w:kern w:val="0"/>
+                <w:sz w:val="12"/>
+                <w:szCs w:val="12"/>
+              </w:rPr>
+            </w:pPr>
+            <w:r>
+              <w:rPr>
+                <w:rFonts w:ascii="맑은 고딕" w:eastAsia="맑은 고딕" w:hAnsi="맑은 고딕" w:cs="Arial"/>
+                <w:color w:val="000000"/>
+                <w:kern w:val="0"/>
+                <w:sz w:val="12"/>
+                <w:szCs w:val="12"/>
+              </w:rPr>
               <w:t>소화기 위치 확인</w:t>
-            </w:r>
-          </w:p>
-        </w:tc>
-        <w:tc>
-          <w:tcPr>
-            <w:tcW w:w="309" w:type="pct"/>
-            <w:vMerge w:val="restart"/>
-            <w:tcBorders>
-              <w:top w:val="nil"/>
-              <w:left w:val="single" w:sz="8" w:space="0" w:color="B7C9D6"/>
-              <w:bottom w:val="single" w:sz="8" w:space="0" w:color="000000"/>
-              <w:right w:val="single" w:sz="8" w:space="0" w:color="B7C9D6"/>
-            </w:tcBorders>
-            <w:shd w:val="clear" w:color="000000" w:fill="F7FAFC"/>
-            <w:vAlign w:val="center"/>
-            <w:hideMark/>
-          </w:tcPr>
-          <w:p>
-            <w:pPr>
-              <w:widowControl/>
-              <w:wordWrap/>
-              <w:autoSpaceDE/>
-              <w:autoSpaceDN/>
-              <w:spacing w:after="0" w:line="240" w:lineRule="auto"/>
-              <w:jc w:val="center"/>
-              <w:rPr>
-                <w:rFonts w:ascii="맑은 고딕" w:eastAsia="맑은 고딕" w:hAnsi="맑은 고딕" w:cs="Arial"/>
-                <w:color w:val="000000"/>
-                <w:kern w:val="0"/>
-                <w:sz w:val="12"/>
-                <w:szCs w:val="12"/>
-              </w:rPr>
-            </w:pPr>
-            <w:r>
-              <w:rPr>
-                <w:rFonts w:ascii="맑은 고딕" w:eastAsia="맑은 고딕" w:hAnsi="맑은 고딕" w:cs="Arial"/>
-                <w:color w:val="000000"/>
-                <w:kern w:val="0"/>
-                <w:sz w:val="12"/>
-                <w:szCs w:val="12"/>
-              </w:rPr>
-              <w:t>하</w:t>
-            </w:r>
-          </w:p>
-        </w:tc>
-        <w:tc>
-          <w:tcPr>
-            <w:tcW w:w="309" w:type="pct"/>
-            <w:vMerge w:val="restart"/>
-            <w:tcBorders>
-              <w:top w:val="nil"/>
-              <w:left w:val="single" w:sz="8" w:space="0" w:color="B7C9D6"/>
-              <w:bottom w:val="single" w:sz="8" w:space="0" w:color="000000"/>
-              <w:right w:val="single" w:sz="8" w:space="0" w:color="B7C9D6"/>
-            </w:tcBorders>
-            <w:shd w:val="clear" w:color="000000" w:fill="F7FAFC"/>
-            <w:vAlign w:val="center"/>
-            <w:hideMark/>
-          </w:tcPr>
-          <w:p>
-            <w:pPr>
-              <w:widowControl/>
-              <w:wordWrap/>
-              <w:autoSpaceDE/>
-              <w:autoSpaceDN/>
-              <w:spacing w:after="0" w:line="240" w:lineRule="auto"/>
-              <w:jc w:val="center"/>
-              <w:rPr>
-                <w:rFonts w:ascii="맑은 고딕" w:eastAsia="맑은 고딕" w:hAnsi="맑은 고딕" w:cs="Arial"/>
-                <w:color w:val="000000"/>
-                <w:kern w:val="0"/>
-                <w:sz w:val="12"/>
-                <w:szCs w:val="12"/>
-              </w:rPr>
-            </w:pPr>
-            <w:r>
-              <w:rPr>
-                <w:rFonts w:ascii="맑은 고딕" w:eastAsia="맑은 고딕" w:hAnsi="맑은 고딕" w:cs="Arial"/>
-                <w:color w:val="000000"/>
-                <w:kern w:val="0"/>
-                <w:sz w:val="12"/>
-                <w:szCs w:val="12"/>
-              </w:rPr>
-              <w:t>소방안전</w:t>
             </w:r>
           </w:p>
         </w:tc>
@@ -19017,91 +19017,91 @@
                 <w:sz w:val="12"/>
                 <w:szCs w:val="12"/>
               </w:rPr>
+              <w:t>소방안전</w:t>
+            </w:r>
+          </w:p>
+        </w:tc>
+        <w:tc>
+          <w:tcPr>
+            <w:tcW w:w="309" w:type="pct"/>
+            <w:vMerge w:val="restart"/>
+            <w:tcBorders>
+              <w:top w:val="nil"/>
+              <w:left w:val="single" w:sz="8" w:space="0" w:color="B7C9D6"/>
+              <w:bottom w:val="single" w:sz="8" w:space="0" w:color="000000"/>
+              <w:right w:val="single" w:sz="8" w:space="0" w:color="B7C9D6"/>
+            </w:tcBorders>
+            <w:shd w:val="clear" w:color="000000" w:fill="F7FAFC"/>
+            <w:vAlign w:val="center"/>
+            <w:hideMark/>
+          </w:tcPr>
+          <w:p>
+            <w:pPr>
+              <w:widowControl/>
+              <w:wordWrap/>
+              <w:autoSpaceDE/>
+              <w:autoSpaceDN/>
+              <w:spacing w:after="0" w:line="240" w:lineRule="auto"/>
+              <w:jc w:val="center"/>
+              <w:rPr>
+                <w:rFonts w:ascii="맑은 고딕" w:eastAsia="맑은 고딕" w:hAnsi="맑은 고딕" w:cs="Arial"/>
+                <w:color w:val="000000"/>
+                <w:kern w:val="0"/>
+                <w:sz w:val="12"/>
+                <w:szCs w:val="12"/>
+              </w:rPr>
+            </w:pPr>
+            <w:r>
+              <w:rPr>
+                <w:rFonts w:ascii="맑은 고딕" w:eastAsia="맑은 고딕" w:hAnsi="맑은 고딕" w:cs="Arial"/>
+                <w:color w:val="000000"/>
+                <w:kern w:val="0"/>
+                <w:sz w:val="12"/>
+                <w:szCs w:val="12"/>
+              </w:rPr>
+              <w:t>중</w:t>
+            </w:r>
+          </w:p>
+        </w:tc>
+        <w:tc>
+          <w:tcPr>
+            <w:tcW w:w="309" w:type="pct"/>
+            <w:vMerge w:val="restart"/>
+            <w:tcBorders>
+              <w:top w:val="nil"/>
+              <w:left w:val="single" w:sz="8" w:space="0" w:color="B7C9D6"/>
+              <w:bottom w:val="single" w:sz="8" w:space="0" w:color="000000"/>
+              <w:right w:val="single" w:sz="8" w:space="0" w:color="B7C9D6"/>
+            </w:tcBorders>
+            <w:shd w:val="clear" w:color="000000" w:fill="F7FAFC"/>
+            <w:vAlign w:val="center"/>
+            <w:hideMark/>
+          </w:tcPr>
+          <w:p>
+            <w:pPr>
+              <w:widowControl/>
+              <w:wordWrap/>
+              <w:autoSpaceDE/>
+              <w:autoSpaceDN/>
+              <w:spacing w:after="0" w:line="240" w:lineRule="auto"/>
+              <w:jc w:val="center"/>
+              <w:rPr>
+                <w:rFonts w:ascii="맑은 고딕" w:eastAsia="맑은 고딕" w:hAnsi="맑은 고딕" w:cs="Arial"/>
+                <w:color w:val="000000"/>
+                <w:kern w:val="0"/>
+                <w:sz w:val="12"/>
+                <w:szCs w:val="12"/>
+              </w:rPr>
+            </w:pPr>
+            <w:r>
+              <w:rPr>
+                <w:rFonts w:ascii="맑은 고딕" w:eastAsia="맑은 고딕" w:hAnsi="맑은 고딕" w:cs="Arial"/>
+                <w:color w:val="000000"/>
+                <w:kern w:val="0"/>
+                <w:sz w:val="12"/>
+                <w:szCs w:val="12"/>
+              </w:rPr>
               <w:t>현수님</w:t>
-            </w:r>
-          </w:p>
-        </w:tc>
-        <w:tc>
-          <w:tcPr>
-            <w:tcW w:w="309" w:type="pct"/>
-            <w:vMerge w:val="restart"/>
-            <w:tcBorders>
-              <w:top w:val="nil"/>
-              <w:left w:val="single" w:sz="8" w:space="0" w:color="B7C9D6"/>
-              <w:bottom w:val="single" w:sz="8" w:space="0" w:color="000000"/>
-              <w:right w:val="single" w:sz="8" w:space="0" w:color="B7C9D6"/>
-            </w:tcBorders>
-            <w:shd w:val="clear" w:color="000000" w:fill="F7FAFC"/>
-            <w:vAlign w:val="center"/>
-            <w:hideMark/>
-          </w:tcPr>
-          <w:p>
-            <w:pPr>
-              <w:widowControl/>
-              <w:wordWrap/>
-              <w:autoSpaceDE/>
-              <w:autoSpaceDN/>
-              <w:spacing w:after="0" w:line="240" w:lineRule="auto"/>
-              <w:jc w:val="center"/>
-              <w:rPr>
-                <w:rFonts w:ascii="맑은 고딕" w:eastAsia="맑은 고딕" w:hAnsi="맑은 고딕" w:cs="Arial"/>
-                <w:color w:val="000000"/>
-                <w:kern w:val="0"/>
-                <w:sz w:val="12"/>
-                <w:szCs w:val="12"/>
-              </w:rPr>
-            </w:pPr>
-            <w:r>
-              <w:rPr>
-                <w:rFonts w:ascii="맑은 고딕" w:eastAsia="맑은 고딕" w:hAnsi="맑은 고딕" w:cs="Arial"/>
-                <w:color w:val="000000"/>
-                <w:kern w:val="0"/>
-                <w:sz w:val="12"/>
-                <w:szCs w:val="12"/>
-              </w:rPr>
-              <w:t>중</w:t>
-            </w:r>
-          </w:p>
-        </w:tc>
-        <w:tc>
-          <w:tcPr>
-            <w:tcW w:w="309" w:type="pct"/>
-            <w:vMerge w:val="restart"/>
-            <w:tcBorders>
-              <w:top w:val="nil"/>
-              <w:left w:val="single" w:sz="8" w:space="0" w:color="B7C9D6"/>
-              <w:bottom w:val="single" w:sz="8" w:space="0" w:color="000000"/>
-              <w:right w:val="single" w:sz="8" w:space="0" w:color="B7C9D6"/>
-            </w:tcBorders>
-            <w:shd w:val="clear" w:color="000000" w:fill="F7FAFC"/>
-            <w:vAlign w:val="center"/>
-            <w:hideMark/>
-          </w:tcPr>
-          <w:p>
-            <w:pPr>
-              <w:widowControl/>
-              <w:wordWrap/>
-              <w:autoSpaceDE/>
-              <w:autoSpaceDN/>
-              <w:spacing w:after="0" w:line="240" w:lineRule="auto"/>
-              <w:jc w:val="center"/>
-              <w:rPr>
-                <w:rFonts w:ascii="맑은 고딕" w:eastAsia="맑은 고딕" w:hAnsi="맑은 고딕" w:cs="Arial"/>
-                <w:color w:val="000000"/>
-                <w:kern w:val="0"/>
-                <w:sz w:val="12"/>
-                <w:szCs w:val="12"/>
-              </w:rPr>
-            </w:pPr>
-            <w:r>
-              <w:rPr>
-                <w:rFonts w:ascii="맑은 고딕" w:eastAsia="맑은 고딕" w:hAnsi="맑은 고딕" w:cs="Arial"/>
-                <w:color w:val="000000"/>
-                <w:kern w:val="0"/>
-                <w:sz w:val="12"/>
-                <w:szCs w:val="12"/>
-              </w:rPr>
-              <w:t>소방안전</w:t>
             </w:r>
           </w:p>
         </w:tc>
@@ -19572,7 +19572,7 @@
                 <w:sz w:val="12"/>
                 <w:szCs w:val="12"/>
               </w:rPr>
-              <w:t>조치 완료했다.</w:t>
+              <w:t>장애물을 제거했다.</w:t>
             </w:r>
           </w:p>
         </w:tc>
@@ -20338,6 +20338,90 @@
                 <w:sz w:val="12"/>
                 <w:szCs w:val="12"/>
               </w:rPr>
+              <w:t>기타</w:t>
+            </w:r>
+          </w:p>
+        </w:tc>
+        <w:tc>
+          <w:tcPr>
+            <w:tcW w:w="309" w:type="pct"/>
+            <w:vMerge w:val="restart"/>
+            <w:tcBorders>
+              <w:top w:val="nil"/>
+              <w:left w:val="single" w:sz="8" w:space="0" w:color="B7C9D6"/>
+              <w:bottom w:val="single" w:sz="8" w:space="0" w:color="000000"/>
+              <w:right w:val="single" w:sz="8" w:space="0" w:color="B7C9D6"/>
+            </w:tcBorders>
+            <w:shd w:val="clear" w:color="000000" w:fill="F7FAFC"/>
+            <w:vAlign w:val="center"/>
+            <w:hideMark/>
+          </w:tcPr>
+          <w:p>
+            <w:pPr>
+              <w:widowControl/>
+              <w:wordWrap/>
+              <w:autoSpaceDE/>
+              <w:autoSpaceDN/>
+              <w:spacing w:after="0" w:line="240" w:lineRule="auto"/>
+              <w:jc w:val="center"/>
+              <w:rPr>
+                <w:rFonts w:ascii="맑은 고딕" w:eastAsia="맑은 고딕" w:hAnsi="맑은 고딕" w:cs="Arial"/>
+                <w:color w:val="000000"/>
+                <w:kern w:val="0"/>
+                <w:sz w:val="12"/>
+                <w:szCs w:val="12"/>
+              </w:rPr>
+            </w:pPr>
+            <w:r>
+              <w:rPr>
+                <w:rFonts w:ascii="맑은 고딕" w:eastAsia="맑은 고딕" w:hAnsi="맑은 고딕" w:cs="Arial"/>
+                <w:color w:val="000000"/>
+                <w:kern w:val="0"/>
+                <w:sz w:val="12"/>
+                <w:szCs w:val="12"/>
+              </w:rPr>
+              <w:t>상</w:t>
+            </w:r>
+          </w:p>
+        </w:tc>
+        <w:tc>
+          <w:tcPr>
+            <w:tcW w:w="309" w:type="pct"/>
+            <w:vMerge w:val="restart"/>
+            <w:tcBorders>
+              <w:top w:val="nil"/>
+              <w:left w:val="single" w:sz="8" w:space="0" w:color="B7C9D6"/>
+              <w:bottom w:val="single" w:sz="8" w:space="0" w:color="000000"/>
+              <w:right w:val="single" w:sz="8" w:space="0" w:color="B7C9D6"/>
+            </w:tcBorders>
+            <w:shd w:val="clear" w:color="000000" w:fill="F7FAFC"/>
+            <w:vAlign w:val="center"/>
+            <w:hideMark/>
+          </w:tcPr>
+          <w:p>
+            <w:pPr>
+              <w:widowControl/>
+              <w:wordWrap/>
+              <w:autoSpaceDE/>
+              <w:autoSpaceDN/>
+              <w:spacing w:after="0" w:line="240" w:lineRule="auto"/>
+              <w:jc w:val="center"/>
+              <w:rPr>
+                <w:rFonts w:ascii="맑은 고딕" w:eastAsia="맑은 고딕" w:hAnsi="맑은 고딕" w:cs="Arial"/>
+                <w:color w:val="000000"/>
+                <w:kern w:val="0"/>
+                <w:sz w:val="12"/>
+                <w:szCs w:val="12"/>
+              </w:rPr>
+            </w:pPr>
+            <w:r>
+              <w:rPr>
+                <w:rFonts w:ascii="맑은 고딕" w:eastAsia="맑은 고딕" w:hAnsi="맑은 고딕" w:cs="Arial"/>
+                <w:color w:val="000000"/>
+                <w:kern w:val="0"/>
+                <w:sz w:val="12"/>
+                <w:szCs w:val="12"/>
+              </w:rPr>
               <w:t>ㄴㄴ</w:t>
             </w:r>
           </w:p>
@@ -20366,21 +20450,24 @@
               <w:jc w:val="center"/>
               <w:rPr>
                 <w:rFonts w:ascii="맑은 고딕" w:eastAsia="맑은 고딕" w:hAnsi="맑은 고딕" w:cs="Arial"/>
-                <w:color w:val="000000"/>
-                <w:kern w:val="0"/>
-                <w:sz w:val="12"/>
-                <w:szCs w:val="12"/>
-              </w:rPr>
-            </w:pPr>
-            <w:r>
-              <w:rPr>
-                <w:rFonts w:ascii="맑은 고딕" w:eastAsia="맑은 고딕" w:hAnsi="맑은 고딕" w:cs="Arial"/>
-                <w:color w:val="000000"/>
-                <w:kern w:val="0"/>
-                <w:sz w:val="12"/>
-                <w:szCs w:val="12"/>
-              </w:rPr>
-              <w:t>상</w:t>
+                <w:b/>
+                <w:bCs/>
+                <w:color w:val="000000"/>
+                <w:kern w:val="0"/>
+                <w:sz w:val="12"/>
+                <w:szCs w:val="12"/>
+              </w:rPr>
+            </w:pPr>
+            <w:r>
+              <w:rPr>
+                <w:rFonts w:ascii="맑은 고딕" w:eastAsia="맑은 고딕" w:hAnsi="맑은 고딕" w:cs="Arial"/>
+                <w:b/>
+                <w:bCs/>
+                <w:color w:val="000000"/>
+                <w:kern w:val="0"/>
+                <w:sz w:val="12"/>
+                <w:szCs w:val="12"/>
+              </w:rPr>
             </w:r>
           </w:p>
         </w:tc>
@@ -20408,27 +20495,30 @@
               <w:jc w:val="center"/>
               <w:rPr>
                 <w:rFonts w:ascii="맑은 고딕" w:eastAsia="맑은 고딕" w:hAnsi="맑은 고딕" w:cs="Arial"/>
-                <w:color w:val="000000"/>
-                <w:kern w:val="0"/>
-                <w:sz w:val="12"/>
-                <w:szCs w:val="12"/>
-              </w:rPr>
-            </w:pPr>
-            <w:r>
-              <w:rPr>
-                <w:rFonts w:ascii="맑은 고딕" w:eastAsia="맑은 고딕" w:hAnsi="맑은 고딕" w:cs="Arial"/>
-                <w:color w:val="000000"/>
-                <w:kern w:val="0"/>
-                <w:sz w:val="12"/>
-                <w:szCs w:val="12"/>
-              </w:rPr>
-              <w:t>기타</w:t>
-            </w:r>
-          </w:p>
-        </w:tc>
-        <w:tc>
-          <w:tcPr>
-            <w:tcW w:w="309" w:type="pct"/>
+                <w:b/>
+                <w:bCs/>
+                <w:color w:val="000000"/>
+                <w:kern w:val="0"/>
+                <w:sz w:val="12"/>
+                <w:szCs w:val="12"/>
+              </w:rPr>
+            </w:pPr>
+            <w:r>
+              <w:rPr>
+                <w:rFonts w:ascii="맑은 고딕" w:eastAsia="맑은 고딕" w:hAnsi="맑은 고딕" w:cs="Arial"/>
+                <w:b/>
+                <w:bCs/>
+                <w:color w:val="000000"/>
+                <w:kern w:val="0"/>
+                <w:sz w:val="12"/>
+                <w:szCs w:val="12"/>
+              </w:rPr>
+            </w:r>
+          </w:p>
+        </w:tc>
+        <w:tc>
+          <w:tcPr>
+            <w:tcW w:w="311" w:type="pct"/>
             <w:vMerge w:val="restart"/>
             <w:tcBorders>
               <w:top w:val="nil"/>
@@ -20518,7 +20608,7 @@
         </w:tc>
         <w:tc>
           <w:tcPr>
-            <w:tcW w:w="311" w:type="pct"/>
+            <w:tcW w:w="310" w:type="pct"/>
             <w:vMerge w:val="restart"/>
             <w:tcBorders>
               <w:top w:val="nil"/>
@@ -20540,19 +20630,15 @@
               <w:jc w:val="center"/>
               <w:rPr>
                 <w:rFonts w:ascii="맑은 고딕" w:eastAsia="맑은 고딕" w:hAnsi="맑은 고딕" w:cs="Arial"/>
-                <w:b/>
-                <w:bCs/>
-                <w:color w:val="000000"/>
-                <w:kern w:val="0"/>
-                <w:sz w:val="12"/>
-                <w:szCs w:val="12"/>
-              </w:rPr>
-            </w:pPr>
-            <w:r>
-              <w:rPr>
-                <w:rFonts w:ascii="맑은 고딕" w:eastAsia="맑은 고딕" w:hAnsi="맑은 고딕" w:cs="Arial"/>
-                <w:b/>
-                <w:bCs/>
+                <w:color w:val="000000"/>
+                <w:kern w:val="0"/>
+                <w:sz w:val="12"/>
+                <w:szCs w:val="12"/>
+              </w:rPr>
+            </w:pPr>
+            <w:r>
+              <w:rPr>
+                <w:rFonts w:ascii="맑은 고딕" w:eastAsia="맑은 고딕" w:hAnsi="맑은 고딕" w:cs="Arial"/>
                 <w:color w:val="000000"/>
                 <w:kern w:val="0"/>
                 <w:sz w:val="12"/>
@@ -20587,92 +20673,6 @@
                 <w:rFonts w:ascii="맑은 고딕" w:eastAsia="맑은 고딕" w:hAnsi="맑은 고딕" w:cs="Arial"/>
                 <w:b/>
                 <w:bCs/>
-                <w:color w:val="000000"/>
-                <w:kern w:val="0"/>
-                <w:sz w:val="12"/>
-                <w:szCs w:val="12"/>
-              </w:rPr>
-            </w:pPr>
-            <w:r>
-              <w:rPr>
-                <w:rFonts w:ascii="맑은 고딕" w:eastAsia="맑은 고딕" w:hAnsi="맑은 고딕" w:cs="Arial"/>
-                <w:b/>
-                <w:bCs/>
-                <w:color w:val="000000"/>
-                <w:kern w:val="0"/>
-                <w:sz w:val="12"/>
-                <w:szCs w:val="12"/>
-              </w:rPr>
-            </w:r>
-          </w:p>
-        </w:tc>
-        <w:tc>
-          <w:tcPr>
-            <w:tcW w:w="310" w:type="pct"/>
-            <w:vMerge w:val="restart"/>
-            <w:tcBorders>
-              <w:top w:val="nil"/>
-              <w:left w:val="single" w:sz="8" w:space="0" w:color="B7C9D6"/>
-              <w:bottom w:val="single" w:sz="8" w:space="0" w:color="000000"/>
-              <w:right w:val="single" w:sz="8" w:space="0" w:color="B7C9D6"/>
-            </w:tcBorders>
-            <w:shd w:val="clear" w:color="000000" w:fill="F7FAFC"/>
-            <w:vAlign w:val="center"/>
-            <w:hideMark/>
-          </w:tcPr>
-          <w:p>
-            <w:pPr>
-              <w:widowControl/>
-              <w:wordWrap/>
-              <w:autoSpaceDE/>
-              <w:autoSpaceDN/>
-              <w:spacing w:after="0" w:line="240" w:lineRule="auto"/>
-              <w:jc w:val="center"/>
-              <w:rPr>
-                <w:rFonts w:ascii="맑은 고딕" w:eastAsia="맑은 고딕" w:hAnsi="맑은 고딕" w:cs="Arial"/>
-                <w:color w:val="000000"/>
-                <w:kern w:val="0"/>
-                <w:sz w:val="12"/>
-                <w:szCs w:val="12"/>
-              </w:rPr>
-            </w:pPr>
-            <w:r>
-              <w:rPr>
-                <w:rFonts w:ascii="맑은 고딕" w:eastAsia="맑은 고딕" w:hAnsi="맑은 고딕" w:cs="Arial"/>
-                <w:color w:val="000000"/>
-                <w:kern w:val="0"/>
-                <w:sz w:val="12"/>
-                <w:szCs w:val="12"/>
-              </w:rPr>
-            </w:r>
-          </w:p>
-        </w:tc>
-        <w:tc>
-          <w:tcPr>
-            <w:tcW w:w="309" w:type="pct"/>
-            <w:vMerge w:val="restart"/>
-            <w:tcBorders>
-              <w:top w:val="nil"/>
-              <w:left w:val="single" w:sz="8" w:space="0" w:color="B7C9D6"/>
-              <w:bottom w:val="single" w:sz="8" w:space="0" w:color="000000"/>
-              <w:right w:val="single" w:sz="8" w:space="0" w:color="B7C9D6"/>
-            </w:tcBorders>
-            <w:shd w:val="clear" w:color="000000" w:fill="F7FAFC"/>
-            <w:vAlign w:val="center"/>
-            <w:hideMark/>
-          </w:tcPr>
-          <w:p>
-            <w:pPr>
-              <w:widowControl/>
-              <w:wordWrap/>
-              <w:autoSpaceDE/>
-              <w:autoSpaceDN/>
-              <w:spacing w:after="0" w:line="240" w:lineRule="auto"/>
-              <w:jc w:val="center"/>
-              <w:rPr>
-                <w:rFonts w:ascii="맑은 고딕" w:eastAsia="맑은 고딕" w:hAnsi="맑은 고딕" w:cs="Arial"/>
-                <w:b/>
-                <w:bCs/>
                 <w:color w:val="FFFFFF"/>
                 <w:kern w:val="0"/>
                 <w:sz w:val="12"/>
@@ -20689,7 +20689,7 @@
                 <w:sz w:val="12"/>
                 <w:szCs w:val="12"/>
               </w:rPr>
-              <w:t>게시판 - 조치 테이블 - 담당자 배정 - 보고서 생성</w:t>
+              <w:t>게시판-조치테이블-담당자 배정-리포트 생성</w:t>
             </w:r>
           </w:p>
         </w:tc>
@@ -21627,91 +21627,91 @@
                 <w:sz w:val="12"/>
                 <w:szCs w:val="12"/>
               </w:rPr>
+              <w:t>소방안전</w:t>
+            </w:r>
+          </w:p>
+        </w:tc>
+        <w:tc>
+          <w:tcPr>
+            <w:tcW w:w="309" w:type="pct"/>
+            <w:vMerge w:val="restart"/>
+            <w:tcBorders>
+              <w:top w:val="nil"/>
+              <w:left w:val="single" w:sz="8" w:space="0" w:color="B7C9D6"/>
+              <w:bottom w:val="single" w:sz="8" w:space="0" w:color="000000"/>
+              <w:right w:val="single" w:sz="8" w:space="0" w:color="B7C9D6"/>
+            </w:tcBorders>
+            <w:shd w:val="clear" w:color="000000" w:fill="F7FAFC"/>
+            <w:vAlign w:val="center"/>
+            <w:hideMark/>
+          </w:tcPr>
+          <w:p>
+            <w:pPr>
+              <w:widowControl/>
+              <w:wordWrap/>
+              <w:autoSpaceDE/>
+              <w:autoSpaceDN/>
+              <w:spacing w:after="0" w:line="240" w:lineRule="auto"/>
+              <w:jc w:val="center"/>
+              <w:rPr>
+                <w:rFonts w:ascii="맑은 고딕" w:eastAsia="맑은 고딕" w:hAnsi="맑은 고딕" w:cs="Arial"/>
+                <w:color w:val="000000"/>
+                <w:kern w:val="0"/>
+                <w:sz w:val="12"/>
+                <w:szCs w:val="12"/>
+              </w:rPr>
+            </w:pPr>
+            <w:r>
+              <w:rPr>
+                <w:rFonts w:ascii="맑은 고딕" w:eastAsia="맑은 고딕" w:hAnsi="맑은 고딕" w:cs="Arial"/>
+                <w:color w:val="000000"/>
+                <w:kern w:val="0"/>
+                <w:sz w:val="12"/>
+                <w:szCs w:val="12"/>
+              </w:rPr>
+              <w:t>상</w:t>
+            </w:r>
+          </w:p>
+        </w:tc>
+        <w:tc>
+          <w:tcPr>
+            <w:tcW w:w="309" w:type="pct"/>
+            <w:vMerge w:val="restart"/>
+            <w:tcBorders>
+              <w:top w:val="nil"/>
+              <w:left w:val="single" w:sz="8" w:space="0" w:color="B7C9D6"/>
+              <w:bottom w:val="single" w:sz="8" w:space="0" w:color="000000"/>
+              <w:right w:val="single" w:sz="8" w:space="0" w:color="B7C9D6"/>
+            </w:tcBorders>
+            <w:shd w:val="clear" w:color="000000" w:fill="F7FAFC"/>
+            <w:vAlign w:val="center"/>
+            <w:hideMark/>
+          </w:tcPr>
+          <w:p>
+            <w:pPr>
+              <w:widowControl/>
+              <w:wordWrap/>
+              <w:autoSpaceDE/>
+              <w:autoSpaceDN/>
+              <w:spacing w:after="0" w:line="240" w:lineRule="auto"/>
+              <w:jc w:val="center"/>
+              <w:rPr>
+                <w:rFonts w:ascii="맑은 고딕" w:eastAsia="맑은 고딕" w:hAnsi="맑은 고딕" w:cs="Arial"/>
+                <w:color w:val="000000"/>
+                <w:kern w:val="0"/>
+                <w:sz w:val="12"/>
+                <w:szCs w:val="12"/>
+              </w:rPr>
+            </w:pPr>
+            <w:r>
+              <w:rPr>
+                <w:rFonts w:ascii="맑은 고딕" w:eastAsia="맑은 고딕" w:hAnsi="맑은 고딕" w:cs="Arial"/>
+                <w:color w:val="000000"/>
+                <w:kern w:val="0"/>
+                <w:sz w:val="12"/>
+                <w:szCs w:val="12"/>
+              </w:rPr>
               <w:t>화재 감지</w:t>
-            </w:r>
-          </w:p>
-        </w:tc>
-        <w:tc>
-          <w:tcPr>
-            <w:tcW w:w="309" w:type="pct"/>
-            <w:vMerge w:val="restart"/>
-            <w:tcBorders>
-              <w:top w:val="nil"/>
-              <w:left w:val="single" w:sz="8" w:space="0" w:color="B7C9D6"/>
-              <w:bottom w:val="single" w:sz="8" w:space="0" w:color="000000"/>
-              <w:right w:val="single" w:sz="8" w:space="0" w:color="B7C9D6"/>
-            </w:tcBorders>
-            <w:shd w:val="clear" w:color="000000" w:fill="F7FAFC"/>
-            <w:vAlign w:val="center"/>
-            <w:hideMark/>
-          </w:tcPr>
-          <w:p>
-            <w:pPr>
-              <w:widowControl/>
-              <w:wordWrap/>
-              <w:autoSpaceDE/>
-              <w:autoSpaceDN/>
-              <w:spacing w:after="0" w:line="240" w:lineRule="auto"/>
-              <w:jc w:val="center"/>
-              <w:rPr>
-                <w:rFonts w:ascii="맑은 고딕" w:eastAsia="맑은 고딕" w:hAnsi="맑은 고딕" w:cs="Arial"/>
-                <w:color w:val="000000"/>
-                <w:kern w:val="0"/>
-                <w:sz w:val="12"/>
-                <w:szCs w:val="12"/>
-              </w:rPr>
-            </w:pPr>
-            <w:r>
-              <w:rPr>
-                <w:rFonts w:ascii="맑은 고딕" w:eastAsia="맑은 고딕" w:hAnsi="맑은 고딕" w:cs="Arial"/>
-                <w:color w:val="000000"/>
-                <w:kern w:val="0"/>
-                <w:sz w:val="12"/>
-                <w:szCs w:val="12"/>
-              </w:rPr>
-              <w:t>상</w:t>
-            </w:r>
-          </w:p>
-        </w:tc>
-        <w:tc>
-          <w:tcPr>
-            <w:tcW w:w="309" w:type="pct"/>
-            <w:vMerge w:val="restart"/>
-            <w:tcBorders>
-              <w:top w:val="nil"/>
-              <w:left w:val="single" w:sz="8" w:space="0" w:color="B7C9D6"/>
-              <w:bottom w:val="single" w:sz="8" w:space="0" w:color="000000"/>
-              <w:right w:val="single" w:sz="8" w:space="0" w:color="B7C9D6"/>
-            </w:tcBorders>
-            <w:shd w:val="clear" w:color="000000" w:fill="F7FAFC"/>
-            <w:vAlign w:val="center"/>
-            <w:hideMark/>
-          </w:tcPr>
-          <w:p>
-            <w:pPr>
-              <w:widowControl/>
-              <w:wordWrap/>
-              <w:autoSpaceDE/>
-              <w:autoSpaceDN/>
-              <w:spacing w:after="0" w:line="240" w:lineRule="auto"/>
-              <w:jc w:val="center"/>
-              <w:rPr>
-                <w:rFonts w:ascii="맑은 고딕" w:eastAsia="맑은 고딕" w:hAnsi="맑은 고딕" w:cs="Arial"/>
-                <w:color w:val="000000"/>
-                <w:kern w:val="0"/>
-                <w:sz w:val="12"/>
-                <w:szCs w:val="12"/>
-              </w:rPr>
-            </w:pPr>
-            <w:r>
-              <w:rPr>
-                <w:rFonts w:ascii="맑은 고딕" w:eastAsia="맑은 고딕" w:hAnsi="맑은 고딕" w:cs="Arial"/>
-                <w:color w:val="000000"/>
-                <w:kern w:val="0"/>
-                <w:sz w:val="12"/>
-                <w:szCs w:val="12"/>
-              </w:rPr>
-              <w:t>소방안전</w:t>
             </w:r>
           </w:p>
         </w:tc>
@@ -22150,7 +22150,7 @@
                 <w:sz w:val="12"/>
                 <w:szCs w:val="12"/>
               </w:rPr>
-              <w:t>조치 완료했다.</w:t>
+              <w:t>조치를 완료했다.</w:t>
             </w:r>
           </w:p>
         </w:tc>
@@ -22885,91 +22885,91 @@
                 <w:sz w:val="12"/>
                 <w:szCs w:val="12"/>
               </w:rPr>
+              <w:t>소방안전</w:t>
+            </w:r>
+          </w:p>
+        </w:tc>
+        <w:tc>
+          <w:tcPr>
+            <w:tcW w:w="309" w:type="pct"/>
+            <w:vMerge w:val="restart"/>
+            <w:tcBorders>
+              <w:top w:val="nil"/>
+              <w:left w:val="single" w:sz="8" w:space="0" w:color="B7C9D6"/>
+              <w:bottom w:val="single" w:sz="8" w:space="0" w:color="000000"/>
+              <w:right w:val="single" w:sz="8" w:space="0" w:color="B7C9D6"/>
+            </w:tcBorders>
+            <w:shd w:val="clear" w:color="000000" w:fill="F7FAFC"/>
+            <w:vAlign w:val="center"/>
+            <w:hideMark/>
+          </w:tcPr>
+          <w:p>
+            <w:pPr>
+              <w:widowControl/>
+              <w:wordWrap/>
+              <w:autoSpaceDE/>
+              <w:autoSpaceDN/>
+              <w:spacing w:after="0" w:line="240" w:lineRule="auto"/>
+              <w:jc w:val="center"/>
+              <w:rPr>
+                <w:rFonts w:ascii="맑은 고딕" w:eastAsia="맑은 고딕" w:hAnsi="맑은 고딕" w:cs="Arial"/>
+                <w:color w:val="000000"/>
+                <w:kern w:val="0"/>
+                <w:sz w:val="12"/>
+                <w:szCs w:val="12"/>
+              </w:rPr>
+            </w:pPr>
+            <w:r>
+              <w:rPr>
+                <w:rFonts w:ascii="맑은 고딕" w:eastAsia="맑은 고딕" w:hAnsi="맑은 고딕" w:cs="Arial"/>
+                <w:color w:val="000000"/>
+                <w:kern w:val="0"/>
+                <w:sz w:val="12"/>
+                <w:szCs w:val="12"/>
+              </w:rPr>
+              <w:t>상</w:t>
+            </w:r>
+          </w:p>
+        </w:tc>
+        <w:tc>
+          <w:tcPr>
+            <w:tcW w:w="309" w:type="pct"/>
+            <w:vMerge w:val="restart"/>
+            <w:tcBorders>
+              <w:top w:val="nil"/>
+              <w:left w:val="single" w:sz="8" w:space="0" w:color="B7C9D6"/>
+              <w:bottom w:val="single" w:sz="8" w:space="0" w:color="000000"/>
+              <w:right w:val="single" w:sz="8" w:space="0" w:color="B7C9D6"/>
+            </w:tcBorders>
+            <w:shd w:val="clear" w:color="000000" w:fill="F7FAFC"/>
+            <w:vAlign w:val="center"/>
+            <w:hideMark/>
+          </w:tcPr>
+          <w:p>
+            <w:pPr>
+              <w:widowControl/>
+              <w:wordWrap/>
+              <w:autoSpaceDE/>
+              <w:autoSpaceDN/>
+              <w:spacing w:after="0" w:line="240" w:lineRule="auto"/>
+              <w:jc w:val="center"/>
+              <w:rPr>
+                <w:rFonts w:ascii="맑은 고딕" w:eastAsia="맑은 고딕" w:hAnsi="맑은 고딕" w:cs="Arial"/>
+                <w:color w:val="000000"/>
+                <w:kern w:val="0"/>
+                <w:sz w:val="12"/>
+                <w:szCs w:val="12"/>
+              </w:rPr>
+            </w:pPr>
+            <w:r>
+              <w:rPr>
+                <w:rFonts w:ascii="맑은 고딕" w:eastAsia="맑은 고딕" w:hAnsi="맑은 고딕" w:cs="Arial"/>
+                <w:color w:val="000000"/>
+                <w:kern w:val="0"/>
+                <w:sz w:val="12"/>
+                <w:szCs w:val="12"/>
+              </w:rPr>
               <w:t>화재 감지</w:t>
-            </w:r>
-          </w:p>
-        </w:tc>
-        <w:tc>
-          <w:tcPr>
-            <w:tcW w:w="309" w:type="pct"/>
-            <w:vMerge w:val="restart"/>
-            <w:tcBorders>
-              <w:top w:val="nil"/>
-              <w:left w:val="single" w:sz="8" w:space="0" w:color="B7C9D6"/>
-              <w:bottom w:val="single" w:sz="8" w:space="0" w:color="000000"/>
-              <w:right w:val="single" w:sz="8" w:space="0" w:color="B7C9D6"/>
-            </w:tcBorders>
-            <w:shd w:val="clear" w:color="000000" w:fill="F7FAFC"/>
-            <w:vAlign w:val="center"/>
-            <w:hideMark/>
-          </w:tcPr>
-          <w:p>
-            <w:pPr>
-              <w:widowControl/>
-              <w:wordWrap/>
-              <w:autoSpaceDE/>
-              <w:autoSpaceDN/>
-              <w:spacing w:after="0" w:line="240" w:lineRule="auto"/>
-              <w:jc w:val="center"/>
-              <w:rPr>
-                <w:rFonts w:ascii="맑은 고딕" w:eastAsia="맑은 고딕" w:hAnsi="맑은 고딕" w:cs="Arial"/>
-                <w:color w:val="000000"/>
-                <w:kern w:val="0"/>
-                <w:sz w:val="12"/>
-                <w:szCs w:val="12"/>
-              </w:rPr>
-            </w:pPr>
-            <w:r>
-              <w:rPr>
-                <w:rFonts w:ascii="맑은 고딕" w:eastAsia="맑은 고딕" w:hAnsi="맑은 고딕" w:cs="Arial"/>
-                <w:color w:val="000000"/>
-                <w:kern w:val="0"/>
-                <w:sz w:val="12"/>
-                <w:szCs w:val="12"/>
-              </w:rPr>
-              <w:t>상</w:t>
-            </w:r>
-          </w:p>
-        </w:tc>
-        <w:tc>
-          <w:tcPr>
-            <w:tcW w:w="309" w:type="pct"/>
-            <w:vMerge w:val="restart"/>
-            <w:tcBorders>
-              <w:top w:val="nil"/>
-              <w:left w:val="single" w:sz="8" w:space="0" w:color="B7C9D6"/>
-              <w:bottom w:val="single" w:sz="8" w:space="0" w:color="000000"/>
-              <w:right w:val="single" w:sz="8" w:space="0" w:color="B7C9D6"/>
-            </w:tcBorders>
-            <w:shd w:val="clear" w:color="000000" w:fill="F7FAFC"/>
-            <w:vAlign w:val="center"/>
-            <w:hideMark/>
-          </w:tcPr>
-          <w:p>
-            <w:pPr>
-              <w:widowControl/>
-              <w:wordWrap/>
-              <w:autoSpaceDE/>
-              <w:autoSpaceDN/>
-              <w:spacing w:after="0" w:line="240" w:lineRule="auto"/>
-              <w:jc w:val="center"/>
-              <w:rPr>
-                <w:rFonts w:ascii="맑은 고딕" w:eastAsia="맑은 고딕" w:hAnsi="맑은 고딕" w:cs="Arial"/>
-                <w:color w:val="000000"/>
-                <w:kern w:val="0"/>
-                <w:sz w:val="12"/>
-                <w:szCs w:val="12"/>
-              </w:rPr>
-            </w:pPr>
-            <w:r>
-              <w:rPr>
-                <w:rFonts w:ascii="맑은 고딕" w:eastAsia="맑은 고딕" w:hAnsi="맑은 고딕" w:cs="Arial"/>
-                <w:color w:val="000000"/>
-                <w:kern w:val="0"/>
-                <w:sz w:val="12"/>
-                <w:szCs w:val="12"/>
-              </w:rPr>
-              <w:t>소방안전</w:t>
             </w:r>
           </w:p>
         </w:tc>

--- a/report_agent/output/risk_assessment_form/risk_assessment_form_filled.docx
+++ b/report_agent/output/risk_assessment_form/risk_assessment_form_filled.docx
@@ -373,7 +373,7 @@
                 <w:sz w:val="16"/>
                 <w:szCs w:val="16"/>
               </w:rPr>
-              <w:t>2026-08-10</w:t>
+              <w:t>2026-08-11</w:t>
             </w:r>
           </w:p>
         </w:tc>
@@ -2699,49 +2699,49 @@
                 <w:sz w:val="12"/>
                 <w:szCs w:val="12"/>
               </w:rPr>
-              <w:t>상</w:t>
-            </w:r>
-          </w:p>
-        </w:tc>
-        <w:tc>
-          <w:tcPr>
-            <w:tcW w:w="309" w:type="pct"/>
-            <w:vMerge w:val="restart"/>
-            <w:tcBorders>
-              <w:top w:val="nil"/>
-              <w:left w:val="single" w:sz="8" w:space="0" w:color="B7C9D6"/>
-              <w:bottom w:val="single" w:sz="8" w:space="0" w:color="B7C9D6"/>
-              <w:right w:val="single" w:sz="8" w:space="0" w:color="B7C9D6"/>
-            </w:tcBorders>
-            <w:shd w:val="clear" w:color="000000" w:fill="F7FAFC"/>
-            <w:vAlign w:val="center"/>
-            <w:hideMark/>
-          </w:tcPr>
-          <w:p>
-            <w:pPr>
-              <w:widowControl/>
-              <w:wordWrap/>
-              <w:autoSpaceDE/>
-              <w:autoSpaceDN/>
-              <w:spacing w:after="0" w:line="240" w:lineRule="auto"/>
-              <w:jc w:val="center"/>
-              <w:rPr>
-                <w:rFonts w:ascii="맑은 고딕" w:eastAsia="맑은 고딕" w:hAnsi="맑은 고딕" w:cs="Arial"/>
-                <w:color w:val="000000"/>
-                <w:kern w:val="0"/>
-                <w:sz w:val="12"/>
-                <w:szCs w:val="12"/>
-              </w:rPr>
-            </w:pPr>
-            <w:r>
-              <w:rPr>
-                <w:rFonts w:ascii="맑은 고딕" w:eastAsia="맑은 고딕" w:hAnsi="맑은 고딕" w:cs="Arial"/>
-                <w:color w:val="000000"/>
-                <w:kern w:val="0"/>
-                <w:sz w:val="12"/>
-                <w:szCs w:val="12"/>
-              </w:rPr>
-              <w:t>화재 감지</w:t>
+              <w:t>하</w:t>
+            </w:r>
+          </w:p>
+        </w:tc>
+        <w:tc>
+          <w:tcPr>
+            <w:tcW w:w="309" w:type="pct"/>
+            <w:vMerge w:val="restart"/>
+            <w:tcBorders>
+              <w:top w:val="nil"/>
+              <w:left w:val="single" w:sz="8" w:space="0" w:color="B7C9D6"/>
+              <w:bottom w:val="single" w:sz="8" w:space="0" w:color="B7C9D6"/>
+              <w:right w:val="single" w:sz="8" w:space="0" w:color="B7C9D6"/>
+            </w:tcBorders>
+            <w:shd w:val="clear" w:color="000000" w:fill="F7FAFC"/>
+            <w:vAlign w:val="center"/>
+            <w:hideMark/>
+          </w:tcPr>
+          <w:p>
+            <w:pPr>
+              <w:widowControl/>
+              <w:wordWrap/>
+              <w:autoSpaceDE/>
+              <w:autoSpaceDN/>
+              <w:spacing w:after="0" w:line="240" w:lineRule="auto"/>
+              <w:jc w:val="center"/>
+              <w:rPr>
+                <w:rFonts w:ascii="맑은 고딕" w:eastAsia="맑은 고딕" w:hAnsi="맑은 고딕" w:cs="Arial"/>
+                <w:color w:val="000000"/>
+                <w:kern w:val="0"/>
+                <w:sz w:val="12"/>
+                <w:szCs w:val="12"/>
+              </w:rPr>
+            </w:pPr>
+            <w:r>
+              <w:rPr>
+                <w:rFonts w:ascii="맑은 고딕" w:eastAsia="맑은 고딕" w:hAnsi="맑은 고딕" w:cs="Arial"/>
+                <w:color w:val="000000"/>
+                <w:kern w:val="0"/>
+                <w:sz w:val="12"/>
+                <w:szCs w:val="12"/>
+              </w:rPr>
+              <w:t>소화전 점검</w:t>
             </w:r>
           </w:p>
         </w:tc>
@@ -2833,7 +2833,7 @@
                 <w:sz w:val="12"/>
                 <w:szCs w:val="12"/>
               </w:rPr>
-              <w:t>2026-08-03 09:00:00</w:t>
+              <w:t>2026-08-11 09:00:00</w:t>
             </w:r>
           </w:p>
         </w:tc>
@@ -2879,53 +2879,52 @@
                 <w:sz w:val="12"/>
                 <w:szCs w:val="12"/>
               </w:rPr>
-              <w:t>작업자10</w:t>
-            </w:r>
-          </w:p>
-        </w:tc>
-        <w:tc>
-          <w:tcPr>
-            <w:tcW w:w="309" w:type="pct"/>
-            <w:vMerge w:val="restart"/>
-            <w:tcBorders>
-              <w:top w:val="nil"/>
-              <w:left w:val="single" w:sz="8" w:space="0" w:color="B7C9D6"/>
-              <w:bottom w:val="single" w:sz="8" w:space="0" w:color="B7C9D6"/>
-              <w:right w:val="single" w:sz="8" w:space="0" w:color="B7C9D6"/>
-            </w:tcBorders>
-            <w:shd w:val="clear" w:color="000000" w:fill="F7FAFC"/>
-            <w:vAlign w:val="center"/>
-            <w:hideMark/>
-          </w:tcPr>
-          <w:p>
-            <w:pPr>
-              <w:widowControl/>
-              <w:wordWrap/>
-              <w:autoSpaceDE/>
-              <w:autoSpaceDN/>
-              <w:spacing w:after="0" w:line="240" w:lineRule="auto"/>
-              <w:jc w:val="center"/>
-              <w:rPr>
-                <w:rFonts w:ascii="맑은 고딕" w:eastAsia="맑은 고딕" w:hAnsi="맑은 고딕" w:cs="Arial"/>
-                <w:b/>
-                <w:bCs/>
-                <w:color w:val="000000"/>
-                <w:kern w:val="0"/>
-                <w:sz w:val="12"/>
-                <w:szCs w:val="12"/>
-              </w:rPr>
-            </w:pPr>
-            <w:r>
-              <w:rPr>
-                <w:rFonts w:ascii="맑은 고딕" w:eastAsia="맑은 고딕" w:hAnsi="맑은 고딕" w:cs="Arial"/>
-                <w:b/>
-                <w:bCs/>
-                <w:color w:val="000000"/>
-                <w:kern w:val="0"/>
-                <w:sz w:val="12"/>
-                <w:szCs w:val="12"/>
-              </w:rPr>
-              <w:t>조치가 필요함을 확인했다.</w:t>
+              <w:t>작업자22</w:t>
+            </w:r>
+          </w:p>
+        </w:tc>
+        <w:tc>
+          <w:tcPr>
+            <w:tcW w:w="309" w:type="pct"/>
+            <w:vMerge w:val="restart"/>
+            <w:tcBorders>
+              <w:top w:val="nil"/>
+              <w:left w:val="single" w:sz="8" w:space="0" w:color="B7C9D6"/>
+              <w:bottom w:val="single" w:sz="8" w:space="0" w:color="B7C9D6"/>
+              <w:right w:val="single" w:sz="8" w:space="0" w:color="B7C9D6"/>
+            </w:tcBorders>
+            <w:shd w:val="clear" w:color="000000" w:fill="F7FAFC"/>
+            <w:vAlign w:val="center"/>
+            <w:hideMark/>
+          </w:tcPr>
+          <w:p>
+            <w:pPr>
+              <w:widowControl/>
+              <w:wordWrap/>
+              <w:autoSpaceDE/>
+              <w:autoSpaceDN/>
+              <w:spacing w:after="0" w:line="240" w:lineRule="auto"/>
+              <w:jc w:val="center"/>
+              <w:rPr>
+                <w:rFonts w:ascii="맑은 고딕" w:eastAsia="맑은 고딕" w:hAnsi="맑은 고딕" w:cs="Arial"/>
+                <w:b/>
+                <w:bCs/>
+                <w:color w:val="000000"/>
+                <w:kern w:val="0"/>
+                <w:sz w:val="12"/>
+                <w:szCs w:val="12"/>
+              </w:rPr>
+            </w:pPr>
+            <w:r>
+              <w:rPr>
+                <w:rFonts w:ascii="맑은 고딕" w:eastAsia="맑은 고딕" w:hAnsi="맑은 고딕" w:cs="Arial"/>
+                <w:b/>
+                <w:bCs/>
+                <w:color w:val="000000"/>
+                <w:kern w:val="0"/>
+                <w:sz w:val="12"/>
+                <w:szCs w:val="12"/>
+              </w:rPr>
             </w:r>
           </w:p>
         </w:tc>
@@ -4044,6 +4043,1263 @@
                 <w:sz w:val="12"/>
                 <w:szCs w:val="12"/>
               </w:rPr>
+              <w:t>기석님 집</w:t>
+            </w:r>
+          </w:p>
+        </w:tc>
+        <w:tc>
+          <w:tcPr>
+            <w:tcW w:w="309" w:type="pct"/>
+            <w:vMerge w:val="restart"/>
+            <w:tcBorders>
+              <w:top w:val="nil"/>
+              <w:left w:val="single" w:sz="8" w:space="0" w:color="B7C9D6"/>
+              <w:bottom w:val="single" w:sz="8" w:space="0" w:color="B7C9D6"/>
+              <w:right w:val="single" w:sz="8" w:space="0" w:color="B7C9D6"/>
+            </w:tcBorders>
+            <w:shd w:val="clear" w:color="000000" w:fill="F7FAFC"/>
+            <w:vAlign w:val="center"/>
+            <w:hideMark/>
+          </w:tcPr>
+          <w:p>
+            <w:pPr>
+              <w:widowControl/>
+              <w:wordWrap/>
+              <w:autoSpaceDE/>
+              <w:autoSpaceDN/>
+              <w:spacing w:after="0" w:line="240" w:lineRule="auto"/>
+              <w:jc w:val="center"/>
+              <w:rPr>
+                <w:rFonts w:ascii="맑은 고딕" w:eastAsia="맑은 고딕" w:hAnsi="맑은 고딕" w:cs="Arial"/>
+                <w:b/>
+                <w:bCs/>
+                <w:color w:val="000000"/>
+                <w:kern w:val="0"/>
+                <w:sz w:val="12"/>
+                <w:szCs w:val="12"/>
+              </w:rPr>
+            </w:pPr>
+            <w:r>
+              <w:rPr>
+                <w:rFonts w:ascii="맑은 고딕" w:eastAsia="맑은 고딕" w:hAnsi="맑은 고딕" w:cs="Arial"/>
+                <w:b/>
+                <w:bCs/>
+                <w:color w:val="000000"/>
+                <w:kern w:val="0"/>
+                <w:sz w:val="12"/>
+                <w:szCs w:val="12"/>
+              </w:rPr>
+              <w:t>2026-08-03 09:00:00</w:t>
+            </w:r>
+          </w:p>
+        </w:tc>
+        <w:tc>
+          <w:tcPr>
+            <w:tcW w:w="311" w:type="pct"/>
+            <w:vMerge w:val="restart"/>
+            <w:tcBorders>
+              <w:top w:val="nil"/>
+              <w:left w:val="single" w:sz="8" w:space="0" w:color="B7C9D6"/>
+              <w:bottom w:val="single" w:sz="8" w:space="0" w:color="B7C9D6"/>
+              <w:right w:val="single" w:sz="8" w:space="0" w:color="B7C9D6"/>
+            </w:tcBorders>
+            <w:shd w:val="clear" w:color="000000" w:fill="F7FAFC"/>
+            <w:vAlign w:val="center"/>
+            <w:hideMark/>
+          </w:tcPr>
+          <w:p>
+            <w:pPr>
+              <w:widowControl/>
+              <w:wordWrap/>
+              <w:autoSpaceDE/>
+              <w:autoSpaceDN/>
+              <w:spacing w:after="0" w:line="240" w:lineRule="auto"/>
+              <w:jc w:val="center"/>
+              <w:rPr>
+                <w:rFonts w:ascii="맑은 고딕" w:eastAsia="맑은 고딕" w:hAnsi="맑은 고딕" w:cs="Arial"/>
+                <w:b/>
+                <w:bCs/>
+                <w:color w:val="000000"/>
+                <w:kern w:val="0"/>
+                <w:sz w:val="12"/>
+                <w:szCs w:val="12"/>
+              </w:rPr>
+            </w:pPr>
+            <w:r>
+              <w:rPr>
+                <w:rFonts w:ascii="맑은 고딕" w:eastAsia="맑은 고딕" w:hAnsi="맑은 고딕" w:cs="Arial"/>
+                <w:b/>
+                <w:bCs/>
+                <w:color w:val="000000"/>
+                <w:kern w:val="0"/>
+                <w:sz w:val="12"/>
+                <w:szCs w:val="12"/>
+              </w:rPr>
+              <w:t>작업자10</w:t>
+            </w:r>
+          </w:p>
+        </w:tc>
+        <w:tc>
+          <w:tcPr>
+            <w:tcW w:w="309" w:type="pct"/>
+            <w:vMerge w:val="restart"/>
+            <w:tcBorders>
+              <w:top w:val="nil"/>
+              <w:left w:val="single" w:sz="8" w:space="0" w:color="B7C9D6"/>
+              <w:bottom w:val="single" w:sz="8" w:space="0" w:color="B7C9D6"/>
+              <w:right w:val="single" w:sz="8" w:space="0" w:color="B7C9D6"/>
+            </w:tcBorders>
+            <w:shd w:val="clear" w:color="000000" w:fill="F7FAFC"/>
+            <w:vAlign w:val="center"/>
+            <w:hideMark/>
+          </w:tcPr>
+          <w:p>
+            <w:pPr>
+              <w:widowControl/>
+              <w:wordWrap/>
+              <w:autoSpaceDE/>
+              <w:autoSpaceDN/>
+              <w:spacing w:after="0" w:line="240" w:lineRule="auto"/>
+              <w:jc w:val="center"/>
+              <w:rPr>
+                <w:rFonts w:ascii="맑은 고딕" w:eastAsia="맑은 고딕" w:hAnsi="맑은 고딕" w:cs="Arial"/>
+                <w:b/>
+                <w:bCs/>
+                <w:color w:val="000000"/>
+                <w:kern w:val="0"/>
+                <w:sz w:val="12"/>
+                <w:szCs w:val="12"/>
+              </w:rPr>
+            </w:pPr>
+            <w:r>
+              <w:rPr>
+                <w:rFonts w:ascii="맑은 고딕" w:eastAsia="맑은 고딕" w:hAnsi="맑은 고딕" w:cs="Arial"/>
+                <w:b/>
+                <w:bCs/>
+                <w:color w:val="000000"/>
+                <w:kern w:val="0"/>
+                <w:sz w:val="12"/>
+                <w:szCs w:val="12"/>
+              </w:rPr>
+              <w:t>본 점검에 대해 조치가 필요하다.</w:t>
+            </w:r>
+          </w:p>
+        </w:tc>
+        <w:tc>
+          <w:tcPr>
+            <w:tcW w:w="310" w:type="pct"/>
+            <w:vMerge w:val="restart"/>
+            <w:tcBorders>
+              <w:top w:val="nil"/>
+              <w:left w:val="single" w:sz="8" w:space="0" w:color="B7C9D6"/>
+              <w:bottom w:val="single" w:sz="8" w:space="0" w:color="B7C9D6"/>
+              <w:right w:val="single" w:sz="8" w:space="0" w:color="B7C9D6"/>
+            </w:tcBorders>
+            <w:shd w:val="clear" w:color="000000" w:fill="F7FAFC"/>
+            <w:vAlign w:val="center"/>
+            <w:hideMark/>
+          </w:tcPr>
+          <w:p>
+            <w:pPr>
+              <w:widowControl/>
+              <w:wordWrap/>
+              <w:autoSpaceDE/>
+              <w:autoSpaceDN/>
+              <w:spacing w:after="0" w:line="240" w:lineRule="auto"/>
+              <w:jc w:val="center"/>
+              <w:rPr>
+                <w:rFonts w:ascii="맑은 고딕" w:eastAsia="맑은 고딕" w:hAnsi="맑은 고딕" w:cs="Arial"/>
+                <w:color w:val="000000"/>
+                <w:kern w:val="0"/>
+                <w:sz w:val="12"/>
+                <w:szCs w:val="12"/>
+              </w:rPr>
+            </w:pPr>
+            <w:r>
+              <w:rPr>
+                <w:rFonts w:ascii="맑은 고딕" w:eastAsia="맑은 고딕" w:hAnsi="맑은 고딕" w:cs="Arial"/>
+                <w:color w:val="000000"/>
+                <w:kern w:val="0"/>
+                <w:sz w:val="12"/>
+                <w:szCs w:val="12"/>
+              </w:rPr>
+            </w:r>
+          </w:p>
+        </w:tc>
+        <w:tc>
+          <w:tcPr>
+            <w:tcW w:w="309" w:type="pct"/>
+            <w:vMerge w:val="restart"/>
+            <w:tcBorders>
+              <w:top w:val="nil"/>
+              <w:left w:val="single" w:sz="8" w:space="0" w:color="B7C9D6"/>
+              <w:bottom w:val="single" w:sz="8" w:space="0" w:color="B7C9D6"/>
+              <w:right w:val="single" w:sz="8" w:space="0" w:color="B7C9D6"/>
+            </w:tcBorders>
+            <w:shd w:val="clear" w:color="000000" w:fill="F7FAFC"/>
+            <w:vAlign w:val="center"/>
+            <w:hideMark/>
+          </w:tcPr>
+          <w:p>
+            <w:pPr>
+              <w:widowControl/>
+              <w:wordWrap/>
+              <w:autoSpaceDE/>
+              <w:autoSpaceDN/>
+              <w:spacing w:after="0" w:line="240" w:lineRule="auto"/>
+              <w:jc w:val="center"/>
+              <w:rPr>
+                <w:rFonts w:ascii="맑은 고딕" w:eastAsia="맑은 고딕" w:hAnsi="맑은 고딕" w:cs="Arial"/>
+                <w:b/>
+                <w:bCs/>
+                <w:color w:val="FFFFFF"/>
+                <w:kern w:val="0"/>
+                <w:sz w:val="12"/>
+                <w:szCs w:val="12"/>
+              </w:rPr>
+            </w:pPr>
+            <w:r>
+              <w:rPr>
+                <w:rFonts w:ascii="맑은 고딕" w:eastAsia="맑은 고딕" w:hAnsi="맑은 고딕" w:cs="Arial"/>
+                <w:b/>
+                <w:bCs/>
+                <w:color w:val="FFFFFF"/>
+                <w:kern w:val="0"/>
+                <w:sz w:val="12"/>
+                <w:szCs w:val="12"/>
+              </w:rPr>
+            </w:r>
+          </w:p>
+        </w:tc>
+        <w:tc>
+          <w:tcPr>
+            <w:tcW w:w="311" w:type="pct"/>
+            <w:vMerge w:val="restart"/>
+            <w:tcBorders>
+              <w:top w:val="nil"/>
+              <w:left w:val="single" w:sz="8" w:space="0" w:color="B7C9D6"/>
+              <w:bottom w:val="single" w:sz="8" w:space="0" w:color="B7C9D6"/>
+              <w:right w:val="single" w:sz="8" w:space="0" w:color="B7C9D6"/>
+            </w:tcBorders>
+            <w:shd w:val="clear" w:color="000000" w:fill="F7FAFC"/>
+            <w:vAlign w:val="center"/>
+            <w:hideMark/>
+          </w:tcPr>
+          <w:p>
+            <w:pPr>
+              <w:widowControl/>
+              <w:wordWrap/>
+              <w:autoSpaceDE/>
+              <w:autoSpaceDN/>
+              <w:spacing w:after="0" w:line="240" w:lineRule="auto"/>
+              <w:jc w:val="center"/>
+              <w:rPr>
+                <w:rFonts w:ascii="맑은 고딕" w:eastAsia="맑은 고딕" w:hAnsi="맑은 고딕" w:cs="Arial"/>
+                <w:color w:val="000000"/>
+                <w:kern w:val="0"/>
+                <w:sz w:val="12"/>
+                <w:szCs w:val="12"/>
+              </w:rPr>
+            </w:pPr>
+            <w:r>
+              <w:rPr>
+                <w:rFonts w:ascii="맑은 고딕" w:eastAsia="맑은 고딕" w:hAnsi="맑은 고딕" w:cs="Arial"/>
+                <w:color w:val="000000"/>
+                <w:kern w:val="0"/>
+                <w:sz w:val="12"/>
+                <w:szCs w:val="12"/>
+              </w:rPr>
+            </w:r>
+          </w:p>
+        </w:tc>
+        <w:tc>
+          <w:tcPr>
+            <w:tcW w:w="309" w:type="pct"/>
+            <w:vMerge w:val="restart"/>
+            <w:tcBorders>
+              <w:top w:val="nil"/>
+              <w:left w:val="single" w:sz="8" w:space="0" w:color="B7C9D6"/>
+              <w:bottom w:val="single" w:sz="8" w:space="0" w:color="B7C9D6"/>
+              <w:right w:val="single" w:sz="8" w:space="0" w:color="B7C9D6"/>
+            </w:tcBorders>
+            <w:shd w:val="clear" w:color="000000" w:fill="F7FAFC"/>
+            <w:vAlign w:val="center"/>
+            <w:hideMark/>
+          </w:tcPr>
+          <w:p>
+            <w:pPr>
+              <w:widowControl/>
+              <w:wordWrap/>
+              <w:autoSpaceDE/>
+              <w:autoSpaceDN/>
+              <w:spacing w:after="0" w:line="240" w:lineRule="auto"/>
+              <w:jc w:val="center"/>
+              <w:rPr>
+                <w:rFonts w:ascii="맑은 고딕" w:eastAsia="맑은 고딕" w:hAnsi="맑은 고딕" w:cs="Arial"/>
+                <w:b/>
+                <w:bCs/>
+                <w:color w:val="000000"/>
+                <w:kern w:val="0"/>
+                <w:sz w:val="12"/>
+                <w:szCs w:val="12"/>
+              </w:rPr>
+            </w:pPr>
+            <w:r>
+              <w:rPr>
+                <w:rFonts w:ascii="맑은 고딕" w:eastAsia="맑은 고딕" w:hAnsi="맑은 고딕" w:cs="Arial"/>
+                <w:b/>
+                <w:bCs/>
+                <w:color w:val="000000"/>
+                <w:kern w:val="0"/>
+                <w:sz w:val="12"/>
+                <w:szCs w:val="12"/>
+              </w:rPr>
+            </w:r>
+          </w:p>
+        </w:tc>
+        <w:tc>
+          <w:tcPr>
+            <w:tcW w:w="246" w:type="pct"/>
+            <w:vMerge w:val="restart"/>
+            <w:tcBorders>
+              <w:top w:val="nil"/>
+              <w:left w:val="single" w:sz="8" w:space="0" w:color="B7C9D6"/>
+              <w:bottom w:val="single" w:sz="8" w:space="0" w:color="B7C9D6"/>
+              <w:right w:val="single" w:sz="8" w:space="0" w:color="B7C9D6"/>
+            </w:tcBorders>
+            <w:shd w:val="clear" w:color="000000" w:fill="F7FAFC"/>
+            <w:vAlign w:val="center"/>
+            <w:hideMark/>
+          </w:tcPr>
+          <w:p>
+            <w:pPr>
+              <w:widowControl/>
+              <w:wordWrap/>
+              <w:autoSpaceDE/>
+              <w:autoSpaceDN/>
+              <w:spacing w:after="0" w:line="240" w:lineRule="auto"/>
+              <w:jc w:val="center"/>
+              <w:rPr>
+                <w:rFonts w:ascii="맑은 고딕" w:eastAsia="맑은 고딕" w:hAnsi="맑은 고딕" w:cs="Arial"/>
+                <w:color w:val="000000"/>
+                <w:kern w:val="0"/>
+                <w:sz w:val="12"/>
+                <w:szCs w:val="12"/>
+              </w:rPr>
+            </w:pPr>
+            <w:r>
+              <w:rPr>
+                <w:rFonts w:ascii="맑은 고딕" w:eastAsia="맑은 고딕" w:hAnsi="맑은 고딕" w:cs="Arial"/>
+                <w:color w:val="000000"/>
+                <w:kern w:val="0"/>
+                <w:sz w:val="12"/>
+                <w:szCs w:val="12"/>
+              </w:rPr>
+            </w:r>
+          </w:p>
+        </w:tc>
+        <w:tc>
+          <w:tcPr>
+            <w:tcW w:w="372" w:type="pct"/>
+            <w:vMerge w:val="restart"/>
+            <w:tcBorders>
+              <w:top w:val="nil"/>
+              <w:left w:val="single" w:sz="8" w:space="0" w:color="B7C9D6"/>
+              <w:bottom w:val="single" w:sz="8" w:space="0" w:color="B7C9D6"/>
+              <w:right w:val="nil"/>
+            </w:tcBorders>
+            <w:shd w:val="clear" w:color="000000" w:fill="F7FAFC"/>
+            <w:vAlign w:val="center"/>
+            <w:hideMark/>
+          </w:tcPr>
+          <w:p>
+            <w:pPr>
+              <w:widowControl/>
+              <w:wordWrap/>
+              <w:autoSpaceDE/>
+              <w:autoSpaceDN/>
+              <w:spacing w:after="0" w:line="240" w:lineRule="auto"/>
+              <w:jc w:val="center"/>
+              <w:rPr>
+                <w:rFonts w:ascii="맑은 고딕" w:eastAsia="맑은 고딕" w:hAnsi="맑은 고딕" w:cs="Arial"/>
+                <w:color w:val="000000"/>
+                <w:kern w:val="0"/>
+                <w:sz w:val="12"/>
+                <w:szCs w:val="12"/>
+              </w:rPr>
+            </w:pPr>
+            <w:r>
+              <w:rPr>
+                <w:rFonts w:ascii="맑은 고딕" w:eastAsia="맑은 고딕" w:hAnsi="맑은 고딕" w:cs="Arial"/>
+                <w:color w:val="000000"/>
+                <w:kern w:val="0"/>
+                <w:sz w:val="12"/>
+                <w:szCs w:val="12"/>
+              </w:rPr>
+            </w:r>
+          </w:p>
+        </w:tc>
+        <w:tc>
+          <w:tcPr>
+            <w:tcW w:w="309" w:type="pct"/>
+            <w:vMerge w:val="restart"/>
+            <w:tcBorders>
+              <w:top w:val="nil"/>
+              <w:left w:val="single" w:sz="8" w:space="0" w:color="B7C9D6"/>
+              <w:bottom w:val="single" w:sz="8" w:space="0" w:color="B7C9D6"/>
+              <w:right w:val="nil"/>
+            </w:tcBorders>
+            <w:shd w:val="clear" w:color="000000" w:fill="F7FAFC"/>
+            <w:vAlign w:val="center"/>
+            <w:hideMark/>
+          </w:tcPr>
+          <w:p>
+            <w:pPr>
+              <w:widowControl/>
+              <w:wordWrap/>
+              <w:autoSpaceDE/>
+              <w:autoSpaceDN/>
+              <w:spacing w:after="0" w:line="240" w:lineRule="auto"/>
+              <w:jc w:val="center"/>
+              <w:rPr>
+                <w:rFonts w:ascii="맑은 고딕" w:eastAsia="맑은 고딕" w:hAnsi="맑은 고딕" w:cs="Arial"/>
+                <w:color w:val="000000"/>
+                <w:kern w:val="0"/>
+                <w:sz w:val="12"/>
+                <w:szCs w:val="12"/>
+              </w:rPr>
+            </w:pPr>
+            <w:r>
+              <w:rPr>
+                <w:rFonts w:ascii="맑은 고딕" w:eastAsia="맑은 고딕" w:hAnsi="맑은 고딕" w:cs="Arial"/>
+                <w:color w:val="000000"/>
+                <w:kern w:val="0"/>
+                <w:sz w:val="12"/>
+                <w:szCs w:val="12"/>
+              </w:rPr>
+            </w:r>
+          </w:p>
+        </w:tc>
+        <w:tc>
+          <w:tcPr>
+            <w:tcW w:w="400" w:type="pct"/>
+            <w:vMerge w:val="restart"/>
+            <w:tcBorders>
+              <w:top w:val="nil"/>
+              <w:left w:val="single" w:sz="8" w:space="0" w:color="B7C9D6"/>
+              <w:bottom w:val="single" w:sz="8" w:space="0" w:color="B7C9D6"/>
+              <w:right w:val="nil"/>
+            </w:tcBorders>
+            <w:shd w:val="clear" w:color="000000" w:fill="F7FAFC"/>
+            <w:vAlign w:val="center"/>
+            <w:hideMark/>
+          </w:tcPr>
+          <w:p>
+            <w:pPr>
+              <w:widowControl/>
+              <w:wordWrap/>
+              <w:autoSpaceDE/>
+              <w:autoSpaceDN/>
+              <w:spacing w:after="0" w:line="240" w:lineRule="auto"/>
+              <w:jc w:val="center"/>
+              <w:rPr>
+                <w:rFonts w:ascii="맑은 고딕" w:eastAsia="맑은 고딕" w:hAnsi="맑은 고딕" w:cs="Arial"/>
+                <w:color w:val="000000"/>
+                <w:kern w:val="0"/>
+                <w:sz w:val="12"/>
+                <w:szCs w:val="12"/>
+              </w:rPr>
+            </w:pPr>
+            <w:r>
+              <w:rPr>
+                <w:rFonts w:ascii="맑은 고딕" w:eastAsia="맑은 고딕" w:hAnsi="맑은 고딕" w:cs="Arial"/>
+                <w:color w:val="000000"/>
+                <w:kern w:val="0"/>
+                <w:sz w:val="12"/>
+                <w:szCs w:val="12"/>
+              </w:rPr>
+            </w:r>
+          </w:p>
+        </w:tc>
+        <w:tc>
+          <w:tcPr>
+            <w:tcW w:w="280" w:type="pct"/>
+            <w:vMerge w:val="restart"/>
+            <w:tcBorders>
+              <w:top w:val="nil"/>
+              <w:left w:val="single" w:sz="8" w:space="0" w:color="B7C9D6"/>
+              <w:bottom w:val="single" w:sz="8" w:space="0" w:color="B7C9D6"/>
+              <w:right w:val="single" w:sz="8" w:space="0" w:color="auto"/>
+            </w:tcBorders>
+            <w:shd w:val="clear" w:color="000000" w:fill="F7FAFC"/>
+            <w:vAlign w:val="center"/>
+            <w:hideMark/>
+          </w:tcPr>
+          <w:p>
+            <w:pPr>
+              <w:widowControl/>
+              <w:wordWrap/>
+              <w:autoSpaceDE/>
+              <w:autoSpaceDN/>
+              <w:spacing w:after="0" w:line="240" w:lineRule="auto"/>
+              <w:jc w:val="center"/>
+              <w:rPr>
+                <w:rFonts w:ascii="맑은 고딕" w:eastAsia="맑은 고딕" w:hAnsi="맑은 고딕" w:cs="Arial"/>
+                <w:color w:val="000000"/>
+                <w:kern w:val="0"/>
+                <w:sz w:val="12"/>
+                <w:szCs w:val="12"/>
+              </w:rPr>
+            </w:pPr>
+            <w:r>
+              <w:rPr>
+                <w:rFonts w:ascii="맑은 고딕" w:eastAsia="맑은 고딕" w:hAnsi="맑은 고딕" w:cs="Arial"/>
+                <w:color w:val="000000"/>
+                <w:kern w:val="0"/>
+                <w:sz w:val="12"/>
+                <w:szCs w:val="12"/>
+              </w:rPr>
+            </w:r>
+          </w:p>
+        </w:tc>
+        <w:tc>
+          <w:tcPr>
+            <w:tcW w:w="64" w:type="pct"/>
+            <w:vAlign w:val="center"/>
+            <w:hideMark/>
+          </w:tcPr>
+          <w:p>
+            <w:pPr>
+              <w:widowControl/>
+              <w:wordWrap/>
+              <w:autoSpaceDE/>
+              <w:autoSpaceDN/>
+              <w:spacing w:after="0" w:line="240" w:lineRule="auto"/>
+              <w:jc w:val="left"/>
+              <w:rPr>
+                <w:rFonts w:ascii="Times New Roman" w:eastAsia="Times New Roman" w:hAnsi="Times New Roman" w:cs="Times New Roman"/>
+                <w:kern w:val="0"/>
+                <w:szCs w:val="20"/>
+              </w:rPr>
+            </w:pPr>
+          </w:p>
+        </w:tc>
+      </w:tr>
+      <w:tr>
+        <w:trPr>
+          <w:trHeight w:val="315"/>
+        </w:trPr>
+        <w:tc>
+          <w:tcPr>
+            <w:tcW w:w="234" w:type="pct"/>
+            <w:vMerge/>
+            <w:tcBorders>
+              <w:top w:val="nil"/>
+              <w:bottom w:val="single" w:sz="8" w:space="0" w:color="B7C9D6"/>
+              <w:right w:val="single" w:sz="8" w:space="0" w:color="B7C9D6"/>
+            </w:tcBorders>
+            <w:vAlign w:val="center"/>
+            <w:hideMark/>
+          </w:tcPr>
+          <w:p>
+            <w:pPr>
+              <w:widowControl/>
+              <w:wordWrap/>
+              <w:autoSpaceDE/>
+              <w:autoSpaceDN/>
+              <w:spacing w:after="0" w:line="240" w:lineRule="auto"/>
+              <w:jc w:val="center"/>
+              <w:rPr>
+                <w:rFonts w:ascii="맑은 고딕" w:eastAsia="맑은 고딕" w:hAnsi="맑은 고딕" w:cs="Arial"/>
+                <w:color w:val="000000"/>
+                <w:kern w:val="0"/>
+                <w:sz w:val="12"/>
+                <w:szCs w:val="12"/>
+              </w:rPr>
+            </w:pPr>
+          </w:p>
+        </w:tc>
+        <w:tc>
+          <w:tcPr>
+            <w:tcW w:w="309" w:type="pct"/>
+            <w:vMerge/>
+            <w:tcBorders>
+              <w:top w:val="nil"/>
+              <w:left w:val="single" w:sz="8" w:space="0" w:color="B7C9D6"/>
+              <w:bottom w:val="single" w:sz="8" w:space="0" w:color="B7C9D6"/>
+              <w:right w:val="single" w:sz="8" w:space="0" w:color="B7C9D6"/>
+            </w:tcBorders>
+            <w:vAlign w:val="center"/>
+            <w:hideMark/>
+          </w:tcPr>
+          <w:p>
+            <w:pPr>
+              <w:widowControl/>
+              <w:wordWrap/>
+              <w:autoSpaceDE/>
+              <w:autoSpaceDN/>
+              <w:spacing w:after="0" w:line="240" w:lineRule="auto"/>
+              <w:jc w:val="center"/>
+              <w:rPr>
+                <w:rFonts w:ascii="맑은 고딕" w:eastAsia="맑은 고딕" w:hAnsi="맑은 고딕" w:cs="Arial"/>
+                <w:color w:val="000000"/>
+                <w:kern w:val="0"/>
+                <w:sz w:val="12"/>
+                <w:szCs w:val="12"/>
+              </w:rPr>
+            </w:pPr>
+          </w:p>
+        </w:tc>
+        <w:tc>
+          <w:tcPr>
+            <w:tcW w:w="309" w:type="pct"/>
+            <w:vMerge/>
+            <w:tcBorders>
+              <w:top w:val="nil"/>
+              <w:left w:val="single" w:sz="8" w:space="0" w:color="B7C9D6"/>
+              <w:bottom w:val="single" w:sz="8" w:space="0" w:color="B7C9D6"/>
+              <w:right w:val="single" w:sz="8" w:space="0" w:color="B7C9D6"/>
+            </w:tcBorders>
+            <w:vAlign w:val="center"/>
+            <w:hideMark/>
+          </w:tcPr>
+          <w:p>
+            <w:pPr>
+              <w:widowControl/>
+              <w:wordWrap/>
+              <w:autoSpaceDE/>
+              <w:autoSpaceDN/>
+              <w:spacing w:after="0" w:line="240" w:lineRule="auto"/>
+              <w:jc w:val="center"/>
+              <w:rPr>
+                <w:rFonts w:ascii="맑은 고딕" w:eastAsia="맑은 고딕" w:hAnsi="맑은 고딕" w:cs="Arial"/>
+                <w:color w:val="000000"/>
+                <w:kern w:val="0"/>
+                <w:sz w:val="12"/>
+                <w:szCs w:val="12"/>
+              </w:rPr>
+            </w:pPr>
+          </w:p>
+        </w:tc>
+        <w:tc>
+          <w:tcPr>
+            <w:tcW w:w="309" w:type="pct"/>
+            <w:vMerge/>
+            <w:tcBorders>
+              <w:top w:val="nil"/>
+              <w:left w:val="single" w:sz="8" w:space="0" w:color="B7C9D6"/>
+              <w:bottom w:val="single" w:sz="8" w:space="0" w:color="B7C9D6"/>
+              <w:right w:val="single" w:sz="8" w:space="0" w:color="B7C9D6"/>
+            </w:tcBorders>
+            <w:vAlign w:val="center"/>
+            <w:hideMark/>
+          </w:tcPr>
+          <w:p>
+            <w:pPr>
+              <w:widowControl/>
+              <w:wordWrap/>
+              <w:autoSpaceDE/>
+              <w:autoSpaceDN/>
+              <w:spacing w:after="0" w:line="240" w:lineRule="auto"/>
+              <w:jc w:val="center"/>
+              <w:rPr>
+                <w:rFonts w:ascii="맑은 고딕" w:eastAsia="맑은 고딕" w:hAnsi="맑은 고딕" w:cs="Arial"/>
+                <w:b/>
+                <w:bCs/>
+                <w:color w:val="000000"/>
+                <w:kern w:val="0"/>
+                <w:sz w:val="12"/>
+                <w:szCs w:val="12"/>
+              </w:rPr>
+            </w:pPr>
+          </w:p>
+        </w:tc>
+        <w:tc>
+          <w:tcPr>
+            <w:tcW w:w="309" w:type="pct"/>
+            <w:vMerge/>
+            <w:tcBorders>
+              <w:top w:val="nil"/>
+              <w:left w:val="single" w:sz="8" w:space="0" w:color="B7C9D6"/>
+              <w:bottom w:val="single" w:sz="8" w:space="0" w:color="B7C9D6"/>
+              <w:right w:val="single" w:sz="8" w:space="0" w:color="B7C9D6"/>
+            </w:tcBorders>
+            <w:vAlign w:val="center"/>
+            <w:hideMark/>
+          </w:tcPr>
+          <w:p>
+            <w:pPr>
+              <w:widowControl/>
+              <w:wordWrap/>
+              <w:autoSpaceDE/>
+              <w:autoSpaceDN/>
+              <w:spacing w:after="0" w:line="240" w:lineRule="auto"/>
+              <w:jc w:val="center"/>
+              <w:rPr>
+                <w:rFonts w:ascii="맑은 고딕" w:eastAsia="맑은 고딕" w:hAnsi="맑은 고딕" w:cs="Arial"/>
+                <w:b/>
+                <w:bCs/>
+                <w:color w:val="000000"/>
+                <w:kern w:val="0"/>
+                <w:sz w:val="12"/>
+                <w:szCs w:val="12"/>
+              </w:rPr>
+            </w:pPr>
+          </w:p>
+        </w:tc>
+        <w:tc>
+          <w:tcPr>
+            <w:tcW w:w="311" w:type="pct"/>
+            <w:vMerge/>
+            <w:tcBorders>
+              <w:top w:val="nil"/>
+              <w:left w:val="single" w:sz="8" w:space="0" w:color="B7C9D6"/>
+              <w:bottom w:val="single" w:sz="8" w:space="0" w:color="B7C9D6"/>
+              <w:right w:val="single" w:sz="8" w:space="0" w:color="B7C9D6"/>
+            </w:tcBorders>
+            <w:vAlign w:val="center"/>
+            <w:hideMark/>
+          </w:tcPr>
+          <w:p>
+            <w:pPr>
+              <w:widowControl/>
+              <w:wordWrap/>
+              <w:autoSpaceDE/>
+              <w:autoSpaceDN/>
+              <w:spacing w:after="0" w:line="240" w:lineRule="auto"/>
+              <w:jc w:val="center"/>
+              <w:rPr>
+                <w:rFonts w:ascii="맑은 고딕" w:eastAsia="맑은 고딕" w:hAnsi="맑은 고딕" w:cs="Arial"/>
+                <w:b/>
+                <w:bCs/>
+                <w:color w:val="000000"/>
+                <w:kern w:val="0"/>
+                <w:sz w:val="12"/>
+                <w:szCs w:val="12"/>
+              </w:rPr>
+            </w:pPr>
+          </w:p>
+        </w:tc>
+        <w:tc>
+          <w:tcPr>
+            <w:tcW w:w="309" w:type="pct"/>
+            <w:vMerge/>
+            <w:tcBorders>
+              <w:top w:val="nil"/>
+              <w:left w:val="single" w:sz="8" w:space="0" w:color="B7C9D6"/>
+              <w:bottom w:val="single" w:sz="8" w:space="0" w:color="B7C9D6"/>
+              <w:right w:val="single" w:sz="8" w:space="0" w:color="B7C9D6"/>
+            </w:tcBorders>
+            <w:vAlign w:val="center"/>
+            <w:hideMark/>
+          </w:tcPr>
+          <w:p>
+            <w:pPr>
+              <w:widowControl/>
+              <w:wordWrap/>
+              <w:autoSpaceDE/>
+              <w:autoSpaceDN/>
+              <w:spacing w:after="0" w:line="240" w:lineRule="auto"/>
+              <w:jc w:val="center"/>
+              <w:rPr>
+                <w:rFonts w:ascii="맑은 고딕" w:eastAsia="맑은 고딕" w:hAnsi="맑은 고딕" w:cs="Arial"/>
+                <w:b/>
+                <w:bCs/>
+                <w:color w:val="000000"/>
+                <w:kern w:val="0"/>
+                <w:sz w:val="12"/>
+                <w:szCs w:val="12"/>
+              </w:rPr>
+            </w:pPr>
+          </w:p>
+        </w:tc>
+        <w:tc>
+          <w:tcPr>
+            <w:tcW w:w="310" w:type="pct"/>
+            <w:vMerge/>
+            <w:tcBorders>
+              <w:top w:val="nil"/>
+              <w:left w:val="single" w:sz="8" w:space="0" w:color="B7C9D6"/>
+              <w:bottom w:val="single" w:sz="8" w:space="0" w:color="B7C9D6"/>
+              <w:right w:val="single" w:sz="8" w:space="0" w:color="B7C9D6"/>
+            </w:tcBorders>
+            <w:vAlign w:val="center"/>
+            <w:hideMark/>
+          </w:tcPr>
+          <w:p>
+            <w:pPr>
+              <w:widowControl/>
+              <w:wordWrap/>
+              <w:autoSpaceDE/>
+              <w:autoSpaceDN/>
+              <w:spacing w:after="0" w:line="240" w:lineRule="auto"/>
+              <w:jc w:val="center"/>
+              <w:rPr>
+                <w:rFonts w:ascii="맑은 고딕" w:eastAsia="맑은 고딕" w:hAnsi="맑은 고딕" w:cs="Arial"/>
+                <w:color w:val="000000"/>
+                <w:kern w:val="0"/>
+                <w:sz w:val="12"/>
+                <w:szCs w:val="12"/>
+              </w:rPr>
+            </w:pPr>
+          </w:p>
+        </w:tc>
+        <w:tc>
+          <w:tcPr>
+            <w:tcW w:w="309" w:type="pct"/>
+            <w:vMerge/>
+            <w:tcBorders>
+              <w:top w:val="nil"/>
+              <w:left w:val="single" w:sz="8" w:space="0" w:color="B7C9D6"/>
+              <w:bottom w:val="single" w:sz="8" w:space="0" w:color="B7C9D6"/>
+              <w:right w:val="single" w:sz="8" w:space="0" w:color="B7C9D6"/>
+            </w:tcBorders>
+            <w:vAlign w:val="center"/>
+            <w:hideMark/>
+          </w:tcPr>
+          <w:p>
+            <w:pPr>
+              <w:widowControl/>
+              <w:wordWrap/>
+              <w:autoSpaceDE/>
+              <w:autoSpaceDN/>
+              <w:spacing w:after="0" w:line="240" w:lineRule="auto"/>
+              <w:jc w:val="center"/>
+              <w:rPr>
+                <w:rFonts w:ascii="맑은 고딕" w:eastAsia="맑은 고딕" w:hAnsi="맑은 고딕" w:cs="Arial"/>
+                <w:b/>
+                <w:bCs/>
+                <w:color w:val="FFFFFF"/>
+                <w:kern w:val="0"/>
+                <w:sz w:val="12"/>
+                <w:szCs w:val="12"/>
+              </w:rPr>
+            </w:pPr>
+          </w:p>
+        </w:tc>
+        <w:tc>
+          <w:tcPr>
+            <w:tcW w:w="311" w:type="pct"/>
+            <w:vMerge/>
+            <w:tcBorders>
+              <w:top w:val="nil"/>
+              <w:left w:val="single" w:sz="8" w:space="0" w:color="B7C9D6"/>
+              <w:bottom w:val="single" w:sz="8" w:space="0" w:color="B7C9D6"/>
+              <w:right w:val="single" w:sz="8" w:space="0" w:color="B7C9D6"/>
+            </w:tcBorders>
+            <w:vAlign w:val="center"/>
+            <w:hideMark/>
+          </w:tcPr>
+          <w:p>
+            <w:pPr>
+              <w:widowControl/>
+              <w:wordWrap/>
+              <w:autoSpaceDE/>
+              <w:autoSpaceDN/>
+              <w:spacing w:after="0" w:line="240" w:lineRule="auto"/>
+              <w:jc w:val="center"/>
+              <w:rPr>
+                <w:rFonts w:ascii="맑은 고딕" w:eastAsia="맑은 고딕" w:hAnsi="맑은 고딕" w:cs="Arial"/>
+                <w:color w:val="000000"/>
+                <w:kern w:val="0"/>
+                <w:sz w:val="12"/>
+                <w:szCs w:val="12"/>
+              </w:rPr>
+            </w:pPr>
+          </w:p>
+        </w:tc>
+        <w:tc>
+          <w:tcPr>
+            <w:tcW w:w="309" w:type="pct"/>
+            <w:vMerge/>
+            <w:tcBorders>
+              <w:top w:val="nil"/>
+              <w:left w:val="single" w:sz="8" w:space="0" w:color="B7C9D6"/>
+              <w:bottom w:val="single" w:sz="8" w:space="0" w:color="B7C9D6"/>
+              <w:right w:val="single" w:sz="8" w:space="0" w:color="B7C9D6"/>
+            </w:tcBorders>
+            <w:vAlign w:val="center"/>
+            <w:hideMark/>
+          </w:tcPr>
+          <w:p>
+            <w:pPr>
+              <w:widowControl/>
+              <w:wordWrap/>
+              <w:autoSpaceDE/>
+              <w:autoSpaceDN/>
+              <w:spacing w:after="0" w:line="240" w:lineRule="auto"/>
+              <w:jc w:val="center"/>
+              <w:rPr>
+                <w:rFonts w:ascii="맑은 고딕" w:eastAsia="맑은 고딕" w:hAnsi="맑은 고딕" w:cs="Arial"/>
+                <w:b/>
+                <w:bCs/>
+                <w:color w:val="000000"/>
+                <w:kern w:val="0"/>
+                <w:sz w:val="12"/>
+                <w:szCs w:val="12"/>
+              </w:rPr>
+            </w:pPr>
+          </w:p>
+        </w:tc>
+        <w:tc>
+          <w:tcPr>
+            <w:tcW w:w="246" w:type="pct"/>
+            <w:vMerge/>
+            <w:tcBorders>
+              <w:top w:val="nil"/>
+              <w:left w:val="single" w:sz="8" w:space="0" w:color="B7C9D6"/>
+              <w:bottom w:val="single" w:sz="8" w:space="0" w:color="B7C9D6"/>
+              <w:right w:val="single" w:sz="8" w:space="0" w:color="B7C9D6"/>
+            </w:tcBorders>
+            <w:vAlign w:val="center"/>
+            <w:hideMark/>
+          </w:tcPr>
+          <w:p>
+            <w:pPr>
+              <w:widowControl/>
+              <w:wordWrap/>
+              <w:autoSpaceDE/>
+              <w:autoSpaceDN/>
+              <w:spacing w:after="0" w:line="240" w:lineRule="auto"/>
+              <w:jc w:val="center"/>
+              <w:rPr>
+                <w:rFonts w:ascii="맑은 고딕" w:eastAsia="맑은 고딕" w:hAnsi="맑은 고딕" w:cs="Arial"/>
+                <w:color w:val="000000"/>
+                <w:kern w:val="0"/>
+                <w:sz w:val="12"/>
+                <w:szCs w:val="12"/>
+              </w:rPr>
+            </w:pPr>
+          </w:p>
+        </w:tc>
+        <w:tc>
+          <w:tcPr>
+            <w:tcW w:w="372" w:type="pct"/>
+            <w:vMerge/>
+            <w:tcBorders>
+              <w:top w:val="nil"/>
+              <w:left w:val="single" w:sz="8" w:space="0" w:color="B7C9D6"/>
+              <w:bottom w:val="single" w:sz="8" w:space="0" w:color="B7C9D6"/>
+              <w:right w:val="nil"/>
+            </w:tcBorders>
+            <w:vAlign w:val="center"/>
+            <w:hideMark/>
+          </w:tcPr>
+          <w:p>
+            <w:pPr>
+              <w:widowControl/>
+              <w:wordWrap/>
+              <w:autoSpaceDE/>
+              <w:autoSpaceDN/>
+              <w:spacing w:after="0" w:line="240" w:lineRule="auto"/>
+              <w:jc w:val="center"/>
+              <w:rPr>
+                <w:rFonts w:ascii="맑은 고딕" w:eastAsia="맑은 고딕" w:hAnsi="맑은 고딕" w:cs="Arial"/>
+                <w:color w:val="000000"/>
+                <w:kern w:val="0"/>
+                <w:sz w:val="12"/>
+                <w:szCs w:val="12"/>
+              </w:rPr>
+            </w:pPr>
+          </w:p>
+        </w:tc>
+        <w:tc>
+          <w:tcPr>
+            <w:tcW w:w="309" w:type="pct"/>
+            <w:vMerge/>
+            <w:tcBorders>
+              <w:top w:val="nil"/>
+              <w:left w:val="single" w:sz="8" w:space="0" w:color="B7C9D6"/>
+              <w:bottom w:val="single" w:sz="8" w:space="0" w:color="B7C9D6"/>
+              <w:right w:val="nil"/>
+            </w:tcBorders>
+            <w:vAlign w:val="center"/>
+            <w:hideMark/>
+          </w:tcPr>
+          <w:p>
+            <w:pPr>
+              <w:widowControl/>
+              <w:wordWrap/>
+              <w:autoSpaceDE/>
+              <w:autoSpaceDN/>
+              <w:spacing w:after="0" w:line="240" w:lineRule="auto"/>
+              <w:jc w:val="center"/>
+              <w:rPr>
+                <w:rFonts w:ascii="맑은 고딕" w:eastAsia="맑은 고딕" w:hAnsi="맑은 고딕" w:cs="Arial"/>
+                <w:color w:val="000000"/>
+                <w:kern w:val="0"/>
+                <w:sz w:val="12"/>
+                <w:szCs w:val="12"/>
+              </w:rPr>
+            </w:pPr>
+          </w:p>
+        </w:tc>
+        <w:tc>
+          <w:tcPr>
+            <w:tcW w:w="400" w:type="pct"/>
+            <w:vMerge/>
+            <w:tcBorders>
+              <w:top w:val="nil"/>
+              <w:left w:val="single" w:sz="8" w:space="0" w:color="B7C9D6"/>
+              <w:bottom w:val="single" w:sz="8" w:space="0" w:color="B7C9D6"/>
+              <w:right w:val="nil"/>
+            </w:tcBorders>
+            <w:vAlign w:val="center"/>
+            <w:hideMark/>
+          </w:tcPr>
+          <w:p>
+            <w:pPr>
+              <w:widowControl/>
+              <w:wordWrap/>
+              <w:autoSpaceDE/>
+              <w:autoSpaceDN/>
+              <w:spacing w:after="0" w:line="240" w:lineRule="auto"/>
+              <w:jc w:val="center"/>
+              <w:rPr>
+                <w:rFonts w:ascii="맑은 고딕" w:eastAsia="맑은 고딕" w:hAnsi="맑은 고딕" w:cs="Arial"/>
+                <w:color w:val="000000"/>
+                <w:kern w:val="0"/>
+                <w:sz w:val="12"/>
+                <w:szCs w:val="12"/>
+              </w:rPr>
+            </w:pPr>
+          </w:p>
+        </w:tc>
+        <w:tc>
+          <w:tcPr>
+            <w:tcW w:w="280" w:type="pct"/>
+            <w:vMerge/>
+            <w:tcBorders>
+              <w:top w:val="nil"/>
+              <w:left w:val="single" w:sz="8" w:space="0" w:color="B7C9D6"/>
+              <w:bottom w:val="single" w:sz="8" w:space="0" w:color="B7C9D6"/>
+              <w:right w:val="single" w:sz="8" w:space="0" w:color="auto"/>
+            </w:tcBorders>
+            <w:vAlign w:val="center"/>
+            <w:hideMark/>
+          </w:tcPr>
+          <w:p>
+            <w:pPr>
+              <w:widowControl/>
+              <w:wordWrap/>
+              <w:autoSpaceDE/>
+              <w:autoSpaceDN/>
+              <w:spacing w:after="0" w:line="240" w:lineRule="auto"/>
+              <w:jc w:val="center"/>
+              <w:rPr>
+                <w:rFonts w:ascii="맑은 고딕" w:eastAsia="맑은 고딕" w:hAnsi="맑은 고딕" w:cs="Arial"/>
+                <w:color w:val="000000"/>
+                <w:kern w:val="0"/>
+                <w:sz w:val="12"/>
+                <w:szCs w:val="12"/>
+              </w:rPr>
+            </w:pPr>
+          </w:p>
+        </w:tc>
+        <w:tc>
+          <w:tcPr>
+            <w:tcW w:w="64" w:type="pct"/>
+            <w:tcBorders>
+              <w:top w:val="nil"/>
+              <w:left w:val="nil"/>
+              <w:bottom w:val="nil"/>
+              <w:right w:val="nil"/>
+            </w:tcBorders>
+            <w:shd w:val="clear" w:color="auto" w:fill="auto"/>
+            <w:noWrap/>
+            <w:vAlign w:val="bottom"/>
+            <w:hideMark/>
+          </w:tcPr>
+          <w:p>
+            <w:pPr>
+              <w:widowControl/>
+              <w:wordWrap/>
+              <w:autoSpaceDE/>
+              <w:autoSpaceDN/>
+              <w:spacing w:after="0" w:line="240" w:lineRule="auto"/>
+              <w:jc w:val="center"/>
+              <w:rPr>
+                <w:rFonts w:ascii="맑은 고딕" w:eastAsia="맑은 고딕" w:hAnsi="맑은 고딕" w:cs="Arial"/>
+                <w:color w:val="000000"/>
+                <w:kern w:val="0"/>
+                <w:sz w:val="12"/>
+                <w:szCs w:val="12"/>
+              </w:rPr>
+            </w:pPr>
+          </w:p>
+        </w:tc>
+      </w:tr>
+      <w:tr>
+        <w:trPr>
+          <w:trHeight w:val="315"/>
+        </w:trPr>
+        <w:tc>
+          <w:tcPr>
+            <w:tcW w:w="234" w:type="pct"/>
+            <w:vMerge w:val="restart"/>
+            <w:tcBorders>
+              <w:top w:val="nil"/>
+              <w:bottom w:val="single" w:sz="8" w:space="0" w:color="B7C9D6"/>
+              <w:right w:val="single" w:sz="8" w:space="0" w:color="B7C9D6"/>
+            </w:tcBorders>
+            <w:shd w:val="clear" w:color="000000" w:fill="F7FAFC"/>
+            <w:vAlign w:val="center"/>
+            <w:hideMark/>
+          </w:tcPr>
+          <w:p>
+            <w:pPr>
+              <w:widowControl/>
+              <w:wordWrap/>
+              <w:autoSpaceDE/>
+              <w:autoSpaceDN/>
+              <w:spacing w:after="0" w:line="240" w:lineRule="auto"/>
+              <w:jc w:val="center"/>
+              <w:rPr>
+                <w:rFonts w:ascii="맑은 고딕" w:eastAsia="맑은 고딕" w:hAnsi="맑은 고딕" w:cs="Arial"/>
+                <w:color w:val="000000"/>
+                <w:kern w:val="0"/>
+                <w:sz w:val="12"/>
+                <w:szCs w:val="12"/>
+              </w:rPr>
+            </w:pPr>
+            <w:r>
+              <w:rPr>
+                <w:rFonts w:ascii="맑은 고딕" w:eastAsia="맑은 고딕" w:hAnsi="맑은 고딕" w:cs="Arial"/>
+                <w:color w:val="000000"/>
+                <w:kern w:val="0"/>
+                <w:sz w:val="12"/>
+                <w:szCs w:val="12"/>
+              </w:rPr>
+              <w:t>소방안전</w:t>
+            </w:r>
+          </w:p>
+        </w:tc>
+        <w:tc>
+          <w:tcPr>
+            <w:tcW w:w="309" w:type="pct"/>
+            <w:vMerge w:val="restart"/>
+            <w:tcBorders>
+              <w:top w:val="nil"/>
+              <w:left w:val="single" w:sz="8" w:space="0" w:color="B7C9D6"/>
+              <w:bottom w:val="single" w:sz="8" w:space="0" w:color="B7C9D6"/>
+              <w:right w:val="single" w:sz="8" w:space="0" w:color="B7C9D6"/>
+            </w:tcBorders>
+            <w:shd w:val="clear" w:color="000000" w:fill="F7FAFC"/>
+            <w:vAlign w:val="center"/>
+            <w:hideMark/>
+          </w:tcPr>
+          <w:p>
+            <w:pPr>
+              <w:widowControl/>
+              <w:wordWrap/>
+              <w:autoSpaceDE/>
+              <w:autoSpaceDN/>
+              <w:spacing w:after="0" w:line="240" w:lineRule="auto"/>
+              <w:jc w:val="center"/>
+              <w:rPr>
+                <w:rFonts w:ascii="맑은 고딕" w:eastAsia="맑은 고딕" w:hAnsi="맑은 고딕" w:cs="Arial"/>
+                <w:color w:val="000000"/>
+                <w:kern w:val="0"/>
+                <w:sz w:val="12"/>
+                <w:szCs w:val="12"/>
+              </w:rPr>
+            </w:pPr>
+            <w:r>
+              <w:rPr>
+                <w:rFonts w:ascii="맑은 고딕" w:eastAsia="맑은 고딕" w:hAnsi="맑은 고딕" w:cs="Arial"/>
+                <w:color w:val="000000"/>
+                <w:kern w:val="0"/>
+                <w:sz w:val="12"/>
+                <w:szCs w:val="12"/>
+              </w:rPr>
+              <w:t>상</w:t>
+            </w:r>
+          </w:p>
+        </w:tc>
+        <w:tc>
+          <w:tcPr>
+            <w:tcW w:w="309" w:type="pct"/>
+            <w:vMerge w:val="restart"/>
+            <w:tcBorders>
+              <w:top w:val="nil"/>
+              <w:left w:val="single" w:sz="8" w:space="0" w:color="B7C9D6"/>
+              <w:bottom w:val="single" w:sz="8" w:space="0" w:color="B7C9D6"/>
+              <w:right w:val="single" w:sz="8" w:space="0" w:color="B7C9D6"/>
+            </w:tcBorders>
+            <w:shd w:val="clear" w:color="000000" w:fill="F7FAFC"/>
+            <w:vAlign w:val="center"/>
+            <w:hideMark/>
+          </w:tcPr>
+          <w:p>
+            <w:pPr>
+              <w:widowControl/>
+              <w:wordWrap/>
+              <w:autoSpaceDE/>
+              <w:autoSpaceDN/>
+              <w:spacing w:after="0" w:line="240" w:lineRule="auto"/>
+              <w:jc w:val="center"/>
+              <w:rPr>
+                <w:rFonts w:ascii="맑은 고딕" w:eastAsia="맑은 고딕" w:hAnsi="맑은 고딕" w:cs="Arial"/>
+                <w:color w:val="000000"/>
+                <w:kern w:val="0"/>
+                <w:sz w:val="12"/>
+                <w:szCs w:val="12"/>
+              </w:rPr>
+            </w:pPr>
+            <w:r>
+              <w:rPr>
+                <w:rFonts w:ascii="맑은 고딕" w:eastAsia="맑은 고딕" w:hAnsi="맑은 고딕" w:cs="Arial"/>
+                <w:color w:val="000000"/>
+                <w:kern w:val="0"/>
+                <w:sz w:val="12"/>
+                <w:szCs w:val="12"/>
+              </w:rPr>
+              <w:t>화재 감지</w:t>
+            </w:r>
+          </w:p>
+        </w:tc>
+        <w:tc>
+          <w:tcPr>
+            <w:tcW w:w="309" w:type="pct"/>
+            <w:vMerge w:val="restart"/>
+            <w:tcBorders>
+              <w:top w:val="nil"/>
+              <w:left w:val="single" w:sz="8" w:space="0" w:color="B7C9D6"/>
+              <w:bottom w:val="single" w:sz="8" w:space="0" w:color="B7C9D6"/>
+              <w:right w:val="single" w:sz="8" w:space="0" w:color="B7C9D6"/>
+            </w:tcBorders>
+            <w:shd w:val="clear" w:color="000000" w:fill="F7FAFC"/>
+            <w:vAlign w:val="center"/>
+            <w:hideMark/>
+          </w:tcPr>
+          <w:p>
+            <w:pPr>
+              <w:widowControl/>
+              <w:wordWrap/>
+              <w:autoSpaceDE/>
+              <w:autoSpaceDN/>
+              <w:spacing w:after="0" w:line="240" w:lineRule="auto"/>
+              <w:jc w:val="center"/>
+              <w:rPr>
+                <w:rFonts w:ascii="맑은 고딕" w:eastAsia="맑은 고딕" w:hAnsi="맑은 고딕" w:cs="Arial"/>
+                <w:b/>
+                <w:bCs/>
+                <w:color w:val="000000"/>
+                <w:kern w:val="0"/>
+                <w:sz w:val="12"/>
+                <w:szCs w:val="12"/>
+              </w:rPr>
+            </w:pPr>
+            <w:r>
+              <w:rPr>
+                <w:rFonts w:ascii="맑은 고딕" w:eastAsia="맑은 고딕" w:hAnsi="맑은 고딕" w:cs="Arial"/>
+                <w:b/>
+                <w:bCs/>
+                <w:color w:val="000000"/>
+                <w:kern w:val="0"/>
+                <w:sz w:val="12"/>
+                <w:szCs w:val="12"/>
+              </w:rPr>
               <w:t>운동장</w:t>
             </w:r>
           </w:p>
@@ -4182,7 +5438,7 @@
                 <w:sz w:val="12"/>
                 <w:szCs w:val="12"/>
               </w:rPr>
-              <w:t>점검자 메모 프로세스 확인용으로 기록했다.</w:t>
+              <w:t>점검자 메모 프로세스 확인용으로 작성했다.</w:t>
             </w:r>
           </w:p>
         </w:tc>
@@ -4441,7 +5697,7 @@
                 <w:sz w:val="12"/>
                 <w:szCs w:val="12"/>
               </w:rPr>
-              <w:t>조치 내용이 백엔드에 표시되는지 테스트했다.</w:t>
+              <w:t>조치 내용이 백엔드에 정상적으로 표시되는지 테스트했다.</w:t>
             </w:r>
           </w:p>
         </w:tc>
@@ -5340,7 +6596,7 @@
                 <w:sz w:val="12"/>
                 <w:szCs w:val="12"/>
               </w:rPr>
-              <w:t>기석님 집</w:t>
+              <w:t>집</w:t>
             </w:r>
           </w:p>
         </w:tc>
@@ -5478,7 +6734,7 @@
                 <w:sz w:val="12"/>
                 <w:szCs w:val="12"/>
               </w:rPr>
-              <w:t>조치가 필요함을 확인했다.</w:t>
+              <w:t>본 점검에 대해 조치가 필요하다.</w:t>
             </w:r>
           </w:p>
         </w:tc>
@@ -6551,7 +7807,7 @@
                 <w:sz w:val="12"/>
                 <w:szCs w:val="12"/>
               </w:rPr>
-              <w:t>적재물</w:t>
+              <w:t>적재물 관리</w:t>
             </w:r>
           </w:p>
         </w:tc>
@@ -6735,7 +7991,7 @@
                 <w:sz w:val="12"/>
                 <w:szCs w:val="12"/>
               </w:rPr>
-              <w:t>[매월] 정기 점검 자동 생성 건임을 확인했다.</w:t>
+              <w:t>[매월] 정기 점검 자동 생성 건으로 확인했다.</w:t>
             </w:r>
           </w:p>
         </w:tc>
@@ -7808,7 +9064,7 @@
                 <w:sz w:val="12"/>
                 <w:szCs w:val="12"/>
               </w:rPr>
-              <w:t>충돌</w:t>
+              <w:t>충돌 위험</w:t>
             </w:r>
           </w:p>
         </w:tc>
@@ -7992,7 +9248,7 @@
                 <w:sz w:val="12"/>
                 <w:szCs w:val="12"/>
               </w:rPr>
-              <w:t>보호구 불량 상태임을 확인했다.</w:t>
+              <w:t>보호구 불량 상태로 확인했다.</w:t>
             </w:r>
           </w:p>
         </w:tc>
@@ -9065,7 +10321,7 @@
                 <w:sz w:val="12"/>
                 <w:szCs w:val="12"/>
               </w:rPr>
-              <w:t>충돌</w:t>
+              <w:t>충돌 위험</w:t>
             </w:r>
           </w:p>
         </w:tc>
@@ -9249,7 +10505,7 @@
                 <w:sz w:val="12"/>
                 <w:szCs w:val="12"/>
               </w:rPr>
-              <w:t>조치가 필요함을 확인했다.</w:t>
+              <w:t>본 점검에 대해 조치가 필요하다.</w:t>
             </w:r>
           </w:p>
         </w:tc>
@@ -10322,7 +11578,7 @@
                 <w:sz w:val="12"/>
                 <w:szCs w:val="12"/>
               </w:rPr>
-              <w:t>충돌</w:t>
+              <w:t>충돌 위험</w:t>
             </w:r>
           </w:p>
         </w:tc>
@@ -10506,7 +11762,7 @@
                 <w:sz w:val="12"/>
                 <w:szCs w:val="12"/>
               </w:rPr>
-              <w:t>[매일] 정기 점검 자동 생성 건임을 확인했다.</w:t>
+              <w:t>[매일] 정기 점검 자동 생성 건으로 확인했다.</w:t>
             </w:r>
           </w:p>
         </w:tc>
@@ -10731,48 +11987,48 @@
               <w:top w:val="nil"/>
               <w:left w:val="single" w:sz="8" w:space="0" w:color="B7C9D6"/>
               <w:bottom w:val="single" w:sz="8" w:space="0" w:color="B7C9D6"/>
-              <w:right w:val="nil"/>
-            </w:tcBorders>
-            <w:shd w:val="clear" w:color="000000" w:fill="F7FAFC"/>
-            <w:vAlign w:val="center"/>
-            <w:hideMark/>
-          </w:tcPr>
-          <w:p>
-            <w:pPr>
-              <w:widowControl/>
-              <w:wordWrap/>
-              <w:autoSpaceDE/>
-              <w:autoSpaceDN/>
-              <w:spacing w:after="0" w:line="240" w:lineRule="auto"/>
-              <w:jc w:val="center"/>
-              <w:rPr>
-                <w:rFonts w:ascii="맑은 고딕" w:eastAsia="맑은 고딕" w:hAnsi="맑은 고딕" w:cs="Arial"/>
-                <w:color w:val="000000"/>
-                <w:kern w:val="0"/>
-                <w:sz w:val="12"/>
-                <w:szCs w:val="12"/>
-              </w:rPr>
-            </w:pPr>
-            <w:r>
-              <w:rPr>
-                <w:rFonts w:ascii="맑은 고딕" w:eastAsia="맑은 고딕" w:hAnsi="맑은 고딕" w:cs="Arial"/>
-                <w:color w:val="000000"/>
-                <w:kern w:val="0"/>
-                <w:sz w:val="12"/>
-                <w:szCs w:val="12"/>
-              </w:rPr>
-            </w:r>
-          </w:p>
-        </w:tc>
-        <w:tc>
-          <w:tcPr>
-            <w:tcW w:w="309" w:type="pct"/>
-            <w:vMerge w:val="restart"/>
-            <w:tcBorders>
-              <w:top w:val="nil"/>
-              <w:left w:val="single" w:sz="8" w:space="0" w:color="B7C9D6"/>
-              <w:bottom w:val="single" w:sz="8" w:space="0" w:color="B7C9D6"/>
-              <w:right w:val="nil"/>
+              <w:right w:val="single" w:sz="8" w:space="0" w:color="B7C9D6"/>
+            </w:tcBorders>
+            <w:shd w:val="clear" w:color="000000" w:fill="F7FAFC"/>
+            <w:vAlign w:val="center"/>
+            <w:hideMark/>
+          </w:tcPr>
+          <w:p>
+            <w:pPr>
+              <w:widowControl/>
+              <w:wordWrap/>
+              <w:autoSpaceDE/>
+              <w:autoSpaceDN/>
+              <w:spacing w:after="0" w:line="240" w:lineRule="auto"/>
+              <w:jc w:val="center"/>
+              <w:rPr>
+                <w:rFonts w:ascii="맑은 고딕" w:eastAsia="맑은 고딕" w:hAnsi="맑은 고딕" w:cs="Arial"/>
+                <w:color w:val="000000"/>
+                <w:kern w:val="0"/>
+                <w:sz w:val="12"/>
+                <w:szCs w:val="12"/>
+              </w:rPr>
+            </w:pPr>
+            <w:r>
+              <w:rPr>
+                <w:rFonts w:ascii="맑은 고딕" w:eastAsia="맑은 고딕" w:hAnsi="맑은 고딕" w:cs="Arial"/>
+                <w:color w:val="000000"/>
+                <w:kern w:val="0"/>
+                <w:sz w:val="12"/>
+                <w:szCs w:val="12"/>
+              </w:rPr>
+            </w:r>
+          </w:p>
+        </w:tc>
+        <w:tc>
+          <w:tcPr>
+            <w:tcW w:w="309" w:type="pct"/>
+            <w:vMerge w:val="restart"/>
+            <w:tcBorders>
+              <w:top w:val="nil"/>
+              <w:left w:val="single" w:sz="8" w:space="0" w:color="B7C9D6"/>
+              <w:bottom w:val="single" w:sz="8" w:space="0" w:color="B7C9D6"/>
+              <w:right w:val="single" w:sz="8" w:space="0" w:color="B7C9D6"/>
             </w:tcBorders>
             <w:shd w:val="clear" w:color="000000" w:fill="F7FAFC"/>
             <w:vAlign w:val="center"/>
@@ -10813,7 +12069,7 @@
               <w:top w:val="nil"/>
               <w:left w:val="single" w:sz="8" w:space="0" w:color="B7C9D6"/>
               <w:bottom w:val="single" w:sz="8" w:space="0" w:color="B7C9D6"/>
-              <w:right w:val="nil"/>
+              <w:right w:val="single" w:sz="8" w:space="0" w:color="B7C9D6"/>
             </w:tcBorders>
             <w:shd w:val="clear" w:color="000000" w:fill="F7FAFC"/>
             <w:vAlign w:val="center"/>
@@ -11305,38 +12561,38 @@
               <w:top w:val="nil"/>
               <w:left w:val="single" w:sz="8" w:space="0" w:color="B7C9D6"/>
               <w:bottom w:val="single" w:sz="8" w:space="0" w:color="B7C9D6"/>
-              <w:right w:val="nil"/>
-            </w:tcBorders>
-            <w:vAlign w:val="center"/>
-            <w:hideMark/>
-          </w:tcPr>
-          <w:p>
-            <w:pPr>
-              <w:widowControl/>
-              <w:wordWrap/>
-              <w:autoSpaceDE/>
-              <w:autoSpaceDN/>
-              <w:spacing w:after="0" w:line="240" w:lineRule="auto"/>
-              <w:jc w:val="center"/>
-              <w:rPr>
-                <w:rFonts w:ascii="맑은 고딕" w:eastAsia="맑은 고딕" w:hAnsi="맑은 고딕" w:cs="Arial"/>
-                <w:color w:val="000000"/>
-                <w:kern w:val="0"/>
-                <w:sz w:val="12"/>
-                <w:szCs w:val="12"/>
-              </w:rPr>
-            </w:pPr>
-          </w:p>
-        </w:tc>
-        <w:tc>
-          <w:tcPr>
-            <w:tcW w:w="309" w:type="pct"/>
-            <w:vMerge/>
-            <w:tcBorders>
-              <w:top w:val="nil"/>
-              <w:left w:val="single" w:sz="8" w:space="0" w:color="B7C9D6"/>
-              <w:bottom w:val="single" w:sz="8" w:space="0" w:color="B7C9D6"/>
-              <w:right w:val="nil"/>
+              <w:right w:val="single" w:sz="8" w:space="0" w:color="B7C9D6"/>
+            </w:tcBorders>
+            <w:vAlign w:val="center"/>
+            <w:hideMark/>
+          </w:tcPr>
+          <w:p>
+            <w:pPr>
+              <w:widowControl/>
+              <w:wordWrap/>
+              <w:autoSpaceDE/>
+              <w:autoSpaceDN/>
+              <w:spacing w:after="0" w:line="240" w:lineRule="auto"/>
+              <w:jc w:val="center"/>
+              <w:rPr>
+                <w:rFonts w:ascii="맑은 고딕" w:eastAsia="맑은 고딕" w:hAnsi="맑은 고딕" w:cs="Arial"/>
+                <w:color w:val="000000"/>
+                <w:kern w:val="0"/>
+                <w:sz w:val="12"/>
+                <w:szCs w:val="12"/>
+              </w:rPr>
+            </w:pPr>
+          </w:p>
+        </w:tc>
+        <w:tc>
+          <w:tcPr>
+            <w:tcW w:w="309" w:type="pct"/>
+            <w:vMerge/>
+            <w:tcBorders>
+              <w:top w:val="nil"/>
+              <w:left w:val="single" w:sz="8" w:space="0" w:color="B7C9D6"/>
+              <w:bottom w:val="single" w:sz="8" w:space="0" w:color="B7C9D6"/>
+              <w:right w:val="single" w:sz="8" w:space="0" w:color="B7C9D6"/>
             </w:tcBorders>
             <w:vAlign w:val="center"/>
             <w:hideMark/>
@@ -11367,7 +12623,7 @@
               <w:top w:val="nil"/>
               <w:left w:val="single" w:sz="8" w:space="0" w:color="B7C9D6"/>
               <w:bottom w:val="single" w:sz="8" w:space="0" w:color="B7C9D6"/>
-              <w:right w:val="nil"/>
+              <w:right w:val="single" w:sz="8" w:space="0" w:color="B7C9D6"/>
             </w:tcBorders>
             <w:vAlign w:val="center"/>
             <w:hideMark/>
@@ -11579,7 +12835,7 @@
                 <w:sz w:val="12"/>
                 <w:szCs w:val="12"/>
               </w:rPr>
-              <w:t>충돌</w:t>
+              <w:t>충돌 위험</w:t>
             </w:r>
           </w:p>
         </w:tc>
@@ -11763,7 +13019,7 @@
                 <w:sz w:val="12"/>
                 <w:szCs w:val="12"/>
               </w:rPr>
-              <w:t>[매일] 정기 점검 자동 생성 건임을 확인했다.</w:t>
+              <w:t>[매일] 정기 점검 자동 생성 건으로 확인했다.</w:t>
             </w:r>
           </w:p>
         </w:tc>
@@ -11988,48 +13244,48 @@
               <w:top w:val="nil"/>
               <w:left w:val="single" w:sz="8" w:space="0" w:color="B7C9D6"/>
               <w:bottom w:val="single" w:sz="8" w:space="0" w:color="B7C9D6"/>
-              <w:right w:val="single" w:sz="8" w:space="0" w:color="B7C9D6"/>
-            </w:tcBorders>
-            <w:shd w:val="clear" w:color="000000" w:fill="F7FAFC"/>
-            <w:vAlign w:val="center"/>
-            <w:hideMark/>
-          </w:tcPr>
-          <w:p>
-            <w:pPr>
-              <w:widowControl/>
-              <w:wordWrap/>
-              <w:autoSpaceDE/>
-              <w:autoSpaceDN/>
-              <w:spacing w:after="0" w:line="240" w:lineRule="auto"/>
-              <w:jc w:val="center"/>
-              <w:rPr>
-                <w:rFonts w:ascii="맑은 고딕" w:eastAsia="맑은 고딕" w:hAnsi="맑은 고딕" w:cs="Arial"/>
-                <w:color w:val="000000"/>
-                <w:kern w:val="0"/>
-                <w:sz w:val="12"/>
-                <w:szCs w:val="12"/>
-              </w:rPr>
-            </w:pPr>
-            <w:r>
-              <w:rPr>
-                <w:rFonts w:ascii="맑은 고딕" w:eastAsia="맑은 고딕" w:hAnsi="맑은 고딕" w:cs="Arial"/>
-                <w:color w:val="000000"/>
-                <w:kern w:val="0"/>
-                <w:sz w:val="12"/>
-                <w:szCs w:val="12"/>
-              </w:rPr>
-            </w:r>
-          </w:p>
-        </w:tc>
-        <w:tc>
-          <w:tcPr>
-            <w:tcW w:w="309" w:type="pct"/>
-            <w:vMerge w:val="restart"/>
-            <w:tcBorders>
-              <w:top w:val="nil"/>
-              <w:left w:val="single" w:sz="8" w:space="0" w:color="B7C9D6"/>
-              <w:bottom w:val="single" w:sz="8" w:space="0" w:color="B7C9D6"/>
-              <w:right w:val="single" w:sz="8" w:space="0" w:color="B7C9D6"/>
+              <w:right w:val="nil"/>
+            </w:tcBorders>
+            <w:shd w:val="clear" w:color="000000" w:fill="F7FAFC"/>
+            <w:vAlign w:val="center"/>
+            <w:hideMark/>
+          </w:tcPr>
+          <w:p>
+            <w:pPr>
+              <w:widowControl/>
+              <w:wordWrap/>
+              <w:autoSpaceDE/>
+              <w:autoSpaceDN/>
+              <w:spacing w:after="0" w:line="240" w:lineRule="auto"/>
+              <w:jc w:val="center"/>
+              <w:rPr>
+                <w:rFonts w:ascii="맑은 고딕" w:eastAsia="맑은 고딕" w:hAnsi="맑은 고딕" w:cs="Arial"/>
+                <w:color w:val="000000"/>
+                <w:kern w:val="0"/>
+                <w:sz w:val="12"/>
+                <w:szCs w:val="12"/>
+              </w:rPr>
+            </w:pPr>
+            <w:r>
+              <w:rPr>
+                <w:rFonts w:ascii="맑은 고딕" w:eastAsia="맑은 고딕" w:hAnsi="맑은 고딕" w:cs="Arial"/>
+                <w:color w:val="000000"/>
+                <w:kern w:val="0"/>
+                <w:sz w:val="12"/>
+                <w:szCs w:val="12"/>
+              </w:rPr>
+            </w:r>
+          </w:p>
+        </w:tc>
+        <w:tc>
+          <w:tcPr>
+            <w:tcW w:w="309" w:type="pct"/>
+            <w:vMerge w:val="restart"/>
+            <w:tcBorders>
+              <w:top w:val="nil"/>
+              <w:left w:val="single" w:sz="8" w:space="0" w:color="B7C9D6"/>
+              <w:bottom w:val="single" w:sz="8" w:space="0" w:color="B7C9D6"/>
+              <w:right w:val="nil"/>
             </w:tcBorders>
             <w:shd w:val="clear" w:color="000000" w:fill="F7FAFC"/>
             <w:vAlign w:val="center"/>
@@ -12070,7 +13326,7 @@
               <w:top w:val="nil"/>
               <w:left w:val="single" w:sz="8" w:space="0" w:color="B7C9D6"/>
               <w:bottom w:val="single" w:sz="8" w:space="0" w:color="B7C9D6"/>
-              <w:right w:val="single" w:sz="8" w:space="0" w:color="B7C9D6"/>
+              <w:right w:val="nil"/>
             </w:tcBorders>
             <w:shd w:val="clear" w:color="000000" w:fill="F7FAFC"/>
             <w:vAlign w:val="center"/>
@@ -12562,38 +13818,38 @@
               <w:top w:val="nil"/>
               <w:left w:val="single" w:sz="8" w:space="0" w:color="B7C9D6"/>
               <w:bottom w:val="single" w:sz="8" w:space="0" w:color="B7C9D6"/>
-              <w:right w:val="single" w:sz="8" w:space="0" w:color="B7C9D6"/>
-            </w:tcBorders>
-            <w:vAlign w:val="center"/>
-            <w:hideMark/>
-          </w:tcPr>
-          <w:p>
-            <w:pPr>
-              <w:widowControl/>
-              <w:wordWrap/>
-              <w:autoSpaceDE/>
-              <w:autoSpaceDN/>
-              <w:spacing w:after="0" w:line="240" w:lineRule="auto"/>
-              <w:jc w:val="center"/>
-              <w:rPr>
-                <w:rFonts w:ascii="맑은 고딕" w:eastAsia="맑은 고딕" w:hAnsi="맑은 고딕" w:cs="Arial"/>
-                <w:color w:val="000000"/>
-                <w:kern w:val="0"/>
-                <w:sz w:val="12"/>
-                <w:szCs w:val="12"/>
-              </w:rPr>
-            </w:pPr>
-          </w:p>
-        </w:tc>
-        <w:tc>
-          <w:tcPr>
-            <w:tcW w:w="309" w:type="pct"/>
-            <w:vMerge/>
-            <w:tcBorders>
-              <w:top w:val="nil"/>
-              <w:left w:val="single" w:sz="8" w:space="0" w:color="B7C9D6"/>
-              <w:bottom w:val="single" w:sz="8" w:space="0" w:color="B7C9D6"/>
-              <w:right w:val="single" w:sz="8" w:space="0" w:color="B7C9D6"/>
+              <w:right w:val="nil"/>
+            </w:tcBorders>
+            <w:vAlign w:val="center"/>
+            <w:hideMark/>
+          </w:tcPr>
+          <w:p>
+            <w:pPr>
+              <w:widowControl/>
+              <w:wordWrap/>
+              <w:autoSpaceDE/>
+              <w:autoSpaceDN/>
+              <w:spacing w:after="0" w:line="240" w:lineRule="auto"/>
+              <w:jc w:val="center"/>
+              <w:rPr>
+                <w:rFonts w:ascii="맑은 고딕" w:eastAsia="맑은 고딕" w:hAnsi="맑은 고딕" w:cs="Arial"/>
+                <w:color w:val="000000"/>
+                <w:kern w:val="0"/>
+                <w:sz w:val="12"/>
+                <w:szCs w:val="12"/>
+              </w:rPr>
+            </w:pPr>
+          </w:p>
+        </w:tc>
+        <w:tc>
+          <w:tcPr>
+            <w:tcW w:w="309" w:type="pct"/>
+            <w:vMerge/>
+            <w:tcBorders>
+              <w:top w:val="nil"/>
+              <w:left w:val="single" w:sz="8" w:space="0" w:color="B7C9D6"/>
+              <w:bottom w:val="single" w:sz="8" w:space="0" w:color="B7C9D6"/>
+              <w:right w:val="nil"/>
             </w:tcBorders>
             <w:vAlign w:val="center"/>
             <w:hideMark/>
@@ -12624,7 +13880,7 @@
               <w:top w:val="nil"/>
               <w:left w:val="single" w:sz="8" w:space="0" w:color="B7C9D6"/>
               <w:bottom w:val="single" w:sz="8" w:space="0" w:color="B7C9D6"/>
-              <w:right w:val="single" w:sz="8" w:space="0" w:color="B7C9D6"/>
+              <w:right w:val="nil"/>
             </w:tcBorders>
             <w:vAlign w:val="center"/>
             <w:hideMark/>
@@ -12836,7 +14092,7 @@
                 <w:sz w:val="12"/>
                 <w:szCs w:val="12"/>
               </w:rPr>
-              <w:t>충돌</w:t>
+              <w:t>충돌 위험</w:t>
             </w:r>
           </w:p>
         </w:tc>
@@ -13020,7 +14276,7 @@
                 <w:sz w:val="12"/>
                 <w:szCs w:val="12"/>
               </w:rPr>
-              <w:t>조치 사항임을 확인했다.</w:t>
+              <w:t>조치가 필요하다.</w:t>
             </w:r>
           </w:p>
         </w:tc>
@@ -13978,7 +15234,7 @@
             <w:vMerge w:val="restart"/>
             <w:tcBorders>
               <w:top w:val="nil"/>
-              <w:bottom w:val="single" w:sz="8" w:space="0" w:color="B7C9D6"/>
+              <w:bottom w:val="single" w:sz="8" w:space="0" w:color="000000"/>
               <w:right w:val="single" w:sz="8" w:space="0" w:color="B7C9D6"/>
             </w:tcBorders>
             <w:shd w:val="clear" w:color="000000" w:fill="F7FAFC"/>
@@ -14020,7 +15276,7 @@
             <w:tcBorders>
               <w:top w:val="nil"/>
               <w:left w:val="single" w:sz="8" w:space="0" w:color="B7C9D6"/>
-              <w:bottom w:val="single" w:sz="8" w:space="0" w:color="B7C9D6"/>
+              <w:bottom w:val="single" w:sz="8" w:space="0" w:color="000000"/>
               <w:right w:val="single" w:sz="8" w:space="0" w:color="B7C9D6"/>
             </w:tcBorders>
             <w:shd w:val="clear" w:color="000000" w:fill="F7FAFC"/>
@@ -14062,7 +15318,7 @@
             <w:tcBorders>
               <w:top w:val="nil"/>
               <w:left w:val="single" w:sz="8" w:space="0" w:color="B7C9D6"/>
-              <w:bottom w:val="single" w:sz="8" w:space="0" w:color="B7C9D6"/>
+              <w:bottom w:val="single" w:sz="8" w:space="0" w:color="000000"/>
               <w:right w:val="single" w:sz="8" w:space="0" w:color="B7C9D6"/>
             </w:tcBorders>
             <w:shd w:val="clear" w:color="000000" w:fill="F7FAFC"/>
@@ -14104,7 +15360,7 @@
             <w:tcBorders>
               <w:top w:val="nil"/>
               <w:left w:val="single" w:sz="8" w:space="0" w:color="B7C9D6"/>
-              <w:bottom w:val="single" w:sz="8" w:space="0" w:color="B7C9D6"/>
+              <w:bottom w:val="single" w:sz="8" w:space="0" w:color="000000"/>
               <w:right w:val="single" w:sz="8" w:space="0" w:color="B7C9D6"/>
             </w:tcBorders>
             <w:shd w:val="clear" w:color="000000" w:fill="F7FAFC"/>
@@ -14150,7 +15406,7 @@
             <w:tcBorders>
               <w:top w:val="nil"/>
               <w:left w:val="single" w:sz="8" w:space="0" w:color="B7C9D6"/>
-              <w:bottom w:val="single" w:sz="8" w:space="0" w:color="B7C9D6"/>
+              <w:bottom w:val="single" w:sz="8" w:space="0" w:color="000000"/>
               <w:right w:val="single" w:sz="8" w:space="0" w:color="B7C9D6"/>
             </w:tcBorders>
             <w:shd w:val="clear" w:color="000000" w:fill="F7FAFC"/>
@@ -14196,7 +15452,7 @@
             <w:tcBorders>
               <w:top w:val="nil"/>
               <w:left w:val="single" w:sz="8" w:space="0" w:color="B7C9D6"/>
-              <w:bottom w:val="single" w:sz="8" w:space="0" w:color="B7C9D6"/>
+              <w:bottom w:val="single" w:sz="8" w:space="0" w:color="000000"/>
               <w:right w:val="single" w:sz="8" w:space="0" w:color="B7C9D6"/>
             </w:tcBorders>
             <w:shd w:val="clear" w:color="000000" w:fill="F7FAFC"/>
@@ -14242,7 +15498,7 @@
             <w:tcBorders>
               <w:top w:val="nil"/>
               <w:left w:val="single" w:sz="8" w:space="0" w:color="B7C9D6"/>
-              <w:bottom w:val="single" w:sz="8" w:space="0" w:color="B7C9D6"/>
+              <w:bottom w:val="single" w:sz="8" w:space="0" w:color="000000"/>
               <w:right w:val="single" w:sz="8" w:space="0" w:color="B7C9D6"/>
             </w:tcBorders>
             <w:shd w:val="clear" w:color="000000" w:fill="F7FAFC"/>
@@ -14288,48 +15544,48 @@
             <w:tcBorders>
               <w:top w:val="nil"/>
               <w:left w:val="single" w:sz="8" w:space="0" w:color="B7C9D6"/>
-              <w:bottom w:val="single" w:sz="8" w:space="0" w:color="B7C9D6"/>
-              <w:right w:val="single" w:sz="8" w:space="0" w:color="B7C9D6"/>
-            </w:tcBorders>
-            <w:shd w:val="clear" w:color="000000" w:fill="F7FAFC"/>
-            <w:vAlign w:val="center"/>
-            <w:hideMark/>
-          </w:tcPr>
-          <w:p>
-            <w:pPr>
-              <w:widowControl/>
-              <w:wordWrap/>
-              <w:autoSpaceDE/>
-              <w:autoSpaceDN/>
-              <w:spacing w:after="0" w:line="240" w:lineRule="auto"/>
-              <w:jc w:val="center"/>
-              <w:rPr>
-                <w:rFonts w:ascii="맑은 고딕" w:eastAsia="맑은 고딕" w:hAnsi="맑은 고딕" w:cs="Arial"/>
-                <w:color w:val="000000"/>
-                <w:kern w:val="0"/>
-                <w:sz w:val="12"/>
-                <w:szCs w:val="12"/>
-              </w:rPr>
-            </w:pPr>
-            <w:r>
-              <w:rPr>
-                <w:rFonts w:ascii="맑은 고딕" w:eastAsia="맑은 고딕" w:hAnsi="맑은 고딕" w:cs="Arial"/>
-                <w:color w:val="000000"/>
-                <w:kern w:val="0"/>
-                <w:sz w:val="12"/>
-                <w:szCs w:val="12"/>
-              </w:rPr>
-            </w:r>
-          </w:p>
-        </w:tc>
-        <w:tc>
-          <w:tcPr>
-            <w:tcW w:w="309" w:type="pct"/>
-            <w:vMerge w:val="restart"/>
-            <w:tcBorders>
-              <w:top w:val="nil"/>
-              <w:left w:val="single" w:sz="8" w:space="0" w:color="B7C9D6"/>
-              <w:bottom w:val="single" w:sz="8" w:space="0" w:color="B7C9D6"/>
+              <w:bottom w:val="single" w:sz="8" w:space="0" w:color="000000"/>
+              <w:right w:val="single" w:sz="8" w:space="0" w:color="B7C9D6"/>
+            </w:tcBorders>
+            <w:shd w:val="clear" w:color="000000" w:fill="F7FAFC"/>
+            <w:vAlign w:val="center"/>
+            <w:hideMark/>
+          </w:tcPr>
+          <w:p>
+            <w:pPr>
+              <w:widowControl/>
+              <w:wordWrap/>
+              <w:autoSpaceDE/>
+              <w:autoSpaceDN/>
+              <w:spacing w:after="0" w:line="240" w:lineRule="auto"/>
+              <w:jc w:val="center"/>
+              <w:rPr>
+                <w:rFonts w:ascii="맑은 고딕" w:eastAsia="맑은 고딕" w:hAnsi="맑은 고딕" w:cs="Arial"/>
+                <w:color w:val="000000"/>
+                <w:kern w:val="0"/>
+                <w:sz w:val="12"/>
+                <w:szCs w:val="12"/>
+              </w:rPr>
+            </w:pPr>
+            <w:r>
+              <w:rPr>
+                <w:rFonts w:ascii="맑은 고딕" w:eastAsia="맑은 고딕" w:hAnsi="맑은 고딕" w:cs="Arial"/>
+                <w:color w:val="000000"/>
+                <w:kern w:val="0"/>
+                <w:sz w:val="12"/>
+                <w:szCs w:val="12"/>
+              </w:rPr>
+            </w:r>
+          </w:p>
+        </w:tc>
+        <w:tc>
+          <w:tcPr>
+            <w:tcW w:w="309" w:type="pct"/>
+            <w:vMerge w:val="restart"/>
+            <w:tcBorders>
+              <w:top w:val="nil"/>
+              <w:left w:val="single" w:sz="8" w:space="0" w:color="B7C9D6"/>
+              <w:bottom w:val="single" w:sz="8" w:space="0" w:color="000000"/>
               <w:right w:val="single" w:sz="8" w:space="0" w:color="B7C9D6"/>
             </w:tcBorders>
             <w:shd w:val="clear" w:color="000000" w:fill="F7FAFC"/>
@@ -14374,48 +15630,48 @@
             <w:tcBorders>
               <w:top w:val="nil"/>
               <w:left w:val="single" w:sz="8" w:space="0" w:color="B7C9D6"/>
-              <w:bottom w:val="single" w:sz="8" w:space="0" w:color="B7C9D6"/>
-              <w:right w:val="single" w:sz="8" w:space="0" w:color="B7C9D6"/>
-            </w:tcBorders>
-            <w:shd w:val="clear" w:color="000000" w:fill="F7FAFC"/>
-            <w:vAlign w:val="center"/>
-            <w:hideMark/>
-          </w:tcPr>
-          <w:p>
-            <w:pPr>
-              <w:widowControl/>
-              <w:wordWrap/>
-              <w:autoSpaceDE/>
-              <w:autoSpaceDN/>
-              <w:spacing w:after="0" w:line="240" w:lineRule="auto"/>
-              <w:jc w:val="center"/>
-              <w:rPr>
-                <w:rFonts w:ascii="맑은 고딕" w:eastAsia="맑은 고딕" w:hAnsi="맑은 고딕" w:cs="Arial"/>
-                <w:color w:val="000000"/>
-                <w:kern w:val="0"/>
-                <w:sz w:val="12"/>
-                <w:szCs w:val="12"/>
-              </w:rPr>
-            </w:pPr>
-            <w:r>
-              <w:rPr>
-                <w:rFonts w:ascii="맑은 고딕" w:eastAsia="맑은 고딕" w:hAnsi="맑은 고딕" w:cs="Arial"/>
-                <w:color w:val="000000"/>
-                <w:kern w:val="0"/>
-                <w:sz w:val="12"/>
-                <w:szCs w:val="12"/>
-              </w:rPr>
-            </w:r>
-          </w:p>
-        </w:tc>
-        <w:tc>
-          <w:tcPr>
-            <w:tcW w:w="309" w:type="pct"/>
-            <w:vMerge w:val="restart"/>
-            <w:tcBorders>
-              <w:top w:val="nil"/>
-              <w:left w:val="single" w:sz="8" w:space="0" w:color="B7C9D6"/>
-              <w:bottom w:val="single" w:sz="8" w:space="0" w:color="B7C9D6"/>
+              <w:bottom w:val="single" w:sz="8" w:space="0" w:color="000000"/>
+              <w:right w:val="single" w:sz="8" w:space="0" w:color="B7C9D6"/>
+            </w:tcBorders>
+            <w:shd w:val="clear" w:color="000000" w:fill="F7FAFC"/>
+            <w:vAlign w:val="center"/>
+            <w:hideMark/>
+          </w:tcPr>
+          <w:p>
+            <w:pPr>
+              <w:widowControl/>
+              <w:wordWrap/>
+              <w:autoSpaceDE/>
+              <w:autoSpaceDN/>
+              <w:spacing w:after="0" w:line="240" w:lineRule="auto"/>
+              <w:jc w:val="center"/>
+              <w:rPr>
+                <w:rFonts w:ascii="맑은 고딕" w:eastAsia="맑은 고딕" w:hAnsi="맑은 고딕" w:cs="Arial"/>
+                <w:color w:val="000000"/>
+                <w:kern w:val="0"/>
+                <w:sz w:val="12"/>
+                <w:szCs w:val="12"/>
+              </w:rPr>
+            </w:pPr>
+            <w:r>
+              <w:rPr>
+                <w:rFonts w:ascii="맑은 고딕" w:eastAsia="맑은 고딕" w:hAnsi="맑은 고딕" w:cs="Arial"/>
+                <w:color w:val="000000"/>
+                <w:kern w:val="0"/>
+                <w:sz w:val="12"/>
+                <w:szCs w:val="12"/>
+              </w:rPr>
+            </w:r>
+          </w:p>
+        </w:tc>
+        <w:tc>
+          <w:tcPr>
+            <w:tcW w:w="309" w:type="pct"/>
+            <w:vMerge w:val="restart"/>
+            <w:tcBorders>
+              <w:top w:val="nil"/>
+              <w:left w:val="single" w:sz="8" w:space="0" w:color="B7C9D6"/>
+              <w:bottom w:val="single" w:sz="8" w:space="0" w:color="000000"/>
               <w:right w:val="single" w:sz="8" w:space="0" w:color="B7C9D6"/>
             </w:tcBorders>
             <w:shd w:val="clear" w:color="000000" w:fill="F7FAFC"/>
@@ -14460,7 +15716,7 @@
             <w:tcBorders>
               <w:top w:val="nil"/>
               <w:left w:val="single" w:sz="8" w:space="0" w:color="B7C9D6"/>
-              <w:bottom w:val="single" w:sz="8" w:space="0" w:color="B7C9D6"/>
+              <w:bottom w:val="single" w:sz="8" w:space="0" w:color="000000"/>
               <w:right w:val="single" w:sz="8" w:space="0" w:color="B7C9D6"/>
             </w:tcBorders>
             <w:shd w:val="clear" w:color="000000" w:fill="F7FAFC"/>
@@ -14501,7 +15757,7 @@
             <w:tcBorders>
               <w:top w:val="nil"/>
               <w:left w:val="single" w:sz="8" w:space="0" w:color="B7C9D6"/>
-              <w:bottom w:val="single" w:sz="8" w:space="0" w:color="B7C9D6"/>
+              <w:bottom w:val="single" w:sz="8" w:space="0" w:color="000000"/>
               <w:right w:val="nil"/>
             </w:tcBorders>
             <w:shd w:val="clear" w:color="000000" w:fill="F7FAFC"/>
@@ -14542,7 +15798,7 @@
             <w:tcBorders>
               <w:top w:val="nil"/>
               <w:left w:val="single" w:sz="8" w:space="0" w:color="B7C9D6"/>
-              <w:bottom w:val="single" w:sz="8" w:space="0" w:color="B7C9D6"/>
+              <w:bottom w:val="single" w:sz="8" w:space="0" w:color="000000"/>
               <w:right w:val="nil"/>
             </w:tcBorders>
             <w:shd w:val="clear" w:color="000000" w:fill="F7FAFC"/>
@@ -14583,7 +15839,7 @@
             <w:tcBorders>
               <w:top w:val="nil"/>
               <w:left w:val="single" w:sz="8" w:space="0" w:color="B7C9D6"/>
-              <w:bottom w:val="single" w:sz="8" w:space="0" w:color="B7C9D6"/>
+              <w:bottom w:val="single" w:sz="8" w:space="0" w:color="000000"/>
               <w:right w:val="nil"/>
             </w:tcBorders>
             <w:shd w:val="clear" w:color="000000" w:fill="F7FAFC"/>
@@ -14624,7 +15880,7 @@
             <w:tcBorders>
               <w:top w:val="nil"/>
               <w:left w:val="single" w:sz="8" w:space="0" w:color="B7C9D6"/>
-              <w:bottom w:val="single" w:sz="8" w:space="0" w:color="B7C9D6"/>
+              <w:bottom w:val="single" w:sz="8" w:space="0" w:color="000000"/>
               <w:right w:val="single" w:sz="8" w:space="0" w:color="auto"/>
             </w:tcBorders>
             <w:shd w:val="clear" w:color="000000" w:fill="F7FAFC"/>
@@ -14691,146 +15947,145 @@
             <w:vMerge/>
             <w:tcBorders>
               <w:top w:val="nil"/>
-              <w:bottom w:val="single" w:sz="8" w:space="0" w:color="B7C9D6"/>
-              <w:right w:val="single" w:sz="8" w:space="0" w:color="B7C9D6"/>
-            </w:tcBorders>
-            <w:vAlign w:val="center"/>
-            <w:hideMark/>
-          </w:tcPr>
-          <w:p>
-            <w:pPr>
-              <w:widowControl/>
-              <w:wordWrap/>
-              <w:autoSpaceDE/>
-              <w:autoSpaceDN/>
-              <w:spacing w:after="0" w:line="240" w:lineRule="auto"/>
-              <w:jc w:val="center"/>
-              <w:rPr>
-                <w:rFonts w:ascii="맑은 고딕" w:eastAsia="맑은 고딕" w:hAnsi="맑은 고딕" w:cs="Arial"/>
-                <w:color w:val="000000"/>
-                <w:kern w:val="0"/>
-                <w:sz w:val="12"/>
-                <w:szCs w:val="12"/>
-              </w:rPr>
-            </w:pPr>
-          </w:p>
-        </w:tc>
-        <w:tc>
-          <w:tcPr>
-            <w:tcW w:w="309" w:type="pct"/>
-            <w:vMerge/>
-            <w:tcBorders>
-              <w:top w:val="nil"/>
-              <w:left w:val="single" w:sz="8" w:space="0" w:color="B7C9D6"/>
-              <w:bottom w:val="single" w:sz="8" w:space="0" w:color="B7C9D6"/>
-              <w:right w:val="single" w:sz="8" w:space="0" w:color="B7C9D6"/>
-            </w:tcBorders>
-            <w:vAlign w:val="center"/>
-            <w:hideMark/>
-          </w:tcPr>
-          <w:p>
-            <w:pPr>
-              <w:widowControl/>
-              <w:wordWrap/>
-              <w:autoSpaceDE/>
-              <w:autoSpaceDN/>
-              <w:spacing w:after="0" w:line="240" w:lineRule="auto"/>
-              <w:jc w:val="center"/>
-              <w:rPr>
-                <w:rFonts w:ascii="맑은 고딕" w:eastAsia="맑은 고딕" w:hAnsi="맑은 고딕" w:cs="Arial"/>
-                <w:color w:val="000000"/>
-                <w:kern w:val="0"/>
-                <w:sz w:val="12"/>
-                <w:szCs w:val="12"/>
-              </w:rPr>
-            </w:pPr>
-          </w:p>
-        </w:tc>
-        <w:tc>
-          <w:tcPr>
-            <w:tcW w:w="309" w:type="pct"/>
-            <w:vMerge/>
-            <w:tcBorders>
-              <w:top w:val="nil"/>
-              <w:left w:val="single" w:sz="8" w:space="0" w:color="B7C9D6"/>
-              <w:bottom w:val="single" w:sz="8" w:space="0" w:color="B7C9D6"/>
-              <w:right w:val="single" w:sz="8" w:space="0" w:color="B7C9D6"/>
-            </w:tcBorders>
-            <w:vAlign w:val="center"/>
-            <w:hideMark/>
-          </w:tcPr>
-          <w:p>
-            <w:pPr>
-              <w:widowControl/>
-              <w:wordWrap/>
-              <w:autoSpaceDE/>
-              <w:autoSpaceDN/>
-              <w:spacing w:after="0" w:line="240" w:lineRule="auto"/>
-              <w:jc w:val="center"/>
-              <w:rPr>
-                <w:rFonts w:ascii="맑은 고딕" w:eastAsia="맑은 고딕" w:hAnsi="맑은 고딕" w:cs="Arial"/>
-                <w:color w:val="000000"/>
-                <w:kern w:val="0"/>
-                <w:sz w:val="12"/>
-                <w:szCs w:val="12"/>
-              </w:rPr>
-            </w:pPr>
-          </w:p>
-        </w:tc>
-        <w:tc>
-          <w:tcPr>
-            <w:tcW w:w="309" w:type="pct"/>
-            <w:vMerge/>
-            <w:tcBorders>
-              <w:top w:val="nil"/>
-              <w:left w:val="single" w:sz="8" w:space="0" w:color="B7C9D6"/>
-              <w:bottom w:val="single" w:sz="8" w:space="0" w:color="B7C9D6"/>
-              <w:right w:val="single" w:sz="8" w:space="0" w:color="B7C9D6"/>
-            </w:tcBorders>
-            <w:vAlign w:val="center"/>
-            <w:hideMark/>
-          </w:tcPr>
-          <w:p>
-            <w:pPr>
-              <w:widowControl/>
-              <w:wordWrap/>
-              <w:autoSpaceDE/>
-              <w:autoSpaceDN/>
-              <w:spacing w:after="0" w:line="240" w:lineRule="auto"/>
-              <w:jc w:val="center"/>
-              <w:rPr>
-                <w:rFonts w:ascii="맑은 고딕" w:eastAsia="맑은 고딕" w:hAnsi="맑은 고딕" w:cs="Arial"/>
-                <w:b/>
-                <w:bCs/>
-                <w:color w:val="000000"/>
-                <w:kern w:val="0"/>
-                <w:sz w:val="12"/>
-                <w:szCs w:val="12"/>
-              </w:rPr>
-            </w:pPr>
-          </w:p>
-        </w:tc>
-        <w:tc>
-          <w:tcPr>
-            <w:tcW w:w="309" w:type="pct"/>
-            <w:vMerge/>
-            <w:tcBorders>
-              <w:top w:val="nil"/>
-              <w:left w:val="single" w:sz="8" w:space="0" w:color="B7C9D6"/>
-              <w:bottom w:val="single" w:sz="8" w:space="0" w:color="B7C9D6"/>
-              <w:right w:val="single" w:sz="8" w:space="0" w:color="B7C9D6"/>
-            </w:tcBorders>
-            <w:vAlign w:val="center"/>
-            <w:hideMark/>
-          </w:tcPr>
-          <w:p>
-            <w:pPr>
-              <w:widowControl/>
-              <w:wordWrap/>
-              <w:autoSpaceDE/>
-              <w:autoSpaceDN/>
-              <w:spacing w:after="0" w:line="240" w:lineRule="auto"/>
-              <w:jc w:val="center"/>
+              <w:bottom w:val="single" w:sz="8" w:space="0" w:color="000000"/>
+              <w:right w:val="single" w:sz="8" w:space="0" w:color="B7C9D6"/>
+            </w:tcBorders>
+            <w:vAlign w:val="center"/>
+            <w:hideMark/>
+          </w:tcPr>
+          <w:p>
+            <w:pPr>
+              <w:widowControl/>
+              <w:wordWrap/>
+              <w:autoSpaceDE/>
+              <w:autoSpaceDN/>
+              <w:spacing w:after="0" w:line="240" w:lineRule="auto"/>
+              <w:jc w:val="left"/>
+              <w:rPr>
+                <w:rFonts w:ascii="맑은 고딕" w:eastAsia="맑은 고딕" w:hAnsi="맑은 고딕" w:cs="Arial"/>
+                <w:color w:val="000000"/>
+                <w:kern w:val="0"/>
+                <w:szCs w:val="20"/>
+              </w:rPr>
+            </w:pPr>
+          </w:p>
+        </w:tc>
+        <w:tc>
+          <w:tcPr>
+            <w:tcW w:w="309" w:type="pct"/>
+            <w:vMerge/>
+            <w:tcBorders>
+              <w:top w:val="nil"/>
+              <w:left w:val="single" w:sz="8" w:space="0" w:color="B7C9D6"/>
+              <w:bottom w:val="single" w:sz="8" w:space="0" w:color="000000"/>
+              <w:right w:val="single" w:sz="8" w:space="0" w:color="B7C9D6"/>
+            </w:tcBorders>
+            <w:vAlign w:val="center"/>
+            <w:hideMark/>
+          </w:tcPr>
+          <w:p>
+            <w:pPr>
+              <w:widowControl/>
+              <w:wordWrap/>
+              <w:autoSpaceDE/>
+              <w:autoSpaceDN/>
+              <w:spacing w:after="0" w:line="240" w:lineRule="auto"/>
+              <w:jc w:val="left"/>
+              <w:rPr>
+                <w:rFonts w:ascii="맑은 고딕" w:eastAsia="맑은 고딕" w:hAnsi="맑은 고딕" w:cs="Arial"/>
+                <w:color w:val="000000"/>
+                <w:kern w:val="0"/>
+                <w:sz w:val="12"/>
+                <w:szCs w:val="12"/>
+              </w:rPr>
+            </w:pPr>
+          </w:p>
+        </w:tc>
+        <w:tc>
+          <w:tcPr>
+            <w:tcW w:w="309" w:type="pct"/>
+            <w:vMerge/>
+            <w:tcBorders>
+              <w:top w:val="nil"/>
+              <w:left w:val="single" w:sz="8" w:space="0" w:color="B7C9D6"/>
+              <w:bottom w:val="single" w:sz="8" w:space="0" w:color="000000"/>
+              <w:right w:val="single" w:sz="8" w:space="0" w:color="B7C9D6"/>
+            </w:tcBorders>
+            <w:vAlign w:val="center"/>
+            <w:hideMark/>
+          </w:tcPr>
+          <w:p>
+            <w:pPr>
+              <w:widowControl/>
+              <w:wordWrap/>
+              <w:autoSpaceDE/>
+              <w:autoSpaceDN/>
+              <w:spacing w:after="0" w:line="240" w:lineRule="auto"/>
+              <w:jc w:val="left"/>
+              <w:rPr>
+                <w:rFonts w:ascii="맑은 고딕" w:eastAsia="맑은 고딕" w:hAnsi="맑은 고딕" w:cs="Arial"/>
+                <w:color w:val="000000"/>
+                <w:kern w:val="0"/>
+                <w:sz w:val="12"/>
+                <w:szCs w:val="12"/>
+              </w:rPr>
+            </w:pPr>
+          </w:p>
+        </w:tc>
+        <w:tc>
+          <w:tcPr>
+            <w:tcW w:w="309" w:type="pct"/>
+            <w:vMerge/>
+            <w:tcBorders>
+              <w:top w:val="nil"/>
+              <w:left w:val="single" w:sz="8" w:space="0" w:color="B7C9D6"/>
+              <w:bottom w:val="single" w:sz="8" w:space="0" w:color="000000"/>
+              <w:right w:val="single" w:sz="8" w:space="0" w:color="B7C9D6"/>
+            </w:tcBorders>
+            <w:vAlign w:val="center"/>
+            <w:hideMark/>
+          </w:tcPr>
+          <w:p>
+            <w:pPr>
+              <w:widowControl/>
+              <w:wordWrap/>
+              <w:autoSpaceDE/>
+              <w:autoSpaceDN/>
+              <w:spacing w:after="0" w:line="240" w:lineRule="auto"/>
+              <w:jc w:val="left"/>
+              <w:rPr>
+                <w:rFonts w:ascii="맑은 고딕" w:eastAsia="맑은 고딕" w:hAnsi="맑은 고딕" w:cs="Arial"/>
+                <w:b/>
+                <w:bCs/>
+                <w:color w:val="000000"/>
+                <w:kern w:val="0"/>
+                <w:sz w:val="12"/>
+                <w:szCs w:val="12"/>
+              </w:rPr>
+            </w:pPr>
+          </w:p>
+        </w:tc>
+        <w:tc>
+          <w:tcPr>
+            <w:tcW w:w="309" w:type="pct"/>
+            <w:vMerge/>
+            <w:tcBorders>
+              <w:top w:val="nil"/>
+              <w:left w:val="single" w:sz="8" w:space="0" w:color="B7C9D6"/>
+              <w:bottom w:val="single" w:sz="8" w:space="0" w:color="000000"/>
+              <w:right w:val="single" w:sz="8" w:space="0" w:color="B7C9D6"/>
+            </w:tcBorders>
+            <w:vAlign w:val="center"/>
+            <w:hideMark/>
+          </w:tcPr>
+          <w:p>
+            <w:pPr>
+              <w:widowControl/>
+              <w:wordWrap/>
+              <w:autoSpaceDE/>
+              <w:autoSpaceDN/>
+              <w:spacing w:after="0" w:line="240" w:lineRule="auto"/>
+              <w:jc w:val="left"/>
               <w:rPr>
                 <w:rFonts w:ascii="맑은 고딕" w:eastAsia="맑은 고딕" w:hAnsi="맑은 고딕" w:cs="Arial"/>
                 <w:b/>
@@ -14850,53 +16105,53 @@
             <w:tcBorders>
               <w:top w:val="nil"/>
               <w:left w:val="single" w:sz="8" w:space="0" w:color="B7C9D6"/>
-              <w:bottom w:val="single" w:sz="8" w:space="0" w:color="B7C9D6"/>
-              <w:right w:val="single" w:sz="8" w:space="0" w:color="B7C9D6"/>
-            </w:tcBorders>
-            <w:vAlign w:val="center"/>
-            <w:hideMark/>
-          </w:tcPr>
-          <w:p>
-            <w:pPr>
-              <w:widowControl/>
-              <w:wordWrap/>
-              <w:autoSpaceDE/>
-              <w:autoSpaceDN/>
-              <w:spacing w:after="0" w:line="240" w:lineRule="auto"/>
-              <w:jc w:val="center"/>
-              <w:rPr>
-                <w:rFonts w:ascii="맑은 고딕" w:eastAsia="맑은 고딕" w:hAnsi="맑은 고딕" w:cs="Arial"/>
-                <w:b/>
-                <w:bCs/>
-                <w:color w:val="000000"/>
-                <w:kern w:val="0"/>
-                <w:sz w:val="12"/>
-                <w:szCs w:val="12"/>
-              </w:rPr>
-            </w:pPr>
-          </w:p>
-        </w:tc>
-        <w:tc>
-          <w:tcPr>
-            <w:tcW w:w="309" w:type="pct"/>
-            <w:vMerge/>
-            <w:tcBorders>
-              <w:top w:val="nil"/>
-              <w:left w:val="single" w:sz="8" w:space="0" w:color="B7C9D6"/>
-              <w:bottom w:val="single" w:sz="8" w:space="0" w:color="B7C9D6"/>
-              <w:right w:val="single" w:sz="8" w:space="0" w:color="B7C9D6"/>
-            </w:tcBorders>
-            <w:vAlign w:val="center"/>
-            <w:hideMark/>
-          </w:tcPr>
-          <w:p>
-            <w:pPr>
-              <w:widowControl/>
-              <w:wordWrap/>
-              <w:autoSpaceDE/>
-              <w:autoSpaceDN/>
-              <w:spacing w:after="0" w:line="240" w:lineRule="auto"/>
-              <w:jc w:val="center"/>
+              <w:bottom w:val="single" w:sz="8" w:space="0" w:color="000000"/>
+              <w:right w:val="single" w:sz="8" w:space="0" w:color="B7C9D6"/>
+            </w:tcBorders>
+            <w:vAlign w:val="center"/>
+            <w:hideMark/>
+          </w:tcPr>
+          <w:p>
+            <w:pPr>
+              <w:widowControl/>
+              <w:wordWrap/>
+              <w:autoSpaceDE/>
+              <w:autoSpaceDN/>
+              <w:spacing w:after="0" w:line="240" w:lineRule="auto"/>
+              <w:jc w:val="left"/>
+              <w:rPr>
+                <w:rFonts w:ascii="맑은 고딕" w:eastAsia="맑은 고딕" w:hAnsi="맑은 고딕" w:cs="Arial"/>
+                <w:b/>
+                <w:bCs/>
+                <w:color w:val="000000"/>
+                <w:kern w:val="0"/>
+                <w:sz w:val="12"/>
+                <w:szCs w:val="12"/>
+              </w:rPr>
+            </w:pPr>
+          </w:p>
+        </w:tc>
+        <w:tc>
+          <w:tcPr>
+            <w:tcW w:w="309" w:type="pct"/>
+            <w:vMerge/>
+            <w:tcBorders>
+              <w:top w:val="nil"/>
+              <w:left w:val="single" w:sz="8" w:space="0" w:color="B7C9D6"/>
+              <w:bottom w:val="single" w:sz="8" w:space="0" w:color="000000"/>
+              <w:right w:val="single" w:sz="8" w:space="0" w:color="B7C9D6"/>
+            </w:tcBorders>
+            <w:vAlign w:val="center"/>
+            <w:hideMark/>
+          </w:tcPr>
+          <w:p>
+            <w:pPr>
+              <w:widowControl/>
+              <w:wordWrap/>
+              <w:autoSpaceDE/>
+              <w:autoSpaceDN/>
+              <w:spacing w:after="0" w:line="240" w:lineRule="auto"/>
+              <w:jc w:val="left"/>
               <w:rPr>
                 <w:rFonts w:ascii="맑은 고딕" w:eastAsia="맑은 고딕" w:hAnsi="맑은 고딕" w:cs="Arial"/>
                 <w:b/>
@@ -14916,51 +16171,51 @@
             <w:tcBorders>
               <w:top w:val="nil"/>
               <w:left w:val="single" w:sz="8" w:space="0" w:color="B7C9D6"/>
-              <w:bottom w:val="single" w:sz="8" w:space="0" w:color="B7C9D6"/>
-              <w:right w:val="single" w:sz="8" w:space="0" w:color="B7C9D6"/>
-            </w:tcBorders>
-            <w:vAlign w:val="center"/>
-            <w:hideMark/>
-          </w:tcPr>
-          <w:p>
-            <w:pPr>
-              <w:widowControl/>
-              <w:wordWrap/>
-              <w:autoSpaceDE/>
-              <w:autoSpaceDN/>
-              <w:spacing w:after="0" w:line="240" w:lineRule="auto"/>
-              <w:jc w:val="center"/>
-              <w:rPr>
-                <w:rFonts w:ascii="맑은 고딕" w:eastAsia="맑은 고딕" w:hAnsi="맑은 고딕" w:cs="Arial"/>
-                <w:color w:val="000000"/>
-                <w:kern w:val="0"/>
-                <w:sz w:val="12"/>
-                <w:szCs w:val="12"/>
-              </w:rPr>
-            </w:pPr>
-          </w:p>
-        </w:tc>
-        <w:tc>
-          <w:tcPr>
-            <w:tcW w:w="309" w:type="pct"/>
-            <w:vMerge/>
-            <w:tcBorders>
-              <w:top w:val="nil"/>
-              <w:left w:val="single" w:sz="8" w:space="0" w:color="B7C9D6"/>
-              <w:bottom w:val="single" w:sz="8" w:space="0" w:color="B7C9D6"/>
-              <w:right w:val="single" w:sz="8" w:space="0" w:color="B7C9D6"/>
-            </w:tcBorders>
-            <w:vAlign w:val="center"/>
-            <w:hideMark/>
-          </w:tcPr>
-          <w:p>
-            <w:pPr>
-              <w:widowControl/>
-              <w:wordWrap/>
-              <w:autoSpaceDE/>
-              <w:autoSpaceDN/>
-              <w:spacing w:after="0" w:line="240" w:lineRule="auto"/>
-              <w:jc w:val="center"/>
+              <w:bottom w:val="single" w:sz="8" w:space="0" w:color="000000"/>
+              <w:right w:val="single" w:sz="8" w:space="0" w:color="B7C9D6"/>
+            </w:tcBorders>
+            <w:vAlign w:val="center"/>
+            <w:hideMark/>
+          </w:tcPr>
+          <w:p>
+            <w:pPr>
+              <w:widowControl/>
+              <w:wordWrap/>
+              <w:autoSpaceDE/>
+              <w:autoSpaceDN/>
+              <w:spacing w:after="0" w:line="240" w:lineRule="auto"/>
+              <w:jc w:val="left"/>
+              <w:rPr>
+                <w:rFonts w:ascii="맑은 고딕" w:eastAsia="맑은 고딕" w:hAnsi="맑은 고딕" w:cs="Arial"/>
+                <w:color w:val="000000"/>
+                <w:kern w:val="0"/>
+                <w:sz w:val="12"/>
+                <w:szCs w:val="12"/>
+              </w:rPr>
+            </w:pPr>
+          </w:p>
+        </w:tc>
+        <w:tc>
+          <w:tcPr>
+            <w:tcW w:w="309" w:type="pct"/>
+            <w:vMerge/>
+            <w:tcBorders>
+              <w:top w:val="nil"/>
+              <w:left w:val="single" w:sz="8" w:space="0" w:color="B7C9D6"/>
+              <w:bottom w:val="single" w:sz="8" w:space="0" w:color="000000"/>
+              <w:right w:val="single" w:sz="8" w:space="0" w:color="B7C9D6"/>
+            </w:tcBorders>
+            <w:vAlign w:val="center"/>
+            <w:hideMark/>
+          </w:tcPr>
+          <w:p>
+            <w:pPr>
+              <w:widowControl/>
+              <w:wordWrap/>
+              <w:autoSpaceDE/>
+              <w:autoSpaceDN/>
+              <w:spacing w:after="0" w:line="240" w:lineRule="auto"/>
+              <w:jc w:val="left"/>
               <w:rPr>
                 <w:rFonts w:ascii="맑은 고딕" w:eastAsia="맑은 고딕" w:hAnsi="맑은 고딕" w:cs="Arial"/>
                 <w:b/>
@@ -14980,51 +16235,50 @@
             <w:tcBorders>
               <w:top w:val="nil"/>
               <w:left w:val="single" w:sz="8" w:space="0" w:color="B7C9D6"/>
-              <w:bottom w:val="single" w:sz="8" w:space="0" w:color="B7C9D6"/>
-              <w:right w:val="single" w:sz="8" w:space="0" w:color="B7C9D6"/>
-            </w:tcBorders>
-            <w:vAlign w:val="center"/>
-            <w:hideMark/>
-          </w:tcPr>
-          <w:p>
-            <w:pPr>
-              <w:widowControl/>
-              <w:wordWrap/>
-              <w:autoSpaceDE/>
-              <w:autoSpaceDN/>
-              <w:spacing w:after="0" w:line="240" w:lineRule="auto"/>
-              <w:jc w:val="center"/>
-              <w:rPr>
-                <w:rFonts w:ascii="맑은 고딕" w:eastAsia="맑은 고딕" w:hAnsi="맑은 고딕" w:cs="Arial"/>
-                <w:color w:val="000000"/>
-                <w:kern w:val="0"/>
-                <w:sz w:val="12"/>
-                <w:szCs w:val="12"/>
-              </w:rPr>
-            </w:pPr>
-          </w:p>
-        </w:tc>
-        <w:tc>
-          <w:tcPr>
-            <w:tcW w:w="309" w:type="pct"/>
-            <w:vMerge/>
-            <w:tcBorders>
-              <w:top w:val="nil"/>
-              <w:left w:val="single" w:sz="8" w:space="0" w:color="B7C9D6"/>
-              <w:bottom w:val="single" w:sz="8" w:space="0" w:color="B7C9D6"/>
-              <w:right w:val="single" w:sz="8" w:space="0" w:color="B7C9D6"/>
-            </w:tcBorders>
-            <w:vAlign w:val="center"/>
-            <w:hideMark/>
-          </w:tcPr>
-          <w:p>
-            <w:pPr>
-              <w:widowControl/>
-              <w:wordWrap/>
-              <w:autoSpaceDE/>
-              <w:autoSpaceDN/>
-              <w:spacing w:after="0" w:line="240" w:lineRule="auto"/>
-              <w:jc w:val="center"/>
+              <w:bottom w:val="single" w:sz="8" w:space="0" w:color="000000"/>
+              <w:right w:val="single" w:sz="8" w:space="0" w:color="B7C9D6"/>
+            </w:tcBorders>
+            <w:vAlign w:val="center"/>
+            <w:hideMark/>
+          </w:tcPr>
+          <w:p>
+            <w:pPr>
+              <w:widowControl/>
+              <w:wordWrap/>
+              <w:autoSpaceDE/>
+              <w:autoSpaceDN/>
+              <w:spacing w:after="0" w:line="240" w:lineRule="auto"/>
+              <w:jc w:val="left"/>
+              <w:rPr>
+                <w:rFonts w:ascii="맑은 고딕" w:eastAsia="맑은 고딕" w:hAnsi="맑은 고딕" w:cs="Arial"/>
+                <w:color w:val="000000"/>
+                <w:kern w:val="0"/>
+                <w:szCs w:val="20"/>
+              </w:rPr>
+            </w:pPr>
+          </w:p>
+        </w:tc>
+        <w:tc>
+          <w:tcPr>
+            <w:tcW w:w="309" w:type="pct"/>
+            <w:vMerge/>
+            <w:tcBorders>
+              <w:top w:val="nil"/>
+              <w:left w:val="single" w:sz="8" w:space="0" w:color="B7C9D6"/>
+              <w:bottom w:val="single" w:sz="8" w:space="0" w:color="000000"/>
+              <w:right w:val="single" w:sz="8" w:space="0" w:color="B7C9D6"/>
+            </w:tcBorders>
+            <w:vAlign w:val="center"/>
+            <w:hideMark/>
+          </w:tcPr>
+          <w:p>
+            <w:pPr>
+              <w:widowControl/>
+              <w:wordWrap/>
+              <w:autoSpaceDE/>
+              <w:autoSpaceDN/>
+              <w:spacing w:after="0" w:line="240" w:lineRule="auto"/>
+              <w:jc w:val="left"/>
               <w:rPr>
                 <w:rFonts w:ascii="맑은 고딕" w:eastAsia="맑은 고딕" w:hAnsi="맑은 고딕" w:cs="Arial"/>
                 <w:b/>
@@ -15044,26 +16298,25 @@
             <w:tcBorders>
               <w:top w:val="nil"/>
               <w:left w:val="single" w:sz="8" w:space="0" w:color="B7C9D6"/>
-              <w:bottom w:val="single" w:sz="8" w:space="0" w:color="B7C9D6"/>
-              <w:right w:val="single" w:sz="8" w:space="0" w:color="B7C9D6"/>
-            </w:tcBorders>
-            <w:vAlign w:val="center"/>
-            <w:hideMark/>
-          </w:tcPr>
-          <w:p>
-            <w:pPr>
-              <w:widowControl/>
-              <w:wordWrap/>
-              <w:autoSpaceDE/>
-              <w:autoSpaceDN/>
-              <w:spacing w:after="0" w:line="240" w:lineRule="auto"/>
-              <w:jc w:val="center"/>
-              <w:rPr>
-                <w:rFonts w:ascii="맑은 고딕" w:eastAsia="맑은 고딕" w:hAnsi="맑은 고딕" w:cs="Arial"/>
-                <w:color w:val="000000"/>
-                <w:kern w:val="0"/>
-                <w:sz w:val="12"/>
-                <w:szCs w:val="12"/>
+              <w:bottom w:val="single" w:sz="8" w:space="0" w:color="000000"/>
+              <w:right w:val="single" w:sz="8" w:space="0" w:color="B7C9D6"/>
+            </w:tcBorders>
+            <w:vAlign w:val="center"/>
+            <w:hideMark/>
+          </w:tcPr>
+          <w:p>
+            <w:pPr>
+              <w:widowControl/>
+              <w:wordWrap/>
+              <w:autoSpaceDE/>
+              <w:autoSpaceDN/>
+              <w:spacing w:after="0" w:line="240" w:lineRule="auto"/>
+              <w:jc w:val="left"/>
+              <w:rPr>
+                <w:rFonts w:ascii="맑은 고딕" w:eastAsia="맑은 고딕" w:hAnsi="맑은 고딕" w:cs="Arial"/>
+                <w:color w:val="000000"/>
+                <w:kern w:val="0"/>
+                <w:szCs w:val="20"/>
               </w:rPr>
             </w:pPr>
           </w:p>
@@ -15075,7 +16328,7 @@
             <w:tcBorders>
               <w:top w:val="nil"/>
               <w:left w:val="single" w:sz="8" w:space="0" w:color="B7C9D6"/>
-              <w:bottom w:val="single" w:sz="8" w:space="0" w:color="B7C9D6"/>
+              <w:bottom w:val="single" w:sz="8" w:space="0" w:color="000000"/>
               <w:right w:val="nil"/>
             </w:tcBorders>
             <w:vAlign w:val="center"/>
@@ -15088,25 +16341,25 @@
               <w:autoSpaceDE/>
               <w:autoSpaceDN/>
               <w:spacing w:after="0" w:line="240" w:lineRule="auto"/>
-              <w:jc w:val="center"/>
-              <w:rPr>
-                <w:rFonts w:ascii="맑은 고딕" w:eastAsia="맑은 고딕" w:hAnsi="맑은 고딕" w:cs="Arial"/>
-                <w:color w:val="000000"/>
-                <w:kern w:val="0"/>
-                <w:sz w:val="12"/>
-                <w:szCs w:val="12"/>
-              </w:rPr>
-            </w:pPr>
-          </w:p>
-        </w:tc>
-        <w:tc>
-          <w:tcPr>
-            <w:tcW w:w="309" w:type="pct"/>
-            <w:vMerge/>
-            <w:tcBorders>
-              <w:top w:val="nil"/>
-              <w:left w:val="single" w:sz="8" w:space="0" w:color="B7C9D6"/>
-              <w:bottom w:val="single" w:sz="8" w:space="0" w:color="B7C9D6"/>
+              <w:jc w:val="left"/>
+              <w:rPr>
+                <w:rFonts w:ascii="맑은 고딕" w:eastAsia="맑은 고딕" w:hAnsi="맑은 고딕" w:cs="Arial"/>
+                <w:color w:val="000000"/>
+                <w:kern w:val="0"/>
+                <w:sz w:val="12"/>
+                <w:szCs w:val="12"/>
+              </w:rPr>
+            </w:pPr>
+          </w:p>
+        </w:tc>
+        <w:tc>
+          <w:tcPr>
+            <w:tcW w:w="309" w:type="pct"/>
+            <w:vMerge/>
+            <w:tcBorders>
+              <w:top w:val="nil"/>
+              <w:left w:val="single" w:sz="8" w:space="0" w:color="B7C9D6"/>
+              <w:bottom w:val="single" w:sz="8" w:space="0" w:color="000000"/>
               <w:right w:val="nil"/>
             </w:tcBorders>
             <w:vAlign w:val="center"/>
@@ -15119,7 +16372,7 @@
               <w:autoSpaceDE/>
               <w:autoSpaceDN/>
               <w:spacing w:after="0" w:line="240" w:lineRule="auto"/>
-              <w:jc w:val="center"/>
+              <w:jc w:val="left"/>
               <w:rPr>
                 <w:rFonts w:ascii="맑은 고딕" w:eastAsia="맑은 고딕" w:hAnsi="맑은 고딕" w:cs="Arial"/>
                 <w:color w:val="000000"/>
@@ -15137,7 +16390,7 @@
             <w:tcBorders>
               <w:top w:val="nil"/>
               <w:left w:val="single" w:sz="8" w:space="0" w:color="B7C9D6"/>
-              <w:bottom w:val="single" w:sz="8" w:space="0" w:color="B7C9D6"/>
+              <w:bottom w:val="single" w:sz="8" w:space="0" w:color="000000"/>
               <w:right w:val="nil"/>
             </w:tcBorders>
             <w:vAlign w:val="center"/>
@@ -15150,7 +16403,7 @@
               <w:autoSpaceDE/>
               <w:autoSpaceDN/>
               <w:spacing w:after="0" w:line="240" w:lineRule="auto"/>
-              <w:jc w:val="center"/>
+              <w:jc w:val="left"/>
               <w:rPr>
                 <w:rFonts w:ascii="맑은 고딕" w:eastAsia="맑은 고딕" w:hAnsi="맑은 고딕" w:cs="Arial"/>
                 <w:color w:val="000000"/>
@@ -15168,7 +16421,7 @@
             <w:tcBorders>
               <w:top w:val="nil"/>
               <w:left w:val="single" w:sz="8" w:space="0" w:color="B7C9D6"/>
-              <w:bottom w:val="single" w:sz="8" w:space="0" w:color="B7C9D6"/>
+              <w:bottom w:val="single" w:sz="8" w:space="0" w:color="000000"/>
               <w:right w:val="single" w:sz="8" w:space="0" w:color="auto"/>
             </w:tcBorders>
             <w:vAlign w:val="center"/>
@@ -15181,7 +16434,7 @@
               <w:autoSpaceDE/>
               <w:autoSpaceDN/>
               <w:spacing w:after="0" w:line="240" w:lineRule="auto"/>
-              <w:jc w:val="center"/>
+              <w:jc w:val="left"/>
               <w:rPr>
                 <w:rFonts w:ascii="맑은 고딕" w:eastAsia="맑은 고딕" w:hAnsi="맑은 고딕" w:cs="Arial"/>
                 <w:color w:val="000000"/>
@@ -15534,7 +16787,7 @@
                 <w:sz w:val="12"/>
                 <w:szCs w:val="12"/>
               </w:rPr>
-              <w:t>조치가 필요하다.</w:t>
+              <w:t>조치가 필요함을 확인했다.</w:t>
             </w:r>
           </w:p>
         </w:tc>
@@ -15621,7 +16874,7 @@
                 <w:sz w:val="12"/>
                 <w:szCs w:val="12"/>
               </w:rPr>
-              <w:t>비상구 및 대피로 장애물 점검</w:t>
+              <w:t>비상구 및 대피로 장애물 점검을 실시했다.</w:t>
             </w:r>
           </w:p>
         </w:tc>
@@ -15793,7 +17046,7 @@
                 <w:sz w:val="12"/>
                 <w:szCs w:val="12"/>
               </w:rPr>
-              <w:t>조치 완료했다.</w:t>
+              <w:t>조치를 완료했다.</w:t>
             </w:r>
           </w:p>
         </w:tc>
@@ -16796,7 +18049,7 @@
                 <w:sz w:val="12"/>
                 <w:szCs w:val="12"/>
               </w:rPr>
-              <w:t>소화기 앞 박스에 적치물이 발견되어 제거 조치가 필요하다.</w:t>
+              <w:t>소화기 앞 박스 적치물이 발견되어 제거 조치가 필요함을 확인했다.</w:t>
             </w:r>
           </w:p>
         </w:tc>
@@ -16883,7 +18136,7 @@
                 <w:sz w:val="12"/>
                 <w:szCs w:val="12"/>
               </w:rPr>
-              <w:t>소화기 배치 상태 점검</w:t>
+              <w:t>소화기 배치 상태 점검을 실시했다.</w:t>
             </w:r>
           </w:p>
         </w:tc>
@@ -18141,7 +19394,7 @@
                 <w:sz w:val="12"/>
                 <w:szCs w:val="12"/>
               </w:rPr>
-              <w:t>소화기 위치 확인</w:t>
+              <w:t>소화기 위치 확인을 실시했다.</w:t>
             </w:r>
           </w:p>
         </w:tc>
@@ -19400,7 +20653,7 @@
                 <w:sz w:val="12"/>
                 <w:szCs w:val="12"/>
               </w:rPr>
-              <w:t>리포트가 이상함</w:t>
+              <w:t>리포트 이상 현상</w:t>
             </w:r>
           </w:p>
         </w:tc>
@@ -19572,7 +20825,7 @@
                 <w:sz w:val="12"/>
                 <w:szCs w:val="12"/>
               </w:rPr>
-              <w:t>조치 완료했다.</w:t>
+              <w:t>적치물을 제거했다.</w:t>
             </w:r>
           </w:p>
         </w:tc>
@@ -20658,7 +21911,7 @@
                 <w:sz w:val="12"/>
                 <w:szCs w:val="12"/>
               </w:rPr>
-              <w:t>게시판-조치테이블-담당자 배정-리포트 생성</w:t>
+              <w:t>게시판-조치테이블-담당자 배정 및 보고서 생성</w:t>
             </w:r>
           </w:p>
         </w:tc>
@@ -20830,7 +22083,7 @@
                 <w:sz w:val="12"/>
                 <w:szCs w:val="12"/>
               </w:rPr>
-              <w:t>조치가 필요하다.</w:t>
+              <w:t>조치가 필요함을 보고했다.</w:t>
             </w:r>
           </w:p>
         </w:tc>
@@ -21916,7 +23169,7 @@
                 <w:sz w:val="12"/>
                 <w:szCs w:val="12"/>
               </w:rPr>
-              <w:t>작업자10 조치</w:t>
+              <w:t>작업자10 조치 완료</w:t>
             </w:r>
           </w:p>
         </w:tc>
@@ -22088,7 +23341,7 @@
                 <w:sz w:val="12"/>
                 <w:szCs w:val="12"/>
               </w:rPr>
-              <w:t>조치 완료했다.</w:t>
+              <w:t>조치를 완료했다.</w:t>
             </w:r>
           </w:p>
         </w:tc>
@@ -23376,7 +24629,7 @@
                 <w:sz w:val="12"/>
                 <w:szCs w:val="12"/>
               </w:rPr>
-              <w:t>소화기 위치를 재배치하고 가압 상태 점검을 완료했다.</w:t>
+              <w:t>소화기 위치를 재배치하고 가압 상태를 점검 완료했다.</w:t>
             </w:r>
           </w:p>
         </w:tc>

--- a/report_agent/output/risk_assessment_form/risk_assessment_form_filled.docx
+++ b/report_agent/output/risk_assessment_form/risk_assessment_form_filled.docx
@@ -3182,7 +3182,7 @@
                 <w:sz w:val="12"/>
                 <w:szCs w:val="12"/>
               </w:rPr>
-              <w:t>소화기 가림 박스를 제거하고 통로를 확보하였다.</w:t>
+              <w:t>소화기 가림 박스를 제거하고 통로를 확보했다.</w:t>
             </w:r>
           </w:p>
         </w:tc>
@@ -4444,7 +4444,7 @@
                 <w:sz w:val="12"/>
                 <w:szCs w:val="12"/>
               </w:rPr>
-              <w:t>조치를 완료하였다.</w:t>
+              <w:t>조치를 완료했다.</w:t>
             </w:r>
           </w:p>
         </w:tc>
@@ -16766,7 +16766,7 @@
                 <w:sz w:val="12"/>
                 <w:szCs w:val="12"/>
               </w:rPr>
-              <w:t>해당 점검에 조치가 필요하다.</w:t>
+              <w:t>조치가 필요한 점검으로 확인했다.</w:t>
             </w:r>
           </w:p>
         </w:tc>
@@ -21872,7 +21872,7 @@
                 <w:sz w:val="12"/>
                 <w:szCs w:val="12"/>
               </w:rPr>
-              <w:t>게시판-조치테이블-담당자 배정 보고서 생성</w:t>
+              <w:t>게시판 - 조치 테이블 - 담당자 배정 보고서 생성</w:t>
             </w:r>
           </w:p>
         </w:tc>
@@ -22044,7 +22044,7 @@
                 <w:sz w:val="12"/>
                 <w:szCs w:val="12"/>
               </w:rPr>
-              <w:t>지원 요청했다.</w:t>
+              <w:t>지원 요청을 접수했다.</w:t>
             </w:r>
           </w:p>
         </w:tc>
@@ -23162,7 +23162,7 @@
                 <w:sz w:val="12"/>
                 <w:szCs w:val="12"/>
               </w:rPr>
-              <w:t>리포트 이상 현상</w:t>
+              <w:t>보고서 이상 현상</w:t>
             </w:r>
           </w:p>
         </w:tc>
@@ -23334,7 +23334,7 @@
                 <w:sz w:val="12"/>
                 <w:szCs w:val="12"/>
               </w:rPr>
-              <w:t>조치를 완료했다.</w:t>
+              <w:t>문제를 해결했다.</w:t>
             </w:r>
           </w:p>
         </w:tc>

--- a/report_agent/output/risk_assessment_form/risk_assessment_form_filled.docx
+++ b/report_agent/output/risk_assessment_form/risk_assessment_form_filled.docx
@@ -3182,7 +3182,7 @@
                 <w:sz w:val="12"/>
                 <w:szCs w:val="12"/>
               </w:rPr>
-              <w:t>소화기 가림 박스를 제거하고 통로를 확보했다.</w:t>
+              <w:t>소화기 가림 박스를 치우고 통로를 확보했다.</w:t>
             </w:r>
           </w:p>
         </w:tc>
@@ -10476,7 +10476,7 @@
                 <w:sz w:val="12"/>
                 <w:szCs w:val="12"/>
               </w:rPr>
-              <w:t>본 점검에 대해 조치가 필요하다.</w:t>
+              <w:t>이 점검에 대해 조치가 필요하다.</w:t>
             </w:r>
           </w:p>
         </w:tc>
@@ -14247,7 +14247,7 @@
                 <w:sz w:val="12"/>
                 <w:szCs w:val="12"/>
               </w:rPr>
-              <w:t>본 점검에 대해 조치가 필요하다.</w:t>
+              <w:t>이 점검에 대해 조치가 필요하다.</w:t>
             </w:r>
           </w:p>
         </w:tc>
@@ -16766,7 +16766,7 @@
                 <w:sz w:val="12"/>
                 <w:szCs w:val="12"/>
               </w:rPr>
-              <w:t>조치가 필요한 점검으로 확인했다.</w:t>
+              <w:t>본 점검에 대해 조치가 필요하다.</w:t>
             </w:r>
           </w:p>
         </w:tc>
@@ -22044,7 +22044,7 @@
                 <w:sz w:val="12"/>
                 <w:szCs w:val="12"/>
               </w:rPr>
-              <w:t>지원 요청을 접수했다.</w:t>
+              <w:t>신속한 조치를 요청한다.</w:t>
             </w:r>
           </w:p>
         </w:tc>
@@ -23162,7 +23162,7 @@
                 <w:sz w:val="12"/>
                 <w:szCs w:val="12"/>
               </w:rPr>
-              <w:t>보고서 이상 현상</w:t>
+              <w:t>리포트 이상 현상</w:t>
             </w:r>
           </w:p>
         </w:tc>
@@ -23204,7 +23204,7 @@
                 <w:sz w:val="12"/>
                 <w:szCs w:val="12"/>
               </w:rPr>
-              <w:t>지원 요청</w:t>
+              <w:t>살려주세요</w:t>
             </w:r>
           </w:p>
         </w:tc>

--- a/report_agent/output/risk_assessment_form/risk_assessment_form_filled.docx
+++ b/report_agent/output/risk_assessment_form/risk_assessment_form_filled.docx
@@ -3182,7 +3182,7 @@
                 <w:sz w:val="12"/>
                 <w:szCs w:val="12"/>
               </w:rPr>
-              <w:t>소화기 가림 박스를 치우고 통로를 확보했다.</w:t>
+              <w:t>소화기 가림 박스를 치우고 통로를 확보하였다.</w:t>
             </w:r>
           </w:p>
         </w:tc>
@@ -4444,7 +4444,7 @@
                 <w:sz w:val="12"/>
                 <w:szCs w:val="12"/>
               </w:rPr>
-              <w:t>조치를 완료했다.</w:t>
+              <w:t>조치를 완료하였다.</w:t>
             </w:r>
           </w:p>
         </w:tc>
@@ -10476,7 +10476,7 @@
                 <w:sz w:val="12"/>
                 <w:szCs w:val="12"/>
               </w:rPr>
-              <w:t>이 점검에 대해 조치가 필요하다.</w:t>
+              <w:t>조치가 필요하다.</w:t>
             </w:r>
           </w:p>
         </w:tc>
@@ -14247,7 +14247,7 @@
                 <w:sz w:val="12"/>
                 <w:szCs w:val="12"/>
               </w:rPr>
-              <w:t>이 점검에 대해 조치가 필요하다.</w:t>
+              <w:t>조치가 필요하다.</w:t>
             </w:r>
           </w:p>
         </w:tc>
@@ -16766,7 +16766,7 @@
                 <w:sz w:val="12"/>
                 <w:szCs w:val="12"/>
               </w:rPr>
-              <w:t>본 점검에 대해 조치가 필요하다.</w:t>
+              <w:t>조치가 필요한 점검으로 확인했다.</w:t>
             </w:r>
           </w:p>
         </w:tc>
@@ -21872,7 +21872,7 @@
                 <w:sz w:val="12"/>
                 <w:szCs w:val="12"/>
               </w:rPr>
-              <w:t>게시판 - 조치 테이블 - 담당자 배정 보고서 생성</w:t>
+              <w:t>게시판-조치테이블-담당자 배정 보고서 생성</w:t>
             </w:r>
           </w:p>
         </w:tc>
@@ -22044,7 +22044,7 @@
                 <w:sz w:val="12"/>
                 <w:szCs w:val="12"/>
               </w:rPr>
-              <w:t>신속한 조치를 요청한다.</w:t>
+              <w:t>지원 요청을 접수했다.</w:t>
             </w:r>
           </w:p>
         </w:tc>
@@ -23204,7 +23204,7 @@
                 <w:sz w:val="12"/>
                 <w:szCs w:val="12"/>
               </w:rPr>
-              <w:t>살려주세요</w:t>
+              <w:t>지원 요청</w:t>
             </w:r>
           </w:p>
         </w:tc>

--- a/report_agent/output/risk_assessment_form/risk_assessment_form_filled.docx
+++ b/report_agent/output/risk_assessment_form/risk_assessment_form_filled.docx
@@ -3182,7 +3182,7 @@
                 <w:sz w:val="12"/>
                 <w:szCs w:val="12"/>
               </w:rPr>
-              <w:t>소화기 가림 박스를 치우고 통로를 확보하였다.</w:t>
+              <w:t>소화기 가림 박스를 치우고 통로를 확보했다.</w:t>
             </w:r>
           </w:p>
         </w:tc>
@@ -4444,7 +4444,7 @@
                 <w:sz w:val="12"/>
                 <w:szCs w:val="12"/>
               </w:rPr>
-              <w:t>조치를 완료하였다.</w:t>
+              <w:t>조치를 완료했다.</w:t>
             </w:r>
           </w:p>
         </w:tc>
@@ -10476,7 +10476,7 @@
                 <w:sz w:val="12"/>
                 <w:szCs w:val="12"/>
               </w:rPr>
-              <w:t>조치가 필요하다.</w:t>
+              <w:t>조치가 필요한 점검이다.</w:t>
             </w:r>
           </w:p>
         </w:tc>
@@ -11733,7 +11733,7 @@
                 <w:sz w:val="12"/>
                 <w:szCs w:val="12"/>
               </w:rPr>
-              <w:t>보호구가 불량 상태이다.</w:t>
+              <w:t>보호구 불량 상태이다.</w:t>
             </w:r>
           </w:p>
         </w:tc>
@@ -14247,7 +14247,7 @@
                 <w:sz w:val="12"/>
                 <w:szCs w:val="12"/>
               </w:rPr>
-              <w:t>조치가 필요하다.</w:t>
+              <w:t>조치가 필요한 점검이다.</w:t>
             </w:r>
           </w:p>
         </w:tc>
@@ -16766,7 +16766,7 @@
                 <w:sz w:val="12"/>
                 <w:szCs w:val="12"/>
               </w:rPr>
-              <w:t>조치가 필요한 점검으로 확인했다.</w:t>
+              <w:t>본 점검에 대해 조치가 필요하다.</w:t>
             </w:r>
           </w:p>
         </w:tc>
@@ -21872,7 +21872,7 @@
                 <w:sz w:val="12"/>
                 <w:szCs w:val="12"/>
               </w:rPr>
-              <w:t>게시판-조치테이블-담당자 배정 보고서 생성</w:t>
+              <w:t>게시판 - 조치 테이블 - 담당자 배정 보고서 생성</w:t>
             </w:r>
           </w:p>
         </w:tc>
@@ -22057,1005 +22057,6 @@
               <w:left w:val="single" w:sz="8" w:space="0" w:color="B7C9D6"/>
               <w:bottom w:val="single" w:sz="8" w:space="0" w:color="000000"/>
               <w:right w:val="nil"/>
-            </w:tcBorders>
-            <w:shd w:val="clear" w:color="000000" w:fill="F7FAFC"/>
-            <w:vAlign w:val="center"/>
-            <w:hideMark/>
-          </w:tcPr>
-          <w:p>
-            <w:pPr>
-              <w:widowControl/>
-              <w:wordWrap/>
-              <w:autoSpaceDE/>
-              <w:autoSpaceDN/>
-              <w:spacing w:after="0" w:line="240" w:lineRule="auto"/>
-              <w:jc w:val="center"/>
-              <w:rPr>
-                <w:rFonts w:ascii="맑은 고딕" w:eastAsia="맑은 고딕" w:hAnsi="맑은 고딕" w:cs="Arial"/>
-                <w:color w:val="000000"/>
-                <w:kern w:val="0"/>
-                <w:sz w:val="12"/>
-                <w:szCs w:val="12"/>
-              </w:rPr>
-            </w:pPr>
-            <w:r>
-              <w:rPr>
-                <w:rFonts w:ascii="맑은 고딕" w:eastAsia="맑은 고딕" w:hAnsi="맑은 고딕" w:cs="Arial"/>
-                <w:color w:val="000000"/>
-                <w:kern w:val="0"/>
-                <w:sz w:val="12"/>
-                <w:szCs w:val="12"/>
-              </w:rPr>
-              <w:t>/static/uploads/action_history_44_20260805161205525013_78ff6b6a.png</w:t>
-            </w:r>
-          </w:p>
-        </w:tc>
-        <w:tc>
-          <w:tcPr>
-            <w:tcW w:w="400" w:type="pct"/>
-            <w:vMerge w:val="restart"/>
-            <w:tcBorders>
-              <w:top w:val="nil"/>
-              <w:left w:val="single" w:sz="8" w:space="0" w:color="B7C9D6"/>
-              <w:bottom w:val="single" w:sz="8" w:space="0" w:color="000000"/>
-              <w:right w:val="nil"/>
-            </w:tcBorders>
-            <w:shd w:val="clear" w:color="000000" w:fill="F7FAFC"/>
-            <w:vAlign w:val="center"/>
-            <w:hideMark/>
-          </w:tcPr>
-          <w:p>
-            <w:pPr>
-              <w:widowControl/>
-              <w:wordWrap/>
-              <w:autoSpaceDE/>
-              <w:autoSpaceDN/>
-              <w:spacing w:after="0" w:line="240" w:lineRule="auto"/>
-              <w:jc w:val="center"/>
-              <w:rPr>
-                <w:rFonts w:ascii="맑은 고딕" w:eastAsia="맑은 고딕" w:hAnsi="맑은 고딕" w:cs="Arial"/>
-                <w:color w:val="000000"/>
-                <w:kern w:val="0"/>
-                <w:sz w:val="12"/>
-                <w:szCs w:val="12"/>
-              </w:rPr>
-            </w:pPr>
-            <w:r>
-              <w:rPr>
-                <w:rFonts w:ascii="맑은 고딕" w:eastAsia="맑은 고딕" w:hAnsi="맑은 고딕" w:cs="Arial"/>
-                <w:color w:val="000000"/>
-                <w:kern w:val="0"/>
-                <w:sz w:val="12"/>
-                <w:szCs w:val="12"/>
-              </w:rPr>
-              <w:t>판교관리자</w:t>
-            </w:r>
-          </w:p>
-        </w:tc>
-        <w:tc>
-          <w:tcPr>
-            <w:tcW w:w="280" w:type="pct"/>
-            <w:vMerge w:val="restart"/>
-            <w:tcBorders>
-              <w:top w:val="nil"/>
-              <w:left w:val="single" w:sz="8" w:space="0" w:color="B7C9D6"/>
-              <w:bottom w:val="single" w:sz="8" w:space="0" w:color="000000"/>
-              <w:right w:val="single" w:sz="8" w:space="0" w:color="auto"/>
-            </w:tcBorders>
-            <w:shd w:val="clear" w:color="000000" w:fill="F7FAFC"/>
-            <w:vAlign w:val="center"/>
-            <w:hideMark/>
-          </w:tcPr>
-          <w:p>
-            <w:pPr>
-              <w:widowControl/>
-              <w:wordWrap/>
-              <w:autoSpaceDE/>
-              <w:autoSpaceDN/>
-              <w:spacing w:after="0" w:line="240" w:lineRule="auto"/>
-              <w:jc w:val="center"/>
-              <w:rPr>
-                <w:rFonts w:ascii="맑은 고딕" w:eastAsia="맑은 고딕" w:hAnsi="맑은 고딕" w:cs="Arial"/>
-                <w:color w:val="000000"/>
-                <w:kern w:val="0"/>
-                <w:sz w:val="12"/>
-                <w:szCs w:val="12"/>
-              </w:rPr>
-            </w:pPr>
-            <w:r>
-              <w:rPr>
-                <w:rFonts w:ascii="맑은 고딕" w:eastAsia="맑은 고딕" w:hAnsi="맑은 고딕" w:cs="Arial"/>
-                <w:color w:val="000000"/>
-                <w:kern w:val="0"/>
-                <w:sz w:val="12"/>
-                <w:szCs w:val="12"/>
-              </w:rPr>
-              <w:t>게시판</w:t>
-            </w:r>
-          </w:p>
-        </w:tc>
-        <w:tc>
-          <w:tcPr>
-            <w:tcW w:w="64" w:type="pct"/>
-            <w:vAlign w:val="center"/>
-            <w:hideMark/>
-          </w:tcPr>
-          <w:p>
-            <w:pPr>
-              <w:widowControl/>
-              <w:wordWrap/>
-              <w:autoSpaceDE/>
-              <w:autoSpaceDN/>
-              <w:spacing w:after="0" w:line="240" w:lineRule="auto"/>
-              <w:jc w:val="left"/>
-              <w:rPr>
-                <w:rFonts w:ascii="Times New Roman" w:eastAsia="Times New Roman" w:hAnsi="Times New Roman" w:cs="Times New Roman"/>
-                <w:kern w:val="0"/>
-                <w:szCs w:val="20"/>
-              </w:rPr>
-            </w:pPr>
-          </w:p>
-        </w:tc>
-      </w:tr>
-      <w:tr>
-        <w:trPr>
-          <w:trHeight w:val="315"/>
-        </w:trPr>
-        <w:tc>
-          <w:tcPr>
-            <w:tcW w:w="234" w:type="pct"/>
-            <w:vMerge/>
-            <w:tcBorders>
-              <w:top w:val="nil"/>
-              <w:bottom w:val="single" w:sz="8" w:space="0" w:color="000000"/>
-              <w:right w:val="single" w:sz="8" w:space="0" w:color="B7C9D6"/>
-            </w:tcBorders>
-            <w:vAlign w:val="center"/>
-            <w:hideMark/>
-          </w:tcPr>
-          <w:p>
-            <w:pPr>
-              <w:widowControl/>
-              <w:wordWrap/>
-              <w:autoSpaceDE/>
-              <w:autoSpaceDN/>
-              <w:spacing w:after="0" w:line="240" w:lineRule="auto"/>
-              <w:jc w:val="left"/>
-              <w:rPr>
-                <w:rFonts w:ascii="맑은 고딕" w:eastAsia="맑은 고딕" w:hAnsi="맑은 고딕" w:cs="Arial"/>
-                <w:color w:val="000000"/>
-                <w:kern w:val="0"/>
-                <w:szCs w:val="20"/>
-              </w:rPr>
-            </w:pPr>
-          </w:p>
-        </w:tc>
-        <w:tc>
-          <w:tcPr>
-            <w:tcW w:w="309" w:type="pct"/>
-            <w:vMerge/>
-            <w:tcBorders>
-              <w:top w:val="nil"/>
-              <w:left w:val="single" w:sz="8" w:space="0" w:color="B7C9D6"/>
-              <w:bottom w:val="single" w:sz="8" w:space="0" w:color="000000"/>
-              <w:right w:val="single" w:sz="8" w:space="0" w:color="B7C9D6"/>
-            </w:tcBorders>
-            <w:vAlign w:val="center"/>
-            <w:hideMark/>
-          </w:tcPr>
-          <w:p>
-            <w:pPr>
-              <w:widowControl/>
-              <w:wordWrap/>
-              <w:autoSpaceDE/>
-              <w:autoSpaceDN/>
-              <w:spacing w:after="0" w:line="240" w:lineRule="auto"/>
-              <w:jc w:val="left"/>
-              <w:rPr>
-                <w:rFonts w:ascii="맑은 고딕" w:eastAsia="맑은 고딕" w:hAnsi="맑은 고딕" w:cs="Arial"/>
-                <w:color w:val="000000"/>
-                <w:kern w:val="0"/>
-                <w:sz w:val="12"/>
-                <w:szCs w:val="12"/>
-              </w:rPr>
-            </w:pPr>
-          </w:p>
-        </w:tc>
-        <w:tc>
-          <w:tcPr>
-            <w:tcW w:w="309" w:type="pct"/>
-            <w:vMerge/>
-            <w:tcBorders>
-              <w:top w:val="nil"/>
-              <w:left w:val="single" w:sz="8" w:space="0" w:color="B7C9D6"/>
-              <w:bottom w:val="single" w:sz="8" w:space="0" w:color="000000"/>
-              <w:right w:val="single" w:sz="8" w:space="0" w:color="B7C9D6"/>
-            </w:tcBorders>
-            <w:vAlign w:val="center"/>
-            <w:hideMark/>
-          </w:tcPr>
-          <w:p>
-            <w:pPr>
-              <w:widowControl/>
-              <w:wordWrap/>
-              <w:autoSpaceDE/>
-              <w:autoSpaceDN/>
-              <w:spacing w:after="0" w:line="240" w:lineRule="auto"/>
-              <w:jc w:val="left"/>
-              <w:rPr>
-                <w:rFonts w:ascii="맑은 고딕" w:eastAsia="맑은 고딕" w:hAnsi="맑은 고딕" w:cs="Arial"/>
-                <w:color w:val="000000"/>
-                <w:kern w:val="0"/>
-                <w:sz w:val="12"/>
-                <w:szCs w:val="12"/>
-              </w:rPr>
-            </w:pPr>
-          </w:p>
-        </w:tc>
-        <w:tc>
-          <w:tcPr>
-            <w:tcW w:w="309" w:type="pct"/>
-            <w:vMerge/>
-            <w:tcBorders>
-              <w:top w:val="nil"/>
-              <w:left w:val="single" w:sz="8" w:space="0" w:color="B7C9D6"/>
-              <w:bottom w:val="single" w:sz="8" w:space="0" w:color="000000"/>
-              <w:right w:val="single" w:sz="8" w:space="0" w:color="B7C9D6"/>
-            </w:tcBorders>
-            <w:vAlign w:val="center"/>
-            <w:hideMark/>
-          </w:tcPr>
-          <w:p>
-            <w:pPr>
-              <w:widowControl/>
-              <w:wordWrap/>
-              <w:autoSpaceDE/>
-              <w:autoSpaceDN/>
-              <w:spacing w:after="0" w:line="240" w:lineRule="auto"/>
-              <w:jc w:val="left"/>
-              <w:rPr>
-                <w:rFonts w:ascii="맑은 고딕" w:eastAsia="맑은 고딕" w:hAnsi="맑은 고딕" w:cs="Arial"/>
-                <w:b/>
-                <w:bCs/>
-                <w:color w:val="000000"/>
-                <w:kern w:val="0"/>
-                <w:sz w:val="12"/>
-                <w:szCs w:val="12"/>
-              </w:rPr>
-            </w:pPr>
-          </w:p>
-        </w:tc>
-        <w:tc>
-          <w:tcPr>
-            <w:tcW w:w="309" w:type="pct"/>
-            <w:vMerge/>
-            <w:tcBorders>
-              <w:top w:val="nil"/>
-              <w:left w:val="single" w:sz="8" w:space="0" w:color="B7C9D6"/>
-              <w:bottom w:val="single" w:sz="8" w:space="0" w:color="000000"/>
-              <w:right w:val="single" w:sz="8" w:space="0" w:color="B7C9D6"/>
-            </w:tcBorders>
-            <w:vAlign w:val="center"/>
-            <w:hideMark/>
-          </w:tcPr>
-          <w:p>
-            <w:pPr>
-              <w:widowControl/>
-              <w:wordWrap/>
-              <w:autoSpaceDE/>
-              <w:autoSpaceDN/>
-              <w:spacing w:after="0" w:line="240" w:lineRule="auto"/>
-              <w:jc w:val="left"/>
-              <w:rPr>
-                <w:rFonts w:ascii="맑은 고딕" w:eastAsia="맑은 고딕" w:hAnsi="맑은 고딕" w:cs="Arial"/>
-                <w:b/>
-                <w:bCs/>
-                <w:color w:val="000000"/>
-                <w:kern w:val="0"/>
-                <w:sz w:val="12"/>
-                <w:szCs w:val="12"/>
-              </w:rPr>
-            </w:pPr>
-          </w:p>
-        </w:tc>
-        <w:tc>
-          <w:tcPr>
-            <w:tcW w:w="311" w:type="pct"/>
-            <w:vMerge/>
-            <w:tcBorders>
-              <w:top w:val="nil"/>
-              <w:left w:val="single" w:sz="8" w:space="0" w:color="B7C9D6"/>
-              <w:bottom w:val="single" w:sz="8" w:space="0" w:color="000000"/>
-              <w:right w:val="single" w:sz="8" w:space="0" w:color="B7C9D6"/>
-            </w:tcBorders>
-            <w:vAlign w:val="center"/>
-            <w:hideMark/>
-          </w:tcPr>
-          <w:p>
-            <w:pPr>
-              <w:widowControl/>
-              <w:wordWrap/>
-              <w:autoSpaceDE/>
-              <w:autoSpaceDN/>
-              <w:spacing w:after="0" w:line="240" w:lineRule="auto"/>
-              <w:jc w:val="left"/>
-              <w:rPr>
-                <w:rFonts w:ascii="맑은 고딕" w:eastAsia="맑은 고딕" w:hAnsi="맑은 고딕" w:cs="Arial"/>
-                <w:b/>
-                <w:bCs/>
-                <w:color w:val="000000"/>
-                <w:kern w:val="0"/>
-                <w:sz w:val="12"/>
-                <w:szCs w:val="12"/>
-              </w:rPr>
-            </w:pPr>
-          </w:p>
-        </w:tc>
-        <w:tc>
-          <w:tcPr>
-            <w:tcW w:w="309" w:type="pct"/>
-            <w:vMerge/>
-            <w:tcBorders>
-              <w:top w:val="nil"/>
-              <w:left w:val="single" w:sz="8" w:space="0" w:color="B7C9D6"/>
-              <w:bottom w:val="single" w:sz="8" w:space="0" w:color="000000"/>
-              <w:right w:val="single" w:sz="8" w:space="0" w:color="B7C9D6"/>
-            </w:tcBorders>
-            <w:vAlign w:val="center"/>
-            <w:hideMark/>
-          </w:tcPr>
-          <w:p>
-            <w:pPr>
-              <w:widowControl/>
-              <w:wordWrap/>
-              <w:autoSpaceDE/>
-              <w:autoSpaceDN/>
-              <w:spacing w:after="0" w:line="240" w:lineRule="auto"/>
-              <w:jc w:val="left"/>
-              <w:rPr>
-                <w:rFonts w:ascii="맑은 고딕" w:eastAsia="맑은 고딕" w:hAnsi="맑은 고딕" w:cs="Arial"/>
-                <w:b/>
-                <w:bCs/>
-                <w:color w:val="000000"/>
-                <w:kern w:val="0"/>
-                <w:sz w:val="12"/>
-                <w:szCs w:val="12"/>
-              </w:rPr>
-            </w:pPr>
-          </w:p>
-        </w:tc>
-        <w:tc>
-          <w:tcPr>
-            <w:tcW w:w="310" w:type="pct"/>
-            <w:vMerge/>
-            <w:tcBorders>
-              <w:top w:val="nil"/>
-              <w:left w:val="single" w:sz="8" w:space="0" w:color="B7C9D6"/>
-              <w:bottom w:val="single" w:sz="8" w:space="0" w:color="000000"/>
-              <w:right w:val="single" w:sz="8" w:space="0" w:color="B7C9D6"/>
-            </w:tcBorders>
-            <w:vAlign w:val="center"/>
-            <w:hideMark/>
-          </w:tcPr>
-          <w:p>
-            <w:pPr>
-              <w:widowControl/>
-              <w:wordWrap/>
-              <w:autoSpaceDE/>
-              <w:autoSpaceDN/>
-              <w:spacing w:after="0" w:line="240" w:lineRule="auto"/>
-              <w:jc w:val="left"/>
-              <w:rPr>
-                <w:rFonts w:ascii="맑은 고딕" w:eastAsia="맑은 고딕" w:hAnsi="맑은 고딕" w:cs="Arial"/>
-                <w:color w:val="000000"/>
-                <w:kern w:val="0"/>
-                <w:sz w:val="12"/>
-                <w:szCs w:val="12"/>
-              </w:rPr>
-            </w:pPr>
-          </w:p>
-        </w:tc>
-        <w:tc>
-          <w:tcPr>
-            <w:tcW w:w="309" w:type="pct"/>
-            <w:vMerge/>
-            <w:tcBorders>
-              <w:top w:val="nil"/>
-              <w:left w:val="single" w:sz="8" w:space="0" w:color="B7C9D6"/>
-              <w:bottom w:val="single" w:sz="8" w:space="0" w:color="000000"/>
-              <w:right w:val="single" w:sz="8" w:space="0" w:color="B7C9D6"/>
-            </w:tcBorders>
-            <w:vAlign w:val="center"/>
-            <w:hideMark/>
-          </w:tcPr>
-          <w:p>
-            <w:pPr>
-              <w:widowControl/>
-              <w:wordWrap/>
-              <w:autoSpaceDE/>
-              <w:autoSpaceDN/>
-              <w:spacing w:after="0" w:line="240" w:lineRule="auto"/>
-              <w:jc w:val="left"/>
-              <w:rPr>
-                <w:rFonts w:ascii="맑은 고딕" w:eastAsia="맑은 고딕" w:hAnsi="맑은 고딕" w:cs="Arial"/>
-                <w:b/>
-                <w:bCs/>
-                <w:color w:val="FFFFFF"/>
-                <w:kern w:val="0"/>
-                <w:sz w:val="12"/>
-                <w:szCs w:val="12"/>
-              </w:rPr>
-            </w:pPr>
-          </w:p>
-        </w:tc>
-        <w:tc>
-          <w:tcPr>
-            <w:tcW w:w="311" w:type="pct"/>
-            <w:vMerge/>
-            <w:tcBorders>
-              <w:top w:val="nil"/>
-              <w:left w:val="single" w:sz="8" w:space="0" w:color="B7C9D6"/>
-              <w:bottom w:val="single" w:sz="8" w:space="0" w:color="000000"/>
-              <w:right w:val="single" w:sz="8" w:space="0" w:color="B7C9D6"/>
-            </w:tcBorders>
-            <w:vAlign w:val="center"/>
-            <w:hideMark/>
-          </w:tcPr>
-          <w:p>
-            <w:pPr>
-              <w:widowControl/>
-              <w:wordWrap/>
-              <w:autoSpaceDE/>
-              <w:autoSpaceDN/>
-              <w:spacing w:after="0" w:line="240" w:lineRule="auto"/>
-              <w:jc w:val="left"/>
-              <w:rPr>
-                <w:rFonts w:ascii="맑은 고딕" w:eastAsia="맑은 고딕" w:hAnsi="맑은 고딕" w:cs="Arial"/>
-                <w:color w:val="000000"/>
-                <w:kern w:val="0"/>
-                <w:szCs w:val="20"/>
-              </w:rPr>
-            </w:pPr>
-          </w:p>
-        </w:tc>
-        <w:tc>
-          <w:tcPr>
-            <w:tcW w:w="309" w:type="pct"/>
-            <w:vMerge/>
-            <w:tcBorders>
-              <w:top w:val="nil"/>
-              <w:left w:val="single" w:sz="8" w:space="0" w:color="B7C9D6"/>
-              <w:bottom w:val="single" w:sz="8" w:space="0" w:color="000000"/>
-              <w:right w:val="single" w:sz="8" w:space="0" w:color="B7C9D6"/>
-            </w:tcBorders>
-            <w:vAlign w:val="center"/>
-            <w:hideMark/>
-          </w:tcPr>
-          <w:p>
-            <w:pPr>
-              <w:widowControl/>
-              <w:wordWrap/>
-              <w:autoSpaceDE/>
-              <w:autoSpaceDN/>
-              <w:spacing w:after="0" w:line="240" w:lineRule="auto"/>
-              <w:jc w:val="left"/>
-              <w:rPr>
-                <w:rFonts w:ascii="맑은 고딕" w:eastAsia="맑은 고딕" w:hAnsi="맑은 고딕" w:cs="Arial"/>
-                <w:b/>
-                <w:bCs/>
-                <w:color w:val="000000"/>
-                <w:kern w:val="0"/>
-                <w:sz w:val="12"/>
-                <w:szCs w:val="12"/>
-              </w:rPr>
-            </w:pPr>
-          </w:p>
-        </w:tc>
-        <w:tc>
-          <w:tcPr>
-            <w:tcW w:w="246" w:type="pct"/>
-            <w:vMerge/>
-            <w:tcBorders>
-              <w:top w:val="nil"/>
-              <w:left w:val="single" w:sz="8" w:space="0" w:color="B7C9D6"/>
-              <w:bottom w:val="single" w:sz="8" w:space="0" w:color="000000"/>
-              <w:right w:val="single" w:sz="8" w:space="0" w:color="B7C9D6"/>
-            </w:tcBorders>
-            <w:vAlign w:val="center"/>
-            <w:hideMark/>
-          </w:tcPr>
-          <w:p>
-            <w:pPr>
-              <w:widowControl/>
-              <w:wordWrap/>
-              <w:autoSpaceDE/>
-              <w:autoSpaceDN/>
-              <w:spacing w:after="0" w:line="240" w:lineRule="auto"/>
-              <w:jc w:val="left"/>
-              <w:rPr>
-                <w:rFonts w:ascii="맑은 고딕" w:eastAsia="맑은 고딕" w:hAnsi="맑은 고딕" w:cs="Arial"/>
-                <w:color w:val="000000"/>
-                <w:kern w:val="0"/>
-                <w:szCs w:val="20"/>
-              </w:rPr>
-            </w:pPr>
-          </w:p>
-        </w:tc>
-        <w:tc>
-          <w:tcPr>
-            <w:tcW w:w="372" w:type="pct"/>
-            <w:vMerge/>
-            <w:tcBorders>
-              <w:top w:val="nil"/>
-              <w:left w:val="single" w:sz="8" w:space="0" w:color="B7C9D6"/>
-              <w:bottom w:val="single" w:sz="8" w:space="0" w:color="000000"/>
-              <w:right w:val="nil"/>
-            </w:tcBorders>
-            <w:vAlign w:val="center"/>
-            <w:hideMark/>
-          </w:tcPr>
-          <w:p>
-            <w:pPr>
-              <w:widowControl/>
-              <w:wordWrap/>
-              <w:autoSpaceDE/>
-              <w:autoSpaceDN/>
-              <w:spacing w:after="0" w:line="240" w:lineRule="auto"/>
-              <w:jc w:val="left"/>
-              <w:rPr>
-                <w:rFonts w:ascii="맑은 고딕" w:eastAsia="맑은 고딕" w:hAnsi="맑은 고딕" w:cs="Arial"/>
-                <w:color w:val="000000"/>
-                <w:kern w:val="0"/>
-                <w:sz w:val="12"/>
-                <w:szCs w:val="12"/>
-              </w:rPr>
-            </w:pPr>
-          </w:p>
-        </w:tc>
-        <w:tc>
-          <w:tcPr>
-            <w:tcW w:w="309" w:type="pct"/>
-            <w:vMerge/>
-            <w:tcBorders>
-              <w:top w:val="nil"/>
-              <w:left w:val="single" w:sz="8" w:space="0" w:color="B7C9D6"/>
-              <w:bottom w:val="single" w:sz="8" w:space="0" w:color="000000"/>
-              <w:right w:val="nil"/>
-            </w:tcBorders>
-            <w:vAlign w:val="center"/>
-            <w:hideMark/>
-          </w:tcPr>
-          <w:p>
-            <w:pPr>
-              <w:widowControl/>
-              <w:wordWrap/>
-              <w:autoSpaceDE/>
-              <w:autoSpaceDN/>
-              <w:spacing w:after="0" w:line="240" w:lineRule="auto"/>
-              <w:jc w:val="left"/>
-              <w:rPr>
-                <w:rFonts w:ascii="맑은 고딕" w:eastAsia="맑은 고딕" w:hAnsi="맑은 고딕" w:cs="Arial"/>
-                <w:color w:val="000000"/>
-                <w:kern w:val="0"/>
-                <w:sz w:val="12"/>
-                <w:szCs w:val="12"/>
-              </w:rPr>
-            </w:pPr>
-          </w:p>
-        </w:tc>
-        <w:tc>
-          <w:tcPr>
-            <w:tcW w:w="400" w:type="pct"/>
-            <w:vMerge/>
-            <w:tcBorders>
-              <w:top w:val="nil"/>
-              <w:left w:val="single" w:sz="8" w:space="0" w:color="B7C9D6"/>
-              <w:bottom w:val="single" w:sz="8" w:space="0" w:color="000000"/>
-              <w:right w:val="nil"/>
-            </w:tcBorders>
-            <w:vAlign w:val="center"/>
-            <w:hideMark/>
-          </w:tcPr>
-          <w:p>
-            <w:pPr>
-              <w:widowControl/>
-              <w:wordWrap/>
-              <w:autoSpaceDE/>
-              <w:autoSpaceDN/>
-              <w:spacing w:after="0" w:line="240" w:lineRule="auto"/>
-              <w:jc w:val="left"/>
-              <w:rPr>
-                <w:rFonts w:ascii="맑은 고딕" w:eastAsia="맑은 고딕" w:hAnsi="맑은 고딕" w:cs="Arial"/>
-                <w:color w:val="000000"/>
-                <w:kern w:val="0"/>
-                <w:sz w:val="12"/>
-                <w:szCs w:val="12"/>
-              </w:rPr>
-            </w:pPr>
-          </w:p>
-        </w:tc>
-        <w:tc>
-          <w:tcPr>
-            <w:tcW w:w="280" w:type="pct"/>
-            <w:vMerge/>
-            <w:tcBorders>
-              <w:top w:val="nil"/>
-              <w:left w:val="single" w:sz="8" w:space="0" w:color="B7C9D6"/>
-              <w:bottom w:val="single" w:sz="8" w:space="0" w:color="000000"/>
-              <w:right w:val="single" w:sz="8" w:space="0" w:color="auto"/>
-            </w:tcBorders>
-            <w:vAlign w:val="center"/>
-            <w:hideMark/>
-          </w:tcPr>
-          <w:p>
-            <w:pPr>
-              <w:widowControl/>
-              <w:wordWrap/>
-              <w:autoSpaceDE/>
-              <w:autoSpaceDN/>
-              <w:spacing w:after="0" w:line="240" w:lineRule="auto"/>
-              <w:jc w:val="left"/>
-              <w:rPr>
-                <w:rFonts w:ascii="맑은 고딕" w:eastAsia="맑은 고딕" w:hAnsi="맑은 고딕" w:cs="Arial"/>
-                <w:color w:val="000000"/>
-                <w:kern w:val="0"/>
-                <w:sz w:val="12"/>
-                <w:szCs w:val="12"/>
-              </w:rPr>
-            </w:pPr>
-          </w:p>
-        </w:tc>
-        <w:tc>
-          <w:tcPr>
-            <w:tcW w:w="64" w:type="pct"/>
-            <w:tcBorders>
-              <w:top w:val="nil"/>
-              <w:left w:val="nil"/>
-              <w:bottom w:val="nil"/>
-              <w:right w:val="nil"/>
-            </w:tcBorders>
-            <w:shd w:val="clear" w:color="auto" w:fill="auto"/>
-            <w:noWrap/>
-            <w:vAlign w:val="bottom"/>
-            <w:hideMark/>
-          </w:tcPr>
-          <w:p>
-            <w:pPr>
-              <w:widowControl/>
-              <w:wordWrap/>
-              <w:autoSpaceDE/>
-              <w:autoSpaceDN/>
-              <w:spacing w:after="0" w:line="240" w:lineRule="auto"/>
-              <w:jc w:val="center"/>
-              <w:rPr>
-                <w:rFonts w:ascii="맑은 고딕" w:eastAsia="맑은 고딕" w:hAnsi="맑은 고딕" w:cs="Arial"/>
-                <w:color w:val="000000"/>
-                <w:kern w:val="0"/>
-                <w:sz w:val="12"/>
-                <w:szCs w:val="12"/>
-              </w:rPr>
-            </w:pPr>
-          </w:p>
-        </w:tc>
-      </w:tr>
-      <w:tr>
-        <w:trPr>
-          <w:trHeight w:val="315"/>
-        </w:trPr>
-        <w:tc>
-          <w:tcPr>
-            <w:tcW w:w="234" w:type="pct"/>
-            <w:vMerge w:val="restart"/>
-            <w:tcBorders>
-              <w:top w:val="nil"/>
-              <w:bottom w:val="single" w:sz="8" w:space="0" w:color="000000"/>
-              <w:right w:val="single" w:sz="8" w:space="0" w:color="B7C9D6"/>
-            </w:tcBorders>
-            <w:shd w:val="clear" w:color="000000" w:fill="F7FAFC"/>
-            <w:vAlign w:val="center"/>
-            <w:hideMark/>
-          </w:tcPr>
-          <w:p>
-            <w:pPr>
-              <w:widowControl/>
-              <w:wordWrap/>
-              <w:autoSpaceDE/>
-              <w:autoSpaceDN/>
-              <w:spacing w:after="0" w:line="240" w:lineRule="auto"/>
-              <w:jc w:val="center"/>
-              <w:rPr>
-                <w:rFonts w:ascii="맑은 고딕" w:eastAsia="맑은 고딕" w:hAnsi="맑은 고딕" w:cs="Arial"/>
-                <w:color w:val="000000"/>
-                <w:kern w:val="0"/>
-                <w:sz w:val="12"/>
-                <w:szCs w:val="12"/>
-              </w:rPr>
-            </w:pPr>
-            <w:r>
-              <w:rPr>
-                <w:rFonts w:ascii="맑은 고딕" w:eastAsia="맑은 고딕" w:hAnsi="맑은 고딕" w:cs="Arial"/>
-                <w:color w:val="000000"/>
-                <w:kern w:val="0"/>
-                <w:sz w:val="12"/>
-                <w:szCs w:val="12"/>
-              </w:rPr>
-              <w:t>소방안전</w:t>
-            </w:r>
-          </w:p>
-        </w:tc>
-        <w:tc>
-          <w:tcPr>
-            <w:tcW w:w="309" w:type="pct"/>
-            <w:vMerge w:val="restart"/>
-            <w:tcBorders>
-              <w:top w:val="nil"/>
-              <w:left w:val="single" w:sz="8" w:space="0" w:color="B7C9D6"/>
-              <w:bottom w:val="single" w:sz="8" w:space="0" w:color="000000"/>
-              <w:right w:val="single" w:sz="8" w:space="0" w:color="B7C9D6"/>
-            </w:tcBorders>
-            <w:shd w:val="clear" w:color="000000" w:fill="F7FAFC"/>
-            <w:vAlign w:val="center"/>
-            <w:hideMark/>
-          </w:tcPr>
-          <w:p>
-            <w:pPr>
-              <w:widowControl/>
-              <w:wordWrap/>
-              <w:autoSpaceDE/>
-              <w:autoSpaceDN/>
-              <w:spacing w:after="0" w:line="240" w:lineRule="auto"/>
-              <w:jc w:val="center"/>
-              <w:rPr>
-                <w:rFonts w:ascii="맑은 고딕" w:eastAsia="맑은 고딕" w:hAnsi="맑은 고딕" w:cs="Arial"/>
-                <w:color w:val="000000"/>
-                <w:kern w:val="0"/>
-                <w:sz w:val="12"/>
-                <w:szCs w:val="12"/>
-              </w:rPr>
-            </w:pPr>
-            <w:r>
-              <w:rPr>
-                <w:rFonts w:ascii="맑은 고딕" w:eastAsia="맑은 고딕" w:hAnsi="맑은 고딕" w:cs="Arial"/>
-                <w:color w:val="000000"/>
-                <w:kern w:val="0"/>
-                <w:sz w:val="12"/>
-                <w:szCs w:val="12"/>
-              </w:rPr>
-              <w:t>중</w:t>
-            </w:r>
-          </w:p>
-        </w:tc>
-        <w:tc>
-          <w:tcPr>
-            <w:tcW w:w="309" w:type="pct"/>
-            <w:vMerge w:val="restart"/>
-            <w:tcBorders>
-              <w:top w:val="nil"/>
-              <w:left w:val="single" w:sz="8" w:space="0" w:color="B7C9D6"/>
-              <w:bottom w:val="single" w:sz="8" w:space="0" w:color="000000"/>
-              <w:right w:val="single" w:sz="8" w:space="0" w:color="B7C9D6"/>
-            </w:tcBorders>
-            <w:shd w:val="clear" w:color="000000" w:fill="F7FAFC"/>
-            <w:vAlign w:val="center"/>
-            <w:hideMark/>
-          </w:tcPr>
-          <w:p>
-            <w:pPr>
-              <w:widowControl/>
-              <w:wordWrap/>
-              <w:autoSpaceDE/>
-              <w:autoSpaceDN/>
-              <w:spacing w:after="0" w:line="240" w:lineRule="auto"/>
-              <w:jc w:val="center"/>
-              <w:rPr>
-                <w:rFonts w:ascii="맑은 고딕" w:eastAsia="맑은 고딕" w:hAnsi="맑은 고딕" w:cs="Arial"/>
-                <w:color w:val="000000"/>
-                <w:kern w:val="0"/>
-                <w:sz w:val="12"/>
-                <w:szCs w:val="12"/>
-              </w:rPr>
-            </w:pPr>
-            <w:r>
-              <w:rPr>
-                <w:rFonts w:ascii="맑은 고딕" w:eastAsia="맑은 고딕" w:hAnsi="맑은 고딕" w:cs="Arial"/>
-                <w:color w:val="000000"/>
-                <w:kern w:val="0"/>
-                <w:sz w:val="12"/>
-                <w:szCs w:val="12"/>
-              </w:rPr>
-              <w:t>현수님</w:t>
-            </w:r>
-          </w:p>
-        </w:tc>
-        <w:tc>
-          <w:tcPr>
-            <w:tcW w:w="309" w:type="pct"/>
-            <w:vMerge w:val="restart"/>
-            <w:tcBorders>
-              <w:top w:val="nil"/>
-              <w:left w:val="single" w:sz="8" w:space="0" w:color="B7C9D6"/>
-              <w:bottom w:val="single" w:sz="8" w:space="0" w:color="000000"/>
-              <w:right w:val="single" w:sz="8" w:space="0" w:color="B7C9D6"/>
-            </w:tcBorders>
-            <w:shd w:val="clear" w:color="000000" w:fill="F7FAFC"/>
-            <w:vAlign w:val="center"/>
-            <w:hideMark/>
-          </w:tcPr>
-          <w:p>
-            <w:pPr>
-              <w:widowControl/>
-              <w:wordWrap/>
-              <w:autoSpaceDE/>
-              <w:autoSpaceDN/>
-              <w:spacing w:after="0" w:line="240" w:lineRule="auto"/>
-              <w:jc w:val="center"/>
-              <w:rPr>
-                <w:rFonts w:ascii="맑은 고딕" w:eastAsia="맑은 고딕" w:hAnsi="맑은 고딕" w:cs="Arial"/>
-                <w:b/>
-                <w:bCs/>
-                <w:color w:val="000000"/>
-                <w:kern w:val="0"/>
-                <w:sz w:val="12"/>
-                <w:szCs w:val="12"/>
-              </w:rPr>
-            </w:pPr>
-            <w:r>
-              <w:rPr>
-                <w:rFonts w:ascii="맑은 고딕" w:eastAsia="맑은 고딕" w:hAnsi="맑은 고딕" w:cs="Arial"/>
-                <w:b/>
-                <w:bCs/>
-                <w:color w:val="000000"/>
-                <w:kern w:val="0"/>
-                <w:sz w:val="12"/>
-                <w:szCs w:val="12"/>
-              </w:rPr>
-            </w:r>
-          </w:p>
-        </w:tc>
-        <w:tc>
-          <w:tcPr>
-            <w:tcW w:w="309" w:type="pct"/>
-            <w:vMerge w:val="restart"/>
-            <w:tcBorders>
-              <w:top w:val="nil"/>
-              <w:left w:val="single" w:sz="8" w:space="0" w:color="B7C9D6"/>
-              <w:bottom w:val="single" w:sz="8" w:space="0" w:color="000000"/>
-              <w:right w:val="single" w:sz="8" w:space="0" w:color="B7C9D6"/>
-            </w:tcBorders>
-            <w:shd w:val="clear" w:color="000000" w:fill="F7FAFC"/>
-            <w:vAlign w:val="center"/>
-            <w:hideMark/>
-          </w:tcPr>
-          <w:p>
-            <w:pPr>
-              <w:widowControl/>
-              <w:wordWrap/>
-              <w:autoSpaceDE/>
-              <w:autoSpaceDN/>
-              <w:spacing w:after="0" w:line="240" w:lineRule="auto"/>
-              <w:jc w:val="center"/>
-              <w:rPr>
-                <w:rFonts w:ascii="맑은 고딕" w:eastAsia="맑은 고딕" w:hAnsi="맑은 고딕" w:cs="Arial"/>
-                <w:b/>
-                <w:bCs/>
-                <w:color w:val="000000"/>
-                <w:kern w:val="0"/>
-                <w:sz w:val="12"/>
-                <w:szCs w:val="12"/>
-              </w:rPr>
-            </w:pPr>
-            <w:r>
-              <w:rPr>
-                <w:rFonts w:ascii="맑은 고딕" w:eastAsia="맑은 고딕" w:hAnsi="맑은 고딕" w:cs="Arial"/>
-                <w:b/>
-                <w:bCs/>
-                <w:color w:val="000000"/>
-                <w:kern w:val="0"/>
-                <w:sz w:val="12"/>
-                <w:szCs w:val="12"/>
-              </w:rPr>
-            </w:r>
-          </w:p>
-        </w:tc>
-        <w:tc>
-          <w:tcPr>
-            <w:tcW w:w="311" w:type="pct"/>
-            <w:vMerge w:val="restart"/>
-            <w:tcBorders>
-              <w:top w:val="nil"/>
-              <w:left w:val="single" w:sz="8" w:space="0" w:color="B7C9D6"/>
-              <w:bottom w:val="single" w:sz="8" w:space="0" w:color="000000"/>
-              <w:right w:val="single" w:sz="8" w:space="0" w:color="B7C9D6"/>
-            </w:tcBorders>
-            <w:shd w:val="clear" w:color="000000" w:fill="F7FAFC"/>
-            <w:vAlign w:val="center"/>
-            <w:hideMark/>
-          </w:tcPr>
-          <w:p>
-            <w:pPr>
-              <w:widowControl/>
-              <w:wordWrap/>
-              <w:autoSpaceDE/>
-              <w:autoSpaceDN/>
-              <w:spacing w:after="0" w:line="240" w:lineRule="auto"/>
-              <w:jc w:val="center"/>
-              <w:rPr>
-                <w:rFonts w:ascii="맑은 고딕" w:eastAsia="맑은 고딕" w:hAnsi="맑은 고딕" w:cs="Arial"/>
-                <w:b/>
-                <w:bCs/>
-                <w:color w:val="000000"/>
-                <w:kern w:val="0"/>
-                <w:sz w:val="12"/>
-                <w:szCs w:val="12"/>
-              </w:rPr>
-            </w:pPr>
-            <w:r>
-              <w:rPr>
-                <w:rFonts w:ascii="맑은 고딕" w:eastAsia="맑은 고딕" w:hAnsi="맑은 고딕" w:cs="Arial"/>
-                <w:b/>
-                <w:bCs/>
-                <w:color w:val="000000"/>
-                <w:kern w:val="0"/>
-                <w:sz w:val="12"/>
-                <w:szCs w:val="12"/>
-              </w:rPr>
-            </w:r>
-          </w:p>
-        </w:tc>
-        <w:tc>
-          <w:tcPr>
-            <w:tcW w:w="309" w:type="pct"/>
-            <w:vMerge w:val="restart"/>
-            <w:tcBorders>
-              <w:top w:val="nil"/>
-              <w:left w:val="single" w:sz="8" w:space="0" w:color="B7C9D6"/>
-              <w:bottom w:val="single" w:sz="8" w:space="0" w:color="000000"/>
-              <w:right w:val="single" w:sz="8" w:space="0" w:color="B7C9D6"/>
-            </w:tcBorders>
-            <w:shd w:val="clear" w:color="000000" w:fill="F7FAFC"/>
-            <w:vAlign w:val="center"/>
-            <w:hideMark/>
-          </w:tcPr>
-          <w:p>
-            <w:pPr>
-              <w:widowControl/>
-              <w:wordWrap/>
-              <w:autoSpaceDE/>
-              <w:autoSpaceDN/>
-              <w:spacing w:after="0" w:line="240" w:lineRule="auto"/>
-              <w:jc w:val="center"/>
-              <w:rPr>
-                <w:rFonts w:ascii="맑은 고딕" w:eastAsia="맑은 고딕" w:hAnsi="맑은 고딕" w:cs="Arial"/>
-                <w:b/>
-                <w:bCs/>
-                <w:color w:val="000000"/>
-                <w:kern w:val="0"/>
-                <w:sz w:val="12"/>
-                <w:szCs w:val="12"/>
-              </w:rPr>
-            </w:pPr>
-            <w:r>
-              <w:rPr>
-                <w:rFonts w:ascii="맑은 고딕" w:eastAsia="맑은 고딕" w:hAnsi="맑은 고딕" w:cs="Arial"/>
-                <w:b/>
-                <w:bCs/>
-                <w:color w:val="000000"/>
-                <w:kern w:val="0"/>
-                <w:sz w:val="12"/>
-                <w:szCs w:val="12"/>
-              </w:rPr>
-            </w:r>
-          </w:p>
-        </w:tc>
-        <w:tc>
-          <w:tcPr>
-            <w:tcW w:w="310" w:type="pct"/>
-            <w:vMerge w:val="restart"/>
-            <w:tcBorders>
-              <w:top w:val="nil"/>
-              <w:left w:val="single" w:sz="8" w:space="0" w:color="B7C9D6"/>
-              <w:bottom w:val="single" w:sz="8" w:space="0" w:color="000000"/>
-              <w:right w:val="single" w:sz="8" w:space="0" w:color="B7C9D6"/>
             </w:tcBorders>
             <w:shd w:val="clear" w:color="000000" w:fill="F7FAFC"/>
             <w:vAlign w:val="center"/>
@@ -23122,266 +22123,6 @@
         </w:tc>
         <w:tc>
           <w:tcPr>
-            <w:tcW w:w="309" w:type="pct"/>
-            <w:vMerge w:val="restart"/>
-            <w:tcBorders>
-              <w:top w:val="nil"/>
-              <w:left w:val="single" w:sz="8" w:space="0" w:color="B7C9D6"/>
-              <w:bottom w:val="single" w:sz="8" w:space="0" w:color="000000"/>
-              <w:right w:val="single" w:sz="8" w:space="0" w:color="B7C9D6"/>
-            </w:tcBorders>
-            <w:shd w:val="clear" w:color="000000" w:fill="F7FAFC"/>
-            <w:vAlign w:val="center"/>
-            <w:hideMark/>
-          </w:tcPr>
-          <w:p>
-            <w:pPr>
-              <w:widowControl/>
-              <w:wordWrap/>
-              <w:autoSpaceDE/>
-              <w:autoSpaceDN/>
-              <w:spacing w:after="0" w:line="240" w:lineRule="auto"/>
-              <w:jc w:val="center"/>
-              <w:rPr>
-                <w:rFonts w:ascii="맑은 고딕" w:eastAsia="맑은 고딕" w:hAnsi="맑은 고딕" w:cs="Arial"/>
-                <w:b/>
-                <w:bCs/>
-                <w:color w:val="FFFFFF"/>
-                <w:kern w:val="0"/>
-                <w:sz w:val="12"/>
-                <w:szCs w:val="12"/>
-              </w:rPr>
-            </w:pPr>
-            <w:r>
-              <w:rPr>
-                <w:rFonts w:ascii="맑은 고딕" w:eastAsia="맑은 고딕" w:hAnsi="맑은 고딕" w:cs="Arial"/>
-                <w:b/>
-                <w:bCs/>
-                <w:color w:val="FFFFFF"/>
-                <w:kern w:val="0"/>
-                <w:sz w:val="12"/>
-                <w:szCs w:val="12"/>
-              </w:rPr>
-              <w:t>리포트 이상 현상</w:t>
-            </w:r>
-          </w:p>
-        </w:tc>
-        <w:tc>
-          <w:tcPr>
-            <w:tcW w:w="311" w:type="pct"/>
-            <w:vMerge w:val="restart"/>
-            <w:tcBorders>
-              <w:top w:val="nil"/>
-              <w:left w:val="single" w:sz="8" w:space="0" w:color="B7C9D6"/>
-              <w:bottom w:val="single" w:sz="8" w:space="0" w:color="000000"/>
-              <w:right w:val="single" w:sz="8" w:space="0" w:color="B7C9D6"/>
-            </w:tcBorders>
-            <w:shd w:val="clear" w:color="000000" w:fill="F7FAFC"/>
-            <w:vAlign w:val="center"/>
-            <w:hideMark/>
-          </w:tcPr>
-          <w:p>
-            <w:pPr>
-              <w:widowControl/>
-              <w:wordWrap/>
-              <w:autoSpaceDE/>
-              <w:autoSpaceDN/>
-              <w:spacing w:after="0" w:line="240" w:lineRule="auto"/>
-              <w:jc w:val="center"/>
-              <w:rPr>
-                <w:rFonts w:ascii="맑은 고딕" w:eastAsia="맑은 고딕" w:hAnsi="맑은 고딕" w:cs="Arial"/>
-                <w:color w:val="000000"/>
-                <w:kern w:val="0"/>
-                <w:sz w:val="12"/>
-                <w:szCs w:val="12"/>
-              </w:rPr>
-            </w:pPr>
-            <w:r>
-              <w:rPr>
-                <w:rFonts w:ascii="맑은 고딕" w:eastAsia="맑은 고딕" w:hAnsi="맑은 고딕" w:cs="Arial"/>
-                <w:color w:val="000000"/>
-                <w:kern w:val="0"/>
-                <w:sz w:val="12"/>
-                <w:szCs w:val="12"/>
-              </w:rPr>
-              <w:t>지원 요청</w:t>
-            </w:r>
-          </w:p>
-        </w:tc>
-        <w:tc>
-          <w:tcPr>
-            <w:tcW w:w="309" w:type="pct"/>
-            <w:vMerge w:val="restart"/>
-            <w:tcBorders>
-              <w:top w:val="nil"/>
-              <w:left w:val="single" w:sz="8" w:space="0" w:color="B7C9D6"/>
-              <w:bottom w:val="single" w:sz="8" w:space="0" w:color="000000"/>
-              <w:right w:val="single" w:sz="8" w:space="0" w:color="B7C9D6"/>
-            </w:tcBorders>
-            <w:shd w:val="clear" w:color="000000" w:fill="F7FAFC"/>
-            <w:vAlign w:val="center"/>
-            <w:hideMark/>
-          </w:tcPr>
-          <w:p>
-            <w:pPr>
-              <w:widowControl/>
-              <w:wordWrap/>
-              <w:autoSpaceDE/>
-              <w:autoSpaceDN/>
-              <w:spacing w:after="0" w:line="240" w:lineRule="auto"/>
-              <w:jc w:val="center"/>
-              <w:rPr>
-                <w:rFonts w:ascii="맑은 고딕" w:eastAsia="맑은 고딕" w:hAnsi="맑은 고딕" w:cs="Arial"/>
-                <w:b/>
-                <w:bCs/>
-                <w:color w:val="000000"/>
-                <w:kern w:val="0"/>
-                <w:sz w:val="12"/>
-                <w:szCs w:val="12"/>
-              </w:rPr>
-            </w:pPr>
-            <w:r>
-              <w:rPr>
-                <w:rFonts w:ascii="맑은 고딕" w:eastAsia="맑은 고딕" w:hAnsi="맑은 고딕" w:cs="Arial"/>
-                <w:b/>
-                <w:bCs/>
-                <w:color w:val="000000"/>
-                <w:kern w:val="0"/>
-                <w:sz w:val="12"/>
-                <w:szCs w:val="12"/>
-              </w:rPr>
-              <w:t>2026-08-05 16:27:01</w:t>
-            </w:r>
-          </w:p>
-        </w:tc>
-        <w:tc>
-          <w:tcPr>
-            <w:tcW w:w="246" w:type="pct"/>
-            <w:vMerge w:val="restart"/>
-            <w:tcBorders>
-              <w:top w:val="nil"/>
-              <w:left w:val="single" w:sz="8" w:space="0" w:color="B7C9D6"/>
-              <w:bottom w:val="single" w:sz="8" w:space="0" w:color="000000"/>
-              <w:right w:val="single" w:sz="8" w:space="0" w:color="B7C9D6"/>
-            </w:tcBorders>
-            <w:shd w:val="clear" w:color="000000" w:fill="F7FAFC"/>
-            <w:vAlign w:val="center"/>
-            <w:hideMark/>
-          </w:tcPr>
-          <w:p>
-            <w:pPr>
-              <w:widowControl/>
-              <w:wordWrap/>
-              <w:autoSpaceDE/>
-              <w:autoSpaceDN/>
-              <w:spacing w:after="0" w:line="240" w:lineRule="auto"/>
-              <w:jc w:val="center"/>
-              <w:rPr>
-                <w:rFonts w:ascii="맑은 고딕" w:eastAsia="맑은 고딕" w:hAnsi="맑은 고딕" w:cs="Arial"/>
-                <w:color w:val="000000"/>
-                <w:kern w:val="0"/>
-                <w:sz w:val="12"/>
-                <w:szCs w:val="12"/>
-              </w:rPr>
-            </w:pPr>
-            <w:r>
-              <w:rPr>
-                <w:rFonts w:ascii="맑은 고딕" w:eastAsia="맑은 고딕" w:hAnsi="맑은 고딕" w:cs="Arial"/>
-                <w:color w:val="000000"/>
-                <w:kern w:val="0"/>
-                <w:sz w:val="12"/>
-                <w:szCs w:val="12"/>
-              </w:rPr>
-              <w:t>작업자24</w:t>
-            </w:r>
-          </w:p>
-        </w:tc>
-        <w:tc>
-          <w:tcPr>
-            <w:tcW w:w="372" w:type="pct"/>
-            <w:vMerge w:val="restart"/>
-            <w:tcBorders>
-              <w:top w:val="nil"/>
-              <w:left w:val="single" w:sz="8" w:space="0" w:color="B7C9D6"/>
-              <w:bottom w:val="single" w:sz="8" w:space="0" w:color="000000"/>
-              <w:right w:val="nil"/>
-            </w:tcBorders>
-            <w:shd w:val="clear" w:color="000000" w:fill="F7FAFC"/>
-            <w:vAlign w:val="center"/>
-            <w:hideMark/>
-          </w:tcPr>
-          <w:p>
-            <w:pPr>
-              <w:widowControl/>
-              <w:wordWrap/>
-              <w:autoSpaceDE/>
-              <w:autoSpaceDN/>
-              <w:spacing w:after="0" w:line="240" w:lineRule="auto"/>
-              <w:jc w:val="center"/>
-              <w:rPr>
-                <w:rFonts w:ascii="맑은 고딕" w:eastAsia="맑은 고딕" w:hAnsi="맑은 고딕" w:cs="Arial"/>
-                <w:color w:val="000000"/>
-                <w:kern w:val="0"/>
-                <w:sz w:val="12"/>
-                <w:szCs w:val="12"/>
-              </w:rPr>
-            </w:pPr>
-            <w:r>
-              <w:rPr>
-                <w:rFonts w:ascii="맑은 고딕" w:eastAsia="맑은 고딕" w:hAnsi="맑은 고딕" w:cs="Arial"/>
-                <w:color w:val="000000"/>
-                <w:kern w:val="0"/>
-                <w:sz w:val="12"/>
-                <w:szCs w:val="12"/>
-              </w:rPr>
-              <w:t>문제를 해결했다.</w:t>
-            </w:r>
-          </w:p>
-        </w:tc>
-        <w:tc>
-          <w:tcPr>
-            <w:tcW w:w="309" w:type="pct"/>
-            <w:vMerge w:val="restart"/>
-            <w:tcBorders>
-              <w:top w:val="nil"/>
-              <w:left w:val="single" w:sz="8" w:space="0" w:color="B7C9D6"/>
-              <w:bottom w:val="single" w:sz="8" w:space="0" w:color="000000"/>
-              <w:right w:val="nil"/>
-            </w:tcBorders>
-            <w:shd w:val="clear" w:color="000000" w:fill="F7FAFC"/>
-            <w:vAlign w:val="center"/>
-            <w:hideMark/>
-          </w:tcPr>
-          <w:p>
-            <w:pPr>
-              <w:widowControl/>
-              <w:wordWrap/>
-              <w:autoSpaceDE/>
-              <w:autoSpaceDN/>
-              <w:spacing w:after="0" w:line="240" w:lineRule="auto"/>
-              <w:jc w:val="center"/>
-              <w:rPr>
-                <w:rFonts w:ascii="맑은 고딕" w:eastAsia="맑은 고딕" w:hAnsi="맑은 고딕" w:cs="Arial"/>
-                <w:color w:val="000000"/>
-                <w:kern w:val="0"/>
-                <w:sz w:val="12"/>
-                <w:szCs w:val="12"/>
-              </w:rPr>
-            </w:pPr>
-            <w:r>
-              <w:rPr>
-                <w:rFonts w:ascii="맑은 고딕" w:eastAsia="맑은 고딕" w:hAnsi="맑은 고딕" w:cs="Arial"/>
-                <w:color w:val="000000"/>
-                <w:kern w:val="0"/>
-                <w:sz w:val="12"/>
-                <w:szCs w:val="12"/>
-              </w:rPr>
-              <w:t>/static/uploads/action_history_45_20260805162700961975_0b300863.png</w:t>
-            </w:r>
-          </w:p>
-        </w:tc>
-        <w:tc>
-          <w:tcPr>
             <w:tcW w:w="400" w:type="pct"/>
             <w:vMerge w:val="restart"/>
             <w:tcBorders>
@@ -24111,7 +22852,7 @@
                 <w:sz w:val="12"/>
                 <w:szCs w:val="12"/>
               </w:rPr>
-              <w:t>하</w:t>
+              <w:t>중</w:t>
             </w:r>
           </w:p>
         </w:tc>
@@ -24153,7 +22894,7 @@
                 <w:sz w:val="12"/>
                 <w:szCs w:val="12"/>
               </w:rPr>
-              <w:t>소화기 위치 확인</w:t>
+              <w:t>현수님</w:t>
             </w:r>
           </w:p>
         </w:tc>
@@ -24375,6 +23116,38 @@
                 <w:sz w:val="12"/>
                 <w:szCs w:val="12"/>
               </w:rPr>
+              <w:drawing>
+                <wp:inline xmlns:a="http://schemas.openxmlformats.org/drawingml/2006/main" xmlns:pic="http://schemas.openxmlformats.org/drawingml/2006/picture">
+                  <wp:extent cx="1143000" cy="1143000"/>
+                  <wp:docPr id="2" name="Picture 2"/>
+                  <wp:cNvGraphicFramePr>
+                    <a:graphicFrameLocks noChangeAspect="1"/>
+                  </wp:cNvGraphicFramePr>
+                  <a:graphic>
+                    <a:graphicData uri="http://schemas.openxmlformats.org/drawingml/2006/picture">
+                      <pic:pic>
+                        <pic:nvPicPr>
+                          <pic:cNvPr id="0" name="image.png"/>
+                          <pic:cNvPicPr/>
+                        </pic:nvPicPr>
+                        <pic:blipFill>
+                          <a:blip r:embed="rId8"/>
+                          <a:stretch>
+                            <a:fillRect/>
+                          </a:stretch>
+                        </pic:blipFill>
+                        <pic:spPr>
+                          <a:xfrm>
+                            <a:off x="0" y="0"/>
+                            <a:ext cx="1143000" cy="1143000"/>
+                          </a:xfrm>
+                          <a:prstGeom prst="rect"/>
+                        </pic:spPr>
+                      </pic:pic>
+                    </a:graphicData>
+                  </a:graphic>
+                </wp:inline>
+              </w:drawing>
             </w:r>
           </w:p>
         </w:tc>
@@ -24420,7 +23193,7 @@
                 <w:sz w:val="12"/>
                 <w:szCs w:val="12"/>
               </w:rPr>
-              <w:t>소화기 위치 확인</w:t>
+              <w:t>리포트 이상 현상</w:t>
             </w:r>
           </w:p>
         </w:tc>
@@ -24462,7 +23235,7 @@
                 <w:sz w:val="12"/>
                 <w:szCs w:val="12"/>
               </w:rPr>
-              <w:t>A동</w:t>
+              <w:t>지원 요청</w:t>
             </w:r>
           </w:p>
         </w:tc>
@@ -24508,7 +23281,7 @@
                 <w:sz w:val="12"/>
                 <w:szCs w:val="12"/>
               </w:rPr>
-              <w:t>2026-08-10 10:19:23</w:t>
+              <w:t>2026-08-05 16:27:01</w:t>
             </w:r>
           </w:p>
         </w:tc>
@@ -24550,7 +23323,7 @@
                 <w:sz w:val="12"/>
                 <w:szCs w:val="12"/>
               </w:rPr>
-              <w:t>작업자10</w:t>
+              <w:t>작업자24</w:t>
             </w:r>
           </w:p>
         </w:tc>
@@ -24592,7 +23365,1296 @@
                 <w:sz w:val="12"/>
                 <w:szCs w:val="12"/>
               </w:rPr>
-              <w:t>소화기를 재배치했다.</w:t>
+              <w:t>문제를 해결했다.</w:t>
+            </w:r>
+          </w:p>
+        </w:tc>
+        <w:tc>
+          <w:tcPr>
+            <w:tcW w:w="309" w:type="pct"/>
+            <w:vMerge w:val="restart"/>
+            <w:tcBorders>
+              <w:top w:val="nil"/>
+              <w:left w:val="single" w:sz="8" w:space="0" w:color="B7C9D6"/>
+              <w:bottom w:val="single" w:sz="8" w:space="0" w:color="000000"/>
+              <w:right w:val="nil"/>
+            </w:tcBorders>
+            <w:shd w:val="clear" w:color="000000" w:fill="F7FAFC"/>
+            <w:vAlign w:val="center"/>
+            <w:hideMark/>
+          </w:tcPr>
+          <w:p>
+            <w:pPr>
+              <w:widowControl/>
+              <w:wordWrap/>
+              <w:autoSpaceDE/>
+              <w:autoSpaceDN/>
+              <w:spacing w:after="0" w:line="240" w:lineRule="auto"/>
+              <w:jc w:val="center"/>
+              <w:rPr>
+                <w:rFonts w:ascii="맑은 고딕" w:eastAsia="맑은 고딕" w:hAnsi="맑은 고딕" w:cs="Arial"/>
+                <w:color w:val="000000"/>
+                <w:kern w:val="0"/>
+                <w:sz w:val="12"/>
+                <w:szCs w:val="12"/>
+              </w:rPr>
+            </w:pPr>
+            <w:r>
+              <w:rPr>
+                <w:rFonts w:ascii="맑은 고딕" w:eastAsia="맑은 고딕" w:hAnsi="맑은 고딕" w:cs="Arial"/>
+                <w:color w:val="000000"/>
+                <w:kern w:val="0"/>
+                <w:sz w:val="12"/>
+                <w:szCs w:val="12"/>
+              </w:rPr>
+              <w:drawing>
+                <wp:inline xmlns:a="http://schemas.openxmlformats.org/drawingml/2006/main" xmlns:pic="http://schemas.openxmlformats.org/drawingml/2006/picture">
+                  <wp:extent cx="1143000" cy="933718"/>
+                  <wp:docPr id="3" name="Picture 3"/>
+                  <wp:cNvGraphicFramePr>
+                    <a:graphicFrameLocks noChangeAspect="1"/>
+                  </wp:cNvGraphicFramePr>
+                  <a:graphic>
+                    <a:graphicData uri="http://schemas.openxmlformats.org/drawingml/2006/picture">
+                      <pic:pic>
+                        <pic:nvPicPr>
+                          <pic:cNvPr id="0" name="image.png"/>
+                          <pic:cNvPicPr/>
+                        </pic:nvPicPr>
+                        <pic:blipFill>
+                          <a:blip r:embed="rId9"/>
+                          <a:stretch>
+                            <a:fillRect/>
+                          </a:stretch>
+                        </pic:blipFill>
+                        <pic:spPr>
+                          <a:xfrm>
+                            <a:off x="0" y="0"/>
+                            <a:ext cx="1143000" cy="933718"/>
+                          </a:xfrm>
+                          <a:prstGeom prst="rect"/>
+                        </pic:spPr>
+                      </pic:pic>
+                    </a:graphicData>
+                  </a:graphic>
+                </wp:inline>
+              </w:drawing>
+            </w:r>
+          </w:p>
+        </w:tc>
+        <w:tc>
+          <w:tcPr>
+            <w:tcW w:w="400" w:type="pct"/>
+            <w:vMerge w:val="restart"/>
+            <w:tcBorders>
+              <w:top w:val="nil"/>
+              <w:left w:val="single" w:sz="8" w:space="0" w:color="B7C9D6"/>
+              <w:bottom w:val="single" w:sz="8" w:space="0" w:color="000000"/>
+              <w:right w:val="nil"/>
+            </w:tcBorders>
+            <w:shd w:val="clear" w:color="000000" w:fill="F7FAFC"/>
+            <w:vAlign w:val="center"/>
+            <w:hideMark/>
+          </w:tcPr>
+          <w:p>
+            <w:pPr>
+              <w:widowControl/>
+              <w:wordWrap/>
+              <w:autoSpaceDE/>
+              <w:autoSpaceDN/>
+              <w:spacing w:after="0" w:line="240" w:lineRule="auto"/>
+              <w:jc w:val="center"/>
+              <w:rPr>
+                <w:rFonts w:ascii="맑은 고딕" w:eastAsia="맑은 고딕" w:hAnsi="맑은 고딕" w:cs="Arial"/>
+                <w:color w:val="000000"/>
+                <w:kern w:val="0"/>
+                <w:sz w:val="12"/>
+                <w:szCs w:val="12"/>
+              </w:rPr>
+            </w:pPr>
+            <w:r>
+              <w:rPr>
+                <w:rFonts w:ascii="맑은 고딕" w:eastAsia="맑은 고딕" w:hAnsi="맑은 고딕" w:cs="Arial"/>
+                <w:color w:val="000000"/>
+                <w:kern w:val="0"/>
+                <w:sz w:val="12"/>
+                <w:szCs w:val="12"/>
+              </w:rPr>
+              <w:t>판교관리자</w:t>
+            </w:r>
+          </w:p>
+        </w:tc>
+        <w:tc>
+          <w:tcPr>
+            <w:tcW w:w="280" w:type="pct"/>
+            <w:vMerge w:val="restart"/>
+            <w:tcBorders>
+              <w:top w:val="nil"/>
+              <w:left w:val="single" w:sz="8" w:space="0" w:color="B7C9D6"/>
+              <w:bottom w:val="single" w:sz="8" w:space="0" w:color="000000"/>
+              <w:right w:val="single" w:sz="8" w:space="0" w:color="auto"/>
+            </w:tcBorders>
+            <w:shd w:val="clear" w:color="000000" w:fill="F7FAFC"/>
+            <w:vAlign w:val="center"/>
+            <w:hideMark/>
+          </w:tcPr>
+          <w:p>
+            <w:pPr>
+              <w:widowControl/>
+              <w:wordWrap/>
+              <w:autoSpaceDE/>
+              <w:autoSpaceDN/>
+              <w:spacing w:after="0" w:line="240" w:lineRule="auto"/>
+              <w:jc w:val="center"/>
+              <w:rPr>
+                <w:rFonts w:ascii="맑은 고딕" w:eastAsia="맑은 고딕" w:hAnsi="맑은 고딕" w:cs="Arial"/>
+                <w:color w:val="000000"/>
+                <w:kern w:val="0"/>
+                <w:sz w:val="12"/>
+                <w:szCs w:val="12"/>
+              </w:rPr>
+            </w:pPr>
+            <w:r>
+              <w:rPr>
+                <w:rFonts w:ascii="맑은 고딕" w:eastAsia="맑은 고딕" w:hAnsi="맑은 고딕" w:cs="Arial"/>
+                <w:color w:val="000000"/>
+                <w:kern w:val="0"/>
+                <w:sz w:val="12"/>
+                <w:szCs w:val="12"/>
+              </w:rPr>
+              <w:t>게시판</w:t>
+            </w:r>
+          </w:p>
+        </w:tc>
+        <w:tc>
+          <w:tcPr>
+            <w:tcW w:w="64" w:type="pct"/>
+            <w:vAlign w:val="center"/>
+            <w:hideMark/>
+          </w:tcPr>
+          <w:p>
+            <w:pPr>
+              <w:widowControl/>
+              <w:wordWrap/>
+              <w:autoSpaceDE/>
+              <w:autoSpaceDN/>
+              <w:spacing w:after="0" w:line="240" w:lineRule="auto"/>
+              <w:jc w:val="left"/>
+              <w:rPr>
+                <w:rFonts w:ascii="Times New Roman" w:eastAsia="Times New Roman" w:hAnsi="Times New Roman" w:cs="Times New Roman"/>
+                <w:kern w:val="0"/>
+                <w:szCs w:val="20"/>
+              </w:rPr>
+            </w:pPr>
+          </w:p>
+        </w:tc>
+      </w:tr>
+      <w:tr>
+        <w:trPr>
+          <w:trHeight w:val="315"/>
+        </w:trPr>
+        <w:tc>
+          <w:tcPr>
+            <w:tcW w:w="234" w:type="pct"/>
+            <w:vMerge/>
+            <w:tcBorders>
+              <w:top w:val="nil"/>
+              <w:bottom w:val="single" w:sz="8" w:space="0" w:color="000000"/>
+              <w:right w:val="single" w:sz="8" w:space="0" w:color="B7C9D6"/>
+            </w:tcBorders>
+            <w:vAlign w:val="center"/>
+            <w:hideMark/>
+          </w:tcPr>
+          <w:p>
+            <w:pPr>
+              <w:widowControl/>
+              <w:wordWrap/>
+              <w:autoSpaceDE/>
+              <w:autoSpaceDN/>
+              <w:spacing w:after="0" w:line="240" w:lineRule="auto"/>
+              <w:jc w:val="left"/>
+              <w:rPr>
+                <w:rFonts w:ascii="맑은 고딕" w:eastAsia="맑은 고딕" w:hAnsi="맑은 고딕" w:cs="Arial"/>
+                <w:color w:val="000000"/>
+                <w:kern w:val="0"/>
+                <w:szCs w:val="20"/>
+              </w:rPr>
+            </w:pPr>
+          </w:p>
+        </w:tc>
+        <w:tc>
+          <w:tcPr>
+            <w:tcW w:w="309" w:type="pct"/>
+            <w:vMerge/>
+            <w:tcBorders>
+              <w:top w:val="nil"/>
+              <w:left w:val="single" w:sz="8" w:space="0" w:color="B7C9D6"/>
+              <w:bottom w:val="single" w:sz="8" w:space="0" w:color="000000"/>
+              <w:right w:val="single" w:sz="8" w:space="0" w:color="B7C9D6"/>
+            </w:tcBorders>
+            <w:vAlign w:val="center"/>
+            <w:hideMark/>
+          </w:tcPr>
+          <w:p>
+            <w:pPr>
+              <w:widowControl/>
+              <w:wordWrap/>
+              <w:autoSpaceDE/>
+              <w:autoSpaceDN/>
+              <w:spacing w:after="0" w:line="240" w:lineRule="auto"/>
+              <w:jc w:val="left"/>
+              <w:rPr>
+                <w:rFonts w:ascii="맑은 고딕" w:eastAsia="맑은 고딕" w:hAnsi="맑은 고딕" w:cs="Arial"/>
+                <w:color w:val="000000"/>
+                <w:kern w:val="0"/>
+                <w:sz w:val="12"/>
+                <w:szCs w:val="12"/>
+              </w:rPr>
+            </w:pPr>
+          </w:p>
+        </w:tc>
+        <w:tc>
+          <w:tcPr>
+            <w:tcW w:w="309" w:type="pct"/>
+            <w:vMerge/>
+            <w:tcBorders>
+              <w:top w:val="nil"/>
+              <w:left w:val="single" w:sz="8" w:space="0" w:color="B7C9D6"/>
+              <w:bottom w:val="single" w:sz="8" w:space="0" w:color="000000"/>
+              <w:right w:val="single" w:sz="8" w:space="0" w:color="B7C9D6"/>
+            </w:tcBorders>
+            <w:vAlign w:val="center"/>
+            <w:hideMark/>
+          </w:tcPr>
+          <w:p>
+            <w:pPr>
+              <w:widowControl/>
+              <w:wordWrap/>
+              <w:autoSpaceDE/>
+              <w:autoSpaceDN/>
+              <w:spacing w:after="0" w:line="240" w:lineRule="auto"/>
+              <w:jc w:val="left"/>
+              <w:rPr>
+                <w:rFonts w:ascii="맑은 고딕" w:eastAsia="맑은 고딕" w:hAnsi="맑은 고딕" w:cs="Arial"/>
+                <w:color w:val="000000"/>
+                <w:kern w:val="0"/>
+                <w:sz w:val="12"/>
+                <w:szCs w:val="12"/>
+              </w:rPr>
+            </w:pPr>
+          </w:p>
+        </w:tc>
+        <w:tc>
+          <w:tcPr>
+            <w:tcW w:w="309" w:type="pct"/>
+            <w:vMerge/>
+            <w:tcBorders>
+              <w:top w:val="nil"/>
+              <w:left w:val="single" w:sz="8" w:space="0" w:color="B7C9D6"/>
+              <w:bottom w:val="single" w:sz="8" w:space="0" w:color="000000"/>
+              <w:right w:val="single" w:sz="8" w:space="0" w:color="B7C9D6"/>
+            </w:tcBorders>
+            <w:vAlign w:val="center"/>
+            <w:hideMark/>
+          </w:tcPr>
+          <w:p>
+            <w:pPr>
+              <w:widowControl/>
+              <w:wordWrap/>
+              <w:autoSpaceDE/>
+              <w:autoSpaceDN/>
+              <w:spacing w:after="0" w:line="240" w:lineRule="auto"/>
+              <w:jc w:val="left"/>
+              <w:rPr>
+                <w:rFonts w:ascii="맑은 고딕" w:eastAsia="맑은 고딕" w:hAnsi="맑은 고딕" w:cs="Arial"/>
+                <w:b/>
+                <w:bCs/>
+                <w:color w:val="000000"/>
+                <w:kern w:val="0"/>
+                <w:sz w:val="12"/>
+                <w:szCs w:val="12"/>
+              </w:rPr>
+            </w:pPr>
+          </w:p>
+        </w:tc>
+        <w:tc>
+          <w:tcPr>
+            <w:tcW w:w="309" w:type="pct"/>
+            <w:vMerge/>
+            <w:tcBorders>
+              <w:top w:val="nil"/>
+              <w:left w:val="single" w:sz="8" w:space="0" w:color="B7C9D6"/>
+              <w:bottom w:val="single" w:sz="8" w:space="0" w:color="000000"/>
+              <w:right w:val="single" w:sz="8" w:space="0" w:color="B7C9D6"/>
+            </w:tcBorders>
+            <w:vAlign w:val="center"/>
+            <w:hideMark/>
+          </w:tcPr>
+          <w:p>
+            <w:pPr>
+              <w:widowControl/>
+              <w:wordWrap/>
+              <w:autoSpaceDE/>
+              <w:autoSpaceDN/>
+              <w:spacing w:after="0" w:line="240" w:lineRule="auto"/>
+              <w:jc w:val="left"/>
+              <w:rPr>
+                <w:rFonts w:ascii="맑은 고딕" w:eastAsia="맑은 고딕" w:hAnsi="맑은 고딕" w:cs="Arial"/>
+                <w:b/>
+                <w:bCs/>
+                <w:color w:val="000000"/>
+                <w:kern w:val="0"/>
+                <w:sz w:val="12"/>
+                <w:szCs w:val="12"/>
+              </w:rPr>
+            </w:pPr>
+          </w:p>
+        </w:tc>
+        <w:tc>
+          <w:tcPr>
+            <w:tcW w:w="311" w:type="pct"/>
+            <w:vMerge/>
+            <w:tcBorders>
+              <w:top w:val="nil"/>
+              <w:left w:val="single" w:sz="8" w:space="0" w:color="B7C9D6"/>
+              <w:bottom w:val="single" w:sz="8" w:space="0" w:color="000000"/>
+              <w:right w:val="single" w:sz="8" w:space="0" w:color="B7C9D6"/>
+            </w:tcBorders>
+            <w:vAlign w:val="center"/>
+            <w:hideMark/>
+          </w:tcPr>
+          <w:p>
+            <w:pPr>
+              <w:widowControl/>
+              <w:wordWrap/>
+              <w:autoSpaceDE/>
+              <w:autoSpaceDN/>
+              <w:spacing w:after="0" w:line="240" w:lineRule="auto"/>
+              <w:jc w:val="left"/>
+              <w:rPr>
+                <w:rFonts w:ascii="맑은 고딕" w:eastAsia="맑은 고딕" w:hAnsi="맑은 고딕" w:cs="Arial"/>
+                <w:b/>
+                <w:bCs/>
+                <w:color w:val="000000"/>
+                <w:kern w:val="0"/>
+                <w:sz w:val="12"/>
+                <w:szCs w:val="12"/>
+              </w:rPr>
+            </w:pPr>
+          </w:p>
+        </w:tc>
+        <w:tc>
+          <w:tcPr>
+            <w:tcW w:w="309" w:type="pct"/>
+            <w:vMerge/>
+            <w:tcBorders>
+              <w:top w:val="nil"/>
+              <w:left w:val="single" w:sz="8" w:space="0" w:color="B7C9D6"/>
+              <w:bottom w:val="single" w:sz="8" w:space="0" w:color="000000"/>
+              <w:right w:val="single" w:sz="8" w:space="0" w:color="B7C9D6"/>
+            </w:tcBorders>
+            <w:vAlign w:val="center"/>
+            <w:hideMark/>
+          </w:tcPr>
+          <w:p>
+            <w:pPr>
+              <w:widowControl/>
+              <w:wordWrap/>
+              <w:autoSpaceDE/>
+              <w:autoSpaceDN/>
+              <w:spacing w:after="0" w:line="240" w:lineRule="auto"/>
+              <w:jc w:val="left"/>
+              <w:rPr>
+                <w:rFonts w:ascii="맑은 고딕" w:eastAsia="맑은 고딕" w:hAnsi="맑은 고딕" w:cs="Arial"/>
+                <w:b/>
+                <w:bCs/>
+                <w:color w:val="000000"/>
+                <w:kern w:val="0"/>
+                <w:sz w:val="12"/>
+                <w:szCs w:val="12"/>
+              </w:rPr>
+            </w:pPr>
+          </w:p>
+        </w:tc>
+        <w:tc>
+          <w:tcPr>
+            <w:tcW w:w="310" w:type="pct"/>
+            <w:vMerge/>
+            <w:tcBorders>
+              <w:top w:val="nil"/>
+              <w:left w:val="single" w:sz="8" w:space="0" w:color="B7C9D6"/>
+              <w:bottom w:val="single" w:sz="8" w:space="0" w:color="000000"/>
+              <w:right w:val="single" w:sz="8" w:space="0" w:color="B7C9D6"/>
+            </w:tcBorders>
+            <w:vAlign w:val="center"/>
+            <w:hideMark/>
+          </w:tcPr>
+          <w:p>
+            <w:pPr>
+              <w:widowControl/>
+              <w:wordWrap/>
+              <w:autoSpaceDE/>
+              <w:autoSpaceDN/>
+              <w:spacing w:after="0" w:line="240" w:lineRule="auto"/>
+              <w:jc w:val="left"/>
+              <w:rPr>
+                <w:rFonts w:ascii="맑은 고딕" w:eastAsia="맑은 고딕" w:hAnsi="맑은 고딕" w:cs="Arial"/>
+                <w:color w:val="000000"/>
+                <w:kern w:val="0"/>
+                <w:sz w:val="12"/>
+                <w:szCs w:val="12"/>
+              </w:rPr>
+            </w:pPr>
+          </w:p>
+        </w:tc>
+        <w:tc>
+          <w:tcPr>
+            <w:tcW w:w="309" w:type="pct"/>
+            <w:vMerge/>
+            <w:tcBorders>
+              <w:top w:val="nil"/>
+              <w:left w:val="single" w:sz="8" w:space="0" w:color="B7C9D6"/>
+              <w:bottom w:val="single" w:sz="8" w:space="0" w:color="000000"/>
+              <w:right w:val="single" w:sz="8" w:space="0" w:color="B7C9D6"/>
+            </w:tcBorders>
+            <w:vAlign w:val="center"/>
+            <w:hideMark/>
+          </w:tcPr>
+          <w:p>
+            <w:pPr>
+              <w:widowControl/>
+              <w:wordWrap/>
+              <w:autoSpaceDE/>
+              <w:autoSpaceDN/>
+              <w:spacing w:after="0" w:line="240" w:lineRule="auto"/>
+              <w:jc w:val="left"/>
+              <w:rPr>
+                <w:rFonts w:ascii="맑은 고딕" w:eastAsia="맑은 고딕" w:hAnsi="맑은 고딕" w:cs="Arial"/>
+                <w:b/>
+                <w:bCs/>
+                <w:color w:val="FFFFFF"/>
+                <w:kern w:val="0"/>
+                <w:sz w:val="12"/>
+                <w:szCs w:val="12"/>
+              </w:rPr>
+            </w:pPr>
+          </w:p>
+        </w:tc>
+        <w:tc>
+          <w:tcPr>
+            <w:tcW w:w="311" w:type="pct"/>
+            <w:vMerge/>
+            <w:tcBorders>
+              <w:top w:val="nil"/>
+              <w:left w:val="single" w:sz="8" w:space="0" w:color="B7C9D6"/>
+              <w:bottom w:val="single" w:sz="8" w:space="0" w:color="000000"/>
+              <w:right w:val="single" w:sz="8" w:space="0" w:color="B7C9D6"/>
+            </w:tcBorders>
+            <w:vAlign w:val="center"/>
+            <w:hideMark/>
+          </w:tcPr>
+          <w:p>
+            <w:pPr>
+              <w:widowControl/>
+              <w:wordWrap/>
+              <w:autoSpaceDE/>
+              <w:autoSpaceDN/>
+              <w:spacing w:after="0" w:line="240" w:lineRule="auto"/>
+              <w:jc w:val="left"/>
+              <w:rPr>
+                <w:rFonts w:ascii="맑은 고딕" w:eastAsia="맑은 고딕" w:hAnsi="맑은 고딕" w:cs="Arial"/>
+                <w:color w:val="000000"/>
+                <w:kern w:val="0"/>
+                <w:szCs w:val="20"/>
+              </w:rPr>
+            </w:pPr>
+          </w:p>
+        </w:tc>
+        <w:tc>
+          <w:tcPr>
+            <w:tcW w:w="309" w:type="pct"/>
+            <w:vMerge/>
+            <w:tcBorders>
+              <w:top w:val="nil"/>
+              <w:left w:val="single" w:sz="8" w:space="0" w:color="B7C9D6"/>
+              <w:bottom w:val="single" w:sz="8" w:space="0" w:color="000000"/>
+              <w:right w:val="single" w:sz="8" w:space="0" w:color="B7C9D6"/>
+            </w:tcBorders>
+            <w:vAlign w:val="center"/>
+            <w:hideMark/>
+          </w:tcPr>
+          <w:p>
+            <w:pPr>
+              <w:widowControl/>
+              <w:wordWrap/>
+              <w:autoSpaceDE/>
+              <w:autoSpaceDN/>
+              <w:spacing w:after="0" w:line="240" w:lineRule="auto"/>
+              <w:jc w:val="left"/>
+              <w:rPr>
+                <w:rFonts w:ascii="맑은 고딕" w:eastAsia="맑은 고딕" w:hAnsi="맑은 고딕" w:cs="Arial"/>
+                <w:b/>
+                <w:bCs/>
+                <w:color w:val="000000"/>
+                <w:kern w:val="0"/>
+                <w:sz w:val="12"/>
+                <w:szCs w:val="12"/>
+              </w:rPr>
+            </w:pPr>
+          </w:p>
+        </w:tc>
+        <w:tc>
+          <w:tcPr>
+            <w:tcW w:w="246" w:type="pct"/>
+            <w:vMerge/>
+            <w:tcBorders>
+              <w:top w:val="nil"/>
+              <w:left w:val="single" w:sz="8" w:space="0" w:color="B7C9D6"/>
+              <w:bottom w:val="single" w:sz="8" w:space="0" w:color="000000"/>
+              <w:right w:val="single" w:sz="8" w:space="0" w:color="B7C9D6"/>
+            </w:tcBorders>
+            <w:vAlign w:val="center"/>
+            <w:hideMark/>
+          </w:tcPr>
+          <w:p>
+            <w:pPr>
+              <w:widowControl/>
+              <w:wordWrap/>
+              <w:autoSpaceDE/>
+              <w:autoSpaceDN/>
+              <w:spacing w:after="0" w:line="240" w:lineRule="auto"/>
+              <w:jc w:val="left"/>
+              <w:rPr>
+                <w:rFonts w:ascii="맑은 고딕" w:eastAsia="맑은 고딕" w:hAnsi="맑은 고딕" w:cs="Arial"/>
+                <w:color w:val="000000"/>
+                <w:kern w:val="0"/>
+                <w:szCs w:val="20"/>
+              </w:rPr>
+            </w:pPr>
+          </w:p>
+        </w:tc>
+        <w:tc>
+          <w:tcPr>
+            <w:tcW w:w="372" w:type="pct"/>
+            <w:vMerge/>
+            <w:tcBorders>
+              <w:top w:val="nil"/>
+              <w:left w:val="single" w:sz="8" w:space="0" w:color="B7C9D6"/>
+              <w:bottom w:val="single" w:sz="8" w:space="0" w:color="000000"/>
+              <w:right w:val="nil"/>
+            </w:tcBorders>
+            <w:vAlign w:val="center"/>
+            <w:hideMark/>
+          </w:tcPr>
+          <w:p>
+            <w:pPr>
+              <w:widowControl/>
+              <w:wordWrap/>
+              <w:autoSpaceDE/>
+              <w:autoSpaceDN/>
+              <w:spacing w:after="0" w:line="240" w:lineRule="auto"/>
+              <w:jc w:val="left"/>
+              <w:rPr>
+                <w:rFonts w:ascii="맑은 고딕" w:eastAsia="맑은 고딕" w:hAnsi="맑은 고딕" w:cs="Arial"/>
+                <w:color w:val="000000"/>
+                <w:kern w:val="0"/>
+                <w:sz w:val="12"/>
+                <w:szCs w:val="12"/>
+              </w:rPr>
+            </w:pPr>
+          </w:p>
+        </w:tc>
+        <w:tc>
+          <w:tcPr>
+            <w:tcW w:w="309" w:type="pct"/>
+            <w:vMerge/>
+            <w:tcBorders>
+              <w:top w:val="nil"/>
+              <w:left w:val="single" w:sz="8" w:space="0" w:color="B7C9D6"/>
+              <w:bottom w:val="single" w:sz="8" w:space="0" w:color="000000"/>
+              <w:right w:val="nil"/>
+            </w:tcBorders>
+            <w:vAlign w:val="center"/>
+            <w:hideMark/>
+          </w:tcPr>
+          <w:p>
+            <w:pPr>
+              <w:widowControl/>
+              <w:wordWrap/>
+              <w:autoSpaceDE/>
+              <w:autoSpaceDN/>
+              <w:spacing w:after="0" w:line="240" w:lineRule="auto"/>
+              <w:jc w:val="left"/>
+              <w:rPr>
+                <w:rFonts w:ascii="맑은 고딕" w:eastAsia="맑은 고딕" w:hAnsi="맑은 고딕" w:cs="Arial"/>
+                <w:color w:val="000000"/>
+                <w:kern w:val="0"/>
+                <w:sz w:val="12"/>
+                <w:szCs w:val="12"/>
+              </w:rPr>
+            </w:pPr>
+          </w:p>
+        </w:tc>
+        <w:tc>
+          <w:tcPr>
+            <w:tcW w:w="400" w:type="pct"/>
+            <w:vMerge/>
+            <w:tcBorders>
+              <w:top w:val="nil"/>
+              <w:left w:val="single" w:sz="8" w:space="0" w:color="B7C9D6"/>
+              <w:bottom w:val="single" w:sz="8" w:space="0" w:color="000000"/>
+              <w:right w:val="nil"/>
+            </w:tcBorders>
+            <w:vAlign w:val="center"/>
+            <w:hideMark/>
+          </w:tcPr>
+          <w:p>
+            <w:pPr>
+              <w:widowControl/>
+              <w:wordWrap/>
+              <w:autoSpaceDE/>
+              <w:autoSpaceDN/>
+              <w:spacing w:after="0" w:line="240" w:lineRule="auto"/>
+              <w:jc w:val="left"/>
+              <w:rPr>
+                <w:rFonts w:ascii="맑은 고딕" w:eastAsia="맑은 고딕" w:hAnsi="맑은 고딕" w:cs="Arial"/>
+                <w:color w:val="000000"/>
+                <w:kern w:val="0"/>
+                <w:sz w:val="12"/>
+                <w:szCs w:val="12"/>
+              </w:rPr>
+            </w:pPr>
+          </w:p>
+        </w:tc>
+        <w:tc>
+          <w:tcPr>
+            <w:tcW w:w="280" w:type="pct"/>
+            <w:vMerge/>
+            <w:tcBorders>
+              <w:top w:val="nil"/>
+              <w:left w:val="single" w:sz="8" w:space="0" w:color="B7C9D6"/>
+              <w:bottom w:val="single" w:sz="8" w:space="0" w:color="000000"/>
+              <w:right w:val="single" w:sz="8" w:space="0" w:color="auto"/>
+            </w:tcBorders>
+            <w:vAlign w:val="center"/>
+            <w:hideMark/>
+          </w:tcPr>
+          <w:p>
+            <w:pPr>
+              <w:widowControl/>
+              <w:wordWrap/>
+              <w:autoSpaceDE/>
+              <w:autoSpaceDN/>
+              <w:spacing w:after="0" w:line="240" w:lineRule="auto"/>
+              <w:jc w:val="left"/>
+              <w:rPr>
+                <w:rFonts w:ascii="맑은 고딕" w:eastAsia="맑은 고딕" w:hAnsi="맑은 고딕" w:cs="Arial"/>
+                <w:color w:val="000000"/>
+                <w:kern w:val="0"/>
+                <w:sz w:val="12"/>
+                <w:szCs w:val="12"/>
+              </w:rPr>
+            </w:pPr>
+          </w:p>
+        </w:tc>
+        <w:tc>
+          <w:tcPr>
+            <w:tcW w:w="64" w:type="pct"/>
+            <w:tcBorders>
+              <w:top w:val="nil"/>
+              <w:left w:val="nil"/>
+              <w:bottom w:val="nil"/>
+              <w:right w:val="nil"/>
+            </w:tcBorders>
+            <w:shd w:val="clear" w:color="auto" w:fill="auto"/>
+            <w:noWrap/>
+            <w:vAlign w:val="bottom"/>
+            <w:hideMark/>
+          </w:tcPr>
+          <w:p>
+            <w:pPr>
+              <w:widowControl/>
+              <w:wordWrap/>
+              <w:autoSpaceDE/>
+              <w:autoSpaceDN/>
+              <w:spacing w:after="0" w:line="240" w:lineRule="auto"/>
+              <w:jc w:val="center"/>
+              <w:rPr>
+                <w:rFonts w:ascii="맑은 고딕" w:eastAsia="맑은 고딕" w:hAnsi="맑은 고딕" w:cs="Arial"/>
+                <w:color w:val="000000"/>
+                <w:kern w:val="0"/>
+                <w:sz w:val="12"/>
+                <w:szCs w:val="12"/>
+              </w:rPr>
+            </w:pPr>
+          </w:p>
+        </w:tc>
+      </w:tr>
+      <w:tr>
+        <w:trPr>
+          <w:trHeight w:val="315"/>
+        </w:trPr>
+        <w:tc>
+          <w:tcPr>
+            <w:tcW w:w="234" w:type="pct"/>
+            <w:vMerge w:val="restart"/>
+            <w:tcBorders>
+              <w:top w:val="nil"/>
+              <w:bottom w:val="single" w:sz="8" w:space="0" w:color="000000"/>
+              <w:right w:val="single" w:sz="8" w:space="0" w:color="B7C9D6"/>
+            </w:tcBorders>
+            <w:shd w:val="clear" w:color="000000" w:fill="F7FAFC"/>
+            <w:vAlign w:val="center"/>
+            <w:hideMark/>
+          </w:tcPr>
+          <w:p>
+            <w:pPr>
+              <w:widowControl/>
+              <w:wordWrap/>
+              <w:autoSpaceDE/>
+              <w:autoSpaceDN/>
+              <w:spacing w:after="0" w:line="240" w:lineRule="auto"/>
+              <w:jc w:val="center"/>
+              <w:rPr>
+                <w:rFonts w:ascii="맑은 고딕" w:eastAsia="맑은 고딕" w:hAnsi="맑은 고딕" w:cs="Arial"/>
+                <w:color w:val="000000"/>
+                <w:kern w:val="0"/>
+                <w:sz w:val="12"/>
+                <w:szCs w:val="12"/>
+              </w:rPr>
+            </w:pPr>
+            <w:r>
+              <w:rPr>
+                <w:rFonts w:ascii="맑은 고딕" w:eastAsia="맑은 고딕" w:hAnsi="맑은 고딕" w:cs="Arial"/>
+                <w:color w:val="000000"/>
+                <w:kern w:val="0"/>
+                <w:sz w:val="12"/>
+                <w:szCs w:val="12"/>
+              </w:rPr>
+              <w:t>소방안전</w:t>
+            </w:r>
+          </w:p>
+        </w:tc>
+        <w:tc>
+          <w:tcPr>
+            <w:tcW w:w="309" w:type="pct"/>
+            <w:vMerge w:val="restart"/>
+            <w:tcBorders>
+              <w:top w:val="nil"/>
+              <w:left w:val="single" w:sz="8" w:space="0" w:color="B7C9D6"/>
+              <w:bottom w:val="single" w:sz="8" w:space="0" w:color="000000"/>
+              <w:right w:val="single" w:sz="8" w:space="0" w:color="B7C9D6"/>
+            </w:tcBorders>
+            <w:shd w:val="clear" w:color="000000" w:fill="F7FAFC"/>
+            <w:vAlign w:val="center"/>
+            <w:hideMark/>
+          </w:tcPr>
+          <w:p>
+            <w:pPr>
+              <w:widowControl/>
+              <w:wordWrap/>
+              <w:autoSpaceDE/>
+              <w:autoSpaceDN/>
+              <w:spacing w:after="0" w:line="240" w:lineRule="auto"/>
+              <w:jc w:val="center"/>
+              <w:rPr>
+                <w:rFonts w:ascii="맑은 고딕" w:eastAsia="맑은 고딕" w:hAnsi="맑은 고딕" w:cs="Arial"/>
+                <w:color w:val="000000"/>
+                <w:kern w:val="0"/>
+                <w:sz w:val="12"/>
+                <w:szCs w:val="12"/>
+              </w:rPr>
+            </w:pPr>
+            <w:r>
+              <w:rPr>
+                <w:rFonts w:ascii="맑은 고딕" w:eastAsia="맑은 고딕" w:hAnsi="맑은 고딕" w:cs="Arial"/>
+                <w:color w:val="000000"/>
+                <w:kern w:val="0"/>
+                <w:sz w:val="12"/>
+                <w:szCs w:val="12"/>
+              </w:rPr>
+              <w:t>하</w:t>
+            </w:r>
+          </w:p>
+        </w:tc>
+        <w:tc>
+          <w:tcPr>
+            <w:tcW w:w="309" w:type="pct"/>
+            <w:vMerge w:val="restart"/>
+            <w:tcBorders>
+              <w:top w:val="nil"/>
+              <w:left w:val="single" w:sz="8" w:space="0" w:color="B7C9D6"/>
+              <w:bottom w:val="single" w:sz="8" w:space="0" w:color="000000"/>
+              <w:right w:val="single" w:sz="8" w:space="0" w:color="B7C9D6"/>
+            </w:tcBorders>
+            <w:shd w:val="clear" w:color="000000" w:fill="F7FAFC"/>
+            <w:vAlign w:val="center"/>
+            <w:hideMark/>
+          </w:tcPr>
+          <w:p>
+            <w:pPr>
+              <w:widowControl/>
+              <w:wordWrap/>
+              <w:autoSpaceDE/>
+              <w:autoSpaceDN/>
+              <w:spacing w:after="0" w:line="240" w:lineRule="auto"/>
+              <w:jc w:val="center"/>
+              <w:rPr>
+                <w:rFonts w:ascii="맑은 고딕" w:eastAsia="맑은 고딕" w:hAnsi="맑은 고딕" w:cs="Arial"/>
+                <w:color w:val="000000"/>
+                <w:kern w:val="0"/>
+                <w:sz w:val="12"/>
+                <w:szCs w:val="12"/>
+              </w:rPr>
+            </w:pPr>
+            <w:r>
+              <w:rPr>
+                <w:rFonts w:ascii="맑은 고딕" w:eastAsia="맑은 고딕" w:hAnsi="맑은 고딕" w:cs="Arial"/>
+                <w:color w:val="000000"/>
+                <w:kern w:val="0"/>
+                <w:sz w:val="12"/>
+                <w:szCs w:val="12"/>
+              </w:rPr>
+              <w:t>소화기 위치 확인</w:t>
+            </w:r>
+          </w:p>
+        </w:tc>
+        <w:tc>
+          <w:tcPr>
+            <w:tcW w:w="309" w:type="pct"/>
+            <w:vMerge w:val="restart"/>
+            <w:tcBorders>
+              <w:top w:val="nil"/>
+              <w:left w:val="single" w:sz="8" w:space="0" w:color="B7C9D6"/>
+              <w:bottom w:val="single" w:sz="8" w:space="0" w:color="000000"/>
+              <w:right w:val="single" w:sz="8" w:space="0" w:color="B7C9D6"/>
+            </w:tcBorders>
+            <w:shd w:val="clear" w:color="000000" w:fill="F7FAFC"/>
+            <w:vAlign w:val="center"/>
+            <w:hideMark/>
+          </w:tcPr>
+          <w:p>
+            <w:pPr>
+              <w:widowControl/>
+              <w:wordWrap/>
+              <w:autoSpaceDE/>
+              <w:autoSpaceDN/>
+              <w:spacing w:after="0" w:line="240" w:lineRule="auto"/>
+              <w:jc w:val="center"/>
+              <w:rPr>
+                <w:rFonts w:ascii="맑은 고딕" w:eastAsia="맑은 고딕" w:hAnsi="맑은 고딕" w:cs="Arial"/>
+                <w:b/>
+                <w:bCs/>
+                <w:color w:val="000000"/>
+                <w:kern w:val="0"/>
+                <w:sz w:val="12"/>
+                <w:szCs w:val="12"/>
+              </w:rPr>
+            </w:pPr>
+            <w:r>
+              <w:rPr>
+                <w:rFonts w:ascii="맑은 고딕" w:eastAsia="맑은 고딕" w:hAnsi="맑은 고딕" w:cs="Arial"/>
+                <w:b/>
+                <w:bCs/>
+                <w:color w:val="000000"/>
+                <w:kern w:val="0"/>
+                <w:sz w:val="12"/>
+                <w:szCs w:val="12"/>
+              </w:rPr>
+            </w:r>
+          </w:p>
+        </w:tc>
+        <w:tc>
+          <w:tcPr>
+            <w:tcW w:w="309" w:type="pct"/>
+            <w:vMerge w:val="restart"/>
+            <w:tcBorders>
+              <w:top w:val="nil"/>
+              <w:left w:val="single" w:sz="8" w:space="0" w:color="B7C9D6"/>
+              <w:bottom w:val="single" w:sz="8" w:space="0" w:color="000000"/>
+              <w:right w:val="single" w:sz="8" w:space="0" w:color="B7C9D6"/>
+            </w:tcBorders>
+            <w:shd w:val="clear" w:color="000000" w:fill="F7FAFC"/>
+            <w:vAlign w:val="center"/>
+            <w:hideMark/>
+          </w:tcPr>
+          <w:p>
+            <w:pPr>
+              <w:widowControl/>
+              <w:wordWrap/>
+              <w:autoSpaceDE/>
+              <w:autoSpaceDN/>
+              <w:spacing w:after="0" w:line="240" w:lineRule="auto"/>
+              <w:jc w:val="center"/>
+              <w:rPr>
+                <w:rFonts w:ascii="맑은 고딕" w:eastAsia="맑은 고딕" w:hAnsi="맑은 고딕" w:cs="Arial"/>
+                <w:b/>
+                <w:bCs/>
+                <w:color w:val="000000"/>
+                <w:kern w:val="0"/>
+                <w:sz w:val="12"/>
+                <w:szCs w:val="12"/>
+              </w:rPr>
+            </w:pPr>
+            <w:r>
+              <w:rPr>
+                <w:rFonts w:ascii="맑은 고딕" w:eastAsia="맑은 고딕" w:hAnsi="맑은 고딕" w:cs="Arial"/>
+                <w:b/>
+                <w:bCs/>
+                <w:color w:val="000000"/>
+                <w:kern w:val="0"/>
+                <w:sz w:val="12"/>
+                <w:szCs w:val="12"/>
+              </w:rPr>
+            </w:r>
+          </w:p>
+        </w:tc>
+        <w:tc>
+          <w:tcPr>
+            <w:tcW w:w="311" w:type="pct"/>
+            <w:vMerge w:val="restart"/>
+            <w:tcBorders>
+              <w:top w:val="nil"/>
+              <w:left w:val="single" w:sz="8" w:space="0" w:color="B7C9D6"/>
+              <w:bottom w:val="single" w:sz="8" w:space="0" w:color="000000"/>
+              <w:right w:val="single" w:sz="8" w:space="0" w:color="B7C9D6"/>
+            </w:tcBorders>
+            <w:shd w:val="clear" w:color="000000" w:fill="F7FAFC"/>
+            <w:vAlign w:val="center"/>
+            <w:hideMark/>
+          </w:tcPr>
+          <w:p>
+            <w:pPr>
+              <w:widowControl/>
+              <w:wordWrap/>
+              <w:autoSpaceDE/>
+              <w:autoSpaceDN/>
+              <w:spacing w:after="0" w:line="240" w:lineRule="auto"/>
+              <w:jc w:val="center"/>
+              <w:rPr>
+                <w:rFonts w:ascii="맑은 고딕" w:eastAsia="맑은 고딕" w:hAnsi="맑은 고딕" w:cs="Arial"/>
+                <w:b/>
+                <w:bCs/>
+                <w:color w:val="000000"/>
+                <w:kern w:val="0"/>
+                <w:sz w:val="12"/>
+                <w:szCs w:val="12"/>
+              </w:rPr>
+            </w:pPr>
+            <w:r>
+              <w:rPr>
+                <w:rFonts w:ascii="맑은 고딕" w:eastAsia="맑은 고딕" w:hAnsi="맑은 고딕" w:cs="Arial"/>
+                <w:b/>
+                <w:bCs/>
+                <w:color w:val="000000"/>
+                <w:kern w:val="0"/>
+                <w:sz w:val="12"/>
+                <w:szCs w:val="12"/>
+              </w:rPr>
+            </w:r>
+          </w:p>
+        </w:tc>
+        <w:tc>
+          <w:tcPr>
+            <w:tcW w:w="309" w:type="pct"/>
+            <w:vMerge w:val="restart"/>
+            <w:tcBorders>
+              <w:top w:val="nil"/>
+              <w:left w:val="single" w:sz="8" w:space="0" w:color="B7C9D6"/>
+              <w:bottom w:val="single" w:sz="8" w:space="0" w:color="000000"/>
+              <w:right w:val="single" w:sz="8" w:space="0" w:color="B7C9D6"/>
+            </w:tcBorders>
+            <w:shd w:val="clear" w:color="000000" w:fill="F7FAFC"/>
+            <w:vAlign w:val="center"/>
+            <w:hideMark/>
+          </w:tcPr>
+          <w:p>
+            <w:pPr>
+              <w:widowControl/>
+              <w:wordWrap/>
+              <w:autoSpaceDE/>
+              <w:autoSpaceDN/>
+              <w:spacing w:after="0" w:line="240" w:lineRule="auto"/>
+              <w:jc w:val="center"/>
+              <w:rPr>
+                <w:rFonts w:ascii="맑은 고딕" w:eastAsia="맑은 고딕" w:hAnsi="맑은 고딕" w:cs="Arial"/>
+                <w:b/>
+                <w:bCs/>
+                <w:color w:val="000000"/>
+                <w:kern w:val="0"/>
+                <w:sz w:val="12"/>
+                <w:szCs w:val="12"/>
+              </w:rPr>
+            </w:pPr>
+            <w:r>
+              <w:rPr>
+                <w:rFonts w:ascii="맑은 고딕" w:eastAsia="맑은 고딕" w:hAnsi="맑은 고딕" w:cs="Arial"/>
+                <w:b/>
+                <w:bCs/>
+                <w:color w:val="000000"/>
+                <w:kern w:val="0"/>
+                <w:sz w:val="12"/>
+                <w:szCs w:val="12"/>
+              </w:rPr>
+            </w:r>
+          </w:p>
+        </w:tc>
+        <w:tc>
+          <w:tcPr>
+            <w:tcW w:w="310" w:type="pct"/>
+            <w:vMerge w:val="restart"/>
+            <w:tcBorders>
+              <w:top w:val="nil"/>
+              <w:left w:val="single" w:sz="8" w:space="0" w:color="B7C9D6"/>
+              <w:bottom w:val="single" w:sz="8" w:space="0" w:color="000000"/>
+              <w:right w:val="single" w:sz="8" w:space="0" w:color="B7C9D6"/>
+            </w:tcBorders>
+            <w:shd w:val="clear" w:color="000000" w:fill="F7FAFC"/>
+            <w:vAlign w:val="center"/>
+            <w:hideMark/>
+          </w:tcPr>
+          <w:p>
+            <w:pPr>
+              <w:widowControl/>
+              <w:wordWrap/>
+              <w:autoSpaceDE/>
+              <w:autoSpaceDN/>
+              <w:spacing w:after="0" w:line="240" w:lineRule="auto"/>
+              <w:jc w:val="center"/>
+              <w:rPr>
+                <w:rFonts w:ascii="맑은 고딕" w:eastAsia="맑은 고딕" w:hAnsi="맑은 고딕" w:cs="Arial"/>
+                <w:color w:val="000000"/>
+                <w:kern w:val="0"/>
+                <w:sz w:val="12"/>
+                <w:szCs w:val="12"/>
+              </w:rPr>
+            </w:pPr>
+            <w:r>
+              <w:rPr>
+                <w:rFonts w:ascii="맑은 고딕" w:eastAsia="맑은 고딕" w:hAnsi="맑은 고딕" w:cs="Arial"/>
+                <w:color w:val="000000"/>
+                <w:kern w:val="0"/>
+                <w:sz w:val="12"/>
+                <w:szCs w:val="12"/>
+              </w:rPr>
+            </w:r>
+          </w:p>
+        </w:tc>
+        <w:tc>
+          <w:tcPr>
+            <w:tcW w:w="309" w:type="pct"/>
+            <w:vMerge w:val="restart"/>
+            <w:tcBorders>
+              <w:top w:val="nil"/>
+              <w:left w:val="single" w:sz="8" w:space="0" w:color="B7C9D6"/>
+              <w:bottom w:val="single" w:sz="8" w:space="0" w:color="000000"/>
+              <w:right w:val="single" w:sz="8" w:space="0" w:color="B7C9D6"/>
+            </w:tcBorders>
+            <w:shd w:val="clear" w:color="000000" w:fill="F7FAFC"/>
+            <w:vAlign w:val="center"/>
+            <w:hideMark/>
+          </w:tcPr>
+          <w:p>
+            <w:pPr>
+              <w:widowControl/>
+              <w:wordWrap/>
+              <w:autoSpaceDE/>
+              <w:autoSpaceDN/>
+              <w:spacing w:after="0" w:line="240" w:lineRule="auto"/>
+              <w:jc w:val="center"/>
+              <w:rPr>
+                <w:rFonts w:ascii="맑은 고딕" w:eastAsia="맑은 고딕" w:hAnsi="맑은 고딕" w:cs="Arial"/>
+                <w:b/>
+                <w:bCs/>
+                <w:color w:val="FFFFFF"/>
+                <w:kern w:val="0"/>
+                <w:sz w:val="12"/>
+                <w:szCs w:val="12"/>
+              </w:rPr>
+            </w:pPr>
+            <w:r>
+              <w:rPr>
+                <w:rFonts w:ascii="맑은 고딕" w:eastAsia="맑은 고딕" w:hAnsi="맑은 고딕" w:cs="Arial"/>
+                <w:b/>
+                <w:bCs/>
+                <w:color w:val="FFFFFF"/>
+                <w:kern w:val="0"/>
+                <w:sz w:val="12"/>
+                <w:szCs w:val="12"/>
+              </w:rPr>
+              <w:t>소화기 위치 확인</w:t>
+            </w:r>
+          </w:p>
+        </w:tc>
+        <w:tc>
+          <w:tcPr>
+            <w:tcW w:w="311" w:type="pct"/>
+            <w:vMerge w:val="restart"/>
+            <w:tcBorders>
+              <w:top w:val="nil"/>
+              <w:left w:val="single" w:sz="8" w:space="0" w:color="B7C9D6"/>
+              <w:bottom w:val="single" w:sz="8" w:space="0" w:color="000000"/>
+              <w:right w:val="single" w:sz="8" w:space="0" w:color="B7C9D6"/>
+            </w:tcBorders>
+            <w:shd w:val="clear" w:color="000000" w:fill="F7FAFC"/>
+            <w:vAlign w:val="center"/>
+            <w:hideMark/>
+          </w:tcPr>
+          <w:p>
+            <w:pPr>
+              <w:widowControl/>
+              <w:wordWrap/>
+              <w:autoSpaceDE/>
+              <w:autoSpaceDN/>
+              <w:spacing w:after="0" w:line="240" w:lineRule="auto"/>
+              <w:jc w:val="center"/>
+              <w:rPr>
+                <w:rFonts w:ascii="맑은 고딕" w:eastAsia="맑은 고딕" w:hAnsi="맑은 고딕" w:cs="Arial"/>
+                <w:color w:val="000000"/>
+                <w:kern w:val="0"/>
+                <w:sz w:val="12"/>
+                <w:szCs w:val="12"/>
+              </w:rPr>
+            </w:pPr>
+            <w:r>
+              <w:rPr>
+                <w:rFonts w:ascii="맑은 고딕" w:eastAsia="맑은 고딕" w:hAnsi="맑은 고딕" w:cs="Arial"/>
+                <w:color w:val="000000"/>
+                <w:kern w:val="0"/>
+                <w:sz w:val="12"/>
+                <w:szCs w:val="12"/>
+              </w:rPr>
+              <w:t>A동</w:t>
+            </w:r>
+          </w:p>
+        </w:tc>
+        <w:tc>
+          <w:tcPr>
+            <w:tcW w:w="309" w:type="pct"/>
+            <w:vMerge w:val="restart"/>
+            <w:tcBorders>
+              <w:top w:val="nil"/>
+              <w:left w:val="single" w:sz="8" w:space="0" w:color="B7C9D6"/>
+              <w:bottom w:val="single" w:sz="8" w:space="0" w:color="000000"/>
+              <w:right w:val="single" w:sz="8" w:space="0" w:color="B7C9D6"/>
+            </w:tcBorders>
+            <w:shd w:val="clear" w:color="000000" w:fill="F7FAFC"/>
+            <w:vAlign w:val="center"/>
+            <w:hideMark/>
+          </w:tcPr>
+          <w:p>
+            <w:pPr>
+              <w:widowControl/>
+              <w:wordWrap/>
+              <w:autoSpaceDE/>
+              <w:autoSpaceDN/>
+              <w:spacing w:after="0" w:line="240" w:lineRule="auto"/>
+              <w:jc w:val="center"/>
+              <w:rPr>
+                <w:rFonts w:ascii="맑은 고딕" w:eastAsia="맑은 고딕" w:hAnsi="맑은 고딕" w:cs="Arial"/>
+                <w:b/>
+                <w:bCs/>
+                <w:color w:val="000000"/>
+                <w:kern w:val="0"/>
+                <w:sz w:val="12"/>
+                <w:szCs w:val="12"/>
+              </w:rPr>
+            </w:pPr>
+            <w:r>
+              <w:rPr>
+                <w:rFonts w:ascii="맑은 고딕" w:eastAsia="맑은 고딕" w:hAnsi="맑은 고딕" w:cs="Arial"/>
+                <w:b/>
+                <w:bCs/>
+                <w:color w:val="000000"/>
+                <w:kern w:val="0"/>
+                <w:sz w:val="12"/>
+                <w:szCs w:val="12"/>
+              </w:rPr>
+              <w:t>2026-08-10 10:19:23</w:t>
+            </w:r>
+          </w:p>
+        </w:tc>
+        <w:tc>
+          <w:tcPr>
+            <w:tcW w:w="246" w:type="pct"/>
+            <w:vMerge w:val="restart"/>
+            <w:tcBorders>
+              <w:top w:val="nil"/>
+              <w:left w:val="single" w:sz="8" w:space="0" w:color="B7C9D6"/>
+              <w:bottom w:val="single" w:sz="8" w:space="0" w:color="000000"/>
+              <w:right w:val="single" w:sz="8" w:space="0" w:color="B7C9D6"/>
+            </w:tcBorders>
+            <w:shd w:val="clear" w:color="000000" w:fill="F7FAFC"/>
+            <w:vAlign w:val="center"/>
+            <w:hideMark/>
+          </w:tcPr>
+          <w:p>
+            <w:pPr>
+              <w:widowControl/>
+              <w:wordWrap/>
+              <w:autoSpaceDE/>
+              <w:autoSpaceDN/>
+              <w:spacing w:after="0" w:line="240" w:lineRule="auto"/>
+              <w:jc w:val="center"/>
+              <w:rPr>
+                <w:rFonts w:ascii="맑은 고딕" w:eastAsia="맑은 고딕" w:hAnsi="맑은 고딕" w:cs="Arial"/>
+                <w:color w:val="000000"/>
+                <w:kern w:val="0"/>
+                <w:sz w:val="12"/>
+                <w:szCs w:val="12"/>
+              </w:rPr>
+            </w:pPr>
+            <w:r>
+              <w:rPr>
+                <w:rFonts w:ascii="맑은 고딕" w:eastAsia="맑은 고딕" w:hAnsi="맑은 고딕" w:cs="Arial"/>
+                <w:color w:val="000000"/>
+                <w:kern w:val="0"/>
+                <w:sz w:val="12"/>
+                <w:szCs w:val="12"/>
+              </w:rPr>
+              <w:t>작업자10</w:t>
+            </w:r>
+          </w:p>
+        </w:tc>
+        <w:tc>
+          <w:tcPr>
+            <w:tcW w:w="372" w:type="pct"/>
+            <w:vMerge w:val="restart"/>
+            <w:tcBorders>
+              <w:top w:val="nil"/>
+              <w:left w:val="single" w:sz="8" w:space="0" w:color="B7C9D6"/>
+              <w:bottom w:val="single" w:sz="8" w:space="0" w:color="000000"/>
+              <w:right w:val="nil"/>
+            </w:tcBorders>
+            <w:shd w:val="clear" w:color="000000" w:fill="F7FAFC"/>
+            <w:vAlign w:val="center"/>
+            <w:hideMark/>
+          </w:tcPr>
+          <w:p>
+            <w:pPr>
+              <w:widowControl/>
+              <w:wordWrap/>
+              <w:autoSpaceDE/>
+              <w:autoSpaceDN/>
+              <w:spacing w:after="0" w:line="240" w:lineRule="auto"/>
+              <w:jc w:val="center"/>
+              <w:rPr>
+                <w:rFonts w:ascii="맑은 고딕" w:eastAsia="맑은 고딕" w:hAnsi="맑은 고딕" w:cs="Arial"/>
+                <w:color w:val="000000"/>
+                <w:kern w:val="0"/>
+                <w:sz w:val="12"/>
+                <w:szCs w:val="12"/>
+              </w:rPr>
+            </w:pPr>
+            <w:r>
+              <w:rPr>
+                <w:rFonts w:ascii="맑은 고딕" w:eastAsia="맑은 고딕" w:hAnsi="맑은 고딕" w:cs="Arial"/>
+                <w:color w:val="000000"/>
+                <w:kern w:val="0"/>
+                <w:sz w:val="12"/>
+                <w:szCs w:val="12"/>
+              </w:rPr>
+              <w:t>소화기 재배치를 완료했다.</w:t>
             </w:r>
           </w:p>
         </w:tc>

--- a/report_agent/output/risk_assessment_form/risk_assessment_form_filled.docx
+++ b/report_agent/output/risk_assessment_form/risk_assessment_form_filled.docx
@@ -3182,7 +3182,7 @@
                 <w:sz w:val="12"/>
                 <w:szCs w:val="12"/>
               </w:rPr>
-              <w:t>소화기 가림 박스를 치우고 통로를 확보했다.</w:t>
+              <w:t>소화기 가림 박스를 제거하고 통로를 확보하였다.</w:t>
             </w:r>
           </w:p>
         </w:tc>
@@ -4444,7 +4444,7 @@
                 <w:sz w:val="12"/>
                 <w:szCs w:val="12"/>
               </w:rPr>
-              <w:t>조치를 완료했다.</w:t>
+              <w:t>조치를 완료하였다.</w:t>
             </w:r>
           </w:p>
         </w:tc>
@@ -10476,7 +10476,7 @@
                 <w:sz w:val="12"/>
                 <w:szCs w:val="12"/>
               </w:rPr>
-              <w:t>조치가 필요한 점검이다.</w:t>
+              <w:t>조치가 필요하다.</w:t>
             </w:r>
           </w:p>
         </w:tc>
@@ -14247,7 +14247,7 @@
                 <w:sz w:val="12"/>
                 <w:szCs w:val="12"/>
               </w:rPr>
-              <w:t>조치가 필요한 점검이다.</w:t>
+              <w:t>조치가 필요하다.</w:t>
             </w:r>
           </w:p>
         </w:tc>

--- a/report_agent/output/risk_assessment_form/risk_assessment_form_filled.docx
+++ b/report_agent/output/risk_assessment_form/risk_assessment_form_filled.docx
@@ -2699,141 +2699,141 @@
                 <w:sz w:val="12"/>
                 <w:szCs w:val="12"/>
               </w:rPr>
-              <w:t>하</w:t>
-            </w:r>
-          </w:p>
-        </w:tc>
-        <w:tc>
-          <w:tcPr>
-            <w:tcW w:w="309" w:type="pct"/>
-            <w:vMerge w:val="restart"/>
-            <w:tcBorders>
-              <w:top w:val="nil"/>
-              <w:left w:val="single" w:sz="8" w:space="0" w:color="B7C9D6"/>
-              <w:bottom w:val="single" w:sz="8" w:space="0" w:color="B7C9D6"/>
-              <w:right w:val="single" w:sz="8" w:space="0" w:color="B7C9D6"/>
-            </w:tcBorders>
-            <w:shd w:val="clear" w:color="000000" w:fill="F7FAFC"/>
-            <w:vAlign w:val="center"/>
-            <w:hideMark/>
-          </w:tcPr>
-          <w:p>
-            <w:pPr>
-              <w:widowControl/>
-              <w:wordWrap/>
-              <w:autoSpaceDE/>
-              <w:autoSpaceDN/>
-              <w:spacing w:after="0" w:line="240" w:lineRule="auto"/>
-              <w:jc w:val="center"/>
-              <w:rPr>
-                <w:rFonts w:ascii="맑은 고딕" w:eastAsia="맑은 고딕" w:hAnsi="맑은 고딕" w:cs="Arial"/>
-                <w:color w:val="000000"/>
-                <w:kern w:val="0"/>
-                <w:sz w:val="12"/>
-                <w:szCs w:val="12"/>
-              </w:rPr>
-            </w:pPr>
-            <w:r>
-              <w:rPr>
-                <w:rFonts w:ascii="맑은 고딕" w:eastAsia="맑은 고딕" w:hAnsi="맑은 고딕" w:cs="Arial"/>
-                <w:color w:val="000000"/>
-                <w:kern w:val="0"/>
-                <w:sz w:val="12"/>
-                <w:szCs w:val="12"/>
-              </w:rPr>
-              <w:t>소화전 점검</w:t>
-            </w:r>
-          </w:p>
-        </w:tc>
-        <w:tc>
-          <w:tcPr>
-            <w:tcW w:w="309" w:type="pct"/>
-            <w:vMerge w:val="restart"/>
-            <w:tcBorders>
-              <w:top w:val="nil"/>
-              <w:left w:val="single" w:sz="8" w:space="0" w:color="B7C9D6"/>
-              <w:bottom w:val="single" w:sz="8" w:space="0" w:color="B7C9D6"/>
-              <w:right w:val="single" w:sz="8" w:space="0" w:color="B7C9D6"/>
-            </w:tcBorders>
-            <w:shd w:val="clear" w:color="000000" w:fill="F7FAFC"/>
-            <w:vAlign w:val="center"/>
-            <w:hideMark/>
-          </w:tcPr>
-          <w:p>
-            <w:pPr>
-              <w:widowControl/>
-              <w:wordWrap/>
-              <w:autoSpaceDE/>
-              <w:autoSpaceDN/>
-              <w:spacing w:after="0" w:line="240" w:lineRule="auto"/>
-              <w:jc w:val="center"/>
-              <w:rPr>
-                <w:rFonts w:ascii="맑은 고딕" w:eastAsia="맑은 고딕" w:hAnsi="맑은 고딕" w:cs="Arial"/>
-                <w:b/>
-                <w:bCs/>
-                <w:color w:val="000000"/>
-                <w:kern w:val="0"/>
-                <w:sz w:val="12"/>
-                <w:szCs w:val="12"/>
-              </w:rPr>
-            </w:pPr>
-            <w:r>
-              <w:rPr>
-                <w:rFonts w:ascii="맑은 고딕" w:eastAsia="맑은 고딕" w:hAnsi="맑은 고딕" w:cs="Arial"/>
-                <w:b/>
-                <w:bCs/>
-                <w:color w:val="000000"/>
-                <w:kern w:val="0"/>
-                <w:sz w:val="12"/>
-                <w:szCs w:val="12"/>
-              </w:rPr>
-              <w:t>집</w:t>
-            </w:r>
-          </w:p>
-        </w:tc>
-        <w:tc>
-          <w:tcPr>
-            <w:tcW w:w="309" w:type="pct"/>
-            <w:vMerge w:val="restart"/>
-            <w:tcBorders>
-              <w:top w:val="nil"/>
-              <w:left w:val="single" w:sz="8" w:space="0" w:color="B7C9D6"/>
-              <w:bottom w:val="single" w:sz="8" w:space="0" w:color="B7C9D6"/>
-              <w:right w:val="single" w:sz="8" w:space="0" w:color="B7C9D6"/>
-            </w:tcBorders>
-            <w:shd w:val="clear" w:color="000000" w:fill="F7FAFC"/>
-            <w:vAlign w:val="center"/>
-            <w:hideMark/>
-          </w:tcPr>
-          <w:p>
-            <w:pPr>
-              <w:widowControl/>
-              <w:wordWrap/>
-              <w:autoSpaceDE/>
-              <w:autoSpaceDN/>
-              <w:spacing w:after="0" w:line="240" w:lineRule="auto"/>
-              <w:jc w:val="center"/>
-              <w:rPr>
-                <w:rFonts w:ascii="맑은 고딕" w:eastAsia="맑은 고딕" w:hAnsi="맑은 고딕" w:cs="Arial"/>
-                <w:b/>
-                <w:bCs/>
-                <w:color w:val="000000"/>
-                <w:kern w:val="0"/>
-                <w:sz w:val="12"/>
-                <w:szCs w:val="12"/>
-              </w:rPr>
-            </w:pPr>
-            <w:r>
-              <w:rPr>
-                <w:rFonts w:ascii="맑은 고딕" w:eastAsia="맑은 고딕" w:hAnsi="맑은 고딕" w:cs="Arial"/>
-                <w:b/>
-                <w:bCs/>
-                <w:color w:val="000000"/>
-                <w:kern w:val="0"/>
-                <w:sz w:val="12"/>
-                <w:szCs w:val="12"/>
-              </w:rPr>
-              <w:t>2026-08-11 09:00:00</w:t>
+              <w:t>상</w:t>
+            </w:r>
+          </w:p>
+        </w:tc>
+        <w:tc>
+          <w:tcPr>
+            <w:tcW w:w="309" w:type="pct"/>
+            <w:vMerge w:val="restart"/>
+            <w:tcBorders>
+              <w:top w:val="nil"/>
+              <w:left w:val="single" w:sz="8" w:space="0" w:color="B7C9D6"/>
+              <w:bottom w:val="single" w:sz="8" w:space="0" w:color="B7C9D6"/>
+              <w:right w:val="single" w:sz="8" w:space="0" w:color="B7C9D6"/>
+            </w:tcBorders>
+            <w:shd w:val="clear" w:color="000000" w:fill="F7FAFC"/>
+            <w:vAlign w:val="center"/>
+            <w:hideMark/>
+          </w:tcPr>
+          <w:p>
+            <w:pPr>
+              <w:widowControl/>
+              <w:wordWrap/>
+              <w:autoSpaceDE/>
+              <w:autoSpaceDN/>
+              <w:spacing w:after="0" w:line="240" w:lineRule="auto"/>
+              <w:jc w:val="center"/>
+              <w:rPr>
+                <w:rFonts w:ascii="맑은 고딕" w:eastAsia="맑은 고딕" w:hAnsi="맑은 고딕" w:cs="Arial"/>
+                <w:color w:val="000000"/>
+                <w:kern w:val="0"/>
+                <w:sz w:val="12"/>
+                <w:szCs w:val="12"/>
+              </w:rPr>
+            </w:pPr>
+            <w:r>
+              <w:rPr>
+                <w:rFonts w:ascii="맑은 고딕" w:eastAsia="맑은 고딕" w:hAnsi="맑은 고딕" w:cs="Arial"/>
+                <w:color w:val="000000"/>
+                <w:kern w:val="0"/>
+                <w:sz w:val="12"/>
+                <w:szCs w:val="12"/>
+              </w:rPr>
+              <w:t>화재 감지</w:t>
+            </w:r>
+          </w:p>
+        </w:tc>
+        <w:tc>
+          <w:tcPr>
+            <w:tcW w:w="309" w:type="pct"/>
+            <w:vMerge w:val="restart"/>
+            <w:tcBorders>
+              <w:top w:val="nil"/>
+              <w:left w:val="single" w:sz="8" w:space="0" w:color="B7C9D6"/>
+              <w:bottom w:val="single" w:sz="8" w:space="0" w:color="B7C9D6"/>
+              <w:right w:val="single" w:sz="8" w:space="0" w:color="B7C9D6"/>
+            </w:tcBorders>
+            <w:shd w:val="clear" w:color="000000" w:fill="F7FAFC"/>
+            <w:vAlign w:val="center"/>
+            <w:hideMark/>
+          </w:tcPr>
+          <w:p>
+            <w:pPr>
+              <w:widowControl/>
+              <w:wordWrap/>
+              <w:autoSpaceDE/>
+              <w:autoSpaceDN/>
+              <w:spacing w:after="0" w:line="240" w:lineRule="auto"/>
+              <w:jc w:val="center"/>
+              <w:rPr>
+                <w:rFonts w:ascii="맑은 고딕" w:eastAsia="맑은 고딕" w:hAnsi="맑은 고딕" w:cs="Arial"/>
+                <w:b/>
+                <w:bCs/>
+                <w:color w:val="000000"/>
+                <w:kern w:val="0"/>
+                <w:sz w:val="12"/>
+                <w:szCs w:val="12"/>
+              </w:rPr>
+            </w:pPr>
+            <w:r>
+              <w:rPr>
+                <w:rFonts w:ascii="맑은 고딕" w:eastAsia="맑은 고딕" w:hAnsi="맑은 고딕" w:cs="Arial"/>
+                <w:b/>
+                <w:bCs/>
+                <w:color w:val="000000"/>
+                <w:kern w:val="0"/>
+                <w:sz w:val="12"/>
+                <w:szCs w:val="12"/>
+              </w:rPr>
+              <w:t>B동 2층</w:t>
+            </w:r>
+          </w:p>
+        </w:tc>
+        <w:tc>
+          <w:tcPr>
+            <w:tcW w:w="309" w:type="pct"/>
+            <w:vMerge w:val="restart"/>
+            <w:tcBorders>
+              <w:top w:val="nil"/>
+              <w:left w:val="single" w:sz="8" w:space="0" w:color="B7C9D6"/>
+              <w:bottom w:val="single" w:sz="8" w:space="0" w:color="B7C9D6"/>
+              <w:right w:val="single" w:sz="8" w:space="0" w:color="B7C9D6"/>
+            </w:tcBorders>
+            <w:shd w:val="clear" w:color="000000" w:fill="F7FAFC"/>
+            <w:vAlign w:val="center"/>
+            <w:hideMark/>
+          </w:tcPr>
+          <w:p>
+            <w:pPr>
+              <w:widowControl/>
+              <w:wordWrap/>
+              <w:autoSpaceDE/>
+              <w:autoSpaceDN/>
+              <w:spacing w:after="0" w:line="240" w:lineRule="auto"/>
+              <w:jc w:val="center"/>
+              <w:rPr>
+                <w:rFonts w:ascii="맑은 고딕" w:eastAsia="맑은 고딕" w:hAnsi="맑은 고딕" w:cs="Arial"/>
+                <w:b/>
+                <w:bCs/>
+                <w:color w:val="000000"/>
+                <w:kern w:val="0"/>
+                <w:sz w:val="12"/>
+                <w:szCs w:val="12"/>
+              </w:rPr>
+            </w:pPr>
+            <w:r>
+              <w:rPr>
+                <w:rFonts w:ascii="맑은 고딕" w:eastAsia="맑은 고딕" w:hAnsi="맑은 고딕" w:cs="Arial"/>
+                <w:b/>
+                <w:bCs/>
+                <w:color w:val="000000"/>
+                <w:kern w:val="0"/>
+                <w:sz w:val="12"/>
+                <w:szCs w:val="12"/>
+              </w:rPr>
+              <w:t>2026-07-28 08:43:54</w:t>
             </w:r>
           </w:p>
         </w:tc>
@@ -2879,52 +2879,52 @@
                 <w:sz w:val="12"/>
                 <w:szCs w:val="12"/>
               </w:rPr>
-              <w:t>작업자22</w:t>
-            </w:r>
-          </w:p>
-        </w:tc>
-        <w:tc>
-          <w:tcPr>
-            <w:tcW w:w="309" w:type="pct"/>
-            <w:vMerge w:val="restart"/>
-            <w:tcBorders>
-              <w:top w:val="nil"/>
-              <w:left w:val="single" w:sz="8" w:space="0" w:color="B7C9D6"/>
-              <w:bottom w:val="single" w:sz="8" w:space="0" w:color="B7C9D6"/>
-              <w:right w:val="single" w:sz="8" w:space="0" w:color="B7C9D6"/>
-            </w:tcBorders>
-            <w:shd w:val="clear" w:color="000000" w:fill="F7FAFC"/>
-            <w:vAlign w:val="center"/>
-            <w:hideMark/>
-          </w:tcPr>
-          <w:p>
-            <w:pPr>
-              <w:widowControl/>
-              <w:wordWrap/>
-              <w:autoSpaceDE/>
-              <w:autoSpaceDN/>
-              <w:spacing w:after="0" w:line="240" w:lineRule="auto"/>
-              <w:jc w:val="center"/>
-              <w:rPr>
-                <w:rFonts w:ascii="맑은 고딕" w:eastAsia="맑은 고딕" w:hAnsi="맑은 고딕" w:cs="Arial"/>
-                <w:b/>
-                <w:bCs/>
-                <w:color w:val="000000"/>
-                <w:kern w:val="0"/>
-                <w:sz w:val="12"/>
-                <w:szCs w:val="12"/>
-              </w:rPr>
-            </w:pPr>
-            <w:r>
-              <w:rPr>
-                <w:rFonts w:ascii="맑은 고딕" w:eastAsia="맑은 고딕" w:hAnsi="맑은 고딕" w:cs="Arial"/>
-                <w:b/>
-                <w:bCs/>
-                <w:color w:val="000000"/>
-                <w:kern w:val="0"/>
-                <w:sz w:val="12"/>
-                <w:szCs w:val="12"/>
-              </w:rPr>
+            </w:r>
+          </w:p>
+        </w:tc>
+        <w:tc>
+          <w:tcPr>
+            <w:tcW w:w="309" w:type="pct"/>
+            <w:vMerge w:val="restart"/>
+            <w:tcBorders>
+              <w:top w:val="nil"/>
+              <w:left w:val="single" w:sz="8" w:space="0" w:color="B7C9D6"/>
+              <w:bottom w:val="single" w:sz="8" w:space="0" w:color="B7C9D6"/>
+              <w:right w:val="single" w:sz="8" w:space="0" w:color="B7C9D6"/>
+            </w:tcBorders>
+            <w:shd w:val="clear" w:color="000000" w:fill="F7FAFC"/>
+            <w:vAlign w:val="center"/>
+            <w:hideMark/>
+          </w:tcPr>
+          <w:p>
+            <w:pPr>
+              <w:widowControl/>
+              <w:wordWrap/>
+              <w:autoSpaceDE/>
+              <w:autoSpaceDN/>
+              <w:spacing w:after="0" w:line="240" w:lineRule="auto"/>
+              <w:jc w:val="center"/>
+              <w:rPr>
+                <w:rFonts w:ascii="맑은 고딕" w:eastAsia="맑은 고딕" w:hAnsi="맑은 고딕" w:cs="Arial"/>
+                <w:b/>
+                <w:bCs/>
+                <w:color w:val="000000"/>
+                <w:kern w:val="0"/>
+                <w:sz w:val="12"/>
+                <w:szCs w:val="12"/>
+              </w:rPr>
+            </w:pPr>
+            <w:r>
+              <w:rPr>
+                <w:rFonts w:ascii="맑은 고딕" w:eastAsia="맑은 고딕" w:hAnsi="맑은 고딕" w:cs="Arial"/>
+                <w:b/>
+                <w:bCs/>
+                <w:color w:val="000000"/>
+                <w:kern w:val="0"/>
+                <w:sz w:val="12"/>
+                <w:szCs w:val="12"/>
+              </w:rPr>
+              <w:t>소화기 앞 박스 적치물이 발견되어 제거 조치가 필요하다.</w:t>
             </w:r>
           </w:p>
         </w:tc>
@@ -3011,6 +3011,7 @@
                 <w:sz w:val="12"/>
                 <w:szCs w:val="12"/>
               </w:rPr>
+              <w:t>소화기 배치 상태 점검</w:t>
             </w:r>
           </w:p>
         </w:tc>
@@ -3052,51 +3053,53 @@
                 <w:sz w:val="12"/>
                 <w:szCs w:val="12"/>
               </w:rPr>
-            </w:r>
-          </w:p>
-        </w:tc>
-        <w:tc>
-          <w:tcPr>
-            <w:tcW w:w="309" w:type="pct"/>
-            <w:vMerge w:val="restart"/>
-            <w:tcBorders>
-              <w:top w:val="nil"/>
-              <w:left w:val="single" w:sz="8" w:space="0" w:color="B7C9D6"/>
-              <w:bottom w:val="single" w:sz="8" w:space="0" w:color="B7C9D6"/>
-              <w:right w:val="single" w:sz="8" w:space="0" w:color="B7C9D6"/>
-            </w:tcBorders>
-            <w:shd w:val="clear" w:color="000000" w:fill="F7FAFC"/>
-            <w:vAlign w:val="center"/>
-            <w:hideMark/>
-          </w:tcPr>
-          <w:p>
-            <w:pPr>
-              <w:widowControl/>
-              <w:wordWrap/>
-              <w:autoSpaceDE/>
-              <w:autoSpaceDN/>
-              <w:spacing w:after="0" w:line="240" w:lineRule="auto"/>
-              <w:jc w:val="center"/>
-              <w:rPr>
-                <w:rFonts w:ascii="맑은 고딕" w:eastAsia="맑은 고딕" w:hAnsi="맑은 고딕" w:cs="Arial"/>
-                <w:b/>
-                <w:bCs/>
-                <w:color w:val="000000"/>
-                <w:kern w:val="0"/>
-                <w:sz w:val="12"/>
-                <w:szCs w:val="12"/>
-              </w:rPr>
-            </w:pPr>
-            <w:r>
-              <w:rPr>
-                <w:rFonts w:ascii="맑은 고딕" w:eastAsia="맑은 고딕" w:hAnsi="맑은 고딕" w:cs="Arial"/>
-                <w:b/>
-                <w:bCs/>
-                <w:color w:val="000000"/>
-                <w:kern w:val="0"/>
-                <w:sz w:val="12"/>
-                <w:szCs w:val="12"/>
-              </w:rPr>
+              <w:t>B동 2층</w:t>
+            </w:r>
+          </w:p>
+        </w:tc>
+        <w:tc>
+          <w:tcPr>
+            <w:tcW w:w="309" w:type="pct"/>
+            <w:vMerge w:val="restart"/>
+            <w:tcBorders>
+              <w:top w:val="nil"/>
+              <w:left w:val="single" w:sz="8" w:space="0" w:color="B7C9D6"/>
+              <w:bottom w:val="single" w:sz="8" w:space="0" w:color="B7C9D6"/>
+              <w:right w:val="single" w:sz="8" w:space="0" w:color="B7C9D6"/>
+            </w:tcBorders>
+            <w:shd w:val="clear" w:color="000000" w:fill="F7FAFC"/>
+            <w:vAlign w:val="center"/>
+            <w:hideMark/>
+          </w:tcPr>
+          <w:p>
+            <w:pPr>
+              <w:widowControl/>
+              <w:wordWrap/>
+              <w:autoSpaceDE/>
+              <w:autoSpaceDN/>
+              <w:spacing w:after="0" w:line="240" w:lineRule="auto"/>
+              <w:jc w:val="center"/>
+              <w:rPr>
+                <w:rFonts w:ascii="맑은 고딕" w:eastAsia="맑은 고딕" w:hAnsi="맑은 고딕" w:cs="Arial"/>
+                <w:b/>
+                <w:bCs/>
+                <w:color w:val="000000"/>
+                <w:kern w:val="0"/>
+                <w:sz w:val="12"/>
+                <w:szCs w:val="12"/>
+              </w:rPr>
+            </w:pPr>
+            <w:r>
+              <w:rPr>
+                <w:rFonts w:ascii="맑은 고딕" w:eastAsia="맑은 고딕" w:hAnsi="맑은 고딕" w:cs="Arial"/>
+                <w:b/>
+                <w:bCs/>
+                <w:color w:val="000000"/>
+                <w:kern w:val="0"/>
+                <w:sz w:val="12"/>
+                <w:szCs w:val="12"/>
+              </w:rPr>
+              <w:t>2026-07-29 02:43:54</w:t>
             </w:r>
           </w:p>
         </w:tc>
@@ -3179,6 +3182,7 @@
                 <w:sz w:val="12"/>
                 <w:szCs w:val="12"/>
               </w:rPr>
+              <w:t>소화기 가림 박스를 치우고 통로를 확보했다.</w:t>
             </w:r>
           </w:p>
         </w:tc>
@@ -3220,6 +3224,7 @@
                 <w:sz w:val="12"/>
                 <w:szCs w:val="12"/>
               </w:rPr>
+              <w:t>/static/uploads/board_1785206499.jpg</w:t>
             </w:r>
           </w:p>
         </w:tc>
@@ -3302,6 +3307,7 @@
                 <w:sz w:val="12"/>
                 <w:szCs w:val="12"/>
               </w:rPr>
+              <w:t>점검이력</w:t>
             </w:r>
           </w:p>
         </w:tc>
@@ -3913,183 +3919,183 @@
                 <w:sz w:val="12"/>
                 <w:szCs w:val="12"/>
               </w:rPr>
-              <w:t>소방안전</w:t>
-            </w:r>
-          </w:p>
-        </w:tc>
-        <w:tc>
-          <w:tcPr>
-            <w:tcW w:w="309" w:type="pct"/>
-            <w:vMerge w:val="restart"/>
-            <w:tcBorders>
-              <w:top w:val="nil"/>
-              <w:left w:val="single" w:sz="8" w:space="0" w:color="B7C9D6"/>
-              <w:bottom w:val="single" w:sz="8" w:space="0" w:color="B7C9D6"/>
-              <w:right w:val="single" w:sz="8" w:space="0" w:color="B7C9D6"/>
-            </w:tcBorders>
-            <w:shd w:val="clear" w:color="000000" w:fill="F7FAFC"/>
-            <w:vAlign w:val="center"/>
-            <w:hideMark/>
-          </w:tcPr>
-          <w:p>
-            <w:pPr>
-              <w:widowControl/>
-              <w:wordWrap/>
-              <w:autoSpaceDE/>
-              <w:autoSpaceDN/>
-              <w:spacing w:after="0" w:line="240" w:lineRule="auto"/>
-              <w:jc w:val="center"/>
-              <w:rPr>
-                <w:rFonts w:ascii="맑은 고딕" w:eastAsia="맑은 고딕" w:hAnsi="맑은 고딕" w:cs="Arial"/>
-                <w:color w:val="000000"/>
-                <w:kern w:val="0"/>
-                <w:sz w:val="12"/>
-                <w:szCs w:val="12"/>
-              </w:rPr>
-            </w:pPr>
-            <w:r>
-              <w:rPr>
-                <w:rFonts w:ascii="맑은 고딕" w:eastAsia="맑은 고딕" w:hAnsi="맑은 고딕" w:cs="Arial"/>
-                <w:color w:val="000000"/>
-                <w:kern w:val="0"/>
-                <w:sz w:val="12"/>
-                <w:szCs w:val="12"/>
-              </w:rPr>
-              <w:t>상</w:t>
-            </w:r>
-          </w:p>
-        </w:tc>
-        <w:tc>
-          <w:tcPr>
-            <w:tcW w:w="309" w:type="pct"/>
-            <w:vMerge w:val="restart"/>
-            <w:tcBorders>
-              <w:top w:val="nil"/>
-              <w:left w:val="single" w:sz="8" w:space="0" w:color="B7C9D6"/>
-              <w:bottom w:val="single" w:sz="8" w:space="0" w:color="B7C9D6"/>
-              <w:right w:val="single" w:sz="8" w:space="0" w:color="B7C9D6"/>
-            </w:tcBorders>
-            <w:shd w:val="clear" w:color="000000" w:fill="F7FAFC"/>
-            <w:vAlign w:val="center"/>
-            <w:hideMark/>
-          </w:tcPr>
-          <w:p>
-            <w:pPr>
-              <w:widowControl/>
-              <w:wordWrap/>
-              <w:autoSpaceDE/>
-              <w:autoSpaceDN/>
-              <w:spacing w:after="0" w:line="240" w:lineRule="auto"/>
-              <w:jc w:val="center"/>
-              <w:rPr>
-                <w:rFonts w:ascii="맑은 고딕" w:eastAsia="맑은 고딕" w:hAnsi="맑은 고딕" w:cs="Arial"/>
-                <w:color w:val="000000"/>
-                <w:kern w:val="0"/>
-                <w:sz w:val="12"/>
-                <w:szCs w:val="12"/>
-              </w:rPr>
-            </w:pPr>
-            <w:r>
-              <w:rPr>
-                <w:rFonts w:ascii="맑은 고딕" w:eastAsia="맑은 고딕" w:hAnsi="맑은 고딕" w:cs="Arial"/>
-                <w:color w:val="000000"/>
-                <w:kern w:val="0"/>
-                <w:sz w:val="12"/>
-                <w:szCs w:val="12"/>
-              </w:rPr>
-              <w:t>화재 감지</w:t>
-            </w:r>
-          </w:p>
-        </w:tc>
-        <w:tc>
-          <w:tcPr>
-            <w:tcW w:w="309" w:type="pct"/>
-            <w:vMerge w:val="restart"/>
-            <w:tcBorders>
-              <w:top w:val="nil"/>
-              <w:left w:val="single" w:sz="8" w:space="0" w:color="B7C9D6"/>
-              <w:bottom w:val="single" w:sz="8" w:space="0" w:color="B7C9D6"/>
-              <w:right w:val="single" w:sz="8" w:space="0" w:color="B7C9D6"/>
-            </w:tcBorders>
-            <w:shd w:val="clear" w:color="000000" w:fill="F7FAFC"/>
-            <w:vAlign w:val="center"/>
-            <w:hideMark/>
-          </w:tcPr>
-          <w:p>
-            <w:pPr>
-              <w:widowControl/>
-              <w:wordWrap/>
-              <w:autoSpaceDE/>
-              <w:autoSpaceDN/>
-              <w:spacing w:after="0" w:line="240" w:lineRule="auto"/>
-              <w:jc w:val="center"/>
-              <w:rPr>
-                <w:rFonts w:ascii="맑은 고딕" w:eastAsia="맑은 고딕" w:hAnsi="맑은 고딕" w:cs="Arial"/>
-                <w:b/>
-                <w:bCs/>
-                <w:color w:val="000000"/>
-                <w:kern w:val="0"/>
-                <w:sz w:val="12"/>
-                <w:szCs w:val="12"/>
-              </w:rPr>
-            </w:pPr>
-            <w:r>
-              <w:rPr>
-                <w:rFonts w:ascii="맑은 고딕" w:eastAsia="맑은 고딕" w:hAnsi="맑은 고딕" w:cs="Arial"/>
-                <w:b/>
-                <w:bCs/>
-                <w:color w:val="000000"/>
-                <w:kern w:val="0"/>
-                <w:sz w:val="12"/>
-                <w:szCs w:val="12"/>
-              </w:rPr>
-              <w:t>기석님 집</w:t>
-            </w:r>
-          </w:p>
-        </w:tc>
-        <w:tc>
-          <w:tcPr>
-            <w:tcW w:w="309" w:type="pct"/>
-            <w:vMerge w:val="restart"/>
-            <w:tcBorders>
-              <w:top w:val="nil"/>
-              <w:left w:val="single" w:sz="8" w:space="0" w:color="B7C9D6"/>
-              <w:bottom w:val="single" w:sz="8" w:space="0" w:color="B7C9D6"/>
-              <w:right w:val="single" w:sz="8" w:space="0" w:color="B7C9D6"/>
-            </w:tcBorders>
-            <w:shd w:val="clear" w:color="000000" w:fill="F7FAFC"/>
-            <w:vAlign w:val="center"/>
-            <w:hideMark/>
-          </w:tcPr>
-          <w:p>
-            <w:pPr>
-              <w:widowControl/>
-              <w:wordWrap/>
-              <w:autoSpaceDE/>
-              <w:autoSpaceDN/>
-              <w:spacing w:after="0" w:line="240" w:lineRule="auto"/>
-              <w:jc w:val="center"/>
-              <w:rPr>
-                <w:rFonts w:ascii="맑은 고딕" w:eastAsia="맑은 고딕" w:hAnsi="맑은 고딕" w:cs="Arial"/>
-                <w:b/>
-                <w:bCs/>
-                <w:color w:val="000000"/>
-                <w:kern w:val="0"/>
-                <w:sz w:val="12"/>
-                <w:szCs w:val="12"/>
-              </w:rPr>
-            </w:pPr>
-            <w:r>
-              <w:rPr>
-                <w:rFonts w:ascii="맑은 고딕" w:eastAsia="맑은 고딕" w:hAnsi="맑은 고딕" w:cs="Arial"/>
-                <w:b/>
-                <w:bCs/>
-                <w:color w:val="000000"/>
-                <w:kern w:val="0"/>
-                <w:sz w:val="12"/>
-                <w:szCs w:val="12"/>
-              </w:rPr>
-              <w:t>2026-08-03 09:00:00</w:t>
+              <w:t>시설안전</w:t>
+            </w:r>
+          </w:p>
+        </w:tc>
+        <w:tc>
+          <w:tcPr>
+            <w:tcW w:w="309" w:type="pct"/>
+            <w:vMerge w:val="restart"/>
+            <w:tcBorders>
+              <w:top w:val="nil"/>
+              <w:left w:val="single" w:sz="8" w:space="0" w:color="B7C9D6"/>
+              <w:bottom w:val="single" w:sz="8" w:space="0" w:color="B7C9D6"/>
+              <w:right w:val="single" w:sz="8" w:space="0" w:color="B7C9D6"/>
+            </w:tcBorders>
+            <w:shd w:val="clear" w:color="000000" w:fill="F7FAFC"/>
+            <w:vAlign w:val="center"/>
+            <w:hideMark/>
+          </w:tcPr>
+          <w:p>
+            <w:pPr>
+              <w:widowControl/>
+              <w:wordWrap/>
+              <w:autoSpaceDE/>
+              <w:autoSpaceDN/>
+              <w:spacing w:after="0" w:line="240" w:lineRule="auto"/>
+              <w:jc w:val="center"/>
+              <w:rPr>
+                <w:rFonts w:ascii="맑은 고딕" w:eastAsia="맑은 고딕" w:hAnsi="맑은 고딕" w:cs="Arial"/>
+                <w:color w:val="000000"/>
+                <w:kern w:val="0"/>
+                <w:sz w:val="12"/>
+                <w:szCs w:val="12"/>
+              </w:rPr>
+            </w:pPr>
+            <w:r>
+              <w:rPr>
+                <w:rFonts w:ascii="맑은 고딕" w:eastAsia="맑은 고딕" w:hAnsi="맑은 고딕" w:cs="Arial"/>
+                <w:color w:val="000000"/>
+                <w:kern w:val="0"/>
+                <w:sz w:val="12"/>
+                <w:szCs w:val="12"/>
+              </w:rPr>
+              <w:t>중</w:t>
+            </w:r>
+          </w:p>
+        </w:tc>
+        <w:tc>
+          <w:tcPr>
+            <w:tcW w:w="309" w:type="pct"/>
+            <w:vMerge w:val="restart"/>
+            <w:tcBorders>
+              <w:top w:val="nil"/>
+              <w:left w:val="single" w:sz="8" w:space="0" w:color="B7C9D6"/>
+              <w:bottom w:val="single" w:sz="8" w:space="0" w:color="B7C9D6"/>
+              <w:right w:val="single" w:sz="8" w:space="0" w:color="B7C9D6"/>
+            </w:tcBorders>
+            <w:shd w:val="clear" w:color="000000" w:fill="F7FAFC"/>
+            <w:vAlign w:val="center"/>
+            <w:hideMark/>
+          </w:tcPr>
+          <w:p>
+            <w:pPr>
+              <w:widowControl/>
+              <w:wordWrap/>
+              <w:autoSpaceDE/>
+              <w:autoSpaceDN/>
+              <w:spacing w:after="0" w:line="240" w:lineRule="auto"/>
+              <w:jc w:val="center"/>
+              <w:rPr>
+                <w:rFonts w:ascii="맑은 고딕" w:eastAsia="맑은 고딕" w:hAnsi="맑은 고딕" w:cs="Arial"/>
+                <w:color w:val="000000"/>
+                <w:kern w:val="0"/>
+                <w:sz w:val="12"/>
+                <w:szCs w:val="12"/>
+              </w:rPr>
+            </w:pPr>
+            <w:r>
+              <w:rPr>
+                <w:rFonts w:ascii="맑은 고딕" w:eastAsia="맑은 고딕" w:hAnsi="맑은 고딕" w:cs="Arial"/>
+                <w:color w:val="000000"/>
+                <w:kern w:val="0"/>
+                <w:sz w:val="12"/>
+                <w:szCs w:val="12"/>
+              </w:rPr>
+              <w:t>적재물</w:t>
+            </w:r>
+          </w:p>
+        </w:tc>
+        <w:tc>
+          <w:tcPr>
+            <w:tcW w:w="309" w:type="pct"/>
+            <w:vMerge w:val="restart"/>
+            <w:tcBorders>
+              <w:top w:val="nil"/>
+              <w:left w:val="single" w:sz="8" w:space="0" w:color="B7C9D6"/>
+              <w:bottom w:val="single" w:sz="8" w:space="0" w:color="B7C9D6"/>
+              <w:right w:val="single" w:sz="8" w:space="0" w:color="B7C9D6"/>
+            </w:tcBorders>
+            <w:shd w:val="clear" w:color="000000" w:fill="F7FAFC"/>
+            <w:vAlign w:val="center"/>
+            <w:hideMark/>
+          </w:tcPr>
+          <w:p>
+            <w:pPr>
+              <w:widowControl/>
+              <w:wordWrap/>
+              <w:autoSpaceDE/>
+              <w:autoSpaceDN/>
+              <w:spacing w:after="0" w:line="240" w:lineRule="auto"/>
+              <w:jc w:val="center"/>
+              <w:rPr>
+                <w:rFonts w:ascii="맑은 고딕" w:eastAsia="맑은 고딕" w:hAnsi="맑은 고딕" w:cs="Arial"/>
+                <w:b/>
+                <w:bCs/>
+                <w:color w:val="000000"/>
+                <w:kern w:val="0"/>
+                <w:sz w:val="12"/>
+                <w:szCs w:val="12"/>
+              </w:rPr>
+            </w:pPr>
+            <w:r>
+              <w:rPr>
+                <w:rFonts w:ascii="맑은 고딕" w:eastAsia="맑은 고딕" w:hAnsi="맑은 고딕" w:cs="Arial"/>
+                <w:b/>
+                <w:bCs/>
+                <w:color w:val="000000"/>
+                <w:kern w:val="0"/>
+                <w:sz w:val="12"/>
+                <w:szCs w:val="12"/>
+              </w:rPr>
+              <w:t>A동 복도</w:t>
+            </w:r>
+          </w:p>
+        </w:tc>
+        <w:tc>
+          <w:tcPr>
+            <w:tcW w:w="309" w:type="pct"/>
+            <w:vMerge w:val="restart"/>
+            <w:tcBorders>
+              <w:top w:val="nil"/>
+              <w:left w:val="single" w:sz="8" w:space="0" w:color="B7C9D6"/>
+              <w:bottom w:val="single" w:sz="8" w:space="0" w:color="B7C9D6"/>
+              <w:right w:val="single" w:sz="8" w:space="0" w:color="B7C9D6"/>
+            </w:tcBorders>
+            <w:shd w:val="clear" w:color="000000" w:fill="F7FAFC"/>
+            <w:vAlign w:val="center"/>
+            <w:hideMark/>
+          </w:tcPr>
+          <w:p>
+            <w:pPr>
+              <w:widowControl/>
+              <w:wordWrap/>
+              <w:autoSpaceDE/>
+              <w:autoSpaceDN/>
+              <w:spacing w:after="0" w:line="240" w:lineRule="auto"/>
+              <w:jc w:val="center"/>
+              <w:rPr>
+                <w:rFonts w:ascii="맑은 고딕" w:eastAsia="맑은 고딕" w:hAnsi="맑은 고딕" w:cs="Arial"/>
+                <w:b/>
+                <w:bCs/>
+                <w:color w:val="000000"/>
+                <w:kern w:val="0"/>
+                <w:sz w:val="12"/>
+                <w:szCs w:val="12"/>
+              </w:rPr>
+            </w:pPr>
+            <w:r>
+              <w:rPr>
+                <w:rFonts w:ascii="맑은 고딕" w:eastAsia="맑은 고딕" w:hAnsi="맑은 고딕" w:cs="Arial"/>
+                <w:b/>
+                <w:bCs/>
+                <w:color w:val="000000"/>
+                <w:kern w:val="0"/>
+                <w:sz w:val="12"/>
+                <w:szCs w:val="12"/>
+              </w:rPr>
+              <w:t>2026-07-29 03:43:54</w:t>
             </w:r>
           </w:p>
         </w:tc>
@@ -4135,53 +4141,52 @@
                 <w:sz w:val="12"/>
                 <w:szCs w:val="12"/>
               </w:rPr>
-              <w:t>작업자10</w:t>
-            </w:r>
-          </w:p>
-        </w:tc>
-        <w:tc>
-          <w:tcPr>
-            <w:tcW w:w="309" w:type="pct"/>
-            <w:vMerge w:val="restart"/>
-            <w:tcBorders>
-              <w:top w:val="nil"/>
-              <w:left w:val="single" w:sz="8" w:space="0" w:color="B7C9D6"/>
-              <w:bottom w:val="single" w:sz="8" w:space="0" w:color="B7C9D6"/>
-              <w:right w:val="single" w:sz="8" w:space="0" w:color="B7C9D6"/>
-            </w:tcBorders>
-            <w:shd w:val="clear" w:color="000000" w:fill="F7FAFC"/>
-            <w:vAlign w:val="center"/>
-            <w:hideMark/>
-          </w:tcPr>
-          <w:p>
-            <w:pPr>
-              <w:widowControl/>
-              <w:wordWrap/>
-              <w:autoSpaceDE/>
-              <w:autoSpaceDN/>
-              <w:spacing w:after="0" w:line="240" w:lineRule="auto"/>
-              <w:jc w:val="center"/>
-              <w:rPr>
-                <w:rFonts w:ascii="맑은 고딕" w:eastAsia="맑은 고딕" w:hAnsi="맑은 고딕" w:cs="Arial"/>
-                <w:b/>
-                <w:bCs/>
-                <w:color w:val="000000"/>
-                <w:kern w:val="0"/>
-                <w:sz w:val="12"/>
-                <w:szCs w:val="12"/>
-              </w:rPr>
-            </w:pPr>
-            <w:r>
-              <w:rPr>
-                <w:rFonts w:ascii="맑은 고딕" w:eastAsia="맑은 고딕" w:hAnsi="맑은 고딕" w:cs="Arial"/>
-                <w:b/>
-                <w:bCs/>
-                <w:color w:val="000000"/>
-                <w:kern w:val="0"/>
-                <w:sz w:val="12"/>
-                <w:szCs w:val="12"/>
-              </w:rPr>
-              <w:t>본 점검에 대해 조치가 필요하다.</w:t>
+            </w:r>
+          </w:p>
+        </w:tc>
+        <w:tc>
+          <w:tcPr>
+            <w:tcW w:w="309" w:type="pct"/>
+            <w:vMerge w:val="restart"/>
+            <w:tcBorders>
+              <w:top w:val="nil"/>
+              <w:left w:val="single" w:sz="8" w:space="0" w:color="B7C9D6"/>
+              <w:bottom w:val="single" w:sz="8" w:space="0" w:color="B7C9D6"/>
+              <w:right w:val="single" w:sz="8" w:space="0" w:color="B7C9D6"/>
+            </w:tcBorders>
+            <w:shd w:val="clear" w:color="000000" w:fill="F7FAFC"/>
+            <w:vAlign w:val="center"/>
+            <w:hideMark/>
+          </w:tcPr>
+          <w:p>
+            <w:pPr>
+              <w:widowControl/>
+              <w:wordWrap/>
+              <w:autoSpaceDE/>
+              <w:autoSpaceDN/>
+              <w:spacing w:after="0" w:line="240" w:lineRule="auto"/>
+              <w:jc w:val="center"/>
+              <w:rPr>
+                <w:rFonts w:ascii="맑은 고딕" w:eastAsia="맑은 고딕" w:hAnsi="맑은 고딕" w:cs="Arial"/>
+                <w:b/>
+                <w:bCs/>
+                <w:color w:val="000000"/>
+                <w:kern w:val="0"/>
+                <w:sz w:val="12"/>
+                <w:szCs w:val="12"/>
+              </w:rPr>
+            </w:pPr>
+            <w:r>
+              <w:rPr>
+                <w:rFonts w:ascii="맑은 고딕" w:eastAsia="맑은 고딕" w:hAnsi="맑은 고딕" w:cs="Arial"/>
+                <w:b/>
+                <w:bCs/>
+                <w:color w:val="000000"/>
+                <w:kern w:val="0"/>
+                <w:sz w:val="12"/>
+                <w:szCs w:val="12"/>
+              </w:rPr>
+              <w:t>조치가 필요하다.</w:t>
             </w:r>
           </w:p>
         </w:tc>
@@ -4268,6 +4273,7 @@
                 <w:sz w:val="12"/>
                 <w:szCs w:val="12"/>
               </w:rPr>
+              <w:t>비상구 및 대피로 장애물 점검</w:t>
             </w:r>
           </w:p>
         </w:tc>
@@ -4309,51 +4315,53 @@
                 <w:sz w:val="12"/>
                 <w:szCs w:val="12"/>
               </w:rPr>
-            </w:r>
-          </w:p>
-        </w:tc>
-        <w:tc>
-          <w:tcPr>
-            <w:tcW w:w="309" w:type="pct"/>
-            <w:vMerge w:val="restart"/>
-            <w:tcBorders>
-              <w:top w:val="nil"/>
-              <w:left w:val="single" w:sz="8" w:space="0" w:color="B7C9D6"/>
-              <w:bottom w:val="single" w:sz="8" w:space="0" w:color="B7C9D6"/>
-              <w:right w:val="single" w:sz="8" w:space="0" w:color="B7C9D6"/>
-            </w:tcBorders>
-            <w:shd w:val="clear" w:color="000000" w:fill="F7FAFC"/>
-            <w:vAlign w:val="center"/>
-            <w:hideMark/>
-          </w:tcPr>
-          <w:p>
-            <w:pPr>
-              <w:widowControl/>
-              <w:wordWrap/>
-              <w:autoSpaceDE/>
-              <w:autoSpaceDN/>
-              <w:spacing w:after="0" w:line="240" w:lineRule="auto"/>
-              <w:jc w:val="center"/>
-              <w:rPr>
-                <w:rFonts w:ascii="맑은 고딕" w:eastAsia="맑은 고딕" w:hAnsi="맑은 고딕" w:cs="Arial"/>
-                <w:b/>
-                <w:bCs/>
-                <w:color w:val="000000"/>
-                <w:kern w:val="0"/>
-                <w:sz w:val="12"/>
-                <w:szCs w:val="12"/>
-              </w:rPr>
-            </w:pPr>
-            <w:r>
-              <w:rPr>
-                <w:rFonts w:ascii="맑은 고딕" w:eastAsia="맑은 고딕" w:hAnsi="맑은 고딕" w:cs="Arial"/>
-                <w:b/>
-                <w:bCs/>
-                <w:color w:val="000000"/>
-                <w:kern w:val="0"/>
-                <w:sz w:val="12"/>
-                <w:szCs w:val="12"/>
-              </w:rPr>
+              <w:t>A동 복도</w:t>
+            </w:r>
+          </w:p>
+        </w:tc>
+        <w:tc>
+          <w:tcPr>
+            <w:tcW w:w="309" w:type="pct"/>
+            <w:vMerge w:val="restart"/>
+            <w:tcBorders>
+              <w:top w:val="nil"/>
+              <w:left w:val="single" w:sz="8" w:space="0" w:color="B7C9D6"/>
+              <w:bottom w:val="single" w:sz="8" w:space="0" w:color="B7C9D6"/>
+              <w:right w:val="single" w:sz="8" w:space="0" w:color="B7C9D6"/>
+            </w:tcBorders>
+            <w:shd w:val="clear" w:color="000000" w:fill="F7FAFC"/>
+            <w:vAlign w:val="center"/>
+            <w:hideMark/>
+          </w:tcPr>
+          <w:p>
+            <w:pPr>
+              <w:widowControl/>
+              <w:wordWrap/>
+              <w:autoSpaceDE/>
+              <w:autoSpaceDN/>
+              <w:spacing w:after="0" w:line="240" w:lineRule="auto"/>
+              <w:jc w:val="center"/>
+              <w:rPr>
+                <w:rFonts w:ascii="맑은 고딕" w:eastAsia="맑은 고딕" w:hAnsi="맑은 고딕" w:cs="Arial"/>
+                <w:b/>
+                <w:bCs/>
+                <w:color w:val="000000"/>
+                <w:kern w:val="0"/>
+                <w:sz w:val="12"/>
+                <w:szCs w:val="12"/>
+              </w:rPr>
+            </w:pPr>
+            <w:r>
+              <w:rPr>
+                <w:rFonts w:ascii="맑은 고딕" w:eastAsia="맑은 고딕" w:hAnsi="맑은 고딕" w:cs="Arial"/>
+                <w:b/>
+                <w:bCs/>
+                <w:color w:val="000000"/>
+                <w:kern w:val="0"/>
+                <w:sz w:val="12"/>
+                <w:szCs w:val="12"/>
+              </w:rPr>
+              <w:t>2026-07-31 10:17:09</w:t>
             </w:r>
           </w:p>
         </w:tc>
@@ -4436,6 +4444,7 @@
                 <w:sz w:val="12"/>
                 <w:szCs w:val="12"/>
               </w:rPr>
+              <w:t>조치를 완료했다.</w:t>
             </w:r>
           </w:p>
         </w:tc>
@@ -4477,6 +4486,7 @@
                 <w:sz w:val="12"/>
                 <w:szCs w:val="12"/>
               </w:rPr>
+              <w:t>/static/uploads/board_1785227802.jpg</w:t>
             </w:r>
           </w:p>
         </w:tc>
@@ -4518,6 +4528,7 @@
                 <w:sz w:val="12"/>
                 <w:szCs w:val="12"/>
               </w:rPr>
+              <w:t>판교관리자</w:t>
             </w:r>
           </w:p>
         </w:tc>
@@ -4559,6 +4570,7 @@
                 <w:sz w:val="12"/>
                 <w:szCs w:val="12"/>
               </w:rPr>
+              <w:t>점검이력</w:t>
             </w:r>
           </w:p>
         </w:tc>
@@ -5170,183 +5182,183 @@
                 <w:sz w:val="12"/>
                 <w:szCs w:val="12"/>
               </w:rPr>
-              <w:t>소방안전</w:t>
-            </w:r>
-          </w:p>
-        </w:tc>
-        <w:tc>
-          <w:tcPr>
-            <w:tcW w:w="309" w:type="pct"/>
-            <w:vMerge w:val="restart"/>
-            <w:tcBorders>
-              <w:top w:val="nil"/>
-              <w:left w:val="single" w:sz="8" w:space="0" w:color="B7C9D6"/>
-              <w:bottom w:val="single" w:sz="8" w:space="0" w:color="B7C9D6"/>
-              <w:right w:val="single" w:sz="8" w:space="0" w:color="B7C9D6"/>
-            </w:tcBorders>
-            <w:shd w:val="clear" w:color="000000" w:fill="F7FAFC"/>
-            <w:vAlign w:val="center"/>
-            <w:hideMark/>
-          </w:tcPr>
-          <w:p>
-            <w:pPr>
-              <w:widowControl/>
-              <w:wordWrap/>
-              <w:autoSpaceDE/>
-              <w:autoSpaceDN/>
-              <w:spacing w:after="0" w:line="240" w:lineRule="auto"/>
-              <w:jc w:val="center"/>
-              <w:rPr>
-                <w:rFonts w:ascii="맑은 고딕" w:eastAsia="맑은 고딕" w:hAnsi="맑은 고딕" w:cs="Arial"/>
-                <w:color w:val="000000"/>
-                <w:kern w:val="0"/>
-                <w:sz w:val="12"/>
-                <w:szCs w:val="12"/>
-              </w:rPr>
-            </w:pPr>
-            <w:r>
-              <w:rPr>
-                <w:rFonts w:ascii="맑은 고딕" w:eastAsia="맑은 고딕" w:hAnsi="맑은 고딕" w:cs="Arial"/>
-                <w:color w:val="000000"/>
-                <w:kern w:val="0"/>
-                <w:sz w:val="12"/>
-                <w:szCs w:val="12"/>
-              </w:rPr>
-              <w:t>상</w:t>
-            </w:r>
-          </w:p>
-        </w:tc>
-        <w:tc>
-          <w:tcPr>
-            <w:tcW w:w="309" w:type="pct"/>
-            <w:vMerge w:val="restart"/>
-            <w:tcBorders>
-              <w:top w:val="nil"/>
-              <w:left w:val="single" w:sz="8" w:space="0" w:color="B7C9D6"/>
-              <w:bottom w:val="single" w:sz="8" w:space="0" w:color="B7C9D6"/>
-              <w:right w:val="single" w:sz="8" w:space="0" w:color="B7C9D6"/>
-            </w:tcBorders>
-            <w:shd w:val="clear" w:color="000000" w:fill="F7FAFC"/>
-            <w:vAlign w:val="center"/>
-            <w:hideMark/>
-          </w:tcPr>
-          <w:p>
-            <w:pPr>
-              <w:widowControl/>
-              <w:wordWrap/>
-              <w:autoSpaceDE/>
-              <w:autoSpaceDN/>
-              <w:spacing w:after="0" w:line="240" w:lineRule="auto"/>
-              <w:jc w:val="center"/>
-              <w:rPr>
-                <w:rFonts w:ascii="맑은 고딕" w:eastAsia="맑은 고딕" w:hAnsi="맑은 고딕" w:cs="Arial"/>
-                <w:color w:val="000000"/>
-                <w:kern w:val="0"/>
-                <w:sz w:val="12"/>
-                <w:szCs w:val="12"/>
-              </w:rPr>
-            </w:pPr>
-            <w:r>
-              <w:rPr>
-                <w:rFonts w:ascii="맑은 고딕" w:eastAsia="맑은 고딕" w:hAnsi="맑은 고딕" w:cs="Arial"/>
-                <w:color w:val="000000"/>
-                <w:kern w:val="0"/>
-                <w:sz w:val="12"/>
-                <w:szCs w:val="12"/>
-              </w:rPr>
-              <w:t>화재 감지</w:t>
-            </w:r>
-          </w:p>
-        </w:tc>
-        <w:tc>
-          <w:tcPr>
-            <w:tcW w:w="309" w:type="pct"/>
-            <w:vMerge w:val="restart"/>
-            <w:tcBorders>
-              <w:top w:val="nil"/>
-              <w:left w:val="single" w:sz="8" w:space="0" w:color="B7C9D6"/>
-              <w:bottom w:val="single" w:sz="8" w:space="0" w:color="B7C9D6"/>
-              <w:right w:val="single" w:sz="8" w:space="0" w:color="B7C9D6"/>
-            </w:tcBorders>
-            <w:shd w:val="clear" w:color="000000" w:fill="F7FAFC"/>
-            <w:vAlign w:val="center"/>
-            <w:hideMark/>
-          </w:tcPr>
-          <w:p>
-            <w:pPr>
-              <w:widowControl/>
-              <w:wordWrap/>
-              <w:autoSpaceDE/>
-              <w:autoSpaceDN/>
-              <w:spacing w:after="0" w:line="240" w:lineRule="auto"/>
-              <w:jc w:val="center"/>
-              <w:rPr>
-                <w:rFonts w:ascii="맑은 고딕" w:eastAsia="맑은 고딕" w:hAnsi="맑은 고딕" w:cs="Arial"/>
-                <w:b/>
-                <w:bCs/>
-                <w:color w:val="000000"/>
-                <w:kern w:val="0"/>
-                <w:sz w:val="12"/>
-                <w:szCs w:val="12"/>
-              </w:rPr>
-            </w:pPr>
-            <w:r>
-              <w:rPr>
-                <w:rFonts w:ascii="맑은 고딕" w:eastAsia="맑은 고딕" w:hAnsi="맑은 고딕" w:cs="Arial"/>
-                <w:b/>
-                <w:bCs/>
-                <w:color w:val="000000"/>
-                <w:kern w:val="0"/>
-                <w:sz w:val="12"/>
-                <w:szCs w:val="12"/>
-              </w:rPr>
-              <w:t>운동장</w:t>
-            </w:r>
-          </w:p>
-        </w:tc>
-        <w:tc>
-          <w:tcPr>
-            <w:tcW w:w="309" w:type="pct"/>
-            <w:vMerge w:val="restart"/>
-            <w:tcBorders>
-              <w:top w:val="nil"/>
-              <w:left w:val="single" w:sz="8" w:space="0" w:color="B7C9D6"/>
-              <w:bottom w:val="single" w:sz="8" w:space="0" w:color="B7C9D6"/>
-              <w:right w:val="single" w:sz="8" w:space="0" w:color="B7C9D6"/>
-            </w:tcBorders>
-            <w:shd w:val="clear" w:color="000000" w:fill="F7FAFC"/>
-            <w:vAlign w:val="center"/>
-            <w:hideMark/>
-          </w:tcPr>
-          <w:p>
-            <w:pPr>
-              <w:widowControl/>
-              <w:wordWrap/>
-              <w:autoSpaceDE/>
-              <w:autoSpaceDN/>
-              <w:spacing w:after="0" w:line="240" w:lineRule="auto"/>
-              <w:jc w:val="center"/>
-              <w:rPr>
-                <w:rFonts w:ascii="맑은 고딕" w:eastAsia="맑은 고딕" w:hAnsi="맑은 고딕" w:cs="Arial"/>
-                <w:b/>
-                <w:bCs/>
-                <w:color w:val="000000"/>
-                <w:kern w:val="0"/>
-                <w:sz w:val="12"/>
-                <w:szCs w:val="12"/>
-              </w:rPr>
-            </w:pPr>
-            <w:r>
-              <w:rPr>
-                <w:rFonts w:ascii="맑은 고딕" w:eastAsia="맑은 고딕" w:hAnsi="맑은 고딕" w:cs="Arial"/>
-                <w:b/>
-                <w:bCs/>
-                <w:color w:val="000000"/>
-                <w:kern w:val="0"/>
-                <w:sz w:val="12"/>
-                <w:szCs w:val="12"/>
-              </w:rPr>
-              <w:t>2026-08-03 09:00:00</w:t>
+              <w:t>시설안전</w:t>
+            </w:r>
+          </w:p>
+        </w:tc>
+        <w:tc>
+          <w:tcPr>
+            <w:tcW w:w="309" w:type="pct"/>
+            <w:vMerge w:val="restart"/>
+            <w:tcBorders>
+              <w:top w:val="nil"/>
+              <w:left w:val="single" w:sz="8" w:space="0" w:color="B7C9D6"/>
+              <w:bottom w:val="single" w:sz="8" w:space="0" w:color="B7C9D6"/>
+              <w:right w:val="single" w:sz="8" w:space="0" w:color="B7C9D6"/>
+            </w:tcBorders>
+            <w:shd w:val="clear" w:color="000000" w:fill="F7FAFC"/>
+            <w:vAlign w:val="center"/>
+            <w:hideMark/>
+          </w:tcPr>
+          <w:p>
+            <w:pPr>
+              <w:widowControl/>
+              <w:wordWrap/>
+              <w:autoSpaceDE/>
+              <w:autoSpaceDN/>
+              <w:spacing w:after="0" w:line="240" w:lineRule="auto"/>
+              <w:jc w:val="center"/>
+              <w:rPr>
+                <w:rFonts w:ascii="맑은 고딕" w:eastAsia="맑은 고딕" w:hAnsi="맑은 고딕" w:cs="Arial"/>
+                <w:color w:val="000000"/>
+                <w:kern w:val="0"/>
+                <w:sz w:val="12"/>
+                <w:szCs w:val="12"/>
+              </w:rPr>
+            </w:pPr>
+            <w:r>
+              <w:rPr>
+                <w:rFonts w:ascii="맑은 고딕" w:eastAsia="맑은 고딕" w:hAnsi="맑은 고딕" w:cs="Arial"/>
+                <w:color w:val="000000"/>
+                <w:kern w:val="0"/>
+                <w:sz w:val="12"/>
+                <w:szCs w:val="12"/>
+              </w:rPr>
+              <w:t>중</w:t>
+            </w:r>
+          </w:p>
+        </w:tc>
+        <w:tc>
+          <w:tcPr>
+            <w:tcW w:w="309" w:type="pct"/>
+            <w:vMerge w:val="restart"/>
+            <w:tcBorders>
+              <w:top w:val="nil"/>
+              <w:left w:val="single" w:sz="8" w:space="0" w:color="B7C9D6"/>
+              <w:bottom w:val="single" w:sz="8" w:space="0" w:color="B7C9D6"/>
+              <w:right w:val="single" w:sz="8" w:space="0" w:color="B7C9D6"/>
+            </w:tcBorders>
+            <w:shd w:val="clear" w:color="000000" w:fill="F7FAFC"/>
+            <w:vAlign w:val="center"/>
+            <w:hideMark/>
+          </w:tcPr>
+          <w:p>
+            <w:pPr>
+              <w:widowControl/>
+              <w:wordWrap/>
+              <w:autoSpaceDE/>
+              <w:autoSpaceDN/>
+              <w:spacing w:after="0" w:line="240" w:lineRule="auto"/>
+              <w:jc w:val="center"/>
+              <w:rPr>
+                <w:rFonts w:ascii="맑은 고딕" w:eastAsia="맑은 고딕" w:hAnsi="맑은 고딕" w:cs="Arial"/>
+                <w:color w:val="000000"/>
+                <w:kern w:val="0"/>
+                <w:sz w:val="12"/>
+                <w:szCs w:val="12"/>
+              </w:rPr>
+            </w:pPr>
+            <w:r>
+              <w:rPr>
+                <w:rFonts w:ascii="맑은 고딕" w:eastAsia="맑은 고딕" w:hAnsi="맑은 고딕" w:cs="Arial"/>
+                <w:color w:val="000000"/>
+                <w:kern w:val="0"/>
+                <w:sz w:val="12"/>
+                <w:szCs w:val="12"/>
+              </w:rPr>
+              <w:t>적재물</w:t>
+            </w:r>
+          </w:p>
+        </w:tc>
+        <w:tc>
+          <w:tcPr>
+            <w:tcW w:w="309" w:type="pct"/>
+            <w:vMerge w:val="restart"/>
+            <w:tcBorders>
+              <w:top w:val="nil"/>
+              <w:left w:val="single" w:sz="8" w:space="0" w:color="B7C9D6"/>
+              <w:bottom w:val="single" w:sz="8" w:space="0" w:color="B7C9D6"/>
+              <w:right w:val="single" w:sz="8" w:space="0" w:color="B7C9D6"/>
+            </w:tcBorders>
+            <w:shd w:val="clear" w:color="000000" w:fill="F7FAFC"/>
+            <w:vAlign w:val="center"/>
+            <w:hideMark/>
+          </w:tcPr>
+          <w:p>
+            <w:pPr>
+              <w:widowControl/>
+              <w:wordWrap/>
+              <w:autoSpaceDE/>
+              <w:autoSpaceDN/>
+              <w:spacing w:after="0" w:line="240" w:lineRule="auto"/>
+              <w:jc w:val="center"/>
+              <w:rPr>
+                <w:rFonts w:ascii="맑은 고딕" w:eastAsia="맑은 고딕" w:hAnsi="맑은 고딕" w:cs="Arial"/>
+                <w:b/>
+                <w:bCs/>
+                <w:color w:val="000000"/>
+                <w:kern w:val="0"/>
+                <w:sz w:val="12"/>
+                <w:szCs w:val="12"/>
+              </w:rPr>
+            </w:pPr>
+            <w:r>
+              <w:rPr>
+                <w:rFonts w:ascii="맑은 고딕" w:eastAsia="맑은 고딕" w:hAnsi="맑은 고딕" w:cs="Arial"/>
+                <w:b/>
+                <w:bCs/>
+                <w:color w:val="000000"/>
+                <w:kern w:val="0"/>
+                <w:sz w:val="12"/>
+                <w:szCs w:val="12"/>
+              </w:rPr>
+              <w:t>B동 자재창고</w:t>
+            </w:r>
+          </w:p>
+        </w:tc>
+        <w:tc>
+          <w:tcPr>
+            <w:tcW w:w="309" w:type="pct"/>
+            <w:vMerge w:val="restart"/>
+            <w:tcBorders>
+              <w:top w:val="nil"/>
+              <w:left w:val="single" w:sz="8" w:space="0" w:color="B7C9D6"/>
+              <w:bottom w:val="single" w:sz="8" w:space="0" w:color="B7C9D6"/>
+              <w:right w:val="single" w:sz="8" w:space="0" w:color="B7C9D6"/>
+            </w:tcBorders>
+            <w:shd w:val="clear" w:color="000000" w:fill="F7FAFC"/>
+            <w:vAlign w:val="center"/>
+            <w:hideMark/>
+          </w:tcPr>
+          <w:p>
+            <w:pPr>
+              <w:widowControl/>
+              <w:wordWrap/>
+              <w:autoSpaceDE/>
+              <w:autoSpaceDN/>
+              <w:spacing w:after="0" w:line="240" w:lineRule="auto"/>
+              <w:jc w:val="center"/>
+              <w:rPr>
+                <w:rFonts w:ascii="맑은 고딕" w:eastAsia="맑은 고딕" w:hAnsi="맑은 고딕" w:cs="Arial"/>
+                <w:b/>
+                <w:bCs/>
+                <w:color w:val="000000"/>
+                <w:kern w:val="0"/>
+                <w:sz w:val="12"/>
+                <w:szCs w:val="12"/>
+              </w:rPr>
+            </w:pPr>
+            <w:r>
+              <w:rPr>
+                <w:rFonts w:ascii="맑은 고딕" w:eastAsia="맑은 고딕" w:hAnsi="맑은 고딕" w:cs="Arial"/>
+                <w:b/>
+                <w:bCs/>
+                <w:color w:val="000000"/>
+                <w:kern w:val="0"/>
+                <w:sz w:val="12"/>
+                <w:szCs w:val="12"/>
+              </w:rPr>
+              <w:t>2026-07-29 05:43:54</w:t>
             </w:r>
           </w:p>
         </w:tc>
@@ -5392,53 +5404,52 @@
                 <w:sz w:val="12"/>
                 <w:szCs w:val="12"/>
               </w:rPr>
-              <w:t>작업자10</w:t>
-            </w:r>
-          </w:p>
-        </w:tc>
-        <w:tc>
-          <w:tcPr>
-            <w:tcW w:w="309" w:type="pct"/>
-            <w:vMerge w:val="restart"/>
-            <w:tcBorders>
-              <w:top w:val="nil"/>
-              <w:left w:val="single" w:sz="8" w:space="0" w:color="B7C9D6"/>
-              <w:bottom w:val="single" w:sz="8" w:space="0" w:color="B7C9D6"/>
-              <w:right w:val="single" w:sz="8" w:space="0" w:color="B7C9D6"/>
-            </w:tcBorders>
-            <w:shd w:val="clear" w:color="000000" w:fill="F7FAFC"/>
-            <w:vAlign w:val="center"/>
-            <w:hideMark/>
-          </w:tcPr>
-          <w:p>
-            <w:pPr>
-              <w:widowControl/>
-              <w:wordWrap/>
-              <w:autoSpaceDE/>
-              <w:autoSpaceDN/>
-              <w:spacing w:after="0" w:line="240" w:lineRule="auto"/>
-              <w:jc w:val="center"/>
-              <w:rPr>
-                <w:rFonts w:ascii="맑은 고딕" w:eastAsia="맑은 고딕" w:hAnsi="맑은 고딕" w:cs="Arial"/>
-                <w:b/>
-                <w:bCs/>
-                <w:color w:val="000000"/>
-                <w:kern w:val="0"/>
-                <w:sz w:val="12"/>
-                <w:szCs w:val="12"/>
-              </w:rPr>
-            </w:pPr>
-            <w:r>
-              <w:rPr>
-                <w:rFonts w:ascii="맑은 고딕" w:eastAsia="맑은 고딕" w:hAnsi="맑은 고딕" w:cs="Arial"/>
-                <w:b/>
-                <w:bCs/>
-                <w:color w:val="000000"/>
-                <w:kern w:val="0"/>
-                <w:sz w:val="12"/>
-                <w:szCs w:val="12"/>
-              </w:rPr>
-              <w:t>점검자 메모 프로세스 확인용으로 작성했다.</w:t>
+            </w:r>
+          </w:p>
+        </w:tc>
+        <w:tc>
+          <w:tcPr>
+            <w:tcW w:w="309" w:type="pct"/>
+            <w:vMerge w:val="restart"/>
+            <w:tcBorders>
+              <w:top w:val="nil"/>
+              <w:left w:val="single" w:sz="8" w:space="0" w:color="B7C9D6"/>
+              <w:bottom w:val="single" w:sz="8" w:space="0" w:color="B7C9D6"/>
+              <w:right w:val="single" w:sz="8" w:space="0" w:color="B7C9D6"/>
+            </w:tcBorders>
+            <w:shd w:val="clear" w:color="000000" w:fill="F7FAFC"/>
+            <w:vAlign w:val="center"/>
+            <w:hideMark/>
+          </w:tcPr>
+          <w:p>
+            <w:pPr>
+              <w:widowControl/>
+              <w:wordWrap/>
+              <w:autoSpaceDE/>
+              <w:autoSpaceDN/>
+              <w:spacing w:after="0" w:line="240" w:lineRule="auto"/>
+              <w:jc w:val="center"/>
+              <w:rPr>
+                <w:rFonts w:ascii="맑은 고딕" w:eastAsia="맑은 고딕" w:hAnsi="맑은 고딕" w:cs="Arial"/>
+                <w:b/>
+                <w:bCs/>
+                <w:color w:val="000000"/>
+                <w:kern w:val="0"/>
+                <w:sz w:val="12"/>
+                <w:szCs w:val="12"/>
+              </w:rPr>
+            </w:pPr>
+            <w:r>
+              <w:rPr>
+                <w:rFonts w:ascii="맑은 고딕" w:eastAsia="맑은 고딕" w:hAnsi="맑은 고딕" w:cs="Arial"/>
+                <w:b/>
+                <w:bCs/>
+                <w:color w:val="000000"/>
+                <w:kern w:val="0"/>
+                <w:sz w:val="12"/>
+                <w:szCs w:val="12"/>
+              </w:rPr>
+              <w:t>비상 통로 확보 상태가 양호하다.</w:t>
             </w:r>
           </w:p>
         </w:tc>
@@ -5525,7 +5536,6 @@
                 <w:sz w:val="12"/>
                 <w:szCs w:val="12"/>
               </w:rPr>
-              <w:t>점검 조치 프로세스 항목</w:t>
             </w:r>
           </w:p>
         </w:tc>
@@ -5567,53 +5577,51 @@
                 <w:sz w:val="12"/>
                 <w:szCs w:val="12"/>
               </w:rPr>
-              <w:t>운동장</w:t>
-            </w:r>
-          </w:p>
-        </w:tc>
-        <w:tc>
-          <w:tcPr>
-            <w:tcW w:w="309" w:type="pct"/>
-            <w:vMerge w:val="restart"/>
-            <w:tcBorders>
-              <w:top w:val="nil"/>
-              <w:left w:val="single" w:sz="8" w:space="0" w:color="B7C9D6"/>
-              <w:bottom w:val="single" w:sz="8" w:space="0" w:color="B7C9D6"/>
-              <w:right w:val="single" w:sz="8" w:space="0" w:color="B7C9D6"/>
-            </w:tcBorders>
-            <w:shd w:val="clear" w:color="000000" w:fill="F7FAFC"/>
-            <w:vAlign w:val="center"/>
-            <w:hideMark/>
-          </w:tcPr>
-          <w:p>
-            <w:pPr>
-              <w:widowControl/>
-              <w:wordWrap/>
-              <w:autoSpaceDE/>
-              <w:autoSpaceDN/>
-              <w:spacing w:after="0" w:line="240" w:lineRule="auto"/>
-              <w:jc w:val="center"/>
-              <w:rPr>
-                <w:rFonts w:ascii="맑은 고딕" w:eastAsia="맑은 고딕" w:hAnsi="맑은 고딕" w:cs="Arial"/>
-                <w:b/>
-                <w:bCs/>
-                <w:color w:val="000000"/>
-                <w:kern w:val="0"/>
-                <w:sz w:val="12"/>
-                <w:szCs w:val="12"/>
-              </w:rPr>
-            </w:pPr>
-            <w:r>
-              <w:rPr>
-                <w:rFonts w:ascii="맑은 고딕" w:eastAsia="맑은 고딕" w:hAnsi="맑은 고딕" w:cs="Arial"/>
-                <w:b/>
-                <w:bCs/>
-                <w:color w:val="000000"/>
-                <w:kern w:val="0"/>
-                <w:sz w:val="12"/>
-                <w:szCs w:val="12"/>
-              </w:rPr>
-              <w:t>2026-08-03 10:33:50</w:t>
+            </w:r>
+          </w:p>
+        </w:tc>
+        <w:tc>
+          <w:tcPr>
+            <w:tcW w:w="309" w:type="pct"/>
+            <w:vMerge w:val="restart"/>
+            <w:tcBorders>
+              <w:top w:val="nil"/>
+              <w:left w:val="single" w:sz="8" w:space="0" w:color="B7C9D6"/>
+              <w:bottom w:val="single" w:sz="8" w:space="0" w:color="B7C9D6"/>
+              <w:right w:val="single" w:sz="8" w:space="0" w:color="B7C9D6"/>
+            </w:tcBorders>
+            <w:shd w:val="clear" w:color="000000" w:fill="F7FAFC"/>
+            <w:vAlign w:val="center"/>
+            <w:hideMark/>
+          </w:tcPr>
+          <w:p>
+            <w:pPr>
+              <w:widowControl/>
+              <w:wordWrap/>
+              <w:autoSpaceDE/>
+              <w:autoSpaceDN/>
+              <w:spacing w:after="0" w:line="240" w:lineRule="auto"/>
+              <w:jc w:val="center"/>
+              <w:rPr>
+                <w:rFonts w:ascii="맑은 고딕" w:eastAsia="맑은 고딕" w:hAnsi="맑은 고딕" w:cs="Arial"/>
+                <w:b/>
+                <w:bCs/>
+                <w:color w:val="000000"/>
+                <w:kern w:val="0"/>
+                <w:sz w:val="12"/>
+                <w:szCs w:val="12"/>
+              </w:rPr>
+            </w:pPr>
+            <w:r>
+              <w:rPr>
+                <w:rFonts w:ascii="맑은 고딕" w:eastAsia="맑은 고딕" w:hAnsi="맑은 고딕" w:cs="Arial"/>
+                <w:b/>
+                <w:bCs/>
+                <w:color w:val="000000"/>
+                <w:kern w:val="0"/>
+                <w:sz w:val="12"/>
+                <w:szCs w:val="12"/>
+              </w:rPr>
             </w:r>
           </w:p>
         </w:tc>
@@ -5655,7 +5663,6 @@
                 <w:sz w:val="12"/>
                 <w:szCs w:val="12"/>
               </w:rPr>
-              <w:t>작업자10</w:t>
             </w:r>
           </w:p>
         </w:tc>
@@ -5697,7 +5704,6 @@
                 <w:sz w:val="12"/>
                 <w:szCs w:val="12"/>
               </w:rPr>
-              <w:t>조치 내용이 백엔드에 정상적으로 표시되는지 테스트했다.</w:t>
             </w:r>
           </w:p>
         </w:tc>
@@ -5739,38 +5745,6 @@
                 <w:sz w:val="12"/>
                 <w:szCs w:val="12"/>
               </w:rPr>
-              <w:drawing>
-                <wp:inline xmlns:a="http://schemas.openxmlformats.org/drawingml/2006/main" xmlns:pic="http://schemas.openxmlformats.org/drawingml/2006/picture">
-                  <wp:extent cx="1143000" cy="762000"/>
-                  <wp:docPr id="1" name="Picture 1"/>
-                  <wp:cNvGraphicFramePr>
-                    <a:graphicFrameLocks noChangeAspect="1"/>
-                  </wp:cNvGraphicFramePr>
-                  <a:graphic>
-                    <a:graphicData uri="http://schemas.openxmlformats.org/drawingml/2006/picture">
-                      <pic:pic>
-                        <pic:nvPicPr>
-                          <pic:cNvPr id="0" name="image.png"/>
-                          <pic:cNvPicPr/>
-                        </pic:nvPicPr>
-                        <pic:blipFill>
-                          <a:blip r:embed="rId8"/>
-                          <a:stretch>
-                            <a:fillRect/>
-                          </a:stretch>
-                        </pic:blipFill>
-                        <pic:spPr>
-                          <a:xfrm>
-                            <a:off x="0" y="0"/>
-                            <a:ext cx="1143000" cy="762000"/>
-                          </a:xfrm>
-                          <a:prstGeom prst="rect"/>
-                        </pic:spPr>
-                      </pic:pic>
-                    </a:graphicData>
-                  </a:graphic>
-                </wp:inline>
-              </w:drawing>
             </w:r>
           </w:p>
         </w:tc>
@@ -5812,7 +5786,6 @@
                 <w:sz w:val="12"/>
                 <w:szCs w:val="12"/>
               </w:rPr>
-              <w:t>판교관리자</w:t>
             </w:r>
           </w:p>
         </w:tc>
@@ -5854,7 +5827,6 @@
                 <w:sz w:val="12"/>
                 <w:szCs w:val="12"/>
               </w:rPr>
-              <w:t>점검이력</w:t>
             </w:r>
           </w:p>
         </w:tc>
@@ -6466,183 +6438,183 @@
                 <w:sz w:val="12"/>
                 <w:szCs w:val="12"/>
               </w:rPr>
-              <w:t>소방안전</w:t>
-            </w:r>
-          </w:p>
-        </w:tc>
-        <w:tc>
-          <w:tcPr>
-            <w:tcW w:w="309" w:type="pct"/>
-            <w:vMerge w:val="restart"/>
-            <w:tcBorders>
-              <w:top w:val="nil"/>
-              <w:left w:val="single" w:sz="8" w:space="0" w:color="B7C9D6"/>
-              <w:bottom w:val="single" w:sz="8" w:space="0" w:color="B7C9D6"/>
-              <w:right w:val="single" w:sz="8" w:space="0" w:color="B7C9D6"/>
-            </w:tcBorders>
-            <w:shd w:val="clear" w:color="000000" w:fill="F7FAFC"/>
-            <w:vAlign w:val="center"/>
-            <w:hideMark/>
-          </w:tcPr>
-          <w:p>
-            <w:pPr>
-              <w:widowControl/>
-              <w:wordWrap/>
-              <w:autoSpaceDE/>
-              <w:autoSpaceDN/>
-              <w:spacing w:after="0" w:line="240" w:lineRule="auto"/>
-              <w:jc w:val="center"/>
-              <w:rPr>
-                <w:rFonts w:ascii="맑은 고딕" w:eastAsia="맑은 고딕" w:hAnsi="맑은 고딕" w:cs="Arial"/>
-                <w:color w:val="000000"/>
-                <w:kern w:val="0"/>
-                <w:sz w:val="12"/>
-                <w:szCs w:val="12"/>
-              </w:rPr>
-            </w:pPr>
-            <w:r>
-              <w:rPr>
-                <w:rFonts w:ascii="맑은 고딕" w:eastAsia="맑은 고딕" w:hAnsi="맑은 고딕" w:cs="Arial"/>
-                <w:color w:val="000000"/>
-                <w:kern w:val="0"/>
-                <w:sz w:val="12"/>
-                <w:szCs w:val="12"/>
-              </w:rPr>
-              <w:t>상</w:t>
-            </w:r>
-          </w:p>
-        </w:tc>
-        <w:tc>
-          <w:tcPr>
-            <w:tcW w:w="309" w:type="pct"/>
-            <w:vMerge w:val="restart"/>
-            <w:tcBorders>
-              <w:top w:val="nil"/>
-              <w:left w:val="single" w:sz="8" w:space="0" w:color="B7C9D6"/>
-              <w:bottom w:val="single" w:sz="8" w:space="0" w:color="B7C9D6"/>
-              <w:right w:val="single" w:sz="8" w:space="0" w:color="B7C9D6"/>
-            </w:tcBorders>
-            <w:shd w:val="clear" w:color="000000" w:fill="F7FAFC"/>
-            <w:vAlign w:val="center"/>
-            <w:hideMark/>
-          </w:tcPr>
-          <w:p>
-            <w:pPr>
-              <w:widowControl/>
-              <w:wordWrap/>
-              <w:autoSpaceDE/>
-              <w:autoSpaceDN/>
-              <w:spacing w:after="0" w:line="240" w:lineRule="auto"/>
-              <w:jc w:val="center"/>
-              <w:rPr>
-                <w:rFonts w:ascii="맑은 고딕" w:eastAsia="맑은 고딕" w:hAnsi="맑은 고딕" w:cs="Arial"/>
-                <w:color w:val="000000"/>
-                <w:kern w:val="0"/>
-                <w:sz w:val="12"/>
-                <w:szCs w:val="12"/>
-              </w:rPr>
-            </w:pPr>
-            <w:r>
-              <w:rPr>
-                <w:rFonts w:ascii="맑은 고딕" w:eastAsia="맑은 고딕" w:hAnsi="맑은 고딕" w:cs="Arial"/>
-                <w:color w:val="000000"/>
-                <w:kern w:val="0"/>
-                <w:sz w:val="12"/>
-                <w:szCs w:val="12"/>
-              </w:rPr>
-              <w:t>화재 감지</w:t>
-            </w:r>
-          </w:p>
-        </w:tc>
-        <w:tc>
-          <w:tcPr>
-            <w:tcW w:w="309" w:type="pct"/>
-            <w:vMerge w:val="restart"/>
-            <w:tcBorders>
-              <w:top w:val="nil"/>
-              <w:left w:val="single" w:sz="8" w:space="0" w:color="B7C9D6"/>
-              <w:bottom w:val="single" w:sz="8" w:space="0" w:color="B7C9D6"/>
-              <w:right w:val="single" w:sz="8" w:space="0" w:color="B7C9D6"/>
-            </w:tcBorders>
-            <w:shd w:val="clear" w:color="000000" w:fill="F7FAFC"/>
-            <w:vAlign w:val="center"/>
-            <w:hideMark/>
-          </w:tcPr>
-          <w:p>
-            <w:pPr>
-              <w:widowControl/>
-              <w:wordWrap/>
-              <w:autoSpaceDE/>
-              <w:autoSpaceDN/>
-              <w:spacing w:after="0" w:line="240" w:lineRule="auto"/>
-              <w:jc w:val="center"/>
-              <w:rPr>
-                <w:rFonts w:ascii="맑은 고딕" w:eastAsia="맑은 고딕" w:hAnsi="맑은 고딕" w:cs="Arial"/>
-                <w:b/>
-                <w:bCs/>
-                <w:color w:val="000000"/>
-                <w:kern w:val="0"/>
-                <w:sz w:val="12"/>
-                <w:szCs w:val="12"/>
-              </w:rPr>
-            </w:pPr>
-            <w:r>
-              <w:rPr>
-                <w:rFonts w:ascii="맑은 고딕" w:eastAsia="맑은 고딕" w:hAnsi="맑은 고딕" w:cs="Arial"/>
-                <w:b/>
-                <w:bCs/>
-                <w:color w:val="000000"/>
-                <w:kern w:val="0"/>
-                <w:sz w:val="12"/>
-                <w:szCs w:val="12"/>
-              </w:rPr>
-              <w:t>집</w:t>
-            </w:r>
-          </w:p>
-        </w:tc>
-        <w:tc>
-          <w:tcPr>
-            <w:tcW w:w="309" w:type="pct"/>
-            <w:vMerge w:val="restart"/>
-            <w:tcBorders>
-              <w:top w:val="nil"/>
-              <w:left w:val="single" w:sz="8" w:space="0" w:color="B7C9D6"/>
-              <w:bottom w:val="single" w:sz="8" w:space="0" w:color="B7C9D6"/>
-              <w:right w:val="single" w:sz="8" w:space="0" w:color="B7C9D6"/>
-            </w:tcBorders>
-            <w:shd w:val="clear" w:color="000000" w:fill="F7FAFC"/>
-            <w:vAlign w:val="center"/>
-            <w:hideMark/>
-          </w:tcPr>
-          <w:p>
-            <w:pPr>
-              <w:widowControl/>
-              <w:wordWrap/>
-              <w:autoSpaceDE/>
-              <w:autoSpaceDN/>
-              <w:spacing w:after="0" w:line="240" w:lineRule="auto"/>
-              <w:jc w:val="center"/>
-              <w:rPr>
-                <w:rFonts w:ascii="맑은 고딕" w:eastAsia="맑은 고딕" w:hAnsi="맑은 고딕" w:cs="Arial"/>
-                <w:b/>
-                <w:bCs/>
-                <w:color w:val="000000"/>
-                <w:kern w:val="0"/>
-                <w:sz w:val="12"/>
-                <w:szCs w:val="12"/>
-              </w:rPr>
-            </w:pPr>
-            <w:r>
-              <w:rPr>
-                <w:rFonts w:ascii="맑은 고딕" w:eastAsia="맑은 고딕" w:hAnsi="맑은 고딕" w:cs="Arial"/>
-                <w:b/>
-                <w:bCs/>
-                <w:color w:val="000000"/>
-                <w:kern w:val="0"/>
-                <w:sz w:val="12"/>
-                <w:szCs w:val="12"/>
-              </w:rPr>
-              <w:t>2026-08-03 09:00:00</w:t>
+              <w:t>산업안전</w:t>
+            </w:r>
+          </w:p>
+        </w:tc>
+        <w:tc>
+          <w:tcPr>
+            <w:tcW w:w="309" w:type="pct"/>
+            <w:vMerge w:val="restart"/>
+            <w:tcBorders>
+              <w:top w:val="nil"/>
+              <w:left w:val="single" w:sz="8" w:space="0" w:color="B7C9D6"/>
+              <w:bottom w:val="single" w:sz="8" w:space="0" w:color="B7C9D6"/>
+              <w:right w:val="single" w:sz="8" w:space="0" w:color="B7C9D6"/>
+            </w:tcBorders>
+            <w:shd w:val="clear" w:color="000000" w:fill="F7FAFC"/>
+            <w:vAlign w:val="center"/>
+            <w:hideMark/>
+          </w:tcPr>
+          <w:p>
+            <w:pPr>
+              <w:widowControl/>
+              <w:wordWrap/>
+              <w:autoSpaceDE/>
+              <w:autoSpaceDN/>
+              <w:spacing w:after="0" w:line="240" w:lineRule="auto"/>
+              <w:jc w:val="center"/>
+              <w:rPr>
+                <w:rFonts w:ascii="맑은 고딕" w:eastAsia="맑은 고딕" w:hAnsi="맑은 고딕" w:cs="Arial"/>
+                <w:color w:val="000000"/>
+                <w:kern w:val="0"/>
+                <w:sz w:val="12"/>
+                <w:szCs w:val="12"/>
+              </w:rPr>
+            </w:pPr>
+            <w:r>
+              <w:rPr>
+                <w:rFonts w:ascii="맑은 고딕" w:eastAsia="맑은 고딕" w:hAnsi="맑은 고딕" w:cs="Arial"/>
+                <w:color w:val="000000"/>
+                <w:kern w:val="0"/>
+                <w:sz w:val="12"/>
+                <w:szCs w:val="12"/>
+              </w:rPr>
+              <w:t>중</w:t>
+            </w:r>
+          </w:p>
+        </w:tc>
+        <w:tc>
+          <w:tcPr>
+            <w:tcW w:w="309" w:type="pct"/>
+            <w:vMerge w:val="restart"/>
+            <w:tcBorders>
+              <w:top w:val="nil"/>
+              <w:left w:val="single" w:sz="8" w:space="0" w:color="B7C9D6"/>
+              <w:bottom w:val="single" w:sz="8" w:space="0" w:color="B7C9D6"/>
+              <w:right w:val="single" w:sz="8" w:space="0" w:color="B7C9D6"/>
+            </w:tcBorders>
+            <w:shd w:val="clear" w:color="000000" w:fill="F7FAFC"/>
+            <w:vAlign w:val="center"/>
+            <w:hideMark/>
+          </w:tcPr>
+          <w:p>
+            <w:pPr>
+              <w:widowControl/>
+              <w:wordWrap/>
+              <w:autoSpaceDE/>
+              <w:autoSpaceDN/>
+              <w:spacing w:after="0" w:line="240" w:lineRule="auto"/>
+              <w:jc w:val="center"/>
+              <w:rPr>
+                <w:rFonts w:ascii="맑은 고딕" w:eastAsia="맑은 고딕" w:hAnsi="맑은 고딕" w:cs="Arial"/>
+                <w:color w:val="000000"/>
+                <w:kern w:val="0"/>
+                <w:sz w:val="12"/>
+                <w:szCs w:val="12"/>
+              </w:rPr>
+            </w:pPr>
+            <w:r>
+              <w:rPr>
+                <w:rFonts w:ascii="맑은 고딕" w:eastAsia="맑은 고딕" w:hAnsi="맑은 고딕" w:cs="Arial"/>
+                <w:color w:val="000000"/>
+                <w:kern w:val="0"/>
+                <w:sz w:val="12"/>
+                <w:szCs w:val="12"/>
+              </w:rPr>
+              <w:t>충돌</w:t>
+            </w:r>
+          </w:p>
+        </w:tc>
+        <w:tc>
+          <w:tcPr>
+            <w:tcW w:w="309" w:type="pct"/>
+            <w:vMerge w:val="restart"/>
+            <w:tcBorders>
+              <w:top w:val="nil"/>
+              <w:left w:val="single" w:sz="8" w:space="0" w:color="B7C9D6"/>
+              <w:bottom w:val="single" w:sz="8" w:space="0" w:color="B7C9D6"/>
+              <w:right w:val="single" w:sz="8" w:space="0" w:color="B7C9D6"/>
+            </w:tcBorders>
+            <w:shd w:val="clear" w:color="000000" w:fill="F7FAFC"/>
+            <w:vAlign w:val="center"/>
+            <w:hideMark/>
+          </w:tcPr>
+          <w:p>
+            <w:pPr>
+              <w:widowControl/>
+              <w:wordWrap/>
+              <w:autoSpaceDE/>
+              <w:autoSpaceDN/>
+              <w:spacing w:after="0" w:line="240" w:lineRule="auto"/>
+              <w:jc w:val="center"/>
+              <w:rPr>
+                <w:rFonts w:ascii="맑은 고딕" w:eastAsia="맑은 고딕" w:hAnsi="맑은 고딕" w:cs="Arial"/>
+                <w:b/>
+                <w:bCs/>
+                <w:color w:val="000000"/>
+                <w:kern w:val="0"/>
+                <w:sz w:val="12"/>
+                <w:szCs w:val="12"/>
+              </w:rPr>
+            </w:pPr>
+            <w:r>
+              <w:rPr>
+                <w:rFonts w:ascii="맑은 고딕" w:eastAsia="맑은 고딕" w:hAnsi="맑은 고딕" w:cs="Arial"/>
+                <w:b/>
+                <w:bCs/>
+                <w:color w:val="000000"/>
+                <w:kern w:val="0"/>
+                <w:sz w:val="12"/>
+                <w:szCs w:val="12"/>
+              </w:rPr>
+              <w:t>C동 하역장</w:t>
+            </w:r>
+          </w:p>
+        </w:tc>
+        <w:tc>
+          <w:tcPr>
+            <w:tcW w:w="309" w:type="pct"/>
+            <w:vMerge w:val="restart"/>
+            <w:tcBorders>
+              <w:top w:val="nil"/>
+              <w:left w:val="single" w:sz="8" w:space="0" w:color="B7C9D6"/>
+              <w:bottom w:val="single" w:sz="8" w:space="0" w:color="B7C9D6"/>
+              <w:right w:val="single" w:sz="8" w:space="0" w:color="B7C9D6"/>
+            </w:tcBorders>
+            <w:shd w:val="clear" w:color="000000" w:fill="F7FAFC"/>
+            <w:vAlign w:val="center"/>
+            <w:hideMark/>
+          </w:tcPr>
+          <w:p>
+            <w:pPr>
+              <w:widowControl/>
+              <w:wordWrap/>
+              <w:autoSpaceDE/>
+              <w:autoSpaceDN/>
+              <w:spacing w:after="0" w:line="240" w:lineRule="auto"/>
+              <w:jc w:val="center"/>
+              <w:rPr>
+                <w:rFonts w:ascii="맑은 고딕" w:eastAsia="맑은 고딕" w:hAnsi="맑은 고딕" w:cs="Arial"/>
+                <w:b/>
+                <w:bCs/>
+                <w:color w:val="000000"/>
+                <w:kern w:val="0"/>
+                <w:sz w:val="12"/>
+                <w:szCs w:val="12"/>
+              </w:rPr>
+            </w:pPr>
+            <w:r>
+              <w:rPr>
+                <w:rFonts w:ascii="맑은 고딕" w:eastAsia="맑은 고딕" w:hAnsi="맑은 고딕" w:cs="Arial"/>
+                <w:b/>
+                <w:bCs/>
+                <w:color w:val="000000"/>
+                <w:kern w:val="0"/>
+                <w:sz w:val="12"/>
+                <w:szCs w:val="12"/>
+              </w:rPr>
+              <w:t>2026-07-30 15:52:16</w:t>
             </w:r>
           </w:p>
         </w:tc>
@@ -6688,53 +6660,52 @@
                 <w:sz w:val="12"/>
                 <w:szCs w:val="12"/>
               </w:rPr>
-              <w:t>작업자10</w:t>
-            </w:r>
-          </w:p>
-        </w:tc>
-        <w:tc>
-          <w:tcPr>
-            <w:tcW w:w="309" w:type="pct"/>
-            <w:vMerge w:val="restart"/>
-            <w:tcBorders>
-              <w:top w:val="nil"/>
-              <w:left w:val="single" w:sz="8" w:space="0" w:color="B7C9D6"/>
-              <w:bottom w:val="single" w:sz="8" w:space="0" w:color="B7C9D6"/>
-              <w:right w:val="single" w:sz="8" w:space="0" w:color="B7C9D6"/>
-            </w:tcBorders>
-            <w:shd w:val="clear" w:color="000000" w:fill="F7FAFC"/>
-            <w:vAlign w:val="center"/>
-            <w:hideMark/>
-          </w:tcPr>
-          <w:p>
-            <w:pPr>
-              <w:widowControl/>
-              <w:wordWrap/>
-              <w:autoSpaceDE/>
-              <w:autoSpaceDN/>
-              <w:spacing w:after="0" w:line="240" w:lineRule="auto"/>
-              <w:jc w:val="center"/>
-              <w:rPr>
-                <w:rFonts w:ascii="맑은 고딕" w:eastAsia="맑은 고딕" w:hAnsi="맑은 고딕" w:cs="Arial"/>
-                <w:b/>
-                <w:bCs/>
-                <w:color w:val="000000"/>
-                <w:kern w:val="0"/>
-                <w:sz w:val="12"/>
-                <w:szCs w:val="12"/>
-              </w:rPr>
-            </w:pPr>
-            <w:r>
-              <w:rPr>
-                <w:rFonts w:ascii="맑은 고딕" w:eastAsia="맑은 고딕" w:hAnsi="맑은 고딕" w:cs="Arial"/>
-                <w:b/>
-                <w:bCs/>
-                <w:color w:val="000000"/>
-                <w:kern w:val="0"/>
-                <w:sz w:val="12"/>
-                <w:szCs w:val="12"/>
-              </w:rPr>
-              <w:t>본 점검에 대해 조치가 필요하다.</w:t>
+            </w:r>
+          </w:p>
+        </w:tc>
+        <w:tc>
+          <w:tcPr>
+            <w:tcW w:w="309" w:type="pct"/>
+            <w:vMerge w:val="restart"/>
+            <w:tcBorders>
+              <w:top w:val="nil"/>
+              <w:left w:val="single" w:sz="8" w:space="0" w:color="B7C9D6"/>
+              <w:bottom w:val="single" w:sz="8" w:space="0" w:color="B7C9D6"/>
+              <w:right w:val="single" w:sz="8" w:space="0" w:color="B7C9D6"/>
+            </w:tcBorders>
+            <w:shd w:val="clear" w:color="000000" w:fill="F7FAFC"/>
+            <w:vAlign w:val="center"/>
+            <w:hideMark/>
+          </w:tcPr>
+          <w:p>
+            <w:pPr>
+              <w:widowControl/>
+              <w:wordWrap/>
+              <w:autoSpaceDE/>
+              <w:autoSpaceDN/>
+              <w:spacing w:after="0" w:line="240" w:lineRule="auto"/>
+              <w:jc w:val="center"/>
+              <w:rPr>
+                <w:rFonts w:ascii="맑은 고딕" w:eastAsia="맑은 고딕" w:hAnsi="맑은 고딕" w:cs="Arial"/>
+                <w:b/>
+                <w:bCs/>
+                <w:color w:val="000000"/>
+                <w:kern w:val="0"/>
+                <w:sz w:val="12"/>
+                <w:szCs w:val="12"/>
+              </w:rPr>
+            </w:pPr>
+            <w:r>
+              <w:rPr>
+                <w:rFonts w:ascii="맑은 고딕" w:eastAsia="맑은 고딕" w:hAnsi="맑은 고딕" w:cs="Arial"/>
+                <w:b/>
+                <w:bCs/>
+                <w:color w:val="000000"/>
+                <w:kern w:val="0"/>
+                <w:sz w:val="12"/>
+                <w:szCs w:val="12"/>
+              </w:rPr>
+              <w:t>조치가 필요하다.</w:t>
             </w:r>
           </w:p>
         </w:tc>
@@ -7723,7 +7694,7 @@
                 <w:sz w:val="12"/>
                 <w:szCs w:val="12"/>
               </w:rPr>
-              <w:t>시설안전</w:t>
+              <w:t>산업안전</w:t>
             </w:r>
           </w:p>
         </w:tc>
@@ -7807,99 +7778,99 @@
                 <w:sz w:val="12"/>
                 <w:szCs w:val="12"/>
               </w:rPr>
-              <w:t>적재물 관리</w:t>
-            </w:r>
-          </w:p>
-        </w:tc>
-        <w:tc>
-          <w:tcPr>
-            <w:tcW w:w="309" w:type="pct"/>
-            <w:vMerge w:val="restart"/>
-            <w:tcBorders>
-              <w:top w:val="nil"/>
-              <w:left w:val="single" w:sz="8" w:space="0" w:color="B7C9D6"/>
-              <w:bottom w:val="single" w:sz="8" w:space="0" w:color="B7C9D6"/>
-              <w:right w:val="single" w:sz="8" w:space="0" w:color="B7C9D6"/>
-            </w:tcBorders>
-            <w:shd w:val="clear" w:color="000000" w:fill="F7FAFC"/>
-            <w:vAlign w:val="center"/>
-            <w:hideMark/>
-          </w:tcPr>
-          <w:p>
-            <w:pPr>
-              <w:widowControl/>
-              <w:wordWrap/>
-              <w:autoSpaceDE/>
-              <w:autoSpaceDN/>
-              <w:spacing w:after="0" w:line="240" w:lineRule="auto"/>
-              <w:jc w:val="center"/>
-              <w:rPr>
-                <w:rFonts w:ascii="맑은 고딕" w:eastAsia="맑은 고딕" w:hAnsi="맑은 고딕" w:cs="Arial"/>
-                <w:b/>
-                <w:bCs/>
-                <w:color w:val="000000"/>
-                <w:kern w:val="0"/>
-                <w:sz w:val="12"/>
-                <w:szCs w:val="12"/>
-              </w:rPr>
-            </w:pPr>
-            <w:r>
-              <w:rPr>
-                <w:rFonts w:ascii="맑은 고딕" w:eastAsia="맑은 고딕" w:hAnsi="맑은 고딕" w:cs="Arial"/>
-                <w:b/>
-                <w:bCs/>
-                <w:color w:val="000000"/>
-                <w:kern w:val="0"/>
-                <w:sz w:val="12"/>
-                <w:szCs w:val="12"/>
-              </w:rPr>
-              <w:t>B동 자재창고</w:t>
-            </w:r>
-          </w:p>
-        </w:tc>
-        <w:tc>
-          <w:tcPr>
-            <w:tcW w:w="309" w:type="pct"/>
-            <w:vMerge w:val="restart"/>
-            <w:tcBorders>
-              <w:top w:val="nil"/>
-              <w:left w:val="single" w:sz="8" w:space="0" w:color="B7C9D6"/>
-              <w:bottom w:val="single" w:sz="8" w:space="0" w:color="B7C9D6"/>
-              <w:right w:val="single" w:sz="8" w:space="0" w:color="B7C9D6"/>
-            </w:tcBorders>
-            <w:shd w:val="clear" w:color="000000" w:fill="F7FAFC"/>
-            <w:vAlign w:val="center"/>
-            <w:hideMark/>
-          </w:tcPr>
-          <w:p>
-            <w:pPr>
-              <w:widowControl/>
-              <w:wordWrap/>
-              <w:autoSpaceDE/>
-              <w:autoSpaceDN/>
-              <w:spacing w:after="0" w:line="240" w:lineRule="auto"/>
-              <w:jc w:val="center"/>
-              <w:rPr>
-                <w:rFonts w:ascii="맑은 고딕" w:eastAsia="맑은 고딕" w:hAnsi="맑은 고딕" w:cs="Arial"/>
-                <w:b/>
-                <w:bCs/>
-                <w:color w:val="000000"/>
-                <w:kern w:val="0"/>
-                <w:sz w:val="12"/>
-                <w:szCs w:val="12"/>
-              </w:rPr>
-            </w:pPr>
-            <w:r>
-              <w:rPr>
-                <w:rFonts w:ascii="맑은 고딕" w:eastAsia="맑은 고딕" w:hAnsi="맑은 고딕" w:cs="Arial"/>
-                <w:b/>
-                <w:bCs/>
-                <w:color w:val="000000"/>
-                <w:kern w:val="0"/>
-                <w:sz w:val="12"/>
-                <w:szCs w:val="12"/>
-              </w:rPr>
-              <w:t>2026-08-03 00:00:00</w:t>
+              <w:t>충돌</w:t>
+            </w:r>
+          </w:p>
+        </w:tc>
+        <w:tc>
+          <w:tcPr>
+            <w:tcW w:w="309" w:type="pct"/>
+            <w:vMerge w:val="restart"/>
+            <w:tcBorders>
+              <w:top w:val="nil"/>
+              <w:left w:val="single" w:sz="8" w:space="0" w:color="B7C9D6"/>
+              <w:bottom w:val="single" w:sz="8" w:space="0" w:color="B7C9D6"/>
+              <w:right w:val="single" w:sz="8" w:space="0" w:color="B7C9D6"/>
+            </w:tcBorders>
+            <w:shd w:val="clear" w:color="000000" w:fill="F7FAFC"/>
+            <w:vAlign w:val="center"/>
+            <w:hideMark/>
+          </w:tcPr>
+          <w:p>
+            <w:pPr>
+              <w:widowControl/>
+              <w:wordWrap/>
+              <w:autoSpaceDE/>
+              <w:autoSpaceDN/>
+              <w:spacing w:after="0" w:line="240" w:lineRule="auto"/>
+              <w:jc w:val="center"/>
+              <w:rPr>
+                <w:rFonts w:ascii="맑은 고딕" w:eastAsia="맑은 고딕" w:hAnsi="맑은 고딕" w:cs="Arial"/>
+                <w:b/>
+                <w:bCs/>
+                <w:color w:val="000000"/>
+                <w:kern w:val="0"/>
+                <w:sz w:val="12"/>
+                <w:szCs w:val="12"/>
+              </w:rPr>
+            </w:pPr>
+            <w:r>
+              <w:rPr>
+                <w:rFonts w:ascii="맑은 고딕" w:eastAsia="맑은 고딕" w:hAnsi="맑은 고딕" w:cs="Arial"/>
+                <w:b/>
+                <w:bCs/>
+                <w:color w:val="000000"/>
+                <w:kern w:val="0"/>
+                <w:sz w:val="12"/>
+                <w:szCs w:val="12"/>
+              </w:rPr>
+              <w:t>D동 정문</w:t>
+            </w:r>
+          </w:p>
+        </w:tc>
+        <w:tc>
+          <w:tcPr>
+            <w:tcW w:w="309" w:type="pct"/>
+            <w:vMerge w:val="restart"/>
+            <w:tcBorders>
+              <w:top w:val="nil"/>
+              <w:left w:val="single" w:sz="8" w:space="0" w:color="B7C9D6"/>
+              <w:bottom w:val="single" w:sz="8" w:space="0" w:color="B7C9D6"/>
+              <w:right w:val="single" w:sz="8" w:space="0" w:color="B7C9D6"/>
+            </w:tcBorders>
+            <w:shd w:val="clear" w:color="000000" w:fill="F7FAFC"/>
+            <w:vAlign w:val="center"/>
+            <w:hideMark/>
+          </w:tcPr>
+          <w:p>
+            <w:pPr>
+              <w:widowControl/>
+              <w:wordWrap/>
+              <w:autoSpaceDE/>
+              <w:autoSpaceDN/>
+              <w:spacing w:after="0" w:line="240" w:lineRule="auto"/>
+              <w:jc w:val="center"/>
+              <w:rPr>
+                <w:rFonts w:ascii="맑은 고딕" w:eastAsia="맑은 고딕" w:hAnsi="맑은 고딕" w:cs="Arial"/>
+                <w:b/>
+                <w:bCs/>
+                <w:color w:val="000000"/>
+                <w:kern w:val="0"/>
+                <w:sz w:val="12"/>
+                <w:szCs w:val="12"/>
+              </w:rPr>
+            </w:pPr>
+            <w:r>
+              <w:rPr>
+                <w:rFonts w:ascii="맑은 고딕" w:eastAsia="맑은 고딕" w:hAnsi="맑은 고딕" w:cs="Arial"/>
+                <w:b/>
+                <w:bCs/>
+                <w:color w:val="000000"/>
+                <w:kern w:val="0"/>
+                <w:sz w:val="12"/>
+                <w:szCs w:val="12"/>
+              </w:rPr>
+              <w:t>2026-07-30 15:52:16</w:t>
             </w:r>
           </w:p>
         </w:tc>
@@ -7991,7 +7962,7 @@
                 <w:sz w:val="12"/>
                 <w:szCs w:val="12"/>
               </w:rPr>
-              <w:t>[매월] 정기 점검 자동 생성 건으로 확인했다.</w:t>
+              <w:t>[매일] 정기 점검 자동 생성 건이다.</w:t>
             </w:r>
           </w:p>
         </w:tc>
@@ -9064,7 +9035,7 @@
                 <w:sz w:val="12"/>
                 <w:szCs w:val="12"/>
               </w:rPr>
-              <w:t>충돌 위험</w:t>
+              <w:t>충돌</w:t>
             </w:r>
           </w:p>
         </w:tc>
@@ -9156,7 +9127,7 @@
                 <w:sz w:val="12"/>
                 <w:szCs w:val="12"/>
               </w:rPr>
-              <w:t>2026-08-01 11:45:00</w:t>
+              <w:t>2026-07-31 11:45:52</w:t>
             </w:r>
           </w:p>
         </w:tc>
@@ -9202,53 +9173,53 @@
                 <w:sz w:val="12"/>
                 <w:szCs w:val="12"/>
               </w:rPr>
-              <w:t>작업자10</w:t>
-            </w:r>
-          </w:p>
-        </w:tc>
-        <w:tc>
-          <w:tcPr>
-            <w:tcW w:w="309" w:type="pct"/>
-            <w:vMerge w:val="restart"/>
-            <w:tcBorders>
-              <w:top w:val="nil"/>
-              <w:left w:val="single" w:sz="8" w:space="0" w:color="B7C9D6"/>
-              <w:bottom w:val="single" w:sz="8" w:space="0" w:color="B7C9D6"/>
-              <w:right w:val="single" w:sz="8" w:space="0" w:color="B7C9D6"/>
-            </w:tcBorders>
-            <w:shd w:val="clear" w:color="000000" w:fill="F7FAFC"/>
-            <w:vAlign w:val="center"/>
-            <w:hideMark/>
-          </w:tcPr>
-          <w:p>
-            <w:pPr>
-              <w:widowControl/>
-              <w:wordWrap/>
-              <w:autoSpaceDE/>
-              <w:autoSpaceDN/>
-              <w:spacing w:after="0" w:line="240" w:lineRule="auto"/>
-              <w:jc w:val="center"/>
-              <w:rPr>
-                <w:rFonts w:ascii="맑은 고딕" w:eastAsia="맑은 고딕" w:hAnsi="맑은 고딕" w:cs="Arial"/>
-                <w:b/>
-                <w:bCs/>
-                <w:color w:val="000000"/>
-                <w:kern w:val="0"/>
-                <w:sz w:val="12"/>
-                <w:szCs w:val="12"/>
-              </w:rPr>
-            </w:pPr>
-            <w:r>
-              <w:rPr>
-                <w:rFonts w:ascii="맑은 고딕" w:eastAsia="맑은 고딕" w:hAnsi="맑은 고딕" w:cs="Arial"/>
-                <w:b/>
-                <w:bCs/>
-                <w:color w:val="000000"/>
-                <w:kern w:val="0"/>
-                <w:sz w:val="12"/>
-                <w:szCs w:val="12"/>
-              </w:rPr>
-              <w:t>보호구 불량 상태로 확인했다.</w:t>
+              <w:t>김작업</w:t>
+            </w:r>
+          </w:p>
+        </w:tc>
+        <w:tc>
+          <w:tcPr>
+            <w:tcW w:w="309" w:type="pct"/>
+            <w:vMerge w:val="restart"/>
+            <w:tcBorders>
+              <w:top w:val="nil"/>
+              <w:left w:val="single" w:sz="8" w:space="0" w:color="B7C9D6"/>
+              <w:bottom w:val="single" w:sz="8" w:space="0" w:color="B7C9D6"/>
+              <w:right w:val="single" w:sz="8" w:space="0" w:color="B7C9D6"/>
+            </w:tcBorders>
+            <w:shd w:val="clear" w:color="000000" w:fill="F7FAFC"/>
+            <w:vAlign w:val="center"/>
+            <w:hideMark/>
+          </w:tcPr>
+          <w:p>
+            <w:pPr>
+              <w:widowControl/>
+              <w:wordWrap/>
+              <w:autoSpaceDE/>
+              <w:autoSpaceDN/>
+              <w:spacing w:after="0" w:line="240" w:lineRule="auto"/>
+              <w:jc w:val="center"/>
+              <w:rPr>
+                <w:rFonts w:ascii="맑은 고딕" w:eastAsia="맑은 고딕" w:hAnsi="맑은 고딕" w:cs="Arial"/>
+                <w:b/>
+                <w:bCs/>
+                <w:color w:val="000000"/>
+                <w:kern w:val="0"/>
+                <w:sz w:val="12"/>
+                <w:szCs w:val="12"/>
+              </w:rPr>
+            </w:pPr>
+            <w:r>
+              <w:rPr>
+                <w:rFonts w:ascii="맑은 고딕" w:eastAsia="맑은 고딕" w:hAnsi="맑은 고딕" w:cs="Arial"/>
+                <w:b/>
+                <w:bCs/>
+                <w:color w:val="000000"/>
+                <w:kern w:val="0"/>
+                <w:sz w:val="12"/>
+                <w:szCs w:val="12"/>
+              </w:rPr>
+              <w:t>[매일] 정기 점검 자동 생성 건이다.</w:t>
             </w:r>
           </w:p>
         </w:tc>
@@ -10321,7 +10292,7 @@
                 <w:sz w:val="12"/>
                 <w:szCs w:val="12"/>
               </w:rPr>
-              <w:t>충돌 위험</w:t>
+              <w:t>충돌</w:t>
             </w:r>
           </w:p>
         </w:tc>
@@ -10505,7 +10476,7 @@
                 <w:sz w:val="12"/>
                 <w:szCs w:val="12"/>
               </w:rPr>
-              <w:t>본 점검에 대해 조치가 필요하다.</w:t>
+              <w:t>이 점검에 대해 조치가 필요하다.</w:t>
             </w:r>
           </w:p>
         </w:tc>
@@ -11578,7 +11549,7 @@
                 <w:sz w:val="12"/>
                 <w:szCs w:val="12"/>
               </w:rPr>
-              <w:t>충돌 위험</w:t>
+              <w:t>충돌</w:t>
             </w:r>
           </w:p>
         </w:tc>
@@ -11670,7 +11641,7 @@
                 <w:sz w:val="12"/>
                 <w:szCs w:val="12"/>
               </w:rPr>
-              <w:t>2026-07-31 11:45:52</w:t>
+              <w:t>2026-08-01 11:45:00</w:t>
             </w:r>
           </w:p>
         </w:tc>
@@ -11762,7 +11733,7 @@
                 <w:sz w:val="12"/>
                 <w:szCs w:val="12"/>
               </w:rPr>
-              <w:t>[매일] 정기 점검 자동 생성 건으로 확인했다.</w:t>
+              <w:t>보호구가 불량 상태이다.</w:t>
             </w:r>
           </w:p>
         </w:tc>
@@ -12751,7 +12722,7 @@
                 <w:sz w:val="12"/>
                 <w:szCs w:val="12"/>
               </w:rPr>
-              <w:t>산업안전</w:t>
+              <w:t>시설안전</w:t>
             </w:r>
           </w:p>
         </w:tc>
@@ -12835,99 +12806,99 @@
                 <w:sz w:val="12"/>
                 <w:szCs w:val="12"/>
               </w:rPr>
-              <w:t>충돌 위험</w:t>
-            </w:r>
-          </w:p>
-        </w:tc>
-        <w:tc>
-          <w:tcPr>
-            <w:tcW w:w="309" w:type="pct"/>
-            <w:vMerge w:val="restart"/>
-            <w:tcBorders>
-              <w:top w:val="nil"/>
-              <w:left w:val="single" w:sz="8" w:space="0" w:color="B7C9D6"/>
-              <w:bottom w:val="single" w:sz="8" w:space="0" w:color="B7C9D6"/>
-              <w:right w:val="single" w:sz="8" w:space="0" w:color="B7C9D6"/>
-            </w:tcBorders>
-            <w:shd w:val="clear" w:color="000000" w:fill="F7FAFC"/>
-            <w:vAlign w:val="center"/>
-            <w:hideMark/>
-          </w:tcPr>
-          <w:p>
-            <w:pPr>
-              <w:widowControl/>
-              <w:wordWrap/>
-              <w:autoSpaceDE/>
-              <w:autoSpaceDN/>
-              <w:spacing w:after="0" w:line="240" w:lineRule="auto"/>
-              <w:jc w:val="center"/>
-              <w:rPr>
-                <w:rFonts w:ascii="맑은 고딕" w:eastAsia="맑은 고딕" w:hAnsi="맑은 고딕" w:cs="Arial"/>
-                <w:b/>
-                <w:bCs/>
-                <w:color w:val="000000"/>
-                <w:kern w:val="0"/>
-                <w:sz w:val="12"/>
-                <w:szCs w:val="12"/>
-              </w:rPr>
-            </w:pPr>
-            <w:r>
-              <w:rPr>
-                <w:rFonts w:ascii="맑은 고딕" w:eastAsia="맑은 고딕" w:hAnsi="맑은 고딕" w:cs="Arial"/>
-                <w:b/>
-                <w:bCs/>
-                <w:color w:val="000000"/>
-                <w:kern w:val="0"/>
-                <w:sz w:val="12"/>
-                <w:szCs w:val="12"/>
-              </w:rPr>
-              <w:t>D동 정문</w:t>
-            </w:r>
-          </w:p>
-        </w:tc>
-        <w:tc>
-          <w:tcPr>
-            <w:tcW w:w="309" w:type="pct"/>
-            <w:vMerge w:val="restart"/>
-            <w:tcBorders>
-              <w:top w:val="nil"/>
-              <w:left w:val="single" w:sz="8" w:space="0" w:color="B7C9D6"/>
-              <w:bottom w:val="single" w:sz="8" w:space="0" w:color="B7C9D6"/>
-              <w:right w:val="single" w:sz="8" w:space="0" w:color="B7C9D6"/>
-            </w:tcBorders>
-            <w:shd w:val="clear" w:color="000000" w:fill="F7FAFC"/>
-            <w:vAlign w:val="center"/>
-            <w:hideMark/>
-          </w:tcPr>
-          <w:p>
-            <w:pPr>
-              <w:widowControl/>
-              <w:wordWrap/>
-              <w:autoSpaceDE/>
-              <w:autoSpaceDN/>
-              <w:spacing w:after="0" w:line="240" w:lineRule="auto"/>
-              <w:jc w:val="center"/>
-              <w:rPr>
-                <w:rFonts w:ascii="맑은 고딕" w:eastAsia="맑은 고딕" w:hAnsi="맑은 고딕" w:cs="Arial"/>
-                <w:b/>
-                <w:bCs/>
-                <w:color w:val="000000"/>
-                <w:kern w:val="0"/>
-                <w:sz w:val="12"/>
-                <w:szCs w:val="12"/>
-              </w:rPr>
-            </w:pPr>
-            <w:r>
-              <w:rPr>
-                <w:rFonts w:ascii="맑은 고딕" w:eastAsia="맑은 고딕" w:hAnsi="맑은 고딕" w:cs="Arial"/>
-                <w:b/>
-                <w:bCs/>
-                <w:color w:val="000000"/>
-                <w:kern w:val="0"/>
-                <w:sz w:val="12"/>
-                <w:szCs w:val="12"/>
-              </w:rPr>
-              <w:t>2026-07-30 15:52:16</w:t>
+              <w:t>적재물</w:t>
+            </w:r>
+          </w:p>
+        </w:tc>
+        <w:tc>
+          <w:tcPr>
+            <w:tcW w:w="309" w:type="pct"/>
+            <w:vMerge w:val="restart"/>
+            <w:tcBorders>
+              <w:top w:val="nil"/>
+              <w:left w:val="single" w:sz="8" w:space="0" w:color="B7C9D6"/>
+              <w:bottom w:val="single" w:sz="8" w:space="0" w:color="B7C9D6"/>
+              <w:right w:val="single" w:sz="8" w:space="0" w:color="B7C9D6"/>
+            </w:tcBorders>
+            <w:shd w:val="clear" w:color="000000" w:fill="F7FAFC"/>
+            <w:vAlign w:val="center"/>
+            <w:hideMark/>
+          </w:tcPr>
+          <w:p>
+            <w:pPr>
+              <w:widowControl/>
+              <w:wordWrap/>
+              <w:autoSpaceDE/>
+              <w:autoSpaceDN/>
+              <w:spacing w:after="0" w:line="240" w:lineRule="auto"/>
+              <w:jc w:val="center"/>
+              <w:rPr>
+                <w:rFonts w:ascii="맑은 고딕" w:eastAsia="맑은 고딕" w:hAnsi="맑은 고딕" w:cs="Arial"/>
+                <w:b/>
+                <w:bCs/>
+                <w:color w:val="000000"/>
+                <w:kern w:val="0"/>
+                <w:sz w:val="12"/>
+                <w:szCs w:val="12"/>
+              </w:rPr>
+            </w:pPr>
+            <w:r>
+              <w:rPr>
+                <w:rFonts w:ascii="맑은 고딕" w:eastAsia="맑은 고딕" w:hAnsi="맑은 고딕" w:cs="Arial"/>
+                <w:b/>
+                <w:bCs/>
+                <w:color w:val="000000"/>
+                <w:kern w:val="0"/>
+                <w:sz w:val="12"/>
+                <w:szCs w:val="12"/>
+              </w:rPr>
+              <w:t>B동 자재창고</w:t>
+            </w:r>
+          </w:p>
+        </w:tc>
+        <w:tc>
+          <w:tcPr>
+            <w:tcW w:w="309" w:type="pct"/>
+            <w:vMerge w:val="restart"/>
+            <w:tcBorders>
+              <w:top w:val="nil"/>
+              <w:left w:val="single" w:sz="8" w:space="0" w:color="B7C9D6"/>
+              <w:bottom w:val="single" w:sz="8" w:space="0" w:color="B7C9D6"/>
+              <w:right w:val="single" w:sz="8" w:space="0" w:color="B7C9D6"/>
+            </w:tcBorders>
+            <w:shd w:val="clear" w:color="000000" w:fill="F7FAFC"/>
+            <w:vAlign w:val="center"/>
+            <w:hideMark/>
+          </w:tcPr>
+          <w:p>
+            <w:pPr>
+              <w:widowControl/>
+              <w:wordWrap/>
+              <w:autoSpaceDE/>
+              <w:autoSpaceDN/>
+              <w:spacing w:after="0" w:line="240" w:lineRule="auto"/>
+              <w:jc w:val="center"/>
+              <w:rPr>
+                <w:rFonts w:ascii="맑은 고딕" w:eastAsia="맑은 고딕" w:hAnsi="맑은 고딕" w:cs="Arial"/>
+                <w:b/>
+                <w:bCs/>
+                <w:color w:val="000000"/>
+                <w:kern w:val="0"/>
+                <w:sz w:val="12"/>
+                <w:szCs w:val="12"/>
+              </w:rPr>
+            </w:pPr>
+            <w:r>
+              <w:rPr>
+                <w:rFonts w:ascii="맑은 고딕" w:eastAsia="맑은 고딕" w:hAnsi="맑은 고딕" w:cs="Arial"/>
+                <w:b/>
+                <w:bCs/>
+                <w:color w:val="000000"/>
+                <w:kern w:val="0"/>
+                <w:sz w:val="12"/>
+                <w:szCs w:val="12"/>
+              </w:rPr>
+              <w:t>2026-08-03 00:00:00</w:t>
             </w:r>
           </w:p>
         </w:tc>
@@ -13019,7 +12990,7 @@
                 <w:sz w:val="12"/>
                 <w:szCs w:val="12"/>
               </w:rPr>
-              <w:t>[매일] 정기 점검 자동 생성 건으로 확인했다.</w:t>
+              <w:t>[매월] 정기 점검 자동 생성 건이다.</w:t>
             </w:r>
           </w:p>
         </w:tc>
@@ -14008,183 +13979,183 @@
                 <w:sz w:val="12"/>
                 <w:szCs w:val="12"/>
               </w:rPr>
-              <w:t>산업안전</w:t>
-            </w:r>
-          </w:p>
-        </w:tc>
-        <w:tc>
-          <w:tcPr>
-            <w:tcW w:w="309" w:type="pct"/>
-            <w:vMerge w:val="restart"/>
-            <w:tcBorders>
-              <w:top w:val="nil"/>
-              <w:left w:val="single" w:sz="8" w:space="0" w:color="B7C9D6"/>
-              <w:bottom w:val="single" w:sz="8" w:space="0" w:color="B7C9D6"/>
-              <w:right w:val="single" w:sz="8" w:space="0" w:color="B7C9D6"/>
-            </w:tcBorders>
-            <w:shd w:val="clear" w:color="000000" w:fill="F7FAFC"/>
-            <w:vAlign w:val="center"/>
-            <w:hideMark/>
-          </w:tcPr>
-          <w:p>
-            <w:pPr>
-              <w:widowControl/>
-              <w:wordWrap/>
-              <w:autoSpaceDE/>
-              <w:autoSpaceDN/>
-              <w:spacing w:after="0" w:line="240" w:lineRule="auto"/>
-              <w:jc w:val="center"/>
-              <w:rPr>
-                <w:rFonts w:ascii="맑은 고딕" w:eastAsia="맑은 고딕" w:hAnsi="맑은 고딕" w:cs="Arial"/>
-                <w:color w:val="000000"/>
-                <w:kern w:val="0"/>
-                <w:sz w:val="12"/>
-                <w:szCs w:val="12"/>
-              </w:rPr>
-            </w:pPr>
-            <w:r>
-              <w:rPr>
-                <w:rFonts w:ascii="맑은 고딕" w:eastAsia="맑은 고딕" w:hAnsi="맑은 고딕" w:cs="Arial"/>
-                <w:color w:val="000000"/>
-                <w:kern w:val="0"/>
-                <w:sz w:val="12"/>
-                <w:szCs w:val="12"/>
-              </w:rPr>
-              <w:t>중</w:t>
-            </w:r>
-          </w:p>
-        </w:tc>
-        <w:tc>
-          <w:tcPr>
-            <w:tcW w:w="309" w:type="pct"/>
-            <w:vMerge w:val="restart"/>
-            <w:tcBorders>
-              <w:top w:val="nil"/>
-              <w:left w:val="single" w:sz="8" w:space="0" w:color="B7C9D6"/>
-              <w:bottom w:val="single" w:sz="8" w:space="0" w:color="B7C9D6"/>
-              <w:right w:val="single" w:sz="8" w:space="0" w:color="B7C9D6"/>
-            </w:tcBorders>
-            <w:shd w:val="clear" w:color="000000" w:fill="F7FAFC"/>
-            <w:vAlign w:val="center"/>
-            <w:hideMark/>
-          </w:tcPr>
-          <w:p>
-            <w:pPr>
-              <w:widowControl/>
-              <w:wordWrap/>
-              <w:autoSpaceDE/>
-              <w:autoSpaceDN/>
-              <w:spacing w:after="0" w:line="240" w:lineRule="auto"/>
-              <w:jc w:val="center"/>
-              <w:rPr>
-                <w:rFonts w:ascii="맑은 고딕" w:eastAsia="맑은 고딕" w:hAnsi="맑은 고딕" w:cs="Arial"/>
-                <w:color w:val="000000"/>
-                <w:kern w:val="0"/>
-                <w:sz w:val="12"/>
-                <w:szCs w:val="12"/>
-              </w:rPr>
-            </w:pPr>
-            <w:r>
-              <w:rPr>
-                <w:rFonts w:ascii="맑은 고딕" w:eastAsia="맑은 고딕" w:hAnsi="맑은 고딕" w:cs="Arial"/>
-                <w:color w:val="000000"/>
-                <w:kern w:val="0"/>
-                <w:sz w:val="12"/>
-                <w:szCs w:val="12"/>
-              </w:rPr>
-              <w:t>충돌 위험</w:t>
-            </w:r>
-          </w:p>
-        </w:tc>
-        <w:tc>
-          <w:tcPr>
-            <w:tcW w:w="309" w:type="pct"/>
-            <w:vMerge w:val="restart"/>
-            <w:tcBorders>
-              <w:top w:val="nil"/>
-              <w:left w:val="single" w:sz="8" w:space="0" w:color="B7C9D6"/>
-              <w:bottom w:val="single" w:sz="8" w:space="0" w:color="B7C9D6"/>
-              <w:right w:val="single" w:sz="8" w:space="0" w:color="B7C9D6"/>
-            </w:tcBorders>
-            <w:shd w:val="clear" w:color="000000" w:fill="F7FAFC"/>
-            <w:vAlign w:val="center"/>
-            <w:hideMark/>
-          </w:tcPr>
-          <w:p>
-            <w:pPr>
-              <w:widowControl/>
-              <w:wordWrap/>
-              <w:autoSpaceDE/>
-              <w:autoSpaceDN/>
-              <w:spacing w:after="0" w:line="240" w:lineRule="auto"/>
-              <w:jc w:val="center"/>
-              <w:rPr>
-                <w:rFonts w:ascii="맑은 고딕" w:eastAsia="맑은 고딕" w:hAnsi="맑은 고딕" w:cs="Arial"/>
-                <w:b/>
-                <w:bCs/>
-                <w:color w:val="000000"/>
-                <w:kern w:val="0"/>
-                <w:sz w:val="12"/>
-                <w:szCs w:val="12"/>
-              </w:rPr>
-            </w:pPr>
-            <w:r>
-              <w:rPr>
-                <w:rFonts w:ascii="맑은 고딕" w:eastAsia="맑은 고딕" w:hAnsi="맑은 고딕" w:cs="Arial"/>
-                <w:b/>
-                <w:bCs/>
-                <w:color w:val="000000"/>
-                <w:kern w:val="0"/>
-                <w:sz w:val="12"/>
-                <w:szCs w:val="12"/>
-              </w:rPr>
-              <w:t>C동 하역장</w:t>
-            </w:r>
-          </w:p>
-        </w:tc>
-        <w:tc>
-          <w:tcPr>
-            <w:tcW w:w="309" w:type="pct"/>
-            <w:vMerge w:val="restart"/>
-            <w:tcBorders>
-              <w:top w:val="nil"/>
-              <w:left w:val="single" w:sz="8" w:space="0" w:color="B7C9D6"/>
-              <w:bottom w:val="single" w:sz="8" w:space="0" w:color="B7C9D6"/>
-              <w:right w:val="single" w:sz="8" w:space="0" w:color="B7C9D6"/>
-            </w:tcBorders>
-            <w:shd w:val="clear" w:color="000000" w:fill="F7FAFC"/>
-            <w:vAlign w:val="center"/>
-            <w:hideMark/>
-          </w:tcPr>
-          <w:p>
-            <w:pPr>
-              <w:widowControl/>
-              <w:wordWrap/>
-              <w:autoSpaceDE/>
-              <w:autoSpaceDN/>
-              <w:spacing w:after="0" w:line="240" w:lineRule="auto"/>
-              <w:jc w:val="center"/>
-              <w:rPr>
-                <w:rFonts w:ascii="맑은 고딕" w:eastAsia="맑은 고딕" w:hAnsi="맑은 고딕" w:cs="Arial"/>
-                <w:b/>
-                <w:bCs/>
-                <w:color w:val="000000"/>
-                <w:kern w:val="0"/>
-                <w:sz w:val="12"/>
-                <w:szCs w:val="12"/>
-              </w:rPr>
-            </w:pPr>
-            <w:r>
-              <w:rPr>
-                <w:rFonts w:ascii="맑은 고딕" w:eastAsia="맑은 고딕" w:hAnsi="맑은 고딕" w:cs="Arial"/>
-                <w:b/>
-                <w:bCs/>
-                <w:color w:val="000000"/>
-                <w:kern w:val="0"/>
-                <w:sz w:val="12"/>
-                <w:szCs w:val="12"/>
-              </w:rPr>
-              <w:t>2026-07-30 15:52:16</w:t>
+              <w:t>소방안전</w:t>
+            </w:r>
+          </w:p>
+        </w:tc>
+        <w:tc>
+          <w:tcPr>
+            <w:tcW w:w="309" w:type="pct"/>
+            <w:vMerge w:val="restart"/>
+            <w:tcBorders>
+              <w:top w:val="nil"/>
+              <w:left w:val="single" w:sz="8" w:space="0" w:color="B7C9D6"/>
+              <w:bottom w:val="single" w:sz="8" w:space="0" w:color="B7C9D6"/>
+              <w:right w:val="single" w:sz="8" w:space="0" w:color="B7C9D6"/>
+            </w:tcBorders>
+            <w:shd w:val="clear" w:color="000000" w:fill="F7FAFC"/>
+            <w:vAlign w:val="center"/>
+            <w:hideMark/>
+          </w:tcPr>
+          <w:p>
+            <w:pPr>
+              <w:widowControl/>
+              <w:wordWrap/>
+              <w:autoSpaceDE/>
+              <w:autoSpaceDN/>
+              <w:spacing w:after="0" w:line="240" w:lineRule="auto"/>
+              <w:jc w:val="center"/>
+              <w:rPr>
+                <w:rFonts w:ascii="맑은 고딕" w:eastAsia="맑은 고딕" w:hAnsi="맑은 고딕" w:cs="Arial"/>
+                <w:color w:val="000000"/>
+                <w:kern w:val="0"/>
+                <w:sz w:val="12"/>
+                <w:szCs w:val="12"/>
+              </w:rPr>
+            </w:pPr>
+            <w:r>
+              <w:rPr>
+                <w:rFonts w:ascii="맑은 고딕" w:eastAsia="맑은 고딕" w:hAnsi="맑은 고딕" w:cs="Arial"/>
+                <w:color w:val="000000"/>
+                <w:kern w:val="0"/>
+                <w:sz w:val="12"/>
+                <w:szCs w:val="12"/>
+              </w:rPr>
+              <w:t>상</w:t>
+            </w:r>
+          </w:p>
+        </w:tc>
+        <w:tc>
+          <w:tcPr>
+            <w:tcW w:w="309" w:type="pct"/>
+            <w:vMerge w:val="restart"/>
+            <w:tcBorders>
+              <w:top w:val="nil"/>
+              <w:left w:val="single" w:sz="8" w:space="0" w:color="B7C9D6"/>
+              <w:bottom w:val="single" w:sz="8" w:space="0" w:color="B7C9D6"/>
+              <w:right w:val="single" w:sz="8" w:space="0" w:color="B7C9D6"/>
+            </w:tcBorders>
+            <w:shd w:val="clear" w:color="000000" w:fill="F7FAFC"/>
+            <w:vAlign w:val="center"/>
+            <w:hideMark/>
+          </w:tcPr>
+          <w:p>
+            <w:pPr>
+              <w:widowControl/>
+              <w:wordWrap/>
+              <w:autoSpaceDE/>
+              <w:autoSpaceDN/>
+              <w:spacing w:after="0" w:line="240" w:lineRule="auto"/>
+              <w:jc w:val="center"/>
+              <w:rPr>
+                <w:rFonts w:ascii="맑은 고딕" w:eastAsia="맑은 고딕" w:hAnsi="맑은 고딕" w:cs="Arial"/>
+                <w:color w:val="000000"/>
+                <w:kern w:val="0"/>
+                <w:sz w:val="12"/>
+                <w:szCs w:val="12"/>
+              </w:rPr>
+            </w:pPr>
+            <w:r>
+              <w:rPr>
+                <w:rFonts w:ascii="맑은 고딕" w:eastAsia="맑은 고딕" w:hAnsi="맑은 고딕" w:cs="Arial"/>
+                <w:color w:val="000000"/>
+                <w:kern w:val="0"/>
+                <w:sz w:val="12"/>
+                <w:szCs w:val="12"/>
+              </w:rPr>
+              <w:t>화재 감지</w:t>
+            </w:r>
+          </w:p>
+        </w:tc>
+        <w:tc>
+          <w:tcPr>
+            <w:tcW w:w="309" w:type="pct"/>
+            <w:vMerge w:val="restart"/>
+            <w:tcBorders>
+              <w:top w:val="nil"/>
+              <w:left w:val="single" w:sz="8" w:space="0" w:color="B7C9D6"/>
+              <w:bottom w:val="single" w:sz="8" w:space="0" w:color="B7C9D6"/>
+              <w:right w:val="single" w:sz="8" w:space="0" w:color="B7C9D6"/>
+            </w:tcBorders>
+            <w:shd w:val="clear" w:color="000000" w:fill="F7FAFC"/>
+            <w:vAlign w:val="center"/>
+            <w:hideMark/>
+          </w:tcPr>
+          <w:p>
+            <w:pPr>
+              <w:widowControl/>
+              <w:wordWrap/>
+              <w:autoSpaceDE/>
+              <w:autoSpaceDN/>
+              <w:spacing w:after="0" w:line="240" w:lineRule="auto"/>
+              <w:jc w:val="center"/>
+              <w:rPr>
+                <w:rFonts w:ascii="맑은 고딕" w:eastAsia="맑은 고딕" w:hAnsi="맑은 고딕" w:cs="Arial"/>
+                <w:b/>
+                <w:bCs/>
+                <w:color w:val="000000"/>
+                <w:kern w:val="0"/>
+                <w:sz w:val="12"/>
+                <w:szCs w:val="12"/>
+              </w:rPr>
+            </w:pPr>
+            <w:r>
+              <w:rPr>
+                <w:rFonts w:ascii="맑은 고딕" w:eastAsia="맑은 고딕" w:hAnsi="맑은 고딕" w:cs="Arial"/>
+                <w:b/>
+                <w:bCs/>
+                <w:color w:val="000000"/>
+                <w:kern w:val="0"/>
+                <w:sz w:val="12"/>
+                <w:szCs w:val="12"/>
+              </w:rPr>
+              <w:t>기석님 집</w:t>
+            </w:r>
+          </w:p>
+        </w:tc>
+        <w:tc>
+          <w:tcPr>
+            <w:tcW w:w="309" w:type="pct"/>
+            <w:vMerge w:val="restart"/>
+            <w:tcBorders>
+              <w:top w:val="nil"/>
+              <w:left w:val="single" w:sz="8" w:space="0" w:color="B7C9D6"/>
+              <w:bottom w:val="single" w:sz="8" w:space="0" w:color="B7C9D6"/>
+              <w:right w:val="single" w:sz="8" w:space="0" w:color="B7C9D6"/>
+            </w:tcBorders>
+            <w:shd w:val="clear" w:color="000000" w:fill="F7FAFC"/>
+            <w:vAlign w:val="center"/>
+            <w:hideMark/>
+          </w:tcPr>
+          <w:p>
+            <w:pPr>
+              <w:widowControl/>
+              <w:wordWrap/>
+              <w:autoSpaceDE/>
+              <w:autoSpaceDN/>
+              <w:spacing w:after="0" w:line="240" w:lineRule="auto"/>
+              <w:jc w:val="center"/>
+              <w:rPr>
+                <w:rFonts w:ascii="맑은 고딕" w:eastAsia="맑은 고딕" w:hAnsi="맑은 고딕" w:cs="Arial"/>
+                <w:b/>
+                <w:bCs/>
+                <w:color w:val="000000"/>
+                <w:kern w:val="0"/>
+                <w:sz w:val="12"/>
+                <w:szCs w:val="12"/>
+              </w:rPr>
+            </w:pPr>
+            <w:r>
+              <w:rPr>
+                <w:rFonts w:ascii="맑은 고딕" w:eastAsia="맑은 고딕" w:hAnsi="맑은 고딕" w:cs="Arial"/>
+                <w:b/>
+                <w:bCs/>
+                <w:color w:val="000000"/>
+                <w:kern w:val="0"/>
+                <w:sz w:val="12"/>
+                <w:szCs w:val="12"/>
+              </w:rPr>
+              <w:t>2026-08-03 09:00:00</w:t>
             </w:r>
           </w:p>
         </w:tc>
@@ -14276,7 +14247,7 @@
                 <w:sz w:val="12"/>
                 <w:szCs w:val="12"/>
               </w:rPr>
-              <w:t>조치가 필요하다.</w:t>
+              <w:t>이 점검에 대해 조치가 필요하다.</w:t>
             </w:r>
           </w:p>
         </w:tc>
@@ -15265,7 +15236,7 @@
                 <w:sz w:val="12"/>
                 <w:szCs w:val="12"/>
               </w:rPr>
-              <w:t>시설안전</w:t>
+              <w:t>소방안전</w:t>
             </w:r>
           </w:p>
         </w:tc>
@@ -15307,7 +15278,7 @@
                 <w:sz w:val="12"/>
                 <w:szCs w:val="12"/>
               </w:rPr>
-              <w:t>중</w:t>
+              <w:t>상</w:t>
             </w:r>
           </w:p>
         </w:tc>
@@ -15349,7 +15320,7 @@
                 <w:sz w:val="12"/>
                 <w:szCs w:val="12"/>
               </w:rPr>
-              <w:t>적재물</w:t>
+              <w:t>화재 감지</w:t>
             </w:r>
           </w:p>
         </w:tc>
@@ -15395,7 +15366,7 @@
                 <w:sz w:val="12"/>
                 <w:szCs w:val="12"/>
               </w:rPr>
-              <w:t>B동 자재창고</w:t>
+              <w:t>운동장</w:t>
             </w:r>
           </w:p>
         </w:tc>
@@ -15441,7 +15412,7 @@
                 <w:sz w:val="12"/>
                 <w:szCs w:val="12"/>
               </w:rPr>
-              <w:t>2026-07-29 05:43:54</w:t>
+              <w:t>2026-08-03 09:00:00</w:t>
             </w:r>
           </w:p>
         </w:tc>
@@ -15487,7 +15458,7 @@
                 <w:sz w:val="12"/>
                 <w:szCs w:val="12"/>
               </w:rPr>
-              <w:t>김작업</w:t>
+              <w:t>작업자10</w:t>
             </w:r>
           </w:p>
         </w:tc>
@@ -15533,7 +15504,7 @@
                 <w:sz w:val="12"/>
                 <w:szCs w:val="12"/>
               </w:rPr>
-              <w:t>비상 통로 확보 상태가 양호함을 확인했다.</w:t>
+              <w:t>점검자 메모 프로세스 확인용으로 작성했다.</w:t>
             </w:r>
           </w:p>
         </w:tc>
@@ -15620,6 +15591,7 @@
                 <w:sz w:val="12"/>
                 <w:szCs w:val="12"/>
               </w:rPr>
+              <w:t>점검 조치 프로세스 항목</w:t>
             </w:r>
           </w:p>
         </w:tc>
@@ -15661,6 +15633,7 @@
                 <w:sz w:val="12"/>
                 <w:szCs w:val="12"/>
               </w:rPr>
+              <w:t>운동장</w:t>
             </w:r>
           </w:p>
         </w:tc>
@@ -15706,6 +15679,7 @@
                 <w:sz w:val="12"/>
                 <w:szCs w:val="12"/>
               </w:rPr>
+              <w:t>2026-08-03 10:33:50</w:t>
             </w:r>
           </w:p>
         </w:tc>
@@ -15747,6 +15721,7 @@
                 <w:sz w:val="12"/>
                 <w:szCs w:val="12"/>
               </w:rPr>
+              <w:t>작업자10</w:t>
             </w:r>
           </w:p>
         </w:tc>
@@ -15788,6 +15763,7 @@
                 <w:sz w:val="12"/>
                 <w:szCs w:val="12"/>
               </w:rPr>
+              <w:t>조치 내용이 백엔드에 표시되는지 테스트했다.</w:t>
             </w:r>
           </w:p>
         </w:tc>
@@ -15829,6 +15805,7 @@
                 <w:sz w:val="12"/>
                 <w:szCs w:val="12"/>
               </w:rPr>
+              <w:t>/static/uploads/action_history_22_20260803103349730715_72a6a08d.png</w:t>
             </w:r>
           </w:p>
         </w:tc>
@@ -15870,6 +15847,7 @@
                 <w:sz w:val="12"/>
                 <w:szCs w:val="12"/>
               </w:rPr>
+              <w:t>판교관리자</w:t>
             </w:r>
           </w:p>
         </w:tc>
@@ -15911,6 +15889,7 @@
                 <w:sz w:val="12"/>
                 <w:szCs w:val="12"/>
               </w:rPr>
+              <w:t>점검이력</w:t>
             </w:r>
           </w:p>
         </w:tc>
@@ -16519,7 +16498,7 @@
                 <w:sz w:val="12"/>
                 <w:szCs w:val="12"/>
               </w:rPr>
-              <w:t>시설안전</w:t>
+              <w:t>소방안전</w:t>
             </w:r>
           </w:p>
         </w:tc>
@@ -16561,7 +16540,7 @@
                 <w:sz w:val="12"/>
                 <w:szCs w:val="12"/>
               </w:rPr>
-              <w:t>중</w:t>
+              <w:t>상</w:t>
             </w:r>
           </w:p>
         </w:tc>
@@ -16603,7 +16582,7 @@
                 <w:sz w:val="12"/>
                 <w:szCs w:val="12"/>
               </w:rPr>
-              <w:t>적재물</w:t>
+              <w:t>화재 감지</w:t>
             </w:r>
           </w:p>
         </w:tc>
@@ -16649,7 +16628,7 @@
                 <w:sz w:val="12"/>
                 <w:szCs w:val="12"/>
               </w:rPr>
-              <w:t>A동 복도</w:t>
+              <w:t>집</w:t>
             </w:r>
           </w:p>
         </w:tc>
@@ -16695,7 +16674,7 @@
                 <w:sz w:val="12"/>
                 <w:szCs w:val="12"/>
               </w:rPr>
-              <w:t>2026-07-29 03:43:54</w:t>
+              <w:t>2026-08-03 09:00:00</w:t>
             </w:r>
           </w:p>
         </w:tc>
@@ -16741,7 +16720,7 @@
                 <w:sz w:val="12"/>
                 <w:szCs w:val="12"/>
               </w:rPr>
-              <w:t>김작업</w:t>
+              <w:t>작업자10</w:t>
             </w:r>
           </w:p>
         </w:tc>
@@ -16787,7 +16766,7 @@
                 <w:sz w:val="12"/>
                 <w:szCs w:val="12"/>
               </w:rPr>
-              <w:t>조치가 필요함을 확인했다.</w:t>
+              <w:t>조치가 필요한 점검으로 확인했다.</w:t>
             </w:r>
           </w:p>
         </w:tc>
@@ -16874,7 +16853,6 @@
                 <w:sz w:val="12"/>
                 <w:szCs w:val="12"/>
               </w:rPr>
-              <w:t>비상구 및 대피로 장애물 점검을 실시했다.</w:t>
             </w:r>
           </w:p>
         </w:tc>
@@ -16916,7 +16894,6 @@
                 <w:sz w:val="12"/>
                 <w:szCs w:val="12"/>
               </w:rPr>
-              <w:t>A동 복도</w:t>
             </w:r>
           </w:p>
         </w:tc>
@@ -16962,7 +16939,6 @@
                 <w:sz w:val="12"/>
                 <w:szCs w:val="12"/>
               </w:rPr>
-              <w:t>2026-07-31 10:17:09</w:t>
             </w:r>
           </w:p>
         </w:tc>
@@ -17004,7 +16980,6 @@
                 <w:sz w:val="12"/>
                 <w:szCs w:val="12"/>
               </w:rPr>
-              <w:t>작업자10</w:t>
             </w:r>
           </w:p>
         </w:tc>
@@ -17046,7 +17021,6 @@
                 <w:sz w:val="12"/>
                 <w:szCs w:val="12"/>
               </w:rPr>
-              <w:t>조치를 완료했다.</w:t>
             </w:r>
           </w:p>
         </w:tc>
@@ -17088,7 +17062,6 @@
                 <w:sz w:val="12"/>
                 <w:szCs w:val="12"/>
               </w:rPr>
-              <w:t>http://127.0.0.1:8000/static/uploads/board_1785227802.jpg</w:t>
             </w:r>
           </w:p>
         </w:tc>
@@ -17130,7 +17103,6 @@
                 <w:sz w:val="12"/>
                 <w:szCs w:val="12"/>
               </w:rPr>
-              <w:t>판교관리자</w:t>
             </w:r>
           </w:p>
         </w:tc>
@@ -17172,7 +17144,6 @@
                 <w:sz w:val="12"/>
                 <w:szCs w:val="12"/>
               </w:rPr>
-              <w:t>점검이력</w:t>
             </w:r>
           </w:p>
         </w:tc>
@@ -17823,7 +17794,7 @@
                 <w:sz w:val="12"/>
                 <w:szCs w:val="12"/>
               </w:rPr>
-              <w:t>상</w:t>
+              <w:t>하</w:t>
             </w:r>
           </w:p>
         </w:tc>
@@ -17865,7 +17836,7 @@
                 <w:sz w:val="12"/>
                 <w:szCs w:val="12"/>
               </w:rPr>
-              <w:t>화재 감지</w:t>
+              <w:t>소화전 확인</w:t>
             </w:r>
           </w:p>
         </w:tc>
@@ -17911,7 +17882,7 @@
                 <w:sz w:val="12"/>
                 <w:szCs w:val="12"/>
               </w:rPr>
-              <w:t>B동 2층</w:t>
+              <w:t>집</w:t>
             </w:r>
           </w:p>
         </w:tc>
@@ -17957,7 +17928,7 @@
                 <w:sz w:val="12"/>
                 <w:szCs w:val="12"/>
               </w:rPr>
-              <w:t>2026-07-28 08:43:54</w:t>
+              <w:t>2026-08-11 09:00:00</w:t>
             </w:r>
           </w:p>
         </w:tc>
@@ -18003,7 +17974,7 @@
                 <w:sz w:val="12"/>
                 <w:szCs w:val="12"/>
               </w:rPr>
-              <w:t>현수</w:t>
+              <w:t>작업자22</w:t>
             </w:r>
           </w:p>
         </w:tc>
@@ -18049,7 +18020,6 @@
                 <w:sz w:val="12"/>
                 <w:szCs w:val="12"/>
               </w:rPr>
-              <w:t>소화기 앞 박스 적치물이 발견되어 제거 조치가 필요함을 확인했다.</w:t>
             </w:r>
           </w:p>
         </w:tc>
@@ -18136,7 +18106,6 @@
                 <w:sz w:val="12"/>
                 <w:szCs w:val="12"/>
               </w:rPr>
-              <w:t>소화기 배치 상태 점검을 실시했다.</w:t>
             </w:r>
           </w:p>
         </w:tc>
@@ -18178,7 +18147,6 @@
                 <w:sz w:val="12"/>
                 <w:szCs w:val="12"/>
               </w:rPr>
-              <w:t>B동 2층</w:t>
             </w:r>
           </w:p>
         </w:tc>
@@ -18224,7 +18192,6 @@
                 <w:sz w:val="12"/>
                 <w:szCs w:val="12"/>
               </w:rPr>
-              <w:t>2026-07-29 02:43:54</w:t>
             </w:r>
           </w:p>
         </w:tc>
@@ -18266,7 +18233,6 @@
                 <w:sz w:val="12"/>
                 <w:szCs w:val="12"/>
               </w:rPr>
-              <w:t>김작업</w:t>
             </w:r>
           </w:p>
         </w:tc>
@@ -18308,7 +18274,6 @@
                 <w:sz w:val="12"/>
                 <w:szCs w:val="12"/>
               </w:rPr>
-              <w:t>소화기 가림 박스를 제거하고 통로를 확보했다.</w:t>
             </w:r>
           </w:p>
         </w:tc>
@@ -18350,7 +18315,6 @@
                 <w:sz w:val="12"/>
                 <w:szCs w:val="12"/>
               </w:rPr>
-              <w:t>http://127.0.0.1:8000/static/uploads/board_1785206499.jpg</w:t>
             </w:r>
           </w:p>
         </w:tc>
@@ -18392,7 +18356,6 @@
                 <w:sz w:val="12"/>
                 <w:szCs w:val="12"/>
               </w:rPr>
-              <w:t>현수</w:t>
             </w:r>
           </w:p>
         </w:tc>
@@ -18434,7 +18397,6 @@
                 <w:sz w:val="12"/>
                 <w:szCs w:val="12"/>
               </w:rPr>
-              <w:t>점검이력</w:t>
             </w:r>
           </w:p>
         </w:tc>
@@ -19085,7 +19047,7 @@
                 <w:sz w:val="12"/>
                 <w:szCs w:val="12"/>
               </w:rPr>
-              <w:t>하</w:t>
+              <w:t>상</w:t>
             </w:r>
           </w:p>
         </w:tc>
@@ -19127,7 +19089,7 @@
                 <w:sz w:val="12"/>
                 <w:szCs w:val="12"/>
               </w:rPr>
-              <w:t>소화기 위치 확인</w:t>
+              <w:t>화재 감지</w:t>
             </w:r>
           </w:p>
         </w:tc>
@@ -19394,7 +19356,7 @@
                 <w:sz w:val="12"/>
                 <w:szCs w:val="12"/>
               </w:rPr>
-              <w:t>소화기 위치 확인을 실시했다.</w:t>
+              <w:t>A동 복도 소화기 배치 재점검 요청</w:t>
             </w:r>
           </w:p>
         </w:tc>
@@ -19436,7 +19398,7 @@
                 <w:sz w:val="12"/>
                 <w:szCs w:val="12"/>
               </w:rPr>
-              <w:t>A동</w:t>
+              <w:t>A동 복도</w:t>
             </w:r>
           </w:p>
         </w:tc>
@@ -19482,7 +19444,7 @@
                 <w:sz w:val="12"/>
                 <w:szCs w:val="12"/>
               </w:rPr>
-              <w:t>2026-08-10 10:19:23</w:t>
+              <w:t>2026-07-29 06:43:54</w:t>
             </w:r>
           </w:p>
         </w:tc>
@@ -19524,7 +19486,7 @@
                 <w:sz w:val="12"/>
                 <w:szCs w:val="12"/>
               </w:rPr>
-              <w:t>작업자10</w:t>
+              <w:t>이신규</w:t>
             </w:r>
           </w:p>
         </w:tc>
@@ -19566,7 +19528,7 @@
                 <w:sz w:val="12"/>
                 <w:szCs w:val="12"/>
               </w:rPr>
-              <w:t>소화기를 재배치했다.</w:t>
+              <w:t>소화기 위치 재배치 및 가압 상태 점검을 완료했다.</w:t>
             </w:r>
           </w:p>
         </w:tc>
@@ -19608,7 +19570,7 @@
                 <w:sz w:val="12"/>
                 <w:szCs w:val="12"/>
               </w:rPr>
-              <w:t>http://127.0.0.1:8000/static/uploads/action_history_147_20260810101923055455_b1c32ee3.jpg</w:t>
+              <w:t>/static/uploads/board_1785201730.jpg</w:t>
             </w:r>
           </w:p>
         </w:tc>
@@ -19650,7 +19612,7 @@
                 <w:sz w:val="12"/>
                 <w:szCs w:val="12"/>
               </w:rPr>
-              <w:t>qqq</w:t>
+              <w:t>현수</w:t>
             </w:r>
           </w:p>
         </w:tc>
@@ -19692,7 +19654,7 @@
                 <w:sz w:val="12"/>
                 <w:szCs w:val="12"/>
               </w:rPr>
-              <w:t>직접추가</w:t>
+              <w:t>게시판</w:t>
             </w:r>
           </w:p>
         </w:tc>
@@ -20343,7 +20305,7 @@
                 <w:sz w:val="12"/>
                 <w:szCs w:val="12"/>
               </w:rPr>
-              <w:t>중</w:t>
+              <w:t>상</w:t>
             </w:r>
           </w:p>
         </w:tc>
@@ -20385,7 +20347,7 @@
                 <w:sz w:val="12"/>
                 <w:szCs w:val="12"/>
               </w:rPr>
-              <w:t>현수님</w:t>
+              <w:t>화재 감지</w:t>
             </w:r>
           </w:p>
         </w:tc>
@@ -20607,7 +20569,6 @@
                 <w:sz w:val="12"/>
                 <w:szCs w:val="12"/>
               </w:rPr>
-              <w:t>http://127.0.0.1:8000/static/uploads/action_history_44_20260805161205525013_78ff6b6a.png</w:t>
             </w:r>
           </w:p>
         </w:tc>
@@ -20653,7 +20614,7 @@
                 <w:sz w:val="12"/>
                 <w:szCs w:val="12"/>
               </w:rPr>
-              <w:t>리포트 이상 현상</w:t>
+              <w:t>작업자10 조치</w:t>
             </w:r>
           </w:p>
         </w:tc>
@@ -20695,7 +20656,7 @@
                 <w:sz w:val="12"/>
                 <w:szCs w:val="12"/>
               </w:rPr>
-              <w:t>살려주세요</w:t>
+              <w:t>,</w:t>
             </w:r>
           </w:p>
         </w:tc>
@@ -20741,7 +20702,7 @@
                 <w:sz w:val="12"/>
                 <w:szCs w:val="12"/>
               </w:rPr>
-              <w:t>2026-08-05 16:27:01</w:t>
+              <w:t>2026-08-03 10:18:24</w:t>
             </w:r>
           </w:p>
         </w:tc>
@@ -20783,7 +20744,7 @@
                 <w:sz w:val="12"/>
                 <w:szCs w:val="12"/>
               </w:rPr>
-              <w:t>작업자24</w:t>
+              <w:t>작업자10</w:t>
             </w:r>
           </w:p>
         </w:tc>
@@ -20825,7 +20786,7 @@
                 <w:sz w:val="12"/>
                 <w:szCs w:val="12"/>
               </w:rPr>
-              <w:t>적치물을 제거했다.</w:t>
+              <w:t>조치를 완료했다.</w:t>
             </w:r>
           </w:p>
         </w:tc>
@@ -20867,7 +20828,7 @@
                 <w:sz w:val="12"/>
                 <w:szCs w:val="12"/>
               </w:rPr>
-              <w:t>http://127.0.0.1:8000/static/uploads/action_history_45_20260805162700961975_0b300863.png</w:t>
+              <w:t>/static/uploads/action_history_21_20260803101823659726_cdfaccd8.png</w:t>
             </w:r>
           </w:p>
         </w:tc>
@@ -20951,7 +20912,7 @@
                 <w:sz w:val="12"/>
                 <w:szCs w:val="12"/>
               </w:rPr>
-              <w:t>게시판</w:t>
+              <w:t>직접추가</w:t>
             </w:r>
           </w:p>
         </w:tc>
@@ -21911,7 +21872,7 @@
                 <w:sz w:val="12"/>
                 <w:szCs w:val="12"/>
               </w:rPr>
-              <w:t>게시판-조치테이블-담당자 배정 및 보고서 생성</w:t>
+              <w:t>게시판-조치테이블-담당자 배정 보고서 생성</w:t>
             </w:r>
           </w:p>
         </w:tc>
@@ -22083,7 +22044,7 @@
                 <w:sz w:val="12"/>
                 <w:szCs w:val="12"/>
               </w:rPr>
-              <w:t>조치가 필요함을 보고했다.</w:t>
+              <w:t>지원 요청을 접수했다.</w:t>
             </w:r>
           </w:p>
         </w:tc>
@@ -22125,7 +22086,7 @@
                 <w:sz w:val="12"/>
                 <w:szCs w:val="12"/>
               </w:rPr>
-              <w:t>http://127.0.0.1:8000/static/uploads/action_history_44_20260805161205525013_78ff6b6a.png</w:t>
+              <w:t>/static/uploads/action_history_44_20260805161205525013_78ff6b6a.png</w:t>
             </w:r>
           </w:p>
         </w:tc>
@@ -22860,7 +22821,7 @@
                 <w:sz w:val="12"/>
                 <w:szCs w:val="12"/>
               </w:rPr>
-              <w:t>상</w:t>
+              <w:t>중</w:t>
             </w:r>
           </w:p>
         </w:tc>
@@ -22902,7 +22863,7 @@
                 <w:sz w:val="12"/>
                 <w:szCs w:val="12"/>
               </w:rPr>
-              <w:t>화재 감지</w:t>
+              <w:t>현수님</w:t>
             </w:r>
           </w:p>
         </w:tc>
@@ -23124,6 +23085,7 @@
                 <w:sz w:val="12"/>
                 <w:szCs w:val="12"/>
               </w:rPr>
+              <w:t>http://127.0.0.1:8000/static/uploads/action_history_44_20260805161205525013_78ff6b6a.png</w:t>
             </w:r>
           </w:p>
         </w:tc>
@@ -23169,7 +23131,7 @@
                 <w:sz w:val="12"/>
                 <w:szCs w:val="12"/>
               </w:rPr>
-              <w:t>작업자10 조치 완료</w:t>
+              <w:t>리포트 이상 현상</w:t>
             </w:r>
           </w:p>
         </w:tc>
@@ -23211,7 +23173,7 @@
                 <w:sz w:val="12"/>
                 <w:szCs w:val="12"/>
               </w:rPr>
-              <w:t>,</w:t>
+              <w:t>지원 요청</w:t>
             </w:r>
           </w:p>
         </w:tc>
@@ -23257,7 +23219,7 @@
                 <w:sz w:val="12"/>
                 <w:szCs w:val="12"/>
               </w:rPr>
-              <w:t>2026-08-03 10:18:24</w:t>
+              <w:t>2026-08-05 16:27:01</w:t>
             </w:r>
           </w:p>
         </w:tc>
@@ -23299,7 +23261,7 @@
                 <w:sz w:val="12"/>
                 <w:szCs w:val="12"/>
               </w:rPr>
-              <w:t>작업자10</w:t>
+              <w:t>작업자24</w:t>
             </w:r>
           </w:p>
         </w:tc>
@@ -23341,7 +23303,7 @@
                 <w:sz w:val="12"/>
                 <w:szCs w:val="12"/>
               </w:rPr>
-              <w:t>조치를 완료했다.</w:t>
+              <w:t>문제를 해결했다.</w:t>
             </w:r>
           </w:p>
         </w:tc>
@@ -23383,38 +23345,7 @@
                 <w:sz w:val="12"/>
                 <w:szCs w:val="12"/>
               </w:rPr>
-              <w:drawing>
-                <wp:inline xmlns:a="http://schemas.openxmlformats.org/drawingml/2006/main" xmlns:pic="http://schemas.openxmlformats.org/drawingml/2006/picture">
-                  <wp:extent cx="1143000" cy="762000"/>
-                  <wp:docPr id="2" name="Picture 2"/>
-                  <wp:cNvGraphicFramePr>
-                    <a:graphicFrameLocks noChangeAspect="1"/>
-                  </wp:cNvGraphicFramePr>
-                  <a:graphic>
-                    <a:graphicData uri="http://schemas.openxmlformats.org/drawingml/2006/picture">
-                      <pic:pic>
-                        <pic:nvPicPr>
-                          <pic:cNvPr id="0" name="image.png"/>
-                          <pic:cNvPicPr/>
-                        </pic:nvPicPr>
-                        <pic:blipFill>
-                          <a:blip r:embed="rId8"/>
-                          <a:stretch>
-                            <a:fillRect/>
-                          </a:stretch>
-                        </pic:blipFill>
-                        <pic:spPr>
-                          <a:xfrm>
-                            <a:off x="0" y="0"/>
-                            <a:ext cx="1143000" cy="762000"/>
-                          </a:xfrm>
-                          <a:prstGeom prst="rect"/>
-                        </pic:spPr>
-                      </pic:pic>
-                    </a:graphicData>
-                  </a:graphic>
-                </wp:inline>
-              </w:drawing>
+              <w:t>/static/uploads/action_history_45_20260805162700961975_0b300863.png</w:t>
             </w:r>
           </w:p>
         </w:tc>
@@ -23498,7 +23429,7 @@
                 <w:sz w:val="12"/>
                 <w:szCs w:val="12"/>
               </w:rPr>
-              <w:t>직접추가</w:t>
+              <w:t>게시판</w:t>
             </w:r>
           </w:p>
         </w:tc>
@@ -24149,7 +24080,7 @@
                 <w:sz w:val="12"/>
                 <w:szCs w:val="12"/>
               </w:rPr>
-              <w:t>상</w:t>
+              <w:t>하</w:t>
             </w:r>
           </w:p>
         </w:tc>
@@ -24191,7 +24122,7 @@
                 <w:sz w:val="12"/>
                 <w:szCs w:val="12"/>
               </w:rPr>
-              <w:t>화재 감지</w:t>
+              <w:t>소화기 위치 확인</w:t>
             </w:r>
           </w:p>
         </w:tc>
@@ -24458,7 +24389,7 @@
                 <w:sz w:val="12"/>
                 <w:szCs w:val="12"/>
               </w:rPr>
-              <w:t>A동 복도 소화기 배치 재점검 요청</w:t>
+              <w:t>소화기 위치 확인</w:t>
             </w:r>
           </w:p>
         </w:tc>
@@ -24500,7 +24431,7 @@
                 <w:sz w:val="12"/>
                 <w:szCs w:val="12"/>
               </w:rPr>
-              <w:t>A동 복도</w:t>
+              <w:t>A동</w:t>
             </w:r>
           </w:p>
         </w:tc>
@@ -24546,7 +24477,7 @@
                 <w:sz w:val="12"/>
                 <w:szCs w:val="12"/>
               </w:rPr>
-              <w:t>2026-07-29 06:43:54</w:t>
+              <w:t>2026-08-10 10:19:23</w:t>
             </w:r>
           </w:p>
         </w:tc>
@@ -24588,6 +24519,7 @@
                 <w:sz w:val="12"/>
                 <w:szCs w:val="12"/>
               </w:rPr>
+              <w:t>작업자10</w:t>
             </w:r>
           </w:p>
         </w:tc>
@@ -24629,7 +24561,7 @@
                 <w:sz w:val="12"/>
                 <w:szCs w:val="12"/>
               </w:rPr>
-              <w:t>소화기 위치를 재배치하고 가압 상태를 점검 완료했다.</w:t>
+              <w:t>소화기를 재배치했다.</w:t>
             </w:r>
           </w:p>
         </w:tc>
@@ -24671,7 +24603,7 @@
                 <w:sz w:val="12"/>
                 <w:szCs w:val="12"/>
               </w:rPr>
-              <w:t>http://127.0.0.1:8000/static/uploads/board_1785201730.jpg</w:t>
+              <w:t>/static/uploads/action_history_147_20260810101923055455_b1c32ee3.jpg</w:t>
             </w:r>
           </w:p>
         </w:tc>
@@ -24713,7 +24645,7 @@
                 <w:sz w:val="12"/>
                 <w:szCs w:val="12"/>
               </w:rPr>
-              <w:t>현수</w:t>
+              <w:t>qqq</w:t>
             </w:r>
           </w:p>
         </w:tc>
@@ -24755,7 +24687,7 @@
                 <w:sz w:val="12"/>
                 <w:szCs w:val="12"/>
               </w:rPr>
-              <w:t>게시판</w:t>
+              <w:t>직접추가</w:t>
             </w:r>
           </w:p>
         </w:tc>

--- a/report_agent/output/risk_assessment_form/risk_assessment_form_filled.docx
+++ b/report_agent/output/risk_assessment_form/risk_assessment_form_filled.docx
@@ -3182,7 +3182,7 @@
                 <w:sz w:val="12"/>
                 <w:szCs w:val="12"/>
               </w:rPr>
-              <w:t>소화기 가림 박스를 치우고 통로를 확보했다.</w:t>
+              <w:t>소화기 가림 박스를 제거하고 통로를 확보하였다.</w:t>
             </w:r>
           </w:p>
         </w:tc>
@@ -4444,7 +4444,7 @@
                 <w:sz w:val="12"/>
                 <w:szCs w:val="12"/>
               </w:rPr>
-              <w:t>조치를 완료했다.</w:t>
+              <w:t>조치를 완료하였다.</w:t>
             </w:r>
           </w:p>
         </w:tc>
@@ -10476,7 +10476,7 @@
                 <w:sz w:val="12"/>
                 <w:szCs w:val="12"/>
               </w:rPr>
-              <w:t>이 점검에 대해 조치가 필요하다.</w:t>
+              <w:t>본 점검에 대해 조치가 필요하다.</w:t>
             </w:r>
           </w:p>
         </w:tc>
@@ -14247,7 +14247,7 @@
                 <w:sz w:val="12"/>
                 <w:szCs w:val="12"/>
               </w:rPr>
-              <w:t>이 점검에 대해 조치가 필요하다.</w:t>
+              <w:t>본 점검에 대해 조치가 필요하다.</w:t>
             </w:r>
           </w:p>
         </w:tc>
@@ -16766,7 +16766,7 @@
                 <w:sz w:val="12"/>
                 <w:szCs w:val="12"/>
               </w:rPr>
-              <w:t>조치가 필요한 점검으로 확인했다.</w:t>
+              <w:t>본 점검에 대해 조치가 필요하다.</w:t>
             </w:r>
           </w:p>
         </w:tc>
@@ -21872,7 +21872,7 @@
                 <w:sz w:val="12"/>
                 <w:szCs w:val="12"/>
               </w:rPr>
-              <w:t>게시판-조치테이블-담당자 배정 보고서 생성</w:t>
+              <w:t>게시판 - 조치 테이블 - 담당자 배정 보고서 생성</w:t>
             </w:r>
           </w:p>
         </w:tc>

--- a/report_agent/output/risk_assessment_form/risk_assessment_form_filled.docx
+++ b/report_agent/output/risk_assessment_form/risk_assessment_form_filled.docx
@@ -10476,7 +10476,7 @@
                 <w:sz w:val="12"/>
                 <w:szCs w:val="12"/>
               </w:rPr>
-              <w:t>본 점검에 대해 조치가 필요하다.</w:t>
+              <w:t>조치가 필요하다.</w:t>
             </w:r>
           </w:p>
         </w:tc>
@@ -11733,7 +11733,7 @@
                 <w:sz w:val="12"/>
                 <w:szCs w:val="12"/>
               </w:rPr>
-              <w:t>보호구가 불량 상태이다.</w:t>
+              <w:t>보호구 불량 상태이다.</w:t>
             </w:r>
           </w:p>
         </w:tc>
@@ -14247,7 +14247,7 @@
                 <w:sz w:val="12"/>
                 <w:szCs w:val="12"/>
               </w:rPr>
-              <w:t>본 점검에 대해 조치가 필요하다.</w:t>
+              <w:t>조치가 필요하다.</w:t>
             </w:r>
           </w:p>
         </w:tc>
@@ -15805,7 +15805,38 @@
                 <w:sz w:val="12"/>
                 <w:szCs w:val="12"/>
               </w:rPr>
-              <w:t>/static/uploads/action_history_22_20260803103349730715_72a6a08d.png</w:t>
+              <w:drawing>
+                <wp:inline xmlns:a="http://schemas.openxmlformats.org/drawingml/2006/main" xmlns:pic="http://schemas.openxmlformats.org/drawingml/2006/picture">
+                  <wp:extent cx="1143000" cy="762000"/>
+                  <wp:docPr id="1" name="Picture 1"/>
+                  <wp:cNvGraphicFramePr>
+                    <a:graphicFrameLocks noChangeAspect="1"/>
+                  </wp:cNvGraphicFramePr>
+                  <a:graphic>
+                    <a:graphicData uri="http://schemas.openxmlformats.org/drawingml/2006/picture">
+                      <pic:pic>
+                        <pic:nvPicPr>
+                          <pic:cNvPr id="0" name="image.png"/>
+                          <pic:cNvPicPr/>
+                        </pic:nvPicPr>
+                        <pic:blipFill>
+                          <a:blip r:embed="rId8"/>
+                          <a:stretch>
+                            <a:fillRect/>
+                          </a:stretch>
+                        </pic:blipFill>
+                        <pic:spPr>
+                          <a:xfrm>
+                            <a:off x="0" y="0"/>
+                            <a:ext cx="1143000" cy="762000"/>
+                          </a:xfrm>
+                          <a:prstGeom prst="rect"/>
+                        </pic:spPr>
+                      </pic:pic>
+                    </a:graphicData>
+                  </a:graphic>
+                </wp:inline>
+              </w:drawing>
             </w:r>
           </w:p>
         </w:tc>
@@ -20828,7 +20859,38 @@
                 <w:sz w:val="12"/>
                 <w:szCs w:val="12"/>
               </w:rPr>
-              <w:t>/static/uploads/action_history_21_20260803101823659726_cdfaccd8.png</w:t>
+              <w:drawing>
+                <wp:inline xmlns:a="http://schemas.openxmlformats.org/drawingml/2006/main" xmlns:pic="http://schemas.openxmlformats.org/drawingml/2006/picture">
+                  <wp:extent cx="1143000" cy="762000"/>
+                  <wp:docPr id="2" name="Picture 2"/>
+                  <wp:cNvGraphicFramePr>
+                    <a:graphicFrameLocks noChangeAspect="1"/>
+                  </wp:cNvGraphicFramePr>
+                  <a:graphic>
+                    <a:graphicData uri="http://schemas.openxmlformats.org/drawingml/2006/picture">
+                      <pic:pic>
+                        <pic:nvPicPr>
+                          <pic:cNvPr id="0" name="image.png"/>
+                          <pic:cNvPicPr/>
+                        </pic:nvPicPr>
+                        <pic:blipFill>
+                          <a:blip r:embed="rId8"/>
+                          <a:stretch>
+                            <a:fillRect/>
+                          </a:stretch>
+                        </pic:blipFill>
+                        <pic:spPr>
+                          <a:xfrm>
+                            <a:off x="0" y="0"/>
+                            <a:ext cx="1143000" cy="762000"/>
+                          </a:xfrm>
+                          <a:prstGeom prst="rect"/>
+                        </pic:spPr>
+                      </pic:pic>
+                    </a:graphicData>
+                  </a:graphic>
+                </wp:inline>
+              </w:drawing>
             </w:r>
           </w:p>
         </w:tc>
@@ -24561,7 +24623,7 @@
                 <w:sz w:val="12"/>
                 <w:szCs w:val="12"/>
               </w:rPr>
-              <w:t>소화기를 재배치했다.</w:t>
+              <w:t>소화기 재배치를 완료했다.</w:t>
             </w:r>
           </w:p>
         </w:tc>
